--- a/data/outputs/v2/Physics/SS3.4_Electrostatics/Physics_Electrostatics_CBE_LessonSequence.docx
+++ b/data/outputs/v2/Physics/SS3.4_Electrostatics/Physics_Electrostatics_CBE_LessonSequence.docx
@@ -3523,32 +3523,32 @@
         <w:tc>
           <w:tcPr>
             <w:tcW w:type="dxa" w:w="1520"/>
-            <w:shd w:fill="F2F2F2" w:color="auto" w:val="clear"/>
-            <w:tcMar>
-              <w:top w:type="dxa" w:w="60"/>
-              <w:left w:type="dxa" w:w="120"/>
-              <w:bottom w:type="dxa" w:w="60"/>
-              <w:right w:type="dxa" w:w="120"/>
-            </w:tcMar>
-            <w:vAlign w:val="top"/>
-          </w:tcPr>
-          <w:p>
-            <w:pPr>
-              <w:spacing w:after="40" w:before="0"/>
-              <w:jc w:val="left"/>
-            </w:pPr>
-            <w:r>
-              <w:rPr>
-                <w:rFonts w:ascii="Arial" w:cs="Arial" w:eastAsia="Arial" w:hAnsi="Arial"/>
-                <w:b/>
-                <w:bCs/>
-                <w:i w:val="false"/>
-                <w:iCs w:val="false"/>
-                <w:color w:val="000000"/>
-                <w:sz w:val="18"/>
-                <w:szCs w:val="18"/>
-              </w:rPr>
-              <w:t xml:space="preserve">Phase 1 — PREDICT: What Do You Already Think Is Happening?</w:t>
+            <w:shd w:fill="EAD1F5" w:color="auto" w:val="clear"/>
+            <w:tcMar>
+              <w:top w:type="dxa" w:w="60"/>
+              <w:left w:type="dxa" w:w="120"/>
+              <w:bottom w:type="dxa" w:w="60"/>
+              <w:right w:type="dxa" w:w="120"/>
+            </w:tcMar>
+            <w:vAlign w:val="top"/>
+          </w:tcPr>
+          <w:p>
+            <w:pPr>
+              <w:spacing w:after="40" w:before="0"/>
+              <w:jc w:val="left"/>
+            </w:pPr>
+            <w:r>
+              <w:rPr>
+                <w:rFonts w:ascii="Arial" w:cs="Arial" w:eastAsia="Arial" w:hAnsi="Arial"/>
+                <w:b/>
+                <w:bCs/>
+                <w:i w:val="false"/>
+                <w:iCs w:val="false"/>
+                <w:color w:val="000000"/>
+                <w:sz w:val="18"/>
+                <w:szCs w:val="18"/>
+              </w:rPr>
+              <w:t xml:space="preserve">Predict Phase</w:t>
             </w:r>
           </w:p>
           <w:p>
@@ -3571,7 +3571,7 @@
             <w:pPr>
               <w:spacing w:after="20" w:before="0"/>
             </w:pPr>
-            <w:hyperlink w:history="1" r:id="rIdw-9qkuo_xn-aclfffl4k7">
+            <w:hyperlink w:history="1" r:id="rIdlozmki38xl_x8k0nneqg6">
               <w:r>
                 <w:rPr>
                   <w:rFonts w:ascii="Arial" w:cs="Arial" w:eastAsia="Arial" w:hAnsi="Arial"/>
@@ -3604,7 +3604,7 @@
               <w:spacing w:after="10" w:before="0"/>
               <w:ind w:left="120"/>
             </w:pPr>
-            <w:hyperlink w:history="1" r:id="rId_oeqk-dzzmnj8sfgubxmh">
+            <w:hyperlink w:history="1" r:id="rIdt1prdqe7ah2h6gzidh-t8">
               <w:r>
                 <w:rPr>
                   <w:rFonts w:ascii="Arial" w:cs="Arial" w:eastAsia="Arial" w:hAnsi="Arial"/>
@@ -3649,7 +3649,7 @@
             <w:pPr>
               <w:spacing w:after="20" w:before="0"/>
             </w:pPr>
-            <w:hyperlink w:history="1" r:id="rIdw3z4r2b2utukn32qsed_q">
+            <w:hyperlink w:history="1" r:id="rIdsknhthyniirqx06n_21mg">
               <w:r>
                 <w:rPr>
                   <w:rFonts w:ascii="Arial" w:cs="Arial" w:eastAsia="Arial" w:hAnsi="Arial"/>
@@ -3682,7 +3682,7 @@
               <w:spacing w:after="10" w:before="0"/>
               <w:ind w:left="120"/>
             </w:pPr>
-            <w:hyperlink w:history="1" r:id="rIdmzx3-li-ynp1tb3xxfm8i">
+            <w:hyperlink w:history="1" r:id="rIdsjwxb6_wz5rdyr8cia2ly">
               <w:r>
                 <w:rPr>
                   <w:rFonts w:ascii="Arial" w:cs="Arial" w:eastAsia="Arial" w:hAnsi="Arial"/>
@@ -3829,32 +3829,32 @@
         <w:tc>
           <w:tcPr>
             <w:tcW w:type="dxa" w:w="1520"/>
-            <w:shd w:fill="F2F2F2" w:color="auto" w:val="clear"/>
-            <w:tcMar>
-              <w:top w:type="dxa" w:w="60"/>
-              <w:left w:type="dxa" w:w="120"/>
-              <w:bottom w:type="dxa" w:w="60"/>
-              <w:right w:type="dxa" w:w="120"/>
-            </w:tcMar>
-            <w:vAlign w:val="top"/>
-          </w:tcPr>
-          <w:p>
-            <w:pPr>
-              <w:spacing w:after="40" w:before="0"/>
-              <w:jc w:val="left"/>
-            </w:pPr>
-            <w:r>
-              <w:rPr>
-                <w:rFonts w:ascii="Arial" w:cs="Arial" w:eastAsia="Arial" w:hAnsi="Arial"/>
-                <w:b/>
-                <w:bCs/>
-                <w:i w:val="false"/>
-                <w:iCs w:val="false"/>
-                <w:color w:val="000000"/>
-                <w:sz w:val="18"/>
-                <w:szCs w:val="18"/>
-              </w:rPr>
-              <w:t xml:space="preserve">Phase 2 — OBSERVE: Charging Objects and Detecting Charge</w:t>
+            <w:shd w:fill="D9EEF1" w:color="auto" w:val="clear"/>
+            <w:tcMar>
+              <w:top w:type="dxa" w:w="60"/>
+              <w:left w:type="dxa" w:w="120"/>
+              <w:bottom w:type="dxa" w:w="60"/>
+              <w:right w:type="dxa" w:w="120"/>
+            </w:tcMar>
+            <w:vAlign w:val="top"/>
+          </w:tcPr>
+          <w:p>
+            <w:pPr>
+              <w:spacing w:after="40" w:before="0"/>
+              <w:jc w:val="left"/>
+            </w:pPr>
+            <w:r>
+              <w:rPr>
+                <w:rFonts w:ascii="Arial" w:cs="Arial" w:eastAsia="Arial" w:hAnsi="Arial"/>
+                <w:b/>
+                <w:bCs/>
+                <w:i w:val="false"/>
+                <w:iCs w:val="false"/>
+                <w:color w:val="000000"/>
+                <w:sz w:val="18"/>
+                <w:szCs w:val="18"/>
+              </w:rPr>
+              <w:t xml:space="preserve">Observe Phase</w:t>
             </w:r>
           </w:p>
           <w:p>
@@ -3877,7 +3877,7 @@
             <w:pPr>
               <w:spacing w:after="20" w:before="0"/>
             </w:pPr>
-            <w:hyperlink w:history="1" r:id="rIdezxzatjjwer5njhy6wyq2">
+            <w:hyperlink w:history="1" r:id="rIdftc8yf6xb4inrcw_5jz9p">
               <w:r>
                 <w:rPr>
                   <w:rFonts w:ascii="Arial" w:cs="Arial" w:eastAsia="Arial" w:hAnsi="Arial"/>
@@ -3910,7 +3910,7 @@
               <w:spacing w:after="10" w:before="0"/>
               <w:ind w:left="120"/>
             </w:pPr>
-            <w:hyperlink w:history="1" r:id="rIdtwrhluodrwbwjtld57bql">
+            <w:hyperlink w:history="1" r:id="rIdpoffnxe3a6vtqo4otxecd">
               <w:r>
                 <w:rPr>
                   <w:rFonts w:ascii="Arial" w:cs="Arial" w:eastAsia="Arial" w:hAnsi="Arial"/>
@@ -3955,7 +3955,7 @@
             <w:pPr>
               <w:spacing w:after="20" w:before="0"/>
             </w:pPr>
-            <w:hyperlink w:history="1" r:id="rId4gqnih7bsu6irroyb2cvx">
+            <w:hyperlink w:history="1" r:id="rIdatgxfbzvi72jahvu7q7oi">
               <w:r>
                 <w:rPr>
                   <w:rFonts w:ascii="Arial" w:cs="Arial" w:eastAsia="Arial" w:hAnsi="Arial"/>
@@ -3988,7 +3988,7 @@
               <w:spacing w:after="10" w:before="0"/>
               <w:ind w:left="120"/>
             </w:pPr>
-            <w:hyperlink w:history="1" r:id="rIdnfskqyk2hg0vijvjem62c">
+            <w:hyperlink w:history="1" r:id="rIdk-7fozheipbiofveitilk">
               <w:r>
                 <w:rPr>
                   <w:rFonts w:ascii="Arial" w:cs="Arial" w:eastAsia="Arial" w:hAnsi="Arial"/>
@@ -4309,32 +4309,32 @@
         <w:tc>
           <w:tcPr>
             <w:tcW w:type="dxa" w:w="1520"/>
-            <w:shd w:fill="F2F2F2" w:color="auto" w:val="clear"/>
-            <w:tcMar>
-              <w:top w:type="dxa" w:w="60"/>
-              <w:left w:type="dxa" w:w="120"/>
-              <w:bottom w:type="dxa" w:w="60"/>
-              <w:right w:type="dxa" w:w="120"/>
-            </w:tcMar>
-            <w:vAlign w:val="top"/>
-          </w:tcPr>
-          <w:p>
-            <w:pPr>
-              <w:spacing w:after="40" w:before="0"/>
-              <w:jc w:val="left"/>
-            </w:pPr>
-            <w:r>
-              <w:rPr>
-                <w:rFonts w:ascii="Arial" w:cs="Arial" w:eastAsia="Arial" w:hAnsi="Arial"/>
-                <w:b/>
-                <w:bCs/>
-                <w:i w:val="false"/>
-                <w:iCs w:val="false"/>
-                <w:color w:val="000000"/>
-                <w:sz w:val="18"/>
-                <w:szCs w:val="18"/>
-              </w:rPr>
-              <w:t xml:space="preserve">Phase 3 — EXPLAIN: Building a Particle-Level Model of Charge</w:t>
+            <w:shd w:fill="E2EFDA" w:color="auto" w:val="clear"/>
+            <w:tcMar>
+              <w:top w:type="dxa" w:w="60"/>
+              <w:left w:type="dxa" w:w="120"/>
+              <w:bottom w:type="dxa" w:w="60"/>
+              <w:right w:type="dxa" w:w="120"/>
+            </w:tcMar>
+            <w:vAlign w:val="top"/>
+          </w:tcPr>
+          <w:p>
+            <w:pPr>
+              <w:spacing w:after="40" w:before="0"/>
+              <w:jc w:val="left"/>
+            </w:pPr>
+            <w:r>
+              <w:rPr>
+                <w:rFonts w:ascii="Arial" w:cs="Arial" w:eastAsia="Arial" w:hAnsi="Arial"/>
+                <w:b/>
+                <w:bCs/>
+                <w:i w:val="false"/>
+                <w:iCs w:val="false"/>
+                <w:color w:val="000000"/>
+                <w:sz w:val="18"/>
+                <w:szCs w:val="18"/>
+              </w:rPr>
+              <w:t xml:space="preserve">Explain Phase</w:t>
             </w:r>
           </w:p>
           <w:p>
@@ -4357,7 +4357,7 @@
             <w:pPr>
               <w:spacing w:after="20" w:before="0"/>
             </w:pPr>
-            <w:hyperlink w:history="1" r:id="rId2gqzjvfrgqsyobyp0z0dd">
+            <w:hyperlink w:history="1" r:id="rIdll4cinijew3_4zwmcqfxj">
               <w:r>
                 <w:rPr>
                   <w:rFonts w:ascii="Arial" w:cs="Arial" w:eastAsia="Arial" w:hAnsi="Arial"/>
@@ -4390,7 +4390,7 @@
               <w:spacing w:after="10" w:before="0"/>
               <w:ind w:left="120"/>
             </w:pPr>
-            <w:hyperlink w:history="1" r:id="rId71ueruw1kerq1qymlimrz">
+            <w:hyperlink w:history="1" r:id="rId7_pzot43vfobeqpydoira">
               <w:r>
                 <w:rPr>
                   <w:rFonts w:ascii="Arial" w:cs="Arial" w:eastAsia="Arial" w:hAnsi="Arial"/>
@@ -4435,7 +4435,7 @@
             <w:pPr>
               <w:spacing w:after="20" w:before="0"/>
             </w:pPr>
-            <w:hyperlink w:history="1" r:id="rIdysyjxrcfvmvb6lbmm1ir4">
+            <w:hyperlink w:history="1" r:id="rId_w7hlzahpejy2ulzgials">
               <w:r>
                 <w:rPr>
                   <w:rFonts w:ascii="Arial" w:cs="Arial" w:eastAsia="Arial" w:hAnsi="Arial"/>
@@ -4468,7 +4468,7 @@
               <w:spacing w:after="10" w:before="0"/>
               <w:ind w:left="120"/>
             </w:pPr>
-            <w:hyperlink w:history="1" r:id="rIddgzks1ocptswm7tnkd1ge">
+            <w:hyperlink w:history="1" r:id="rId2vq8thdyfzd4dkzdkt-7j">
               <w:r>
                 <w:rPr>
                   <w:rFonts w:ascii="Arial" w:cs="Arial" w:eastAsia="Arial" w:hAnsi="Arial"/>
@@ -4691,32 +4691,32 @@
         <w:tc>
           <w:tcPr>
             <w:tcW w:type="dxa" w:w="1520"/>
-            <w:shd w:fill="F2F2F2" w:color="auto" w:val="clear"/>
-            <w:tcMar>
-              <w:top w:type="dxa" w:w="60"/>
-              <w:left w:type="dxa" w:w="120"/>
-              <w:bottom w:type="dxa" w:w="60"/>
-              <w:right w:type="dxa" w:w="120"/>
-            </w:tcMar>
-            <w:vAlign w:val="top"/>
-          </w:tcPr>
-          <w:p>
-            <w:pPr>
-              <w:spacing w:after="40" w:before="0"/>
-              <w:jc w:val="left"/>
-            </w:pPr>
-            <w:r>
-              <w:rPr>
-                <w:rFonts w:ascii="Arial" w:cs="Arial" w:eastAsia="Arial" w:hAnsi="Arial"/>
-                <w:b/>
-                <w:bCs/>
-                <w:i w:val="false"/>
-                <w:iCs w:val="false"/>
-                <w:color w:val="000000"/>
-                <w:sz w:val="18"/>
-                <w:szCs w:val="18"/>
-              </w:rPr>
-              <w:t xml:space="preserve">Phase 4 — DRIVING QUESTION BOARD (DQB): Opening the Unit's Question Wall</w:t>
+            <w:shd w:fill="FCE4D6" w:color="auto" w:val="clear"/>
+            <w:tcMar>
+              <w:top w:type="dxa" w:w="60"/>
+              <w:left w:type="dxa" w:w="120"/>
+              <w:bottom w:type="dxa" w:w="60"/>
+              <w:right w:type="dxa" w:w="120"/>
+            </w:tcMar>
+            <w:vAlign w:val="top"/>
+          </w:tcPr>
+          <w:p>
+            <w:pPr>
+              <w:spacing w:after="40" w:before="0"/>
+              <w:jc w:val="left"/>
+            </w:pPr>
+            <w:r>
+              <w:rPr>
+                <w:rFonts w:ascii="Arial" w:cs="Arial" w:eastAsia="Arial" w:hAnsi="Arial"/>
+                <w:b/>
+                <w:bCs/>
+                <w:i w:val="false"/>
+                <w:iCs w:val="false"/>
+                <w:color w:val="000000"/>
+                <w:sz w:val="18"/>
+                <w:szCs w:val="18"/>
+              </w:rPr>
+              <w:t xml:space="preserve">Driving Question Board (DQB) Creation</w:t>
             </w:r>
           </w:p>
           <w:p>
@@ -4739,7 +4739,7 @@
             <w:pPr>
               <w:spacing w:after="20" w:before="0"/>
             </w:pPr>
-            <w:hyperlink w:history="1" r:id="rId_ugk-cyumqlhsbxt7haxs">
+            <w:hyperlink w:history="1" r:id="rIdgn5tuxopvo-kcttjkkgcj">
               <w:r>
                 <w:rPr>
                   <w:rFonts w:ascii="Arial" w:cs="Arial" w:eastAsia="Arial" w:hAnsi="Arial"/>
@@ -4772,7 +4772,7 @@
               <w:spacing w:after="10" w:before="0"/>
               <w:ind w:left="120"/>
             </w:pPr>
-            <w:hyperlink w:history="1" r:id="rId_k3rrrr6q9rxef8tbkfpm">
+            <w:hyperlink w:history="1" r:id="rIdvw8rzwemkg4notw70ytqq">
               <w:r>
                 <w:rPr>
                   <w:rFonts w:ascii="Arial" w:cs="Arial" w:eastAsia="Arial" w:hAnsi="Arial"/>
@@ -4817,7 +4817,7 @@
             <w:pPr>
               <w:spacing w:after="20" w:before="0"/>
             </w:pPr>
-            <w:hyperlink w:history="1" r:id="rIdqsyjlxval4oq5zot9um1i">
+            <w:hyperlink w:history="1" r:id="rIdidxhl4614prwiwakyhnvw">
               <w:r>
                 <w:rPr>
                   <w:rFonts w:ascii="Arial" w:cs="Arial" w:eastAsia="Arial" w:hAnsi="Arial"/>
@@ -4850,7 +4850,7 @@
               <w:spacing w:after="10" w:before="0"/>
               <w:ind w:left="120"/>
             </w:pPr>
-            <w:hyperlink w:history="1" r:id="rIdbzoz5nzrox0z_hgtuslwq">
+            <w:hyperlink w:history="1" r:id="rIdafq3prx6xaowyewxrgicw">
               <w:r>
                 <w:rPr>
                   <w:rFonts w:ascii="Arial" w:cs="Arial" w:eastAsia="Arial" w:hAnsi="Arial"/>
@@ -4997,32 +4997,32 @@
         <w:tc>
           <w:tcPr>
             <w:tcW w:type="dxa" w:w="1520"/>
-            <w:shd w:fill="F2F2F2" w:color="auto" w:val="clear"/>
-            <w:tcMar>
-              <w:top w:type="dxa" w:w="60"/>
-              <w:left w:type="dxa" w:w="120"/>
-              <w:bottom w:type="dxa" w:w="60"/>
-              <w:right w:type="dxa" w:w="120"/>
-            </w:tcMar>
-            <w:vAlign w:val="top"/>
-          </w:tcPr>
-          <w:p>
-            <w:pPr>
-              <w:spacing w:after="40" w:before="0"/>
-              <w:jc w:val="left"/>
-            </w:pPr>
-            <w:r>
-              <w:rPr>
-                <w:rFonts w:ascii="Arial" w:cs="Arial" w:eastAsia="Arial" w:hAnsi="Arial"/>
-                <w:b/>
-                <w:bCs/>
-                <w:i w:val="false"/>
-                <w:iCs w:val="false"/>
-                <w:color w:val="000000"/>
-                <w:sz w:val="18"/>
-                <w:szCs w:val="18"/>
-              </w:rPr>
-              <w:t xml:space="preserve">Phase 5 — MODEL BUILDING: First Particle Model of the Ol Kalou Event</w:t>
+            <w:shd w:fill="D5E8F0" w:color="auto" w:val="clear"/>
+            <w:tcMar>
+              <w:top w:type="dxa" w:w="60"/>
+              <w:left w:type="dxa" w:w="120"/>
+              <w:bottom w:type="dxa" w:w="60"/>
+              <w:right w:type="dxa" w:w="120"/>
+            </w:tcMar>
+            <w:vAlign w:val="top"/>
+          </w:tcPr>
+          <w:p>
+            <w:pPr>
+              <w:spacing w:after="40" w:before="0"/>
+              <w:jc w:val="left"/>
+            </w:pPr>
+            <w:r>
+              <w:rPr>
+                <w:rFonts w:ascii="Arial" w:cs="Arial" w:eastAsia="Arial" w:hAnsi="Arial"/>
+                <w:b/>
+                <w:bCs/>
+                <w:i w:val="false"/>
+                <w:iCs w:val="false"/>
+                <w:color w:val="000000"/>
+                <w:sz w:val="18"/>
+                <w:szCs w:val="18"/>
+              </w:rPr>
+              <w:t xml:space="preserve">Model Building Phase</w:t>
             </w:r>
           </w:p>
           <w:p>
@@ -5045,7 +5045,7 @@
             <w:pPr>
               <w:spacing w:after="20" w:before="0"/>
             </w:pPr>
-            <w:hyperlink w:history="1" r:id="rIdwchw8yzub5uyqchqgy_6v">
+            <w:hyperlink w:history="1" r:id="rId2nmtnu0w0fpyw90aip5xv">
               <w:r>
                 <w:rPr>
                   <w:rFonts w:ascii="Arial" w:cs="Arial" w:eastAsia="Arial" w:hAnsi="Arial"/>
@@ -5078,7 +5078,7 @@
               <w:spacing w:after="10" w:before="0"/>
               <w:ind w:left="120"/>
             </w:pPr>
-            <w:hyperlink w:history="1" r:id="rId-hqdcdnrt6qs5kn2lfjcy">
+            <w:hyperlink w:history="1" r:id="rIdthxcuh7_jj_n9nxe0rc1t">
               <w:r>
                 <w:rPr>
                   <w:rFonts w:ascii="Arial" w:cs="Arial" w:eastAsia="Arial" w:hAnsi="Arial"/>
@@ -5123,7 +5123,7 @@
             <w:pPr>
               <w:spacing w:after="20" w:before="0"/>
             </w:pPr>
-            <w:hyperlink w:history="1" r:id="rIdd2g8pd8j0el-hkcfsaalj">
+            <w:hyperlink w:history="1" r:id="rIddr32hh6zgmmvr0nomkwtu">
               <w:r>
                 <w:rPr>
                   <w:rFonts w:ascii="Arial" w:cs="Arial" w:eastAsia="Arial" w:hAnsi="Arial"/>
@@ -5156,7 +5156,7 @@
               <w:spacing w:after="10" w:before="0"/>
               <w:ind w:left="120"/>
             </w:pPr>
-            <w:hyperlink w:history="1" r:id="rIdqaroi1amdlbqvdzvk3oba">
+            <w:hyperlink w:history="1" r:id="rId9ogijjyk1nztgmqed_y5f">
               <w:r>
                 <w:rPr>
                   <w:rFonts w:ascii="Arial" w:cs="Arial" w:eastAsia="Arial" w:hAnsi="Arial"/>
@@ -6823,32 +6823,32 @@
         <w:tc>
           <w:tcPr>
             <w:tcW w:type="dxa" w:w="1520"/>
-            <w:shd w:fill="F2F2F2" w:color="auto" w:val="clear"/>
-            <w:tcMar>
-              <w:top w:type="dxa" w:w="60"/>
-              <w:left w:type="dxa" w:w="120"/>
-              <w:bottom w:type="dxa" w:w="60"/>
-              <w:right w:type="dxa" w:w="120"/>
-            </w:tcMar>
-            <w:vAlign w:val="top"/>
-          </w:tcPr>
-          <w:p>
-            <w:pPr>
-              <w:spacing w:after="40" w:before="0"/>
-              <w:jc w:val="left"/>
-            </w:pPr>
-            <w:r>
-              <w:rPr>
-                <w:rFonts w:ascii="Arial" w:cs="Arial" w:eastAsia="Arial" w:hAnsi="Arial"/>
-                <w:b/>
-                <w:bCs/>
-                <w:i w:val="false"/>
-                <w:iCs w:val="false"/>
-                <w:color w:val="000000"/>
-                <w:sz w:val="18"/>
-                <w:szCs w:val="18"/>
-              </w:rPr>
-              <w:t xml:space="preserve">1 — PREDICT</w:t>
+            <w:shd w:fill="EAD1F5" w:color="auto" w:val="clear"/>
+            <w:tcMar>
+              <w:top w:type="dxa" w:w="60"/>
+              <w:left w:type="dxa" w:w="120"/>
+              <w:bottom w:type="dxa" w:w="60"/>
+              <w:right w:type="dxa" w:w="120"/>
+            </w:tcMar>
+            <w:vAlign w:val="top"/>
+          </w:tcPr>
+          <w:p>
+            <w:pPr>
+              <w:spacing w:after="40" w:before="0"/>
+              <w:jc w:val="left"/>
+            </w:pPr>
+            <w:r>
+              <w:rPr>
+                <w:rFonts w:ascii="Arial" w:cs="Arial" w:eastAsia="Arial" w:hAnsi="Arial"/>
+                <w:b/>
+                <w:bCs/>
+                <w:i w:val="false"/>
+                <w:iCs w:val="false"/>
+                <w:color w:val="000000"/>
+                <w:sz w:val="18"/>
+                <w:szCs w:val="18"/>
+              </w:rPr>
+              <w:t xml:space="preserve">Predict Phase</w:t>
             </w:r>
           </w:p>
           <w:p>
@@ -6871,7 +6871,7 @@
             <w:pPr>
               <w:spacing w:after="20" w:before="0"/>
             </w:pPr>
-            <w:hyperlink w:history="1" r:id="rIdbqusiapmhnq-fjhdgv5bi">
+            <w:hyperlink w:history="1" r:id="rIdoodxha9xtut3te8dcrmob">
               <w:r>
                 <w:rPr>
                   <w:rFonts w:ascii="Arial" w:cs="Arial" w:eastAsia="Arial" w:hAnsi="Arial"/>
@@ -6904,7 +6904,7 @@
               <w:spacing w:after="10" w:before="0"/>
               <w:ind w:left="120"/>
             </w:pPr>
-            <w:hyperlink w:history="1" r:id="rIdyn-yrjwwtvn7u0hmndsut">
+            <w:hyperlink w:history="1" r:id="rIddm6wszsrmby7jrhaoy9yi">
               <w:r>
                 <w:rPr>
                   <w:rFonts w:ascii="Arial" w:cs="Arial" w:eastAsia="Arial" w:hAnsi="Arial"/>
@@ -6949,7 +6949,7 @@
             <w:pPr>
               <w:spacing w:after="20" w:before="0"/>
             </w:pPr>
-            <w:hyperlink w:history="1" r:id="rIdh5zuapd-ljr1rpuvwazku">
+            <w:hyperlink w:history="1" r:id="rIdgdf8i4kpa9iv2i6_ujcee">
               <w:r>
                 <w:rPr>
                   <w:rFonts w:ascii="Arial" w:cs="Arial" w:eastAsia="Arial" w:hAnsi="Arial"/>
@@ -6982,7 +6982,7 @@
               <w:spacing w:after="10" w:before="0"/>
               <w:ind w:left="120"/>
             </w:pPr>
-            <w:hyperlink w:history="1" r:id="rIdfhcpqhhirxvwramgx6idy">
+            <w:hyperlink w:history="1" r:id="rIdedsb-pmj_a6lwavpnu3tc">
               <w:r>
                 <w:rPr>
                   <w:rFonts w:ascii="Arial" w:cs="Arial" w:eastAsia="Arial" w:hAnsi="Arial"/>
@@ -7129,32 +7129,32 @@
         <w:tc>
           <w:tcPr>
             <w:tcW w:type="dxa" w:w="1520"/>
-            <w:shd w:fill="F2F2F2" w:color="auto" w:val="clear"/>
-            <w:tcMar>
-              <w:top w:type="dxa" w:w="60"/>
-              <w:left w:type="dxa" w:w="120"/>
-              <w:bottom w:type="dxa" w:w="60"/>
-              <w:right w:type="dxa" w:w="120"/>
-            </w:tcMar>
-            <w:vAlign w:val="top"/>
-          </w:tcPr>
-          <w:p>
-            <w:pPr>
-              <w:spacing w:after="40" w:before="0"/>
-              <w:jc w:val="left"/>
-            </w:pPr>
-            <w:r>
-              <w:rPr>
-                <w:rFonts w:ascii="Arial" w:cs="Arial" w:eastAsia="Arial" w:hAnsi="Arial"/>
-                <w:b/>
-                <w:bCs/>
-                <w:i w:val="false"/>
-                <w:iCs w:val="false"/>
-                <w:color w:val="000000"/>
-                <w:sz w:val="18"/>
-                <w:szCs w:val="18"/>
-              </w:rPr>
-              <w:t xml:space="preserve">2 — OBSERVE (Evidence-Gathering Investigation)</w:t>
+            <w:shd w:fill="D9EEF1" w:color="auto" w:val="clear"/>
+            <w:tcMar>
+              <w:top w:type="dxa" w:w="60"/>
+              <w:left w:type="dxa" w:w="120"/>
+              <w:bottom w:type="dxa" w:w="60"/>
+              <w:right w:type="dxa" w:w="120"/>
+            </w:tcMar>
+            <w:vAlign w:val="top"/>
+          </w:tcPr>
+          <w:p>
+            <w:pPr>
+              <w:spacing w:after="40" w:before="0"/>
+              <w:jc w:val="left"/>
+            </w:pPr>
+            <w:r>
+              <w:rPr>
+                <w:rFonts w:ascii="Arial" w:cs="Arial" w:eastAsia="Arial" w:hAnsi="Arial"/>
+                <w:b/>
+                <w:bCs/>
+                <w:i w:val="false"/>
+                <w:iCs w:val="false"/>
+                <w:color w:val="000000"/>
+                <w:sz w:val="18"/>
+                <w:szCs w:val="18"/>
+              </w:rPr>
+              <w:t xml:space="preserve">Observe Phase</w:t>
             </w:r>
           </w:p>
           <w:p>
@@ -7177,7 +7177,7 @@
             <w:pPr>
               <w:spacing w:after="20" w:before="0"/>
             </w:pPr>
-            <w:hyperlink w:history="1" r:id="rIdlzjzubu8g3spc-3ug_rgg">
+            <w:hyperlink w:history="1" r:id="rId4rbyhke2ahwebefgjooe1">
               <w:r>
                 <w:rPr>
                   <w:rFonts w:ascii="Arial" w:cs="Arial" w:eastAsia="Arial" w:hAnsi="Arial"/>
@@ -7210,7 +7210,7 @@
               <w:spacing w:after="10" w:before="0"/>
               <w:ind w:left="120"/>
             </w:pPr>
-            <w:hyperlink w:history="1" r:id="rId6bo_rgxoxqonis4ugtzr-">
+            <w:hyperlink w:history="1" r:id="rId5_jqcbm6swya24nzuz-6p">
               <w:r>
                 <w:rPr>
                   <w:rFonts w:ascii="Arial" w:cs="Arial" w:eastAsia="Arial" w:hAnsi="Arial"/>
@@ -7255,7 +7255,7 @@
             <w:pPr>
               <w:spacing w:after="20" w:before="0"/>
             </w:pPr>
-            <w:hyperlink w:history="1" r:id="rIdyckmf3bnxehabhit2bfrl">
+            <w:hyperlink w:history="1" r:id="rIdn7zwfnc1ppdpm4g5jgzhw">
               <w:r>
                 <w:rPr>
                   <w:rFonts w:ascii="Arial" w:cs="Arial" w:eastAsia="Arial" w:hAnsi="Arial"/>
@@ -7288,7 +7288,7 @@
               <w:spacing w:after="10" w:before="0"/>
               <w:ind w:left="120"/>
             </w:pPr>
-            <w:hyperlink w:history="1" r:id="rIdlw-gc_aidd7bqzozr9_yf">
+            <w:hyperlink w:history="1" r:id="rIdkn3tcycrizzmzy0tadik3">
               <w:r>
                 <w:rPr>
                   <w:rFonts w:ascii="Arial" w:cs="Arial" w:eastAsia="Arial" w:hAnsi="Arial"/>
@@ -7435,32 +7435,32 @@
         <w:tc>
           <w:tcPr>
             <w:tcW w:type="dxa" w:w="1520"/>
-            <w:shd w:fill="F2F2F2" w:color="auto" w:val="clear"/>
-            <w:tcMar>
-              <w:top w:type="dxa" w:w="60"/>
-              <w:left w:type="dxa" w:w="120"/>
-              <w:bottom w:type="dxa" w:w="60"/>
-              <w:right w:type="dxa" w:w="120"/>
-            </w:tcMar>
-            <w:vAlign w:val="top"/>
-          </w:tcPr>
-          <w:p>
-            <w:pPr>
-              <w:spacing w:after="40" w:before="0"/>
-              <w:jc w:val="left"/>
-            </w:pPr>
-            <w:r>
-              <w:rPr>
-                <w:rFonts w:ascii="Arial" w:cs="Arial" w:eastAsia="Arial" w:hAnsi="Arial"/>
-                <w:b/>
-                <w:bCs/>
-                <w:i w:val="false"/>
-                <w:iCs w:val="false"/>
-                <w:color w:val="000000"/>
-                <w:sz w:val="18"/>
-                <w:szCs w:val="18"/>
-              </w:rPr>
-              <w:t xml:space="preserve">3 — EXPLAIN</w:t>
+            <w:shd w:fill="E2EFDA" w:color="auto" w:val="clear"/>
+            <w:tcMar>
+              <w:top w:type="dxa" w:w="60"/>
+              <w:left w:type="dxa" w:w="120"/>
+              <w:bottom w:type="dxa" w:w="60"/>
+              <w:right w:type="dxa" w:w="120"/>
+            </w:tcMar>
+            <w:vAlign w:val="top"/>
+          </w:tcPr>
+          <w:p>
+            <w:pPr>
+              <w:spacing w:after="40" w:before="0"/>
+              <w:jc w:val="left"/>
+            </w:pPr>
+            <w:r>
+              <w:rPr>
+                <w:rFonts w:ascii="Arial" w:cs="Arial" w:eastAsia="Arial" w:hAnsi="Arial"/>
+                <w:b/>
+                <w:bCs/>
+                <w:i w:val="false"/>
+                <w:iCs w:val="false"/>
+                <w:color w:val="000000"/>
+                <w:sz w:val="18"/>
+                <w:szCs w:val="18"/>
+              </w:rPr>
+              <w:t xml:space="preserve">Explain Phase</w:t>
             </w:r>
           </w:p>
           <w:p>
@@ -7483,7 +7483,7 @@
             <w:pPr>
               <w:spacing w:after="20" w:before="0"/>
             </w:pPr>
-            <w:hyperlink w:history="1" r:id="rIdjrzzuyqbqvhecpunahsrl">
+            <w:hyperlink w:history="1" r:id="rId-n4mxmutsb0tbf70lbxoj">
               <w:r>
                 <w:rPr>
                   <w:rFonts w:ascii="Arial" w:cs="Arial" w:eastAsia="Arial" w:hAnsi="Arial"/>
@@ -7516,7 +7516,7 @@
               <w:spacing w:after="10" w:before="0"/>
               <w:ind w:left="120"/>
             </w:pPr>
-            <w:hyperlink w:history="1" r:id="rIdfknvqpcx91zchsndgwuq-">
+            <w:hyperlink w:history="1" r:id="rIdvy5i4s5idhvcu_8qvsj0o">
               <w:r>
                 <w:rPr>
                   <w:rFonts w:ascii="Arial" w:cs="Arial" w:eastAsia="Arial" w:hAnsi="Arial"/>
@@ -7561,7 +7561,7 @@
             <w:pPr>
               <w:spacing w:after="20" w:before="0"/>
             </w:pPr>
-            <w:hyperlink w:history="1" r:id="rIdnd83u5h1jn8sjjbwocasq">
+            <w:hyperlink w:history="1" r:id="rId-pz6o8c4_0uhnhiom_otm">
               <w:r>
                 <w:rPr>
                   <w:rFonts w:ascii="Arial" w:cs="Arial" w:eastAsia="Arial" w:hAnsi="Arial"/>
@@ -7594,7 +7594,7 @@
               <w:spacing w:after="10" w:before="0"/>
               <w:ind w:left="120"/>
             </w:pPr>
-            <w:hyperlink w:history="1" r:id="rIdw2lo8uvwanp2q89bttl7_">
+            <w:hyperlink w:history="1" r:id="rIdmjqubyuxvor6giihra160">
               <w:r>
                 <w:rPr>
                   <w:rFonts w:ascii="Arial" w:cs="Arial" w:eastAsia="Arial" w:hAnsi="Arial"/>
@@ -7741,32 +7741,32 @@
         <w:tc>
           <w:tcPr>
             <w:tcW w:type="dxa" w:w="1520"/>
-            <w:shd w:fill="F2F2F2" w:color="auto" w:val="clear"/>
-            <w:tcMar>
-              <w:top w:type="dxa" w:w="60"/>
-              <w:left w:type="dxa" w:w="120"/>
-              <w:bottom w:type="dxa" w:w="60"/>
-              <w:right w:type="dxa" w:w="120"/>
-            </w:tcMar>
-            <w:vAlign w:val="top"/>
-          </w:tcPr>
-          <w:p>
-            <w:pPr>
-              <w:spacing w:after="40" w:before="0"/>
-              <w:jc w:val="left"/>
-            </w:pPr>
-            <w:r>
-              <w:rPr>
-                <w:rFonts w:ascii="Arial" w:cs="Arial" w:eastAsia="Arial" w:hAnsi="Arial"/>
-                <w:b/>
-                <w:bCs/>
-                <w:i w:val="false"/>
-                <w:iCs w:val="false"/>
-                <w:color w:val="000000"/>
-                <w:sz w:val="18"/>
-                <w:szCs w:val="18"/>
-              </w:rPr>
-              <w:t xml:space="preserve">4 — DRIVING QUESTION BOARD (DQB) UPDATE</w:t>
+            <w:shd w:fill="FCE4D6" w:color="auto" w:val="clear"/>
+            <w:tcMar>
+              <w:top w:type="dxa" w:w="60"/>
+              <w:left w:type="dxa" w:w="120"/>
+              <w:bottom w:type="dxa" w:w="60"/>
+              <w:right w:type="dxa" w:w="120"/>
+            </w:tcMar>
+            <w:vAlign w:val="top"/>
+          </w:tcPr>
+          <w:p>
+            <w:pPr>
+              <w:spacing w:after="40" w:before="0"/>
+              <w:jc w:val="left"/>
+            </w:pPr>
+            <w:r>
+              <w:rPr>
+                <w:rFonts w:ascii="Arial" w:cs="Arial" w:eastAsia="Arial" w:hAnsi="Arial"/>
+                <w:b/>
+                <w:bCs/>
+                <w:i w:val="false"/>
+                <w:iCs w:val="false"/>
+                <w:color w:val="000000"/>
+                <w:sz w:val="18"/>
+                <w:szCs w:val="18"/>
+              </w:rPr>
+              <w:t xml:space="preserve">Driving Question Board (DQB) Creation</w:t>
             </w:r>
           </w:p>
           <w:p>
@@ -7789,7 +7789,7 @@
             <w:pPr>
               <w:spacing w:after="20" w:before="0"/>
             </w:pPr>
-            <w:hyperlink w:history="1" r:id="rIdehxrc9k-lktur7gig0av-">
+            <w:hyperlink w:history="1" r:id="rIdwlbtakdfu3wxxttnfdvgv">
               <w:r>
                 <w:rPr>
                   <w:rFonts w:ascii="Arial" w:cs="Arial" w:eastAsia="Arial" w:hAnsi="Arial"/>
@@ -7822,7 +7822,7 @@
               <w:spacing w:after="10" w:before="0"/>
               <w:ind w:left="120"/>
             </w:pPr>
-            <w:hyperlink w:history="1" r:id="rIdtzmil7pns0n1y67fmhob2">
+            <w:hyperlink w:history="1" r:id="rIdal9so5o_2wduwgjf8utyh">
               <w:r>
                 <w:rPr>
                   <w:rFonts w:ascii="Arial" w:cs="Arial" w:eastAsia="Arial" w:hAnsi="Arial"/>
@@ -7867,7 +7867,7 @@
             <w:pPr>
               <w:spacing w:after="20" w:before="0"/>
             </w:pPr>
-            <w:hyperlink w:history="1" r:id="rIdvnwgn6tmgmztuvpsbxol4">
+            <w:hyperlink w:history="1" r:id="rIdzrlvaauzulv8n-f_x8zod">
               <w:r>
                 <w:rPr>
                   <w:rFonts w:ascii="Arial" w:cs="Arial" w:eastAsia="Arial" w:hAnsi="Arial"/>
@@ -7900,7 +7900,7 @@
               <w:spacing w:after="10" w:before="0"/>
               <w:ind w:left="120"/>
             </w:pPr>
-            <w:hyperlink w:history="1" r:id="rId28qdejxfzo3ujkkgyegnj">
+            <w:hyperlink w:history="1" r:id="rIdyfoopw30jc_sjnxx0cyxl">
               <w:r>
                 <w:rPr>
                   <w:rFonts w:ascii="Arial" w:cs="Arial" w:eastAsia="Arial" w:hAnsi="Arial"/>
@@ -8047,32 +8047,32 @@
         <w:tc>
           <w:tcPr>
             <w:tcW w:type="dxa" w:w="1520"/>
-            <w:shd w:fill="F2F2F2" w:color="auto" w:val="clear"/>
-            <w:tcMar>
-              <w:top w:type="dxa" w:w="60"/>
-              <w:left w:type="dxa" w:w="120"/>
-              <w:bottom w:type="dxa" w:w="60"/>
-              <w:right w:type="dxa" w:w="120"/>
-            </w:tcMar>
-            <w:vAlign w:val="top"/>
-          </w:tcPr>
-          <w:p>
-            <w:pPr>
-              <w:spacing w:after="40" w:before="0"/>
-              <w:jc w:val="left"/>
-            </w:pPr>
-            <w:r>
-              <w:rPr>
-                <w:rFonts w:ascii="Arial" w:cs="Arial" w:eastAsia="Arial" w:hAnsi="Arial"/>
-                <w:b/>
-                <w:bCs/>
-                <w:i w:val="false"/>
-                <w:iCs w:val="false"/>
-                <w:color w:val="000000"/>
-                <w:sz w:val="18"/>
-                <w:szCs w:val="18"/>
-              </w:rPr>
-              <w:t xml:space="preserve">5 — MODEL BUILDING</w:t>
+            <w:shd w:fill="D5E8F0" w:color="auto" w:val="clear"/>
+            <w:tcMar>
+              <w:top w:type="dxa" w:w="60"/>
+              <w:left w:type="dxa" w:w="120"/>
+              <w:bottom w:type="dxa" w:w="60"/>
+              <w:right w:type="dxa" w:w="120"/>
+            </w:tcMar>
+            <w:vAlign w:val="top"/>
+          </w:tcPr>
+          <w:p>
+            <w:pPr>
+              <w:spacing w:after="40" w:before="0"/>
+              <w:jc w:val="left"/>
+            </w:pPr>
+            <w:r>
+              <w:rPr>
+                <w:rFonts w:ascii="Arial" w:cs="Arial" w:eastAsia="Arial" w:hAnsi="Arial"/>
+                <w:b/>
+                <w:bCs/>
+                <w:i w:val="false"/>
+                <w:iCs w:val="false"/>
+                <w:color w:val="000000"/>
+                <w:sz w:val="18"/>
+                <w:szCs w:val="18"/>
+              </w:rPr>
+              <w:t xml:space="preserve">Model Building Phase</w:t>
             </w:r>
           </w:p>
           <w:p>
@@ -8095,7 +8095,7 @@
             <w:pPr>
               <w:spacing w:after="20" w:before="0"/>
             </w:pPr>
-            <w:hyperlink w:history="1" r:id="rIdhvekwogqp0-iirks11um7">
+            <w:hyperlink w:history="1" r:id="rId8f0url-yzssls567s13lj">
               <w:r>
                 <w:rPr>
                   <w:rFonts w:ascii="Arial" w:cs="Arial" w:eastAsia="Arial" w:hAnsi="Arial"/>
@@ -8128,7 +8128,7 @@
               <w:spacing w:after="10" w:before="0"/>
               <w:ind w:left="120"/>
             </w:pPr>
-            <w:hyperlink w:history="1" r:id="rIdu1spc709idwxexvmehawq">
+            <w:hyperlink w:history="1" r:id="rIdda8c7raztxplqky3ic62t">
               <w:r>
                 <w:rPr>
                   <w:rFonts w:ascii="Arial" w:cs="Arial" w:eastAsia="Arial" w:hAnsi="Arial"/>
@@ -8173,7 +8173,7 @@
             <w:pPr>
               <w:spacing w:after="20" w:before="0"/>
             </w:pPr>
-            <w:hyperlink w:history="1" r:id="rIdnotxixxtq34nbz7aj5az8">
+            <w:hyperlink w:history="1" r:id="rIdvcot6qbuhlrw8drprg1sx">
               <w:r>
                 <w:rPr>
                   <w:rFonts w:ascii="Arial" w:cs="Arial" w:eastAsia="Arial" w:hAnsi="Arial"/>
@@ -8206,7 +8206,7 @@
               <w:spacing w:after="10" w:before="0"/>
               <w:ind w:left="120"/>
             </w:pPr>
-            <w:hyperlink w:history="1" r:id="rId8wubviwu6kd3gzjapnupo">
+            <w:hyperlink w:history="1" r:id="rIdrjwvxkvikp1mxmqqcaxkf">
               <w:r>
                 <w:rPr>
                   <w:rFonts w:ascii="Arial" w:cs="Arial" w:eastAsia="Arial" w:hAnsi="Arial"/>
@@ -9301,7 +9301,25 @@
             </w:tcMar>
             <w:vAlign w:val="top"/>
           </w:tcPr>
-          <w:p/>
+          <w:p>
+            <w:pPr>
+              <w:spacing w:after="40" w:before="0"/>
+              <w:jc w:val="left"/>
+            </w:pPr>
+            <w:r>
+              <w:rPr>
+                <w:rFonts w:ascii="Arial" w:cs="Arial" w:eastAsia="Arial" w:hAnsi="Arial"/>
+                <w:b w:val="false"/>
+                <w:bCs w:val="false"/>
+                <w:i w:val="false"/>
+                <w:iCs w:val="false"/>
+                <w:color w:val="000000"/>
+                <w:sz w:val="18"/>
+                <w:szCs w:val="18"/>
+              </w:rPr>
+              <w:t xml:space="preserve">No high-voltage equipment is used. Balloon rubbing involves latex — ask about latex allergies before the lesson and substitute plastic film strips for any affected learner. Ensure the classroom floor is clear before students swing or move charged balloons to avoid collision injuries.</w:t>
+            </w:r>
+          </w:p>
         </w:tc>
       </w:tr>
     </w:tbl>
@@ -9675,7 +9693,7 @@
             <w:pPr>
               <w:spacing w:after="20" w:before="0"/>
             </w:pPr>
-            <w:hyperlink w:history="1" r:id="rIdvnlt0hm78v99zthn7rmzc">
+            <w:hyperlink w:history="1" r:id="rIdcqp2-zqvf3kyz40uanfhr">
               <w:r>
                 <w:rPr>
                   <w:rFonts w:ascii="Arial" w:cs="Arial" w:eastAsia="Arial" w:hAnsi="Arial"/>
@@ -9708,7 +9726,7 @@
               <w:spacing w:after="10" w:before="0"/>
               <w:ind w:left="120"/>
             </w:pPr>
-            <w:hyperlink w:history="1" r:id="rIda49dkw2ru3nldirvj0987">
+            <w:hyperlink w:history="1" r:id="rIdvlsxonlnelzy6ok7kqv3u">
               <w:r>
                 <w:rPr>
                   <w:rFonts w:ascii="Arial" w:cs="Arial" w:eastAsia="Arial" w:hAnsi="Arial"/>
@@ -9753,7 +9771,7 @@
             <w:pPr>
               <w:spacing w:after="20" w:before="0"/>
             </w:pPr>
-            <w:hyperlink w:history="1" r:id="rIdz7hx4blo3hnpmjyb0enza">
+            <w:hyperlink w:history="1" r:id="rIddrfvk178qsx05efuaot6m">
               <w:r>
                 <w:rPr>
                   <w:rFonts w:ascii="Arial" w:cs="Arial" w:eastAsia="Arial" w:hAnsi="Arial"/>
@@ -9786,7 +9804,7 @@
               <w:spacing w:after="10" w:before="0"/>
               <w:ind w:left="120"/>
             </w:pPr>
-            <w:hyperlink w:history="1" r:id="rIdtyxgyzeiehrjzrsz9jrqq">
+            <w:hyperlink w:history="1" r:id="rIdxensc-6jcoedsjmoilho3">
               <w:r>
                 <w:rPr>
                   <w:rFonts w:ascii="Arial" w:cs="Arial" w:eastAsia="Arial" w:hAnsi="Arial"/>
@@ -9981,7 +9999,7 @@
             <w:pPr>
               <w:spacing w:after="20" w:before="0"/>
             </w:pPr>
-            <w:hyperlink w:history="1" r:id="rIdambbthab4_nlupthsju1d">
+            <w:hyperlink w:history="1" r:id="rIdfxd9eqm1res_xttuo2bwn">
               <w:r>
                 <w:rPr>
                   <w:rFonts w:ascii="Arial" w:cs="Arial" w:eastAsia="Arial" w:hAnsi="Arial"/>
@@ -10014,7 +10032,7 @@
               <w:spacing w:after="10" w:before="0"/>
               <w:ind w:left="120"/>
             </w:pPr>
-            <w:hyperlink w:history="1" r:id="rId30p-n6wuz_5klbe9xteaj">
+            <w:hyperlink w:history="1" r:id="rIdi3aoy2npel2v7pzee-l9f">
               <w:r>
                 <w:rPr>
                   <w:rFonts w:ascii="Arial" w:cs="Arial" w:eastAsia="Arial" w:hAnsi="Arial"/>
@@ -10059,7 +10077,7 @@
             <w:pPr>
               <w:spacing w:after="20" w:before="0"/>
             </w:pPr>
-            <w:hyperlink w:history="1" r:id="rIdmpwizcabux086yvmhfz8u">
+            <w:hyperlink w:history="1" r:id="rIdpm5d6qq12ooizrqyvbo2s">
               <w:r>
                 <w:rPr>
                   <w:rFonts w:ascii="Arial" w:cs="Arial" w:eastAsia="Arial" w:hAnsi="Arial"/>
@@ -10092,7 +10110,7 @@
               <w:spacing w:after="10" w:before="0"/>
               <w:ind w:left="120"/>
             </w:pPr>
-            <w:hyperlink w:history="1" r:id="rIdfh1huklmpegnbqyouydnn">
+            <w:hyperlink w:history="1" r:id="rIdx_9h9ahqijj9k3gormosg">
               <w:r>
                 <w:rPr>
                   <w:rFonts w:ascii="Arial" w:cs="Arial" w:eastAsia="Arial" w:hAnsi="Arial"/>
@@ -10287,7 +10305,7 @@
             <w:pPr>
               <w:spacing w:after="20" w:before="0"/>
             </w:pPr>
-            <w:hyperlink w:history="1" r:id="rIdqevti7hnb5pjojqmdna9v">
+            <w:hyperlink w:history="1" r:id="rId-zvkfnqtihhwr-cztv8aq">
               <w:r>
                 <w:rPr>
                   <w:rFonts w:ascii="Arial" w:cs="Arial" w:eastAsia="Arial" w:hAnsi="Arial"/>
@@ -10320,7 +10338,7 @@
               <w:spacing w:after="10" w:before="0"/>
               <w:ind w:left="120"/>
             </w:pPr>
-            <w:hyperlink w:history="1" r:id="rIdsdiyaw5ngh1isyl7jmzhp">
+            <w:hyperlink w:history="1" r:id="rIdoafqe-4bf8hvsisqwozbv">
               <w:r>
                 <w:rPr>
                   <w:rFonts w:ascii="Arial" w:cs="Arial" w:eastAsia="Arial" w:hAnsi="Arial"/>
@@ -10365,7 +10383,7 @@
             <w:pPr>
               <w:spacing w:after="20" w:before="0"/>
             </w:pPr>
-            <w:hyperlink w:history="1" r:id="rId7l27-8zsiau66kb4domtb">
+            <w:hyperlink w:history="1" r:id="rIdeh1pn7_3nfqxk1qskgq3x">
               <w:r>
                 <w:rPr>
                   <w:rFonts w:ascii="Arial" w:cs="Arial" w:eastAsia="Arial" w:hAnsi="Arial"/>
@@ -10398,7 +10416,7 @@
               <w:spacing w:after="10" w:before="0"/>
               <w:ind w:left="120"/>
             </w:pPr>
-            <w:hyperlink w:history="1" r:id="rIdgzo1d-d3ip0rwg3ji-syb">
+            <w:hyperlink w:history="1" r:id="rIddkk2fj_80lj1e6kwxorqp">
               <w:r>
                 <w:rPr>
                   <w:rFonts w:ascii="Arial" w:cs="Arial" w:eastAsia="Arial" w:hAnsi="Arial"/>
@@ -10593,7 +10611,7 @@
             <w:pPr>
               <w:spacing w:after="20" w:before="0"/>
             </w:pPr>
-            <w:hyperlink w:history="1" r:id="rId-yiloqdjhgyshdlhnbgku">
+            <w:hyperlink w:history="1" r:id="rIdrxc_isvza_tlalnaosthq">
               <w:r>
                 <w:rPr>
                   <w:rFonts w:ascii="Arial" w:cs="Arial" w:eastAsia="Arial" w:hAnsi="Arial"/>
@@ -10626,7 +10644,7 @@
               <w:spacing w:after="10" w:before="0"/>
               <w:ind w:left="120"/>
             </w:pPr>
-            <w:hyperlink w:history="1" r:id="rIdbj_fheg1s4tfnl22c0tnh">
+            <w:hyperlink w:history="1" r:id="rIdnsgmsbmxm0kybgk6rm-4t">
               <w:r>
                 <w:rPr>
                   <w:rFonts w:ascii="Arial" w:cs="Arial" w:eastAsia="Arial" w:hAnsi="Arial"/>
@@ -10671,7 +10689,7 @@
             <w:pPr>
               <w:spacing w:after="20" w:before="0"/>
             </w:pPr>
-            <w:hyperlink w:history="1" r:id="rIdxphndugfakrulvlsd0iau">
+            <w:hyperlink w:history="1" r:id="rIdir-7t6jkj1skmwftum4kt">
               <w:r>
                 <w:rPr>
                   <w:rFonts w:ascii="Arial" w:cs="Arial" w:eastAsia="Arial" w:hAnsi="Arial"/>
@@ -10704,7 +10722,7 @@
               <w:spacing w:after="10" w:before="0"/>
               <w:ind w:left="120"/>
             </w:pPr>
-            <w:hyperlink w:history="1" r:id="rIdrnisfulg2rg--rbmhd35h">
+            <w:hyperlink w:history="1" r:id="rIdau7ihidpizdoxdb9s0cpw">
               <w:r>
                 <w:rPr>
                   <w:rFonts w:ascii="Arial" w:cs="Arial" w:eastAsia="Arial" w:hAnsi="Arial"/>
@@ -10899,7 +10917,7 @@
             <w:pPr>
               <w:spacing w:after="20" w:before="0"/>
             </w:pPr>
-            <w:hyperlink w:history="1" r:id="rId8w31wn2xlwmudmttnctm7">
+            <w:hyperlink w:history="1" r:id="rIdvechusy6zzewwgpjnombo">
               <w:r>
                 <w:rPr>
                   <w:rFonts w:ascii="Arial" w:cs="Arial" w:eastAsia="Arial" w:hAnsi="Arial"/>
@@ -10932,7 +10950,7 @@
               <w:spacing w:after="10" w:before="0"/>
               <w:ind w:left="120"/>
             </w:pPr>
-            <w:hyperlink w:history="1" r:id="rIdevapshkq_ejv-x1sy7shj">
+            <w:hyperlink w:history="1" r:id="rIdf9azh5ue6v0lljkrj5uix">
               <w:r>
                 <w:rPr>
                   <w:rFonts w:ascii="Arial" w:cs="Arial" w:eastAsia="Arial" w:hAnsi="Arial"/>
@@ -10977,7 +10995,7 @@
             <w:pPr>
               <w:spacing w:after="20" w:before="0"/>
             </w:pPr>
-            <w:hyperlink w:history="1" r:id="rId5dtp5t-lzpvg9n1gqij7s">
+            <w:hyperlink w:history="1" r:id="rIdmkeh1s_pvfa7sqpzguemd">
               <w:r>
                 <w:rPr>
                   <w:rFonts w:ascii="Arial" w:cs="Arial" w:eastAsia="Arial" w:hAnsi="Arial"/>
@@ -11010,7 +11028,7 @@
               <w:spacing w:after="10" w:before="0"/>
               <w:ind w:left="120"/>
             </w:pPr>
-            <w:hyperlink w:history="1" r:id="rIdg9d6usyio5ahowsra8jno">
+            <w:hyperlink w:history="1" r:id="rIdgnzyk1uqoy9gx7kiw3qni">
               <w:r>
                 <w:rPr>
                   <w:rFonts w:ascii="Arial" w:cs="Arial" w:eastAsia="Arial" w:hAnsi="Arial"/>
@@ -12449,32 +12467,32 @@
         <w:tc>
           <w:tcPr>
             <w:tcW w:type="dxa" w:w="1520"/>
-            <w:shd w:fill="F2F2F2" w:color="auto" w:val="clear"/>
-            <w:tcMar>
-              <w:top w:type="dxa" w:w="60"/>
-              <w:left w:type="dxa" w:w="120"/>
-              <w:bottom w:type="dxa" w:w="60"/>
-              <w:right w:type="dxa" w:w="120"/>
-            </w:tcMar>
-            <w:vAlign w:val="top"/>
-          </w:tcPr>
-          <w:p>
-            <w:pPr>
-              <w:spacing w:after="40" w:before="0"/>
-              <w:jc w:val="left"/>
-            </w:pPr>
-            <w:r>
-              <w:rPr>
-                <w:rFonts w:ascii="Arial" w:cs="Arial" w:eastAsia="Arial" w:hAnsi="Arial"/>
-                <w:b/>
-                <w:bCs/>
-                <w:i w:val="false"/>
-                <w:iCs w:val="false"/>
-                <w:color w:val="000000"/>
-                <w:sz w:val="18"/>
-                <w:szCs w:val="18"/>
-              </w:rPr>
-              <w:t xml:space="preserve">Phase 1 — Predict</w:t>
+            <w:shd w:fill="EAD1F5" w:color="auto" w:val="clear"/>
+            <w:tcMar>
+              <w:top w:type="dxa" w:w="60"/>
+              <w:left w:type="dxa" w:w="120"/>
+              <w:bottom w:type="dxa" w:w="60"/>
+              <w:right w:type="dxa" w:w="120"/>
+            </w:tcMar>
+            <w:vAlign w:val="top"/>
+          </w:tcPr>
+          <w:p>
+            <w:pPr>
+              <w:spacing w:after="40" w:before="0"/>
+              <w:jc w:val="left"/>
+            </w:pPr>
+            <w:r>
+              <w:rPr>
+                <w:rFonts w:ascii="Arial" w:cs="Arial" w:eastAsia="Arial" w:hAnsi="Arial"/>
+                <w:b/>
+                <w:bCs/>
+                <w:i w:val="false"/>
+                <w:iCs w:val="false"/>
+                <w:color w:val="000000"/>
+                <w:sz w:val="18"/>
+                <w:szCs w:val="18"/>
+              </w:rPr>
+              <w:t xml:space="preserve">Predict Phase</w:t>
             </w:r>
           </w:p>
           <w:p>
@@ -12497,7 +12515,7 @@
             <w:pPr>
               <w:spacing w:after="20" w:before="0"/>
             </w:pPr>
-            <w:hyperlink w:history="1" r:id="rIdr5zl64j8fle8xcjkmwzu1">
+            <w:hyperlink w:history="1" r:id="rIdrc4laajwhdh-fvzjav8sp">
               <w:r>
                 <w:rPr>
                   <w:rFonts w:ascii="Arial" w:cs="Arial" w:eastAsia="Arial" w:hAnsi="Arial"/>
@@ -12530,7 +12548,7 @@
               <w:spacing w:after="10" w:before="0"/>
               <w:ind w:left="120"/>
             </w:pPr>
-            <w:hyperlink w:history="1" r:id="rIdrzjki-jktbsqohyo0s480">
+            <w:hyperlink w:history="1" r:id="rIdbzuaj3kkdtidkuyobg3y7">
               <w:r>
                 <w:rPr>
                   <w:rFonts w:ascii="Arial" w:cs="Arial" w:eastAsia="Arial" w:hAnsi="Arial"/>
@@ -12575,7 +12593,7 @@
             <w:pPr>
               <w:spacing w:after="20" w:before="0"/>
             </w:pPr>
-            <w:hyperlink w:history="1" r:id="rIdytdkzlxjfcxro4qlzuh_e">
+            <w:hyperlink w:history="1" r:id="rIdtmxlj3vsq8o2uueaveibf">
               <w:r>
                 <w:rPr>
                   <w:rFonts w:ascii="Arial" w:cs="Arial" w:eastAsia="Arial" w:hAnsi="Arial"/>
@@ -12608,7 +12626,7 @@
               <w:spacing w:after="10" w:before="0"/>
               <w:ind w:left="120"/>
             </w:pPr>
-            <w:hyperlink w:history="1" r:id="rIdjmmkrdd9vq-hijwmlan7z">
+            <w:hyperlink w:history="1" r:id="rIdk3uj0hag4o4oi1obfbjep">
               <w:r>
                 <w:rPr>
                   <w:rFonts w:ascii="Arial" w:cs="Arial" w:eastAsia="Arial" w:hAnsi="Arial"/>
@@ -12755,32 +12773,32 @@
         <w:tc>
           <w:tcPr>
             <w:tcW w:type="dxa" w:w="1520"/>
-            <w:shd w:fill="F2F2F2" w:color="auto" w:val="clear"/>
-            <w:tcMar>
-              <w:top w:type="dxa" w:w="60"/>
-              <w:left w:type="dxa" w:w="120"/>
-              <w:bottom w:type="dxa" w:w="60"/>
-              <w:right w:type="dxa" w:w="120"/>
-            </w:tcMar>
-            <w:vAlign w:val="top"/>
-          </w:tcPr>
-          <w:p>
-            <w:pPr>
-              <w:spacing w:after="40" w:before="0"/>
-              <w:jc w:val="left"/>
-            </w:pPr>
-            <w:r>
-              <w:rPr>
-                <w:rFonts w:ascii="Arial" w:cs="Arial" w:eastAsia="Arial" w:hAnsi="Arial"/>
-                <w:b/>
-                <w:bCs/>
-                <w:i w:val="false"/>
-                <w:iCs w:val="false"/>
-                <w:color w:val="000000"/>
-                <w:sz w:val="18"/>
-                <w:szCs w:val="18"/>
-              </w:rPr>
-              <w:t xml:space="preserve">Phase 2 — Observe (Practical Investigation)</w:t>
+            <w:shd w:fill="D9EEF1" w:color="auto" w:val="clear"/>
+            <w:tcMar>
+              <w:top w:type="dxa" w:w="60"/>
+              <w:left w:type="dxa" w:w="120"/>
+              <w:bottom w:type="dxa" w:w="60"/>
+              <w:right w:type="dxa" w:w="120"/>
+            </w:tcMar>
+            <w:vAlign w:val="top"/>
+          </w:tcPr>
+          <w:p>
+            <w:pPr>
+              <w:spacing w:after="40" w:before="0"/>
+              <w:jc w:val="left"/>
+            </w:pPr>
+            <w:r>
+              <w:rPr>
+                <w:rFonts w:ascii="Arial" w:cs="Arial" w:eastAsia="Arial" w:hAnsi="Arial"/>
+                <w:b/>
+                <w:bCs/>
+                <w:i w:val="false"/>
+                <w:iCs w:val="false"/>
+                <w:color w:val="000000"/>
+                <w:sz w:val="18"/>
+                <w:szCs w:val="18"/>
+              </w:rPr>
+              <w:t xml:space="preserve">Observe Phase</w:t>
             </w:r>
           </w:p>
           <w:p>
@@ -12803,7 +12821,7 @@
             <w:pPr>
               <w:spacing w:after="20" w:before="0"/>
             </w:pPr>
-            <w:hyperlink w:history="1" r:id="rIdbrdmeutcjkyfhiwixm02m">
+            <w:hyperlink w:history="1" r:id="rIdk-sopz877w_3uae7w_rfx">
               <w:r>
                 <w:rPr>
                   <w:rFonts w:ascii="Arial" w:cs="Arial" w:eastAsia="Arial" w:hAnsi="Arial"/>
@@ -12836,7 +12854,7 @@
               <w:spacing w:after="10" w:before="0"/>
               <w:ind w:left="120"/>
             </w:pPr>
-            <w:hyperlink w:history="1" r:id="rIdmbsrxma-x7kkdvcsa7wrk">
+            <w:hyperlink w:history="1" r:id="rIdiblgjawi0agfk0r-zg8oa">
               <w:r>
                 <w:rPr>
                   <w:rFonts w:ascii="Arial" w:cs="Arial" w:eastAsia="Arial" w:hAnsi="Arial"/>
@@ -12881,7 +12899,7 @@
             <w:pPr>
               <w:spacing w:after="20" w:before="0"/>
             </w:pPr>
-            <w:hyperlink w:history="1" r:id="rIduu92s0bxfl2rf8ykl8e00">
+            <w:hyperlink w:history="1" r:id="rIdl39msocqonkmmbgroqwq_">
               <w:r>
                 <w:rPr>
                   <w:rFonts w:ascii="Arial" w:cs="Arial" w:eastAsia="Arial" w:hAnsi="Arial"/>
@@ -12914,7 +12932,7 @@
               <w:spacing w:after="10" w:before="0"/>
               <w:ind w:left="120"/>
             </w:pPr>
-            <w:hyperlink w:history="1" r:id="rId07qmbypv6xmlirikzchtg">
+            <w:hyperlink w:history="1" r:id="rIdwh9ejeo1tqddj3a6u0onv">
               <w:r>
                 <w:rPr>
                   <w:rFonts w:ascii="Arial" w:cs="Arial" w:eastAsia="Arial" w:hAnsi="Arial"/>
@@ -13061,32 +13079,32 @@
         <w:tc>
           <w:tcPr>
             <w:tcW w:type="dxa" w:w="1520"/>
-            <w:shd w:fill="F2F2F2" w:color="auto" w:val="clear"/>
-            <w:tcMar>
-              <w:top w:type="dxa" w:w="60"/>
-              <w:left w:type="dxa" w:w="120"/>
-              <w:bottom w:type="dxa" w:w="60"/>
-              <w:right w:type="dxa" w:w="120"/>
-            </w:tcMar>
-            <w:vAlign w:val="top"/>
-          </w:tcPr>
-          <w:p>
-            <w:pPr>
-              <w:spacing w:after="40" w:before="0"/>
-              <w:jc w:val="left"/>
-            </w:pPr>
-            <w:r>
-              <w:rPr>
-                <w:rFonts w:ascii="Arial" w:cs="Arial" w:eastAsia="Arial" w:hAnsi="Arial"/>
-                <w:b/>
-                <w:bCs/>
-                <w:i w:val="false"/>
-                <w:iCs w:val="false"/>
-                <w:color w:val="000000"/>
-                <w:sz w:val="18"/>
-                <w:szCs w:val="18"/>
-              </w:rPr>
-              <w:t xml:space="preserve">Phase 3 — Explain</w:t>
+            <w:shd w:fill="E2EFDA" w:color="auto" w:val="clear"/>
+            <w:tcMar>
+              <w:top w:type="dxa" w:w="60"/>
+              <w:left w:type="dxa" w:w="120"/>
+              <w:bottom w:type="dxa" w:w="60"/>
+              <w:right w:type="dxa" w:w="120"/>
+            </w:tcMar>
+            <w:vAlign w:val="top"/>
+          </w:tcPr>
+          <w:p>
+            <w:pPr>
+              <w:spacing w:after="40" w:before="0"/>
+              <w:jc w:val="left"/>
+            </w:pPr>
+            <w:r>
+              <w:rPr>
+                <w:rFonts w:ascii="Arial" w:cs="Arial" w:eastAsia="Arial" w:hAnsi="Arial"/>
+                <w:b/>
+                <w:bCs/>
+                <w:i w:val="false"/>
+                <w:iCs w:val="false"/>
+                <w:color w:val="000000"/>
+                <w:sz w:val="18"/>
+                <w:szCs w:val="18"/>
+              </w:rPr>
+              <w:t xml:space="preserve">Explain Phase</w:t>
             </w:r>
           </w:p>
           <w:p>
@@ -13109,7 +13127,7 @@
             <w:pPr>
               <w:spacing w:after="20" w:before="0"/>
             </w:pPr>
-            <w:hyperlink w:history="1" r:id="rIds_ow5latml6ufha-hicmt">
+            <w:hyperlink w:history="1" r:id="rIdjsbz_cniu_3xhxkn_oufl">
               <w:r>
                 <w:rPr>
                   <w:rFonts w:ascii="Arial" w:cs="Arial" w:eastAsia="Arial" w:hAnsi="Arial"/>
@@ -13142,7 +13160,7 @@
               <w:spacing w:after="10" w:before="0"/>
               <w:ind w:left="120"/>
             </w:pPr>
-            <w:hyperlink w:history="1" r:id="rIdq81gyehxfx3uluavi8wgg">
+            <w:hyperlink w:history="1" r:id="rIdtmeyatb7ub2cwrzmpujwp">
               <w:r>
                 <w:rPr>
                   <w:rFonts w:ascii="Arial" w:cs="Arial" w:eastAsia="Arial" w:hAnsi="Arial"/>
@@ -13187,7 +13205,7 @@
             <w:pPr>
               <w:spacing w:after="20" w:before="0"/>
             </w:pPr>
-            <w:hyperlink w:history="1" r:id="rIdnn2inptmraegweiqmrukv">
+            <w:hyperlink w:history="1" r:id="rIdsbrsumfpigqndocgjdg_g">
               <w:r>
                 <w:rPr>
                   <w:rFonts w:ascii="Arial" w:cs="Arial" w:eastAsia="Arial" w:hAnsi="Arial"/>
@@ -13220,7 +13238,7 @@
               <w:spacing w:after="10" w:before="0"/>
               <w:ind w:left="120"/>
             </w:pPr>
-            <w:hyperlink w:history="1" r:id="rIdhtzywzgqwno0-aidctmef">
+            <w:hyperlink w:history="1" r:id="rIdpkrjylpqcs1qf_mwwrbk7">
               <w:r>
                 <w:rPr>
                   <w:rFonts w:ascii="Arial" w:cs="Arial" w:eastAsia="Arial" w:hAnsi="Arial"/>
@@ -13367,32 +13385,32 @@
         <w:tc>
           <w:tcPr>
             <w:tcW w:type="dxa" w:w="1520"/>
-            <w:shd w:fill="F2F2F2" w:color="auto" w:val="clear"/>
-            <w:tcMar>
-              <w:top w:type="dxa" w:w="60"/>
-              <w:left w:type="dxa" w:w="120"/>
-              <w:bottom w:type="dxa" w:w="60"/>
-              <w:right w:type="dxa" w:w="120"/>
-            </w:tcMar>
-            <w:vAlign w:val="top"/>
-          </w:tcPr>
-          <w:p>
-            <w:pPr>
-              <w:spacing w:after="40" w:before="0"/>
-              <w:jc w:val="left"/>
-            </w:pPr>
-            <w:r>
-              <w:rPr>
-                <w:rFonts w:ascii="Arial" w:cs="Arial" w:eastAsia="Arial" w:hAnsi="Arial"/>
-                <w:b/>
-                <w:bCs/>
-                <w:i w:val="false"/>
-                <w:iCs w:val="false"/>
-                <w:color w:val="000000"/>
-                <w:sz w:val="18"/>
-                <w:szCs w:val="18"/>
-              </w:rPr>
-              <w:t xml:space="preserve">Phase 4 — Driving Question Board (DQB) Update</w:t>
+            <w:shd w:fill="FCE4D6" w:color="auto" w:val="clear"/>
+            <w:tcMar>
+              <w:top w:type="dxa" w:w="60"/>
+              <w:left w:type="dxa" w:w="120"/>
+              <w:bottom w:type="dxa" w:w="60"/>
+              <w:right w:type="dxa" w:w="120"/>
+            </w:tcMar>
+            <w:vAlign w:val="top"/>
+          </w:tcPr>
+          <w:p>
+            <w:pPr>
+              <w:spacing w:after="40" w:before="0"/>
+              <w:jc w:val="left"/>
+            </w:pPr>
+            <w:r>
+              <w:rPr>
+                <w:rFonts w:ascii="Arial" w:cs="Arial" w:eastAsia="Arial" w:hAnsi="Arial"/>
+                <w:b/>
+                <w:bCs/>
+                <w:i w:val="false"/>
+                <w:iCs w:val="false"/>
+                <w:color w:val="000000"/>
+                <w:sz w:val="18"/>
+                <w:szCs w:val="18"/>
+              </w:rPr>
+              <w:t xml:space="preserve">Driving Question Board (DQB) Creation</w:t>
             </w:r>
           </w:p>
           <w:p>
@@ -13415,7 +13433,7 @@
             <w:pPr>
               <w:spacing w:after="20" w:before="0"/>
             </w:pPr>
-            <w:hyperlink w:history="1" r:id="rIdbedgghl26osi3gb6helgq">
+            <w:hyperlink w:history="1" r:id="rIdnz8a0uwdnpfqa1-1jiv3s">
               <w:r>
                 <w:rPr>
                   <w:rFonts w:ascii="Arial" w:cs="Arial" w:eastAsia="Arial" w:hAnsi="Arial"/>
@@ -13448,7 +13466,7 @@
               <w:spacing w:after="10" w:before="0"/>
               <w:ind w:left="120"/>
             </w:pPr>
-            <w:hyperlink w:history="1" r:id="rIdht5ftclgh2kjlau5e3v1j">
+            <w:hyperlink w:history="1" r:id="rIduauobuulxqpu_p-8httxj">
               <w:r>
                 <w:rPr>
                   <w:rFonts w:ascii="Arial" w:cs="Arial" w:eastAsia="Arial" w:hAnsi="Arial"/>
@@ -13493,7 +13511,7 @@
             <w:pPr>
               <w:spacing w:after="20" w:before="0"/>
             </w:pPr>
-            <w:hyperlink w:history="1" r:id="rId0fnmqqhxoemv9pzupfeje">
+            <w:hyperlink w:history="1" r:id="rIdllyyotkhywtrtkao5hog1">
               <w:r>
                 <w:rPr>
                   <w:rFonts w:ascii="Arial" w:cs="Arial" w:eastAsia="Arial" w:hAnsi="Arial"/>
@@ -13526,7 +13544,7 @@
               <w:spacing w:after="10" w:before="0"/>
               <w:ind w:left="120"/>
             </w:pPr>
-            <w:hyperlink w:history="1" r:id="rIdhxjjuey3yrh6pbyvblbuc">
+            <w:hyperlink w:history="1" r:id="rIdwe5bzl83uavt8fsgc2jnt">
               <w:r>
                 <w:rPr>
                   <w:rFonts w:ascii="Arial" w:cs="Arial" w:eastAsia="Arial" w:hAnsi="Arial"/>
@@ -13673,32 +13691,32 @@
         <w:tc>
           <w:tcPr>
             <w:tcW w:type="dxa" w:w="1520"/>
-            <w:shd w:fill="F2F2F2" w:color="auto" w:val="clear"/>
-            <w:tcMar>
-              <w:top w:type="dxa" w:w="60"/>
-              <w:left w:type="dxa" w:w="120"/>
-              <w:bottom w:type="dxa" w:w="60"/>
-              <w:right w:type="dxa" w:w="120"/>
-            </w:tcMar>
-            <w:vAlign w:val="top"/>
-          </w:tcPr>
-          <w:p>
-            <w:pPr>
-              <w:spacing w:after="40" w:before="0"/>
-              <w:jc w:val="left"/>
-            </w:pPr>
-            <w:r>
-              <w:rPr>
-                <w:rFonts w:ascii="Arial" w:cs="Arial" w:eastAsia="Arial" w:hAnsi="Arial"/>
-                <w:b/>
-                <w:bCs/>
-                <w:i w:val="false"/>
-                <w:iCs w:val="false"/>
-                <w:color w:val="000000"/>
-                <w:sz w:val="18"/>
-                <w:szCs w:val="18"/>
-              </w:rPr>
-              <w:t xml:space="preserve">Phase 5 — Model Building</w:t>
+            <w:shd w:fill="D5E8F0" w:color="auto" w:val="clear"/>
+            <w:tcMar>
+              <w:top w:type="dxa" w:w="60"/>
+              <w:left w:type="dxa" w:w="120"/>
+              <w:bottom w:type="dxa" w:w="60"/>
+              <w:right w:type="dxa" w:w="120"/>
+            </w:tcMar>
+            <w:vAlign w:val="top"/>
+          </w:tcPr>
+          <w:p>
+            <w:pPr>
+              <w:spacing w:after="40" w:before="0"/>
+              <w:jc w:val="left"/>
+            </w:pPr>
+            <w:r>
+              <w:rPr>
+                <w:rFonts w:ascii="Arial" w:cs="Arial" w:eastAsia="Arial" w:hAnsi="Arial"/>
+                <w:b/>
+                <w:bCs/>
+                <w:i w:val="false"/>
+                <w:iCs w:val="false"/>
+                <w:color w:val="000000"/>
+                <w:sz w:val="18"/>
+                <w:szCs w:val="18"/>
+              </w:rPr>
+              <w:t xml:space="preserve">Model Building Phase</w:t>
             </w:r>
           </w:p>
           <w:p>
@@ -13721,7 +13739,7 @@
             <w:pPr>
               <w:spacing w:after="20" w:before="0"/>
             </w:pPr>
-            <w:hyperlink w:history="1" r:id="rIdk63isowr0jmhtdt4vfnzn">
+            <w:hyperlink w:history="1" r:id="rId4yqfmfhracmstgllw2h5f">
               <w:r>
                 <w:rPr>
                   <w:rFonts w:ascii="Arial" w:cs="Arial" w:eastAsia="Arial" w:hAnsi="Arial"/>
@@ -13754,7 +13772,7 @@
               <w:spacing w:after="10" w:before="0"/>
               <w:ind w:left="120"/>
             </w:pPr>
-            <w:hyperlink w:history="1" r:id="rIdxmscqdbtarlfypedq6xxk">
+            <w:hyperlink w:history="1" r:id="rIdtx99vk8dttdfy1qknscrn">
               <w:r>
                 <w:rPr>
                   <w:rFonts w:ascii="Arial" w:cs="Arial" w:eastAsia="Arial" w:hAnsi="Arial"/>
@@ -13799,7 +13817,7 @@
             <w:pPr>
               <w:spacing w:after="20" w:before="0"/>
             </w:pPr>
-            <w:hyperlink w:history="1" r:id="rIdvjyiujrn5qq_auw1toxh8">
+            <w:hyperlink w:history="1" r:id="rIdn5y1kxaiv_h5yedxkrtub">
               <w:r>
                 <w:rPr>
                   <w:rFonts w:ascii="Arial" w:cs="Arial" w:eastAsia="Arial" w:hAnsi="Arial"/>
@@ -13832,7 +13850,7 @@
               <w:spacing w:after="10" w:before="0"/>
               <w:ind w:left="120"/>
             </w:pPr>
-            <w:hyperlink w:history="1" r:id="rIdyd5iividuqnto0dwaazno">
+            <w:hyperlink w:history="1" r:id="rIdvsso0ml75fmchz98kgk_2">
               <w:r>
                 <w:rPr>
                   <w:rFonts w:ascii="Arial" w:cs="Arial" w:eastAsia="Arial" w:hAnsi="Arial"/>
@@ -15271,32 +15289,32 @@
         <w:tc>
           <w:tcPr>
             <w:tcW w:type="dxa" w:w="1520"/>
-            <w:shd w:fill="F2F2F2" w:color="auto" w:val="clear"/>
-            <w:tcMar>
-              <w:top w:type="dxa" w:w="60"/>
-              <w:left w:type="dxa" w:w="120"/>
-              <w:bottom w:type="dxa" w:w="60"/>
-              <w:right w:type="dxa" w:w="120"/>
-            </w:tcMar>
-            <w:vAlign w:val="top"/>
-          </w:tcPr>
-          <w:p>
-            <w:pPr>
-              <w:spacing w:after="40" w:before="0"/>
-              <w:jc w:val="left"/>
-            </w:pPr>
-            <w:r>
-              <w:rPr>
-                <w:rFonts w:ascii="Arial" w:cs="Arial" w:eastAsia="Arial" w:hAnsi="Arial"/>
-                <w:b/>
-                <w:bCs/>
-                <w:i w:val="false"/>
-                <w:iCs w:val="false"/>
-                <w:color w:val="000000"/>
-                <w:sz w:val="18"/>
-                <w:szCs w:val="18"/>
-              </w:rPr>
-              <w:t xml:space="preserve">Phase 1 — Predict</w:t>
+            <w:shd w:fill="EAD1F5" w:color="auto" w:val="clear"/>
+            <w:tcMar>
+              <w:top w:type="dxa" w:w="60"/>
+              <w:left w:type="dxa" w:w="120"/>
+              <w:bottom w:type="dxa" w:w="60"/>
+              <w:right w:type="dxa" w:w="120"/>
+            </w:tcMar>
+            <w:vAlign w:val="top"/>
+          </w:tcPr>
+          <w:p>
+            <w:pPr>
+              <w:spacing w:after="40" w:before="0"/>
+              <w:jc w:val="left"/>
+            </w:pPr>
+            <w:r>
+              <w:rPr>
+                <w:rFonts w:ascii="Arial" w:cs="Arial" w:eastAsia="Arial" w:hAnsi="Arial"/>
+                <w:b/>
+                <w:bCs/>
+                <w:i w:val="false"/>
+                <w:iCs w:val="false"/>
+                <w:color w:val="000000"/>
+                <w:sz w:val="18"/>
+                <w:szCs w:val="18"/>
+              </w:rPr>
+              <w:t xml:space="preserve">Predict Phase</w:t>
             </w:r>
           </w:p>
           <w:p>
@@ -15319,7 +15337,7 @@
             <w:pPr>
               <w:spacing w:after="20" w:before="0"/>
             </w:pPr>
-            <w:hyperlink w:history="1" r:id="rIdciwiyu8-oq5k9-h0cojaz">
+            <w:hyperlink w:history="1" r:id="rIdn905zpphmzjcqmyp_a1b6">
               <w:r>
                 <w:rPr>
                   <w:rFonts w:ascii="Arial" w:cs="Arial" w:eastAsia="Arial" w:hAnsi="Arial"/>
@@ -15352,7 +15370,7 @@
               <w:spacing w:after="10" w:before="0"/>
               <w:ind w:left="120"/>
             </w:pPr>
-            <w:hyperlink w:history="1" r:id="rIdvijpivos9t9xxmlo1tjsg">
+            <w:hyperlink w:history="1" r:id="rIdkfa6ewfazkczbct45b8yr">
               <w:r>
                 <w:rPr>
                   <w:rFonts w:ascii="Arial" w:cs="Arial" w:eastAsia="Arial" w:hAnsi="Arial"/>
@@ -15397,7 +15415,7 @@
             <w:pPr>
               <w:spacing w:after="20" w:before="0"/>
             </w:pPr>
-            <w:hyperlink w:history="1" r:id="rIddcu1tgbrnwlfhzg1dtsjw">
+            <w:hyperlink w:history="1" r:id="rIdl8mvllm283leibhvgwokr">
               <w:r>
                 <w:rPr>
                   <w:rFonts w:ascii="Arial" w:cs="Arial" w:eastAsia="Arial" w:hAnsi="Arial"/>
@@ -15430,7 +15448,7 @@
               <w:spacing w:after="10" w:before="0"/>
               <w:ind w:left="120"/>
             </w:pPr>
-            <w:hyperlink w:history="1" r:id="rIddn6gs2dt72ipuslskagdc">
+            <w:hyperlink w:history="1" r:id="rIdax56hp3vdqmehzqpuhqle">
               <w:r>
                 <w:rPr>
                   <w:rFonts w:ascii="Arial" w:cs="Arial" w:eastAsia="Arial" w:hAnsi="Arial"/>
@@ -15577,32 +15595,32 @@
         <w:tc>
           <w:tcPr>
             <w:tcW w:type="dxa" w:w="1520"/>
-            <w:shd w:fill="F2F2F2" w:color="auto" w:val="clear"/>
-            <w:tcMar>
-              <w:top w:type="dxa" w:w="60"/>
-              <w:left w:type="dxa" w:w="120"/>
-              <w:bottom w:type="dxa" w:w="60"/>
-              <w:right w:type="dxa" w:w="120"/>
-            </w:tcMar>
-            <w:vAlign w:val="top"/>
-          </w:tcPr>
-          <w:p>
-            <w:pPr>
-              <w:spacing w:after="40" w:before="0"/>
-              <w:jc w:val="left"/>
-            </w:pPr>
-            <w:r>
-              <w:rPr>
-                <w:rFonts w:ascii="Arial" w:cs="Arial" w:eastAsia="Arial" w:hAnsi="Arial"/>
-                <w:b/>
-                <w:bCs/>
-                <w:i w:val="false"/>
-                <w:iCs w:val="false"/>
-                <w:color w:val="000000"/>
-                <w:sz w:val="18"/>
-                <w:szCs w:val="18"/>
-              </w:rPr>
-              <w:t xml:space="preserve">Phase 2 — Observe</w:t>
+            <w:shd w:fill="D9EEF1" w:color="auto" w:val="clear"/>
+            <w:tcMar>
+              <w:top w:type="dxa" w:w="60"/>
+              <w:left w:type="dxa" w:w="120"/>
+              <w:bottom w:type="dxa" w:w="60"/>
+              <w:right w:type="dxa" w:w="120"/>
+            </w:tcMar>
+            <w:vAlign w:val="top"/>
+          </w:tcPr>
+          <w:p>
+            <w:pPr>
+              <w:spacing w:after="40" w:before="0"/>
+              <w:jc w:val="left"/>
+            </w:pPr>
+            <w:r>
+              <w:rPr>
+                <w:rFonts w:ascii="Arial" w:cs="Arial" w:eastAsia="Arial" w:hAnsi="Arial"/>
+                <w:b/>
+                <w:bCs/>
+                <w:i w:val="false"/>
+                <w:iCs w:val="false"/>
+                <w:color w:val="000000"/>
+                <w:sz w:val="18"/>
+                <w:szCs w:val="18"/>
+              </w:rPr>
+              <w:t xml:space="preserve">Observe Phase</w:t>
             </w:r>
           </w:p>
           <w:p>
@@ -15625,7 +15643,7 @@
             <w:pPr>
               <w:spacing w:after="20" w:before="0"/>
             </w:pPr>
-            <w:hyperlink w:history="1" r:id="rIdgfr6y1sayzgjfcbytqaxc">
+            <w:hyperlink w:history="1" r:id="rIdk4djqo8yszmlnmy6ybkq_">
               <w:r>
                 <w:rPr>
                   <w:rFonts w:ascii="Arial" w:cs="Arial" w:eastAsia="Arial" w:hAnsi="Arial"/>
@@ -15658,7 +15676,7 @@
               <w:spacing w:after="10" w:before="0"/>
               <w:ind w:left="120"/>
             </w:pPr>
-            <w:hyperlink w:history="1" r:id="rIdputcq_gatwxuxneukayed">
+            <w:hyperlink w:history="1" r:id="rIdew1fnwl3lbt4erm7kit6a">
               <w:r>
                 <w:rPr>
                   <w:rFonts w:ascii="Arial" w:cs="Arial" w:eastAsia="Arial" w:hAnsi="Arial"/>
@@ -15703,7 +15721,7 @@
             <w:pPr>
               <w:spacing w:after="20" w:before="0"/>
             </w:pPr>
-            <w:hyperlink w:history="1" r:id="rIdipw84xp-hd0snsktpwlcm">
+            <w:hyperlink w:history="1" r:id="rId_nf81ngqrcrjfo5ne6kmc">
               <w:r>
                 <w:rPr>
                   <w:rFonts w:ascii="Arial" w:cs="Arial" w:eastAsia="Arial" w:hAnsi="Arial"/>
@@ -15736,7 +15754,7 @@
               <w:spacing w:after="10" w:before="0"/>
               <w:ind w:left="120"/>
             </w:pPr>
-            <w:hyperlink w:history="1" r:id="rId58trbqtkf4mxkmmv3c6yy">
+            <w:hyperlink w:history="1" r:id="rIdmocc61orletoxfpm54xfn">
               <w:r>
                 <w:rPr>
                   <w:rFonts w:ascii="Arial" w:cs="Arial" w:eastAsia="Arial" w:hAnsi="Arial"/>
@@ -15883,32 +15901,32 @@
         <w:tc>
           <w:tcPr>
             <w:tcW w:type="dxa" w:w="1520"/>
-            <w:shd w:fill="F2F2F2" w:color="auto" w:val="clear"/>
-            <w:tcMar>
-              <w:top w:type="dxa" w:w="60"/>
-              <w:left w:type="dxa" w:w="120"/>
-              <w:bottom w:type="dxa" w:w="60"/>
-              <w:right w:type="dxa" w:w="120"/>
-            </w:tcMar>
-            <w:vAlign w:val="top"/>
-          </w:tcPr>
-          <w:p>
-            <w:pPr>
-              <w:spacing w:after="40" w:before="0"/>
-              <w:jc w:val="left"/>
-            </w:pPr>
-            <w:r>
-              <w:rPr>
-                <w:rFonts w:ascii="Arial" w:cs="Arial" w:eastAsia="Arial" w:hAnsi="Arial"/>
-                <w:b/>
-                <w:bCs/>
-                <w:i w:val="false"/>
-                <w:iCs w:val="false"/>
-                <w:color w:val="000000"/>
-                <w:sz w:val="18"/>
-                <w:szCs w:val="18"/>
-              </w:rPr>
-              <w:t xml:space="preserve">Phase 3 — Explain</w:t>
+            <w:shd w:fill="E2EFDA" w:color="auto" w:val="clear"/>
+            <w:tcMar>
+              <w:top w:type="dxa" w:w="60"/>
+              <w:left w:type="dxa" w:w="120"/>
+              <w:bottom w:type="dxa" w:w="60"/>
+              <w:right w:type="dxa" w:w="120"/>
+            </w:tcMar>
+            <w:vAlign w:val="top"/>
+          </w:tcPr>
+          <w:p>
+            <w:pPr>
+              <w:spacing w:after="40" w:before="0"/>
+              <w:jc w:val="left"/>
+            </w:pPr>
+            <w:r>
+              <w:rPr>
+                <w:rFonts w:ascii="Arial" w:cs="Arial" w:eastAsia="Arial" w:hAnsi="Arial"/>
+                <w:b/>
+                <w:bCs/>
+                <w:i w:val="false"/>
+                <w:iCs w:val="false"/>
+                <w:color w:val="000000"/>
+                <w:sz w:val="18"/>
+                <w:szCs w:val="18"/>
+              </w:rPr>
+              <w:t xml:space="preserve">Explain Phase</w:t>
             </w:r>
           </w:p>
           <w:p>
@@ -15931,7 +15949,7 @@
             <w:pPr>
               <w:spacing w:after="20" w:before="0"/>
             </w:pPr>
-            <w:hyperlink w:history="1" r:id="rIddeoqzbu6vg0prqyp2sav2">
+            <w:hyperlink w:history="1" r:id="rIdd9cym1bcj5ttgwsnal5sm">
               <w:r>
                 <w:rPr>
                   <w:rFonts w:ascii="Arial" w:cs="Arial" w:eastAsia="Arial" w:hAnsi="Arial"/>
@@ -15964,7 +15982,7 @@
               <w:spacing w:after="10" w:before="0"/>
               <w:ind w:left="120"/>
             </w:pPr>
-            <w:hyperlink w:history="1" r:id="rIdfu2ctivzncnoh7dqporvy">
+            <w:hyperlink w:history="1" r:id="rIdv9ih1t4djvqj7bki-yr9s">
               <w:r>
                 <w:rPr>
                   <w:rFonts w:ascii="Arial" w:cs="Arial" w:eastAsia="Arial" w:hAnsi="Arial"/>
@@ -16009,7 +16027,7 @@
             <w:pPr>
               <w:spacing w:after="20" w:before="0"/>
             </w:pPr>
-            <w:hyperlink w:history="1" r:id="rId1foc_yjevf4o949k5vhpl">
+            <w:hyperlink w:history="1" r:id="rIdkfm0-reackpot1lnfnsio">
               <w:r>
                 <w:rPr>
                   <w:rFonts w:ascii="Arial" w:cs="Arial" w:eastAsia="Arial" w:hAnsi="Arial"/>
@@ -16042,7 +16060,7 @@
               <w:spacing w:after="10" w:before="0"/>
               <w:ind w:left="120"/>
             </w:pPr>
-            <w:hyperlink w:history="1" r:id="rId3pmp0hhdrdc8y7pbvdclz">
+            <w:hyperlink w:history="1" r:id="rIdtxli9sja81hnmzltasrpj">
               <w:r>
                 <w:rPr>
                   <w:rFonts w:ascii="Arial" w:cs="Arial" w:eastAsia="Arial" w:hAnsi="Arial"/>
@@ -16189,32 +16207,32 @@
         <w:tc>
           <w:tcPr>
             <w:tcW w:type="dxa" w:w="1520"/>
-            <w:shd w:fill="F2F2F2" w:color="auto" w:val="clear"/>
-            <w:tcMar>
-              <w:top w:type="dxa" w:w="60"/>
-              <w:left w:type="dxa" w:w="120"/>
-              <w:bottom w:type="dxa" w:w="60"/>
-              <w:right w:type="dxa" w:w="120"/>
-            </w:tcMar>
-            <w:vAlign w:val="top"/>
-          </w:tcPr>
-          <w:p>
-            <w:pPr>
-              <w:spacing w:after="40" w:before="0"/>
-              <w:jc w:val="left"/>
-            </w:pPr>
-            <w:r>
-              <w:rPr>
-                <w:rFonts w:ascii="Arial" w:cs="Arial" w:eastAsia="Arial" w:hAnsi="Arial"/>
-                <w:b/>
-                <w:bCs/>
-                <w:i w:val="false"/>
-                <w:iCs w:val="false"/>
-                <w:color w:val="000000"/>
-                <w:sz w:val="18"/>
-                <w:szCs w:val="18"/>
-              </w:rPr>
-              <w:t xml:space="preserve">Phase 4 — Driving Question Board (DQB) Update</w:t>
+            <w:shd w:fill="FCE4D6" w:color="auto" w:val="clear"/>
+            <w:tcMar>
+              <w:top w:type="dxa" w:w="60"/>
+              <w:left w:type="dxa" w:w="120"/>
+              <w:bottom w:type="dxa" w:w="60"/>
+              <w:right w:type="dxa" w:w="120"/>
+            </w:tcMar>
+            <w:vAlign w:val="top"/>
+          </w:tcPr>
+          <w:p>
+            <w:pPr>
+              <w:spacing w:after="40" w:before="0"/>
+              <w:jc w:val="left"/>
+            </w:pPr>
+            <w:r>
+              <w:rPr>
+                <w:rFonts w:ascii="Arial" w:cs="Arial" w:eastAsia="Arial" w:hAnsi="Arial"/>
+                <w:b/>
+                <w:bCs/>
+                <w:i w:val="false"/>
+                <w:iCs w:val="false"/>
+                <w:color w:val="000000"/>
+                <w:sz w:val="18"/>
+                <w:szCs w:val="18"/>
+              </w:rPr>
+              <w:t xml:space="preserve">Driving Question Board (DQB) Creation</w:t>
             </w:r>
           </w:p>
           <w:p>
@@ -16237,7 +16255,7 @@
             <w:pPr>
               <w:spacing w:after="20" w:before="0"/>
             </w:pPr>
-            <w:hyperlink w:history="1" r:id="rId4ebuowtf3dls4ihtcmtux">
+            <w:hyperlink w:history="1" r:id="rIdvio5vyxzhiqws59xd6gem">
               <w:r>
                 <w:rPr>
                   <w:rFonts w:ascii="Arial" w:cs="Arial" w:eastAsia="Arial" w:hAnsi="Arial"/>
@@ -16270,7 +16288,7 @@
               <w:spacing w:after="10" w:before="0"/>
               <w:ind w:left="120"/>
             </w:pPr>
-            <w:hyperlink w:history="1" r:id="rIdbdajn0f1opbdgv06wnwit">
+            <w:hyperlink w:history="1" r:id="rIdcfftb_rkddlol-g_ddxs1">
               <w:r>
                 <w:rPr>
                   <w:rFonts w:ascii="Arial" w:cs="Arial" w:eastAsia="Arial" w:hAnsi="Arial"/>
@@ -16315,7 +16333,7 @@
             <w:pPr>
               <w:spacing w:after="20" w:before="0"/>
             </w:pPr>
-            <w:hyperlink w:history="1" r:id="rIdptyf6ca623r1ukzmigezc">
+            <w:hyperlink w:history="1" r:id="rIdzfqsby1njdqz0w-fujtv5">
               <w:r>
                 <w:rPr>
                   <w:rFonts w:ascii="Arial" w:cs="Arial" w:eastAsia="Arial" w:hAnsi="Arial"/>
@@ -16348,7 +16366,7 @@
               <w:spacing w:after="10" w:before="0"/>
               <w:ind w:left="120"/>
             </w:pPr>
-            <w:hyperlink w:history="1" r:id="rIdh60rblxw3ivtfm5q0hgjj">
+            <w:hyperlink w:history="1" r:id="rIdl5hs8dnzxpcj6f8nf85d1">
               <w:r>
                 <w:rPr>
                   <w:rFonts w:ascii="Arial" w:cs="Arial" w:eastAsia="Arial" w:hAnsi="Arial"/>
@@ -16495,32 +16513,32 @@
         <w:tc>
           <w:tcPr>
             <w:tcW w:type="dxa" w:w="1520"/>
-            <w:shd w:fill="F2F2F2" w:color="auto" w:val="clear"/>
-            <w:tcMar>
-              <w:top w:type="dxa" w:w="60"/>
-              <w:left w:type="dxa" w:w="120"/>
-              <w:bottom w:type="dxa" w:w="60"/>
-              <w:right w:type="dxa" w:w="120"/>
-            </w:tcMar>
-            <w:vAlign w:val="top"/>
-          </w:tcPr>
-          <w:p>
-            <w:pPr>
-              <w:spacing w:after="40" w:before="0"/>
-              <w:jc w:val="left"/>
-            </w:pPr>
-            <w:r>
-              <w:rPr>
-                <w:rFonts w:ascii="Arial" w:cs="Arial" w:eastAsia="Arial" w:hAnsi="Arial"/>
-                <w:b/>
-                <w:bCs/>
-                <w:i w:val="false"/>
-                <w:iCs w:val="false"/>
-                <w:color w:val="000000"/>
-                <w:sz w:val="18"/>
-                <w:szCs w:val="18"/>
-              </w:rPr>
-              <w:t xml:space="preserve">Phase 5 — Model Building</w:t>
+            <w:shd w:fill="D5E8F0" w:color="auto" w:val="clear"/>
+            <w:tcMar>
+              <w:top w:type="dxa" w:w="60"/>
+              <w:left w:type="dxa" w:w="120"/>
+              <w:bottom w:type="dxa" w:w="60"/>
+              <w:right w:type="dxa" w:w="120"/>
+            </w:tcMar>
+            <w:vAlign w:val="top"/>
+          </w:tcPr>
+          <w:p>
+            <w:pPr>
+              <w:spacing w:after="40" w:before="0"/>
+              <w:jc w:val="left"/>
+            </w:pPr>
+            <w:r>
+              <w:rPr>
+                <w:rFonts w:ascii="Arial" w:cs="Arial" w:eastAsia="Arial" w:hAnsi="Arial"/>
+                <w:b/>
+                <w:bCs/>
+                <w:i w:val="false"/>
+                <w:iCs w:val="false"/>
+                <w:color w:val="000000"/>
+                <w:sz w:val="18"/>
+                <w:szCs w:val="18"/>
+              </w:rPr>
+              <w:t xml:space="preserve">Model Building Phase</w:t>
             </w:r>
           </w:p>
           <w:p>
@@ -16543,7 +16561,7 @@
             <w:pPr>
               <w:spacing w:after="20" w:before="0"/>
             </w:pPr>
-            <w:hyperlink w:history="1" r:id="rIde9egli54vmrzqghhwfcnz">
+            <w:hyperlink w:history="1" r:id="rIdocm4zcgfuvlf-blcyqa_t">
               <w:r>
                 <w:rPr>
                   <w:rFonts w:ascii="Arial" w:cs="Arial" w:eastAsia="Arial" w:hAnsi="Arial"/>
@@ -16576,7 +16594,7 @@
               <w:spacing w:after="10" w:before="0"/>
               <w:ind w:left="120"/>
             </w:pPr>
-            <w:hyperlink w:history="1" r:id="rIde73xngu07dz4dtsah1oj2">
+            <w:hyperlink w:history="1" r:id="rIdwsajemvn_45nvnky1q-wi">
               <w:r>
                 <w:rPr>
                   <w:rFonts w:ascii="Arial" w:cs="Arial" w:eastAsia="Arial" w:hAnsi="Arial"/>
@@ -16621,7 +16639,7 @@
             <w:pPr>
               <w:spacing w:after="20" w:before="0"/>
             </w:pPr>
-            <w:hyperlink w:history="1" r:id="rIdosznw9kdt6tyafwoifvah">
+            <w:hyperlink w:history="1" r:id="rIdcfwvybj_wwf077l9rklib">
               <w:r>
                 <w:rPr>
                   <w:rFonts w:ascii="Arial" w:cs="Arial" w:eastAsia="Arial" w:hAnsi="Arial"/>
@@ -16654,7 +16672,7 @@
               <w:spacing w:after="10" w:before="0"/>
               <w:ind w:left="120"/>
             </w:pPr>
-            <w:hyperlink w:history="1" r:id="rIdflryxw48bl6agn7fanj_w">
+            <w:hyperlink w:history="1" r:id="rIdiix8dw5tpivgn-lqsnsjb">
               <w:r>
                 <w:rPr>
                   <w:rFonts w:ascii="Arial" w:cs="Arial" w:eastAsia="Arial" w:hAnsi="Arial"/>
@@ -17749,7 +17767,25 @@
             </w:tcMar>
             <w:vAlign w:val="top"/>
           </w:tcPr>
-          <w:p/>
+          <w:p>
+            <w:pPr>
+              <w:spacing w:after="40" w:before="0"/>
+              <w:jc w:val="left"/>
+            </w:pPr>
+            <w:r>
+              <w:rPr>
+                <w:rFonts w:ascii="Arial" w:cs="Arial" w:eastAsia="Arial" w:hAnsi="Arial"/>
+                <w:b w:val="false"/>
+                <w:bCs w:val="false"/>
+                <w:i w:val="false"/>
+                <w:iCs w:val="false"/>
+                <w:color w:val="000000"/>
+                <w:sz w:val="18"/>
+                <w:szCs w:val="18"/>
+              </w:rPr>
+              <w:t xml:space="preserve">Use only a 9 V battery — not mains electricity. Warn learners not to touch both foil plates simultaneously after charging to avoid a mild but startling shock. Ensure foil edges are smooth to prevent cuts. Keep the plastic bag dry. Dispose of damaged foil safely.</w:t>
+            </w:r>
+          </w:p>
         </w:tc>
       </w:tr>
     </w:tbl>
@@ -18123,7 +18159,7 @@
             <w:pPr>
               <w:spacing w:after="20" w:before="0"/>
             </w:pPr>
-            <w:hyperlink w:history="1" r:id="rId6-hs0s4he99tzqtfrrefv">
+            <w:hyperlink w:history="1" r:id="rId5tjtojttyizvhadsah50u">
               <w:r>
                 <w:rPr>
                   <w:rFonts w:ascii="Arial" w:cs="Arial" w:eastAsia="Arial" w:hAnsi="Arial"/>
@@ -18156,7 +18192,7 @@
               <w:spacing w:after="10" w:before="0"/>
               <w:ind w:left="120"/>
             </w:pPr>
-            <w:hyperlink w:history="1" r:id="rId8v0_3ndkzdgb4d7xcwqej">
+            <w:hyperlink w:history="1" r:id="rIdunjszxso8rajzeaqengyh">
               <w:r>
                 <w:rPr>
                   <w:rFonts w:ascii="Arial" w:cs="Arial" w:eastAsia="Arial" w:hAnsi="Arial"/>
@@ -18201,7 +18237,7 @@
             <w:pPr>
               <w:spacing w:after="20" w:before="0"/>
             </w:pPr>
-            <w:hyperlink w:history="1" r:id="rIdw9tvyarqxamw-wq_e0aks">
+            <w:hyperlink w:history="1" r:id="rIdpjuk8kxog4ugm6katepkh">
               <w:r>
                 <w:rPr>
                   <w:rFonts w:ascii="Arial" w:cs="Arial" w:eastAsia="Arial" w:hAnsi="Arial"/>
@@ -18234,7 +18270,7 @@
               <w:spacing w:after="10" w:before="0"/>
               <w:ind w:left="120"/>
             </w:pPr>
-            <w:hyperlink w:history="1" r:id="rIdlc8wsiry4ryl91rxrfqfi">
+            <w:hyperlink w:history="1" r:id="rId9jm5g1vgjggifhia_d8vv">
               <w:r>
                 <w:rPr>
                   <w:rFonts w:ascii="Arial" w:cs="Arial" w:eastAsia="Arial" w:hAnsi="Arial"/>
@@ -18429,7 +18465,7 @@
             <w:pPr>
               <w:spacing w:after="20" w:before="0"/>
             </w:pPr>
-            <w:hyperlink w:history="1" r:id="rIdb66arv9qi_mngme3ehesg">
+            <w:hyperlink w:history="1" r:id="rIdbueka3eepcs7a89de8tjm">
               <w:r>
                 <w:rPr>
                   <w:rFonts w:ascii="Arial" w:cs="Arial" w:eastAsia="Arial" w:hAnsi="Arial"/>
@@ -18462,7 +18498,7 @@
               <w:spacing w:after="10" w:before="0"/>
               <w:ind w:left="120"/>
             </w:pPr>
-            <w:hyperlink w:history="1" r:id="rIdy9kcni8oxhltyvj-bbf8z">
+            <w:hyperlink w:history="1" r:id="rIddthdrzpnhlotj_-aeu_lr">
               <w:r>
                 <w:rPr>
                   <w:rFonts w:ascii="Arial" w:cs="Arial" w:eastAsia="Arial" w:hAnsi="Arial"/>
@@ -18507,7 +18543,7 @@
             <w:pPr>
               <w:spacing w:after="20" w:before="0"/>
             </w:pPr>
-            <w:hyperlink w:history="1" r:id="rIdcjyum4rgorzzsr0t9zbof">
+            <w:hyperlink w:history="1" r:id="rIdolse7iedkimapcptrrhn6">
               <w:r>
                 <w:rPr>
                   <w:rFonts w:ascii="Arial" w:cs="Arial" w:eastAsia="Arial" w:hAnsi="Arial"/>
@@ -18540,7 +18576,7 @@
               <w:spacing w:after="10" w:before="0"/>
               <w:ind w:left="120"/>
             </w:pPr>
-            <w:hyperlink w:history="1" r:id="rId1fnnru06ctngfcs_pmcsy">
+            <w:hyperlink w:history="1" r:id="rId6cpdyyh-kbc7nlmawwpzt">
               <w:r>
                 <w:rPr>
                   <w:rFonts w:ascii="Arial" w:cs="Arial" w:eastAsia="Arial" w:hAnsi="Arial"/>
@@ -18735,7 +18771,7 @@
             <w:pPr>
               <w:spacing w:after="20" w:before="0"/>
             </w:pPr>
-            <w:hyperlink w:history="1" r:id="rId8bswzccdqwgipsbqsvzvq">
+            <w:hyperlink w:history="1" r:id="rIdv-ljz_hnjeslaidtgtr3g">
               <w:r>
                 <w:rPr>
                   <w:rFonts w:ascii="Arial" w:cs="Arial" w:eastAsia="Arial" w:hAnsi="Arial"/>
@@ -18768,7 +18804,7 @@
               <w:spacing w:after="10" w:before="0"/>
               <w:ind w:left="120"/>
             </w:pPr>
-            <w:hyperlink w:history="1" r:id="rIdut8xm99pap2rwzp3ddyt5">
+            <w:hyperlink w:history="1" r:id="rIdv7plxeuoqgmpgnhvglaer">
               <w:r>
                 <w:rPr>
                   <w:rFonts w:ascii="Arial" w:cs="Arial" w:eastAsia="Arial" w:hAnsi="Arial"/>
@@ -18813,7 +18849,7 @@
             <w:pPr>
               <w:spacing w:after="20" w:before="0"/>
             </w:pPr>
-            <w:hyperlink w:history="1" r:id="rId8kjenzxijxdxfufh5bdfj">
+            <w:hyperlink w:history="1" r:id="rIdlvg1w2m3epqaxw-gipn99">
               <w:r>
                 <w:rPr>
                   <w:rFonts w:ascii="Arial" w:cs="Arial" w:eastAsia="Arial" w:hAnsi="Arial"/>
@@ -18846,7 +18882,7 @@
               <w:spacing w:after="10" w:before="0"/>
               <w:ind w:left="120"/>
             </w:pPr>
-            <w:hyperlink w:history="1" r:id="rIdpnekckoqman9as9dnmg_i">
+            <w:hyperlink w:history="1" r:id="rIdfqb2bnimywq0botjtrt3v">
               <w:r>
                 <w:rPr>
                   <w:rFonts w:ascii="Arial" w:cs="Arial" w:eastAsia="Arial" w:hAnsi="Arial"/>
@@ -19041,7 +19077,7 @@
             <w:pPr>
               <w:spacing w:after="20" w:before="0"/>
             </w:pPr>
-            <w:hyperlink w:history="1" r:id="rIddowjf-dyp0ag9ctdg7nxa">
+            <w:hyperlink w:history="1" r:id="rIdvt9cimeksfzcarsefwfug">
               <w:r>
                 <w:rPr>
                   <w:rFonts w:ascii="Arial" w:cs="Arial" w:eastAsia="Arial" w:hAnsi="Arial"/>
@@ -19074,7 +19110,7 @@
               <w:spacing w:after="10" w:before="0"/>
               <w:ind w:left="120"/>
             </w:pPr>
-            <w:hyperlink w:history="1" r:id="rIdp1cqqi-c-hknonk5j4wej">
+            <w:hyperlink w:history="1" r:id="rId--eav3roowvuaal2gnljk">
               <w:r>
                 <w:rPr>
                   <w:rFonts w:ascii="Arial" w:cs="Arial" w:eastAsia="Arial" w:hAnsi="Arial"/>
@@ -19119,7 +19155,7 @@
             <w:pPr>
               <w:spacing w:after="20" w:before="0"/>
             </w:pPr>
-            <w:hyperlink w:history="1" r:id="rIdti9_n03gvyinhbyx_skm8">
+            <w:hyperlink w:history="1" r:id="rIdlk97_x-0-yskfqlaj2ae6">
               <w:r>
                 <w:rPr>
                   <w:rFonts w:ascii="Arial" w:cs="Arial" w:eastAsia="Arial" w:hAnsi="Arial"/>
@@ -19152,7 +19188,7 @@
               <w:spacing w:after="10" w:before="0"/>
               <w:ind w:left="120"/>
             </w:pPr>
-            <w:hyperlink w:history="1" r:id="rIdvnxnyiyhq93evcy34ojkf">
+            <w:hyperlink w:history="1" r:id="rIdyehuqhrdqwfzlwitpouec">
               <w:r>
                 <w:rPr>
                   <w:rFonts w:ascii="Arial" w:cs="Arial" w:eastAsia="Arial" w:hAnsi="Arial"/>
@@ -19347,7 +19383,7 @@
             <w:pPr>
               <w:spacing w:after="20" w:before="0"/>
             </w:pPr>
-            <w:hyperlink w:history="1" r:id="rIdi-cnluhemtzj4rfuay_zj">
+            <w:hyperlink w:history="1" r:id="rId7nxoxpboc2fvqffktdspp">
               <w:r>
                 <w:rPr>
                   <w:rFonts w:ascii="Arial" w:cs="Arial" w:eastAsia="Arial" w:hAnsi="Arial"/>
@@ -19380,7 +19416,7 @@
               <w:spacing w:after="10" w:before="0"/>
               <w:ind w:left="120"/>
             </w:pPr>
-            <w:hyperlink w:history="1" r:id="rId38pnark7bbeyj50vfp8jn">
+            <w:hyperlink w:history="1" r:id="rIdbmxf4cwhyyonzq4_kywkc">
               <w:r>
                 <w:rPr>
                   <w:rFonts w:ascii="Arial" w:cs="Arial" w:eastAsia="Arial" w:hAnsi="Arial"/>
@@ -19425,7 +19461,7 @@
             <w:pPr>
               <w:spacing w:after="20" w:before="0"/>
             </w:pPr>
-            <w:hyperlink w:history="1" r:id="rIde9js60asb-hysky13mwwn">
+            <w:hyperlink w:history="1" r:id="rIddfgoqhpkcclsjedalmgvh">
               <w:r>
                 <w:rPr>
                   <w:rFonts w:ascii="Arial" w:cs="Arial" w:eastAsia="Arial" w:hAnsi="Arial"/>
@@ -19458,7 +19494,7 @@
               <w:spacing w:after="10" w:before="0"/>
               <w:ind w:left="120"/>
             </w:pPr>
-            <w:hyperlink w:history="1" r:id="rIdxf4hdx-kfhymnxbgucpwj">
+            <w:hyperlink w:history="1" r:id="rIdn6pbfjyymnpoamyer12mp">
               <w:r>
                 <w:rPr>
                   <w:rFonts w:ascii="Arial" w:cs="Arial" w:eastAsia="Arial" w:hAnsi="Arial"/>
@@ -20897,32 +20933,32 @@
         <w:tc>
           <w:tcPr>
             <w:tcW w:type="dxa" w:w="1520"/>
-            <w:shd w:fill="F2F2F2" w:color="auto" w:val="clear"/>
-            <w:tcMar>
-              <w:top w:type="dxa" w:w="60"/>
-              <w:left w:type="dxa" w:w="120"/>
-              <w:bottom w:type="dxa" w:w="60"/>
-              <w:right w:type="dxa" w:w="120"/>
-            </w:tcMar>
-            <w:vAlign w:val="top"/>
-          </w:tcPr>
-          <w:p>
-            <w:pPr>
-              <w:spacing w:after="40" w:before="0"/>
-              <w:jc w:val="left"/>
-            </w:pPr>
-            <w:r>
-              <w:rPr>
-                <w:rFonts w:ascii="Arial" w:cs="Arial" w:eastAsia="Arial" w:hAnsi="Arial"/>
-                <w:b/>
-                <w:bCs/>
-                <w:i w:val="false"/>
-                <w:iCs w:val="false"/>
-                <w:color w:val="000000"/>
-                <w:sz w:val="18"/>
-                <w:szCs w:val="18"/>
-              </w:rPr>
-              <w:t xml:space="preserve">1 — PREDICT</w:t>
+            <w:shd w:fill="EAD1F5" w:color="auto" w:val="clear"/>
+            <w:tcMar>
+              <w:top w:type="dxa" w:w="60"/>
+              <w:left w:type="dxa" w:w="120"/>
+              <w:bottom w:type="dxa" w:w="60"/>
+              <w:right w:type="dxa" w:w="120"/>
+            </w:tcMar>
+            <w:vAlign w:val="top"/>
+          </w:tcPr>
+          <w:p>
+            <w:pPr>
+              <w:spacing w:after="40" w:before="0"/>
+              <w:jc w:val="left"/>
+            </w:pPr>
+            <w:r>
+              <w:rPr>
+                <w:rFonts w:ascii="Arial" w:cs="Arial" w:eastAsia="Arial" w:hAnsi="Arial"/>
+                <w:b/>
+                <w:bCs/>
+                <w:i w:val="false"/>
+                <w:iCs w:val="false"/>
+                <w:color w:val="000000"/>
+                <w:sz w:val="18"/>
+                <w:szCs w:val="18"/>
+              </w:rPr>
+              <w:t xml:space="preserve">Predict Phase</w:t>
             </w:r>
           </w:p>
           <w:p>
@@ -20945,7 +20981,7 @@
             <w:pPr>
               <w:spacing w:after="20" w:before="0"/>
             </w:pPr>
-            <w:hyperlink w:history="1" r:id="rIdkhbrm0pheaf0zxjxfmc30">
+            <w:hyperlink w:history="1" r:id="rIdrpbfrpr4t1lk2ssihark0">
               <w:r>
                 <w:rPr>
                   <w:rFonts w:ascii="Arial" w:cs="Arial" w:eastAsia="Arial" w:hAnsi="Arial"/>
@@ -20978,7 +21014,7 @@
               <w:spacing w:after="10" w:before="0"/>
               <w:ind w:left="120"/>
             </w:pPr>
-            <w:hyperlink w:history="1" r:id="rId8mp1jvx1w9qnmej5wbuib">
+            <w:hyperlink w:history="1" r:id="rIdbu7yfdtnhhozuuitvxjv3">
               <w:r>
                 <w:rPr>
                   <w:rFonts w:ascii="Arial" w:cs="Arial" w:eastAsia="Arial" w:hAnsi="Arial"/>
@@ -21023,7 +21059,7 @@
             <w:pPr>
               <w:spacing w:after="20" w:before="0"/>
             </w:pPr>
-            <w:hyperlink w:history="1" r:id="rIdmrkrjjwe3r0o-mw5nldcy">
+            <w:hyperlink w:history="1" r:id="rIdrxtz44c2av7yjc-wqhbry">
               <w:r>
                 <w:rPr>
                   <w:rFonts w:ascii="Arial" w:cs="Arial" w:eastAsia="Arial" w:hAnsi="Arial"/>
@@ -21056,7 +21092,7 @@
               <w:spacing w:after="10" w:before="0"/>
               <w:ind w:left="120"/>
             </w:pPr>
-            <w:hyperlink w:history="1" r:id="rIdranuz89uptgs-584jr81-">
+            <w:hyperlink w:history="1" r:id="rIdiqxyd6fymvfjhsw031hau">
               <w:r>
                 <w:rPr>
                   <w:rFonts w:ascii="Arial" w:cs="Arial" w:eastAsia="Arial" w:hAnsi="Arial"/>
@@ -21203,32 +21239,32 @@
         <w:tc>
           <w:tcPr>
             <w:tcW w:type="dxa" w:w="1520"/>
-            <w:shd w:fill="F2F2F2" w:color="auto" w:val="clear"/>
-            <w:tcMar>
-              <w:top w:type="dxa" w:w="60"/>
-              <w:left w:type="dxa" w:w="120"/>
-              <w:bottom w:type="dxa" w:w="60"/>
-              <w:right w:type="dxa" w:w="120"/>
-            </w:tcMar>
-            <w:vAlign w:val="top"/>
-          </w:tcPr>
-          <w:p>
-            <w:pPr>
-              <w:spacing w:after="40" w:before="0"/>
-              <w:jc w:val="left"/>
-            </w:pPr>
-            <w:r>
-              <w:rPr>
-                <w:rFonts w:ascii="Arial" w:cs="Arial" w:eastAsia="Arial" w:hAnsi="Arial"/>
-                <w:b/>
-                <w:bCs/>
-                <w:i w:val="false"/>
-                <w:iCs w:val="false"/>
-                <w:color w:val="000000"/>
-                <w:sz w:val="18"/>
-                <w:szCs w:val="18"/>
-              </w:rPr>
-              <w:t xml:space="preserve">2 — OBSERVE</w:t>
+            <w:shd w:fill="D9EEF1" w:color="auto" w:val="clear"/>
+            <w:tcMar>
+              <w:top w:type="dxa" w:w="60"/>
+              <w:left w:type="dxa" w:w="120"/>
+              <w:bottom w:type="dxa" w:w="60"/>
+              <w:right w:type="dxa" w:w="120"/>
+            </w:tcMar>
+            <w:vAlign w:val="top"/>
+          </w:tcPr>
+          <w:p>
+            <w:pPr>
+              <w:spacing w:after="40" w:before="0"/>
+              <w:jc w:val="left"/>
+            </w:pPr>
+            <w:r>
+              <w:rPr>
+                <w:rFonts w:ascii="Arial" w:cs="Arial" w:eastAsia="Arial" w:hAnsi="Arial"/>
+                <w:b/>
+                <w:bCs/>
+                <w:i w:val="false"/>
+                <w:iCs w:val="false"/>
+                <w:color w:val="000000"/>
+                <w:sz w:val="18"/>
+                <w:szCs w:val="18"/>
+              </w:rPr>
+              <w:t xml:space="preserve">Observe Phase</w:t>
             </w:r>
           </w:p>
           <w:p>
@@ -21251,7 +21287,7 @@
             <w:pPr>
               <w:spacing w:after="20" w:before="0"/>
             </w:pPr>
-            <w:hyperlink w:history="1" r:id="rIdgpyavdwf06mnoj-nx33rn">
+            <w:hyperlink w:history="1" r:id="rId7ujtv54gegesjlb5pqiqq">
               <w:r>
                 <w:rPr>
                   <w:rFonts w:ascii="Arial" w:cs="Arial" w:eastAsia="Arial" w:hAnsi="Arial"/>
@@ -21284,7 +21320,7 @@
               <w:spacing w:after="10" w:before="0"/>
               <w:ind w:left="120"/>
             </w:pPr>
-            <w:hyperlink w:history="1" r:id="rIdrlonaho90yy36qeyx0xip">
+            <w:hyperlink w:history="1" r:id="rIdbr7utx9qox1sevvbx_q7o">
               <w:r>
                 <w:rPr>
                   <w:rFonts w:ascii="Arial" w:cs="Arial" w:eastAsia="Arial" w:hAnsi="Arial"/>
@@ -21329,7 +21365,7 @@
             <w:pPr>
               <w:spacing w:after="20" w:before="0"/>
             </w:pPr>
-            <w:hyperlink w:history="1" r:id="rIdoqrsmjmxn4vkwjd6x4qs5">
+            <w:hyperlink w:history="1" r:id="rIduhgtmbzodk0lqbewdmdt7">
               <w:r>
                 <w:rPr>
                   <w:rFonts w:ascii="Arial" w:cs="Arial" w:eastAsia="Arial" w:hAnsi="Arial"/>
@@ -21362,7 +21398,7 @@
               <w:spacing w:after="10" w:before="0"/>
               <w:ind w:left="120"/>
             </w:pPr>
-            <w:hyperlink w:history="1" r:id="rId992hduaxbct7vrqqq2i2h">
+            <w:hyperlink w:history="1" r:id="rIdafv1pusdupwfy85meukyy">
               <w:r>
                 <w:rPr>
                   <w:rFonts w:ascii="Arial" w:cs="Arial" w:eastAsia="Arial" w:hAnsi="Arial"/>
@@ -21509,32 +21545,32 @@
         <w:tc>
           <w:tcPr>
             <w:tcW w:type="dxa" w:w="1520"/>
-            <w:shd w:fill="F2F2F2" w:color="auto" w:val="clear"/>
-            <w:tcMar>
-              <w:top w:type="dxa" w:w="60"/>
-              <w:left w:type="dxa" w:w="120"/>
-              <w:bottom w:type="dxa" w:w="60"/>
-              <w:right w:type="dxa" w:w="120"/>
-            </w:tcMar>
-            <w:vAlign w:val="top"/>
-          </w:tcPr>
-          <w:p>
-            <w:pPr>
-              <w:spacing w:after="40" w:before="0"/>
-              <w:jc w:val="left"/>
-            </w:pPr>
-            <w:r>
-              <w:rPr>
-                <w:rFonts w:ascii="Arial" w:cs="Arial" w:eastAsia="Arial" w:hAnsi="Arial"/>
-                <w:b/>
-                <w:bCs/>
-                <w:i w:val="false"/>
-                <w:iCs w:val="false"/>
-                <w:color w:val="000000"/>
-                <w:sz w:val="18"/>
-                <w:szCs w:val="18"/>
-              </w:rPr>
-              <w:t xml:space="preserve">3 — EXPLAIN</w:t>
+            <w:shd w:fill="E2EFDA" w:color="auto" w:val="clear"/>
+            <w:tcMar>
+              <w:top w:type="dxa" w:w="60"/>
+              <w:left w:type="dxa" w:w="120"/>
+              <w:bottom w:type="dxa" w:w="60"/>
+              <w:right w:type="dxa" w:w="120"/>
+            </w:tcMar>
+            <w:vAlign w:val="top"/>
+          </w:tcPr>
+          <w:p>
+            <w:pPr>
+              <w:spacing w:after="40" w:before="0"/>
+              <w:jc w:val="left"/>
+            </w:pPr>
+            <w:r>
+              <w:rPr>
+                <w:rFonts w:ascii="Arial" w:cs="Arial" w:eastAsia="Arial" w:hAnsi="Arial"/>
+                <w:b/>
+                <w:bCs/>
+                <w:i w:val="false"/>
+                <w:iCs w:val="false"/>
+                <w:color w:val="000000"/>
+                <w:sz w:val="18"/>
+                <w:szCs w:val="18"/>
+              </w:rPr>
+              <w:t xml:space="preserve">Explain Phase</w:t>
             </w:r>
           </w:p>
           <w:p>
@@ -21557,7 +21593,7 @@
             <w:pPr>
               <w:spacing w:after="20" w:before="0"/>
             </w:pPr>
-            <w:hyperlink w:history="1" r:id="rIdpcinfbiszabv3-hsiro3t">
+            <w:hyperlink w:history="1" r:id="rIddvrtqsky5r74waot6-3ps">
               <w:r>
                 <w:rPr>
                   <w:rFonts w:ascii="Arial" w:cs="Arial" w:eastAsia="Arial" w:hAnsi="Arial"/>
@@ -21590,7 +21626,7 @@
               <w:spacing w:after="10" w:before="0"/>
               <w:ind w:left="120"/>
             </w:pPr>
-            <w:hyperlink w:history="1" r:id="rIdunc-0je4vbamdhoteoybt">
+            <w:hyperlink w:history="1" r:id="rId2v-mehj7pqpknrk2de1ir">
               <w:r>
                 <w:rPr>
                   <w:rFonts w:ascii="Arial" w:cs="Arial" w:eastAsia="Arial" w:hAnsi="Arial"/>
@@ -21635,7 +21671,7 @@
             <w:pPr>
               <w:spacing w:after="20" w:before="0"/>
             </w:pPr>
-            <w:hyperlink w:history="1" r:id="rId0a9ugsp2bcynxuqcwojqn">
+            <w:hyperlink w:history="1" r:id="rIdx7vmjmlbvttbtp8vsgql5">
               <w:r>
                 <w:rPr>
                   <w:rFonts w:ascii="Arial" w:cs="Arial" w:eastAsia="Arial" w:hAnsi="Arial"/>
@@ -21668,7 +21704,7 @@
               <w:spacing w:after="10" w:before="0"/>
               <w:ind w:left="120"/>
             </w:pPr>
-            <w:hyperlink w:history="1" r:id="rIdjlnp1apu6urk9y9rhilcx">
+            <w:hyperlink w:history="1" r:id="rIdimqozuffvn_bwhgxwvd50">
               <w:r>
                 <w:rPr>
                   <w:rFonts w:ascii="Arial" w:cs="Arial" w:eastAsia="Arial" w:hAnsi="Arial"/>
@@ -21815,32 +21851,32 @@
         <w:tc>
           <w:tcPr>
             <w:tcW w:type="dxa" w:w="1520"/>
-            <w:shd w:fill="F2F2F2" w:color="auto" w:val="clear"/>
-            <w:tcMar>
-              <w:top w:type="dxa" w:w="60"/>
-              <w:left w:type="dxa" w:w="120"/>
-              <w:bottom w:type="dxa" w:w="60"/>
-              <w:right w:type="dxa" w:w="120"/>
-            </w:tcMar>
-            <w:vAlign w:val="top"/>
-          </w:tcPr>
-          <w:p>
-            <w:pPr>
-              <w:spacing w:after="40" w:before="0"/>
-              <w:jc w:val="left"/>
-            </w:pPr>
-            <w:r>
-              <w:rPr>
-                <w:rFonts w:ascii="Arial" w:cs="Arial" w:eastAsia="Arial" w:hAnsi="Arial"/>
-                <w:b/>
-                <w:bCs/>
-                <w:i w:val="false"/>
-                <w:iCs w:val="false"/>
-                <w:color w:val="000000"/>
-                <w:sz w:val="18"/>
-                <w:szCs w:val="18"/>
-              </w:rPr>
-              <w:t xml:space="preserve">4 — DRIVING QUESTION BOARD UPDATE</w:t>
+            <w:shd w:fill="FCE4D6" w:color="auto" w:val="clear"/>
+            <w:tcMar>
+              <w:top w:type="dxa" w:w="60"/>
+              <w:left w:type="dxa" w:w="120"/>
+              <w:bottom w:type="dxa" w:w="60"/>
+              <w:right w:type="dxa" w:w="120"/>
+            </w:tcMar>
+            <w:vAlign w:val="top"/>
+          </w:tcPr>
+          <w:p>
+            <w:pPr>
+              <w:spacing w:after="40" w:before="0"/>
+              <w:jc w:val="left"/>
+            </w:pPr>
+            <w:r>
+              <w:rPr>
+                <w:rFonts w:ascii="Arial" w:cs="Arial" w:eastAsia="Arial" w:hAnsi="Arial"/>
+                <w:b/>
+                <w:bCs/>
+                <w:i w:val="false"/>
+                <w:iCs w:val="false"/>
+                <w:color w:val="000000"/>
+                <w:sz w:val="18"/>
+                <w:szCs w:val="18"/>
+              </w:rPr>
+              <w:t xml:space="preserve">Driving Question Board (DQB) Creation</w:t>
             </w:r>
           </w:p>
           <w:p>
@@ -21863,7 +21899,7 @@
             <w:pPr>
               <w:spacing w:after="20" w:before="0"/>
             </w:pPr>
-            <w:hyperlink w:history="1" r:id="rIdbhlhg7wwl1qcsj0u0imyz">
+            <w:hyperlink w:history="1" r:id="rIdlg749ldcubq2rt_jevdy-">
               <w:r>
                 <w:rPr>
                   <w:rFonts w:ascii="Arial" w:cs="Arial" w:eastAsia="Arial" w:hAnsi="Arial"/>
@@ -21896,7 +21932,7 @@
               <w:spacing w:after="10" w:before="0"/>
               <w:ind w:left="120"/>
             </w:pPr>
-            <w:hyperlink w:history="1" r:id="rId2isgbgw907iloya_xp-rw">
+            <w:hyperlink w:history="1" r:id="rIdze6alckwrw0uwtsng9gs7">
               <w:r>
                 <w:rPr>
                   <w:rFonts w:ascii="Arial" w:cs="Arial" w:eastAsia="Arial" w:hAnsi="Arial"/>
@@ -21941,7 +21977,7 @@
             <w:pPr>
               <w:spacing w:after="20" w:before="0"/>
             </w:pPr>
-            <w:hyperlink w:history="1" r:id="rIdxcdag88opm3dt1sunx2yn">
+            <w:hyperlink w:history="1" r:id="rId3g2-q2rfipk_o2czugul9">
               <w:r>
                 <w:rPr>
                   <w:rFonts w:ascii="Arial" w:cs="Arial" w:eastAsia="Arial" w:hAnsi="Arial"/>
@@ -21974,7 +22010,7 @@
               <w:spacing w:after="10" w:before="0"/>
               <w:ind w:left="120"/>
             </w:pPr>
-            <w:hyperlink w:history="1" r:id="rIdhd3me1bzt2rbkfkixuaad">
+            <w:hyperlink w:history="1" r:id="rIdm2gtdkhslvuaao6e_mzns">
               <w:r>
                 <w:rPr>
                   <w:rFonts w:ascii="Arial" w:cs="Arial" w:eastAsia="Arial" w:hAnsi="Arial"/>
@@ -22121,32 +22157,32 @@
         <w:tc>
           <w:tcPr>
             <w:tcW w:type="dxa" w:w="1520"/>
-            <w:shd w:fill="F2F2F2" w:color="auto" w:val="clear"/>
-            <w:tcMar>
-              <w:top w:type="dxa" w:w="60"/>
-              <w:left w:type="dxa" w:w="120"/>
-              <w:bottom w:type="dxa" w:w="60"/>
-              <w:right w:type="dxa" w:w="120"/>
-            </w:tcMar>
-            <w:vAlign w:val="top"/>
-          </w:tcPr>
-          <w:p>
-            <w:pPr>
-              <w:spacing w:after="40" w:before="0"/>
-              <w:jc w:val="left"/>
-            </w:pPr>
-            <w:r>
-              <w:rPr>
-                <w:rFonts w:ascii="Arial" w:cs="Arial" w:eastAsia="Arial" w:hAnsi="Arial"/>
-                <w:b/>
-                <w:bCs/>
-                <w:i w:val="false"/>
-                <w:iCs w:val="false"/>
-                <w:color w:val="000000"/>
-                <w:sz w:val="18"/>
-                <w:szCs w:val="18"/>
-              </w:rPr>
-              <w:t xml:space="preserve">5 — MODEL BUILDING</w:t>
+            <w:shd w:fill="D5E8F0" w:color="auto" w:val="clear"/>
+            <w:tcMar>
+              <w:top w:type="dxa" w:w="60"/>
+              <w:left w:type="dxa" w:w="120"/>
+              <w:bottom w:type="dxa" w:w="60"/>
+              <w:right w:type="dxa" w:w="120"/>
+            </w:tcMar>
+            <w:vAlign w:val="top"/>
+          </w:tcPr>
+          <w:p>
+            <w:pPr>
+              <w:spacing w:after="40" w:before="0"/>
+              <w:jc w:val="left"/>
+            </w:pPr>
+            <w:r>
+              <w:rPr>
+                <w:rFonts w:ascii="Arial" w:cs="Arial" w:eastAsia="Arial" w:hAnsi="Arial"/>
+                <w:b/>
+                <w:bCs/>
+                <w:i w:val="false"/>
+                <w:iCs w:val="false"/>
+                <w:color w:val="000000"/>
+                <w:sz w:val="18"/>
+                <w:szCs w:val="18"/>
+              </w:rPr>
+              <w:t xml:space="preserve">Model Building Phase</w:t>
             </w:r>
           </w:p>
           <w:p>
@@ -22169,7 +22205,7 @@
             <w:pPr>
               <w:spacing w:after="20" w:before="0"/>
             </w:pPr>
-            <w:hyperlink w:history="1" r:id="rId4fqimpau3juip6r-oo-jk">
+            <w:hyperlink w:history="1" r:id="rIdhydbr1kmjcjrrxh-yujll">
               <w:r>
                 <w:rPr>
                   <w:rFonts w:ascii="Arial" w:cs="Arial" w:eastAsia="Arial" w:hAnsi="Arial"/>
@@ -22202,7 +22238,7 @@
               <w:spacing w:after="10" w:before="0"/>
               <w:ind w:left="120"/>
             </w:pPr>
-            <w:hyperlink w:history="1" r:id="rIdwrrfdtdaxi3dlpr-brouu">
+            <w:hyperlink w:history="1" r:id="rIdqjbrtkrhfbeiipaxn2-b4">
               <w:r>
                 <w:rPr>
                   <w:rFonts w:ascii="Arial" w:cs="Arial" w:eastAsia="Arial" w:hAnsi="Arial"/>
@@ -22247,7 +22283,7 @@
             <w:pPr>
               <w:spacing w:after="20" w:before="0"/>
             </w:pPr>
-            <w:hyperlink w:history="1" r:id="rIdszjyx0i_49s-0umrfeuvv">
+            <w:hyperlink w:history="1" r:id="rIdzra0jllbbgqtuj39cxjpf">
               <w:r>
                 <w:rPr>
                   <w:rFonts w:ascii="Arial" w:cs="Arial" w:eastAsia="Arial" w:hAnsi="Arial"/>
@@ -22280,7 +22316,7 @@
               <w:spacing w:after="10" w:before="0"/>
               <w:ind w:left="120"/>
             </w:pPr>
-            <w:hyperlink w:history="1" r:id="rIdibkrp8n7zs3n24eq0iutb">
+            <w:hyperlink w:history="1" r:id="rIdxch4foxnoczrukdwypgpa">
               <w:r>
                 <w:rPr>
                   <w:rFonts w:ascii="Arial" w:cs="Arial" w:eastAsia="Arial" w:hAnsi="Arial"/>
@@ -23470,7 +23506,25 @@
             </w:tcMar>
             <w:vAlign w:val="top"/>
           </w:tcPr>
-          <w:p/>
+          <w:p>
+            <w:pPr>
+              <w:spacing w:after="40" w:before="0"/>
+              <w:jc w:val="left"/>
+            </w:pPr>
+            <w:r>
+              <w:rPr>
+                <w:rFonts w:ascii="Arial" w:cs="Arial" w:eastAsia="Arial" w:hAnsi="Arial"/>
+                <w:b w:val="false"/>
+                <w:bCs w:val="false"/>
+                <w:i w:val="false"/>
+                <w:iCs w:val="false"/>
+                <w:color w:val="000000"/>
+                <w:sz w:val="18"/>
+                <w:szCs w:val="18"/>
+              </w:rPr>
+              <w:t xml:space="preserve">Ensure the foil capacitor charged in Lesson 6 is discharged through a 1 kilo-ohm resistor before handling. Do not use mains electricity. The 9 V battery circuit is safe for Grade 10. Remind learners never to touch both terminals of a large charged capacitor simultaneously. Reinforce that the lesson numbers from lightning strikes justify all the safety engineering studied in the unit.</w:t>
+            </w:r>
+          </w:p>
         </w:tc>
       </w:tr>
     </w:tbl>
@@ -23844,7 +23898,7 @@
             <w:pPr>
               <w:spacing w:after="20" w:before="0"/>
             </w:pPr>
-            <w:hyperlink w:history="1" r:id="rIdlbwy7nuerizuduai9xcya">
+            <w:hyperlink w:history="1" r:id="rIdfxihw0jdntxr-jb5yohpn">
               <w:r>
                 <w:rPr>
                   <w:rFonts w:ascii="Arial" w:cs="Arial" w:eastAsia="Arial" w:hAnsi="Arial"/>
@@ -23877,7 +23931,7 @@
               <w:spacing w:after="10" w:before="0"/>
               <w:ind w:left="120"/>
             </w:pPr>
-            <w:hyperlink w:history="1" r:id="rIdyot4h8zp8a15wzzy27isl">
+            <w:hyperlink w:history="1" r:id="rIdmuhot8qrxyirdz1jchc8r">
               <w:r>
                 <w:rPr>
                   <w:rFonts w:ascii="Arial" w:cs="Arial" w:eastAsia="Arial" w:hAnsi="Arial"/>
@@ -23922,7 +23976,7 @@
             <w:pPr>
               <w:spacing w:after="20" w:before="0"/>
             </w:pPr>
-            <w:hyperlink w:history="1" r:id="rIdzzjgwfwlay8vznvhuv4qg">
+            <w:hyperlink w:history="1" r:id="rIdiqv7e3ntbbximgahc3mmp">
               <w:r>
                 <w:rPr>
                   <w:rFonts w:ascii="Arial" w:cs="Arial" w:eastAsia="Arial" w:hAnsi="Arial"/>
@@ -23955,7 +24009,7 @@
               <w:spacing w:after="10" w:before="0"/>
               <w:ind w:left="120"/>
             </w:pPr>
-            <w:hyperlink w:history="1" r:id="rIdlijrnrrrbiaimfgsys-5r">
+            <w:hyperlink w:history="1" r:id="rIdmlaxog8nf4re4jzukirsj">
               <w:r>
                 <w:rPr>
                   <w:rFonts w:ascii="Arial" w:cs="Arial" w:eastAsia="Arial" w:hAnsi="Arial"/>
@@ -24150,7 +24204,7 @@
             <w:pPr>
               <w:spacing w:after="20" w:before="0"/>
             </w:pPr>
-            <w:hyperlink w:history="1" r:id="rId0pj8wqfvevc9rfzupwngl">
+            <w:hyperlink w:history="1" r:id="rIddhbnq6x-bhkxmfds8wbyn">
               <w:r>
                 <w:rPr>
                   <w:rFonts w:ascii="Arial" w:cs="Arial" w:eastAsia="Arial" w:hAnsi="Arial"/>
@@ -24183,7 +24237,7 @@
               <w:spacing w:after="10" w:before="0"/>
               <w:ind w:left="120"/>
             </w:pPr>
-            <w:hyperlink w:history="1" r:id="rIdtcpuboi3g4tag47escjzd">
+            <w:hyperlink w:history="1" r:id="rIdgbl7dvd5wqrssidpldtcw">
               <w:r>
                 <w:rPr>
                   <w:rFonts w:ascii="Arial" w:cs="Arial" w:eastAsia="Arial" w:hAnsi="Arial"/>
@@ -24228,7 +24282,7 @@
             <w:pPr>
               <w:spacing w:after="20" w:before="0"/>
             </w:pPr>
-            <w:hyperlink w:history="1" r:id="rIdhrcinqglx5ykg2ywf6j_e">
+            <w:hyperlink w:history="1" r:id="rIdvdixx_sgf5cssbgjwa4l6">
               <w:r>
                 <w:rPr>
                   <w:rFonts w:ascii="Arial" w:cs="Arial" w:eastAsia="Arial" w:hAnsi="Arial"/>
@@ -24261,7 +24315,7 @@
               <w:spacing w:after="10" w:before="0"/>
               <w:ind w:left="120"/>
             </w:pPr>
-            <w:hyperlink w:history="1" r:id="rIdwiki6pkw5ugvyitd7nj2i">
+            <w:hyperlink w:history="1" r:id="rId5qsj6ka4nzwtbgd7paofm">
               <w:r>
                 <w:rPr>
                   <w:rFonts w:ascii="Arial" w:cs="Arial" w:eastAsia="Arial" w:hAnsi="Arial"/>
@@ -24456,7 +24510,7 @@
             <w:pPr>
               <w:spacing w:after="20" w:before="0"/>
             </w:pPr>
-            <w:hyperlink w:history="1" r:id="rId8kbstssyr6wgh8fao5m7x">
+            <w:hyperlink w:history="1" r:id="rIdh5xivucrb_pjyhiwawdsy">
               <w:r>
                 <w:rPr>
                   <w:rFonts w:ascii="Arial" w:cs="Arial" w:eastAsia="Arial" w:hAnsi="Arial"/>
@@ -24489,7 +24543,7 @@
               <w:spacing w:after="10" w:before="0"/>
               <w:ind w:left="120"/>
             </w:pPr>
-            <w:hyperlink w:history="1" r:id="rIdzhimantfe3ox7ymio3zpk">
+            <w:hyperlink w:history="1" r:id="rId9v31rajifww-o8uripwdk">
               <w:r>
                 <w:rPr>
                   <w:rFonts w:ascii="Arial" w:cs="Arial" w:eastAsia="Arial" w:hAnsi="Arial"/>
@@ -24534,7 +24588,7 @@
             <w:pPr>
               <w:spacing w:after="20" w:before="0"/>
             </w:pPr>
-            <w:hyperlink w:history="1" r:id="rIdvhzeuqdspuc3grmsxpwhm">
+            <w:hyperlink w:history="1" r:id="rIdy-2rzlykpqioslp2ebiie">
               <w:r>
                 <w:rPr>
                   <w:rFonts w:ascii="Arial" w:cs="Arial" w:eastAsia="Arial" w:hAnsi="Arial"/>
@@ -24567,7 +24621,7 @@
               <w:spacing w:after="10" w:before="0"/>
               <w:ind w:left="120"/>
             </w:pPr>
-            <w:hyperlink w:history="1" r:id="rIde_5sqnhrnkuwl5n-b91kt">
+            <w:hyperlink w:history="1" r:id="rIdb-vylxzgtrxkfayyyjol6">
               <w:r>
                 <w:rPr>
                   <w:rFonts w:ascii="Arial" w:cs="Arial" w:eastAsia="Arial" w:hAnsi="Arial"/>
@@ -24762,7 +24816,7 @@
             <w:pPr>
               <w:spacing w:after="20" w:before="0"/>
             </w:pPr>
-            <w:hyperlink w:history="1" r:id="rIdtl2xwn6yk2bgywitoh-hd">
+            <w:hyperlink w:history="1" r:id="rIdmmba0e5bd0ifmrrm0qsj-">
               <w:r>
                 <w:rPr>
                   <w:rFonts w:ascii="Arial" w:cs="Arial" w:eastAsia="Arial" w:hAnsi="Arial"/>
@@ -24795,7 +24849,7 @@
               <w:spacing w:after="10" w:before="0"/>
               <w:ind w:left="120"/>
             </w:pPr>
-            <w:hyperlink w:history="1" r:id="rIdcs86lsuooamwqgume9csv">
+            <w:hyperlink w:history="1" r:id="rIds0o7vzwr-0ssrrzphi2wr">
               <w:r>
                 <w:rPr>
                   <w:rFonts w:ascii="Arial" w:cs="Arial" w:eastAsia="Arial" w:hAnsi="Arial"/>
@@ -24840,7 +24894,7 @@
             <w:pPr>
               <w:spacing w:after="20" w:before="0"/>
             </w:pPr>
-            <w:hyperlink w:history="1" r:id="rIdgekdkai3pt9mgel6u3ci9">
+            <w:hyperlink w:history="1" r:id="rIdcmw0xyntc2cximrnx8xdk">
               <w:r>
                 <w:rPr>
                   <w:rFonts w:ascii="Arial" w:cs="Arial" w:eastAsia="Arial" w:hAnsi="Arial"/>
@@ -24873,7 +24927,7 @@
               <w:spacing w:after="10" w:before="0"/>
               <w:ind w:left="120"/>
             </w:pPr>
-            <w:hyperlink w:history="1" r:id="rId2uujlzmfp3fhcr1j5zs9z">
+            <w:hyperlink w:history="1" r:id="rIdoo73fmfzejuj0h-gvim0o">
               <w:r>
                 <w:rPr>
                   <w:rFonts w:ascii="Arial" w:cs="Arial" w:eastAsia="Arial" w:hAnsi="Arial"/>
@@ -25068,7 +25122,7 @@
             <w:pPr>
               <w:spacing w:after="20" w:before="0"/>
             </w:pPr>
-            <w:hyperlink w:history="1" r:id="rIdrwcfzg_ariifp9v2aphk5">
+            <w:hyperlink w:history="1" r:id="rIdm_3vtxdgwobckjrumulpo">
               <w:r>
                 <w:rPr>
                   <w:rFonts w:ascii="Arial" w:cs="Arial" w:eastAsia="Arial" w:hAnsi="Arial"/>
@@ -25101,7 +25155,7 @@
               <w:spacing w:after="10" w:before="0"/>
               <w:ind w:left="120"/>
             </w:pPr>
-            <w:hyperlink w:history="1" r:id="rIdfl07snp9_dxksutlajlax">
+            <w:hyperlink w:history="1" r:id="rIdsbgwvwkiqazfkqsambfdl">
               <w:r>
                 <w:rPr>
                   <w:rFonts w:ascii="Arial" w:cs="Arial" w:eastAsia="Arial" w:hAnsi="Arial"/>
@@ -25146,7 +25200,7 @@
             <w:pPr>
               <w:spacing w:after="20" w:before="0"/>
             </w:pPr>
-            <w:hyperlink w:history="1" r:id="rIdu7lsimoykeuz9c97favte">
+            <w:hyperlink w:history="1" r:id="rId1qldpjbcehe0ilru9cdhh">
               <w:r>
                 <w:rPr>
                   <w:rFonts w:ascii="Arial" w:cs="Arial" w:eastAsia="Arial" w:hAnsi="Arial"/>
@@ -25179,7 +25233,7 @@
               <w:spacing w:after="10" w:before="0"/>
               <w:ind w:left="120"/>
             </w:pPr>
-            <w:hyperlink w:history="1" r:id="rIdxljnkrhjjywunl86uahaq">
+            <w:hyperlink w:history="1" r:id="rIdxgtlrdk_sahm0camvuzzn">
               <w:r>
                 <w:rPr>
                   <w:rFonts w:ascii="Arial" w:cs="Arial" w:eastAsia="Arial" w:hAnsi="Arial"/>
@@ -26256,7 +26310,25 @@
             </w:tcMar>
             <w:vAlign w:val="top"/>
           </w:tcPr>
-          <w:p/>
+          <w:p>
+            <w:pPr>
+              <w:spacing w:after="40" w:before="0"/>
+              <w:jc w:val="left"/>
+            </w:pPr>
+            <w:r>
+              <w:rPr>
+                <w:rFonts w:ascii="Arial" w:cs="Arial" w:eastAsia="Arial" w:hAnsi="Arial"/>
+                <w:b w:val="false"/>
+                <w:bCs w:val="false"/>
+                <w:i w:val="false"/>
+                <w:iCs w:val="false"/>
+                <w:color w:val="000000"/>
+                <w:sz w:val="18"/>
+                <w:szCs w:val="18"/>
+              </w:rPr>
+              <w:t xml:space="preserve">No electrical apparatus is energised in this lesson. If printed circuit boards or capacitor samples are used as display artefacts, ensure discharged state is confirmed before handling. Standard classroom supervision applies.</w:t>
+            </w:r>
+          </w:p>
         </w:tc>
       </w:tr>
     </w:tbl>
@@ -26630,7 +26702,7 @@
             <w:pPr>
               <w:spacing w:after="20" w:before="0"/>
             </w:pPr>
-            <w:hyperlink w:history="1" r:id="rIdcmwayx2evz5lrq1iez0v2">
+            <w:hyperlink w:history="1" r:id="rIddfbwflpg6-yhamz_e3noa">
               <w:r>
                 <w:rPr>
                   <w:rFonts w:ascii="Arial" w:cs="Arial" w:eastAsia="Arial" w:hAnsi="Arial"/>
@@ -26663,7 +26735,7 @@
               <w:spacing w:after="10" w:before="0"/>
               <w:ind w:left="120"/>
             </w:pPr>
-            <w:hyperlink w:history="1" r:id="rIdrzao_luqyg-kgv4vdrgge">
+            <w:hyperlink w:history="1" r:id="rId77csjjc2w4oud5ltwlaof">
               <w:r>
                 <w:rPr>
                   <w:rFonts w:ascii="Arial" w:cs="Arial" w:eastAsia="Arial" w:hAnsi="Arial"/>
@@ -26708,7 +26780,7 @@
             <w:pPr>
               <w:spacing w:after="20" w:before="0"/>
             </w:pPr>
-            <w:hyperlink w:history="1" r:id="rIdab9zht-hyfnynfpvoi3rm">
+            <w:hyperlink w:history="1" r:id="rId0vhehuzwwfkyruqr4qlx1">
               <w:r>
                 <w:rPr>
                   <w:rFonts w:ascii="Arial" w:cs="Arial" w:eastAsia="Arial" w:hAnsi="Arial"/>
@@ -26741,7 +26813,7 @@
               <w:spacing w:after="10" w:before="0"/>
               <w:ind w:left="120"/>
             </w:pPr>
-            <w:hyperlink w:history="1" r:id="rIdh1cebtr65ig7urr1zyhml">
+            <w:hyperlink w:history="1" r:id="rIdoq6_-v5lwxexlxnekx56y">
               <w:r>
                 <w:rPr>
                   <w:rFonts w:ascii="Arial" w:cs="Arial" w:eastAsia="Arial" w:hAnsi="Arial"/>
@@ -26936,7 +27008,7 @@
             <w:pPr>
               <w:spacing w:after="20" w:before="0"/>
             </w:pPr>
-            <w:hyperlink w:history="1" r:id="rIdpgglgvjpyozzidgo0dgfy">
+            <w:hyperlink w:history="1" r:id="rIdxxij5spsc-5kvob2lfmvw">
               <w:r>
                 <w:rPr>
                   <w:rFonts w:ascii="Arial" w:cs="Arial" w:eastAsia="Arial" w:hAnsi="Arial"/>
@@ -26969,7 +27041,7 @@
               <w:spacing w:after="10" w:before="0"/>
               <w:ind w:left="120"/>
             </w:pPr>
-            <w:hyperlink w:history="1" r:id="rIdczfu94yzz-7l1rfcm3rd7">
+            <w:hyperlink w:history="1" r:id="rIdyjzur_rgshs93oclzjuss">
               <w:r>
                 <w:rPr>
                   <w:rFonts w:ascii="Arial" w:cs="Arial" w:eastAsia="Arial" w:hAnsi="Arial"/>
@@ -27014,7 +27086,7 @@
             <w:pPr>
               <w:spacing w:after="20" w:before="0"/>
             </w:pPr>
-            <w:hyperlink w:history="1" r:id="rIdl01bwmpn8fi1ptuw74jpo">
+            <w:hyperlink w:history="1" r:id="rId-_impgqdggvgcjdavhlbi">
               <w:r>
                 <w:rPr>
                   <w:rFonts w:ascii="Arial" w:cs="Arial" w:eastAsia="Arial" w:hAnsi="Arial"/>
@@ -27047,7 +27119,7 @@
               <w:spacing w:after="10" w:before="0"/>
               <w:ind w:left="120"/>
             </w:pPr>
-            <w:hyperlink w:history="1" r:id="rIdplmaxkud1cg5ywjpxej3f">
+            <w:hyperlink w:history="1" r:id="rIdfnko1lws3bzecspjumy5q">
               <w:r>
                 <w:rPr>
                   <w:rFonts w:ascii="Arial" w:cs="Arial" w:eastAsia="Arial" w:hAnsi="Arial"/>
@@ -27242,7 +27314,7 @@
             <w:pPr>
               <w:spacing w:after="20" w:before="0"/>
             </w:pPr>
-            <w:hyperlink w:history="1" r:id="rIdemb-f9ayaeyt4dsxpqy6s">
+            <w:hyperlink w:history="1" r:id="rId7a2cqwf4g4ujnzlncudgm">
               <w:r>
                 <w:rPr>
                   <w:rFonts w:ascii="Arial" w:cs="Arial" w:eastAsia="Arial" w:hAnsi="Arial"/>
@@ -27275,7 +27347,7 @@
               <w:spacing w:after="10" w:before="0"/>
               <w:ind w:left="120"/>
             </w:pPr>
-            <w:hyperlink w:history="1" r:id="rIdj_c8s4jtghlkku1fevimg">
+            <w:hyperlink w:history="1" r:id="rIdl47bxrbbeiixi6igvlvzn">
               <w:r>
                 <w:rPr>
                   <w:rFonts w:ascii="Arial" w:cs="Arial" w:eastAsia="Arial" w:hAnsi="Arial"/>
@@ -27320,7 +27392,7 @@
             <w:pPr>
               <w:spacing w:after="20" w:before="0"/>
             </w:pPr>
-            <w:hyperlink w:history="1" r:id="rIdmlyi11rfgkoc_kbhuo2n7">
+            <w:hyperlink w:history="1" r:id="rIdpqwimwroplaa2g8mxm6k5">
               <w:r>
                 <w:rPr>
                   <w:rFonts w:ascii="Arial" w:cs="Arial" w:eastAsia="Arial" w:hAnsi="Arial"/>
@@ -27353,7 +27425,7 @@
               <w:spacing w:after="10" w:before="0"/>
               <w:ind w:left="120"/>
             </w:pPr>
-            <w:hyperlink w:history="1" r:id="rIdouatday5-zo_lddjqq1b2">
+            <w:hyperlink w:history="1" r:id="rIdbqruatlfzd-1js9rgu_cg">
               <w:r>
                 <w:rPr>
                   <w:rFonts w:ascii="Arial" w:cs="Arial" w:eastAsia="Arial" w:hAnsi="Arial"/>
@@ -27548,7 +27620,7 @@
             <w:pPr>
               <w:spacing w:after="20" w:before="0"/>
             </w:pPr>
-            <w:hyperlink w:history="1" r:id="rId0sg-pkdqsdbd2mstcmxcz">
+            <w:hyperlink w:history="1" r:id="rIdk1w2nduwot4fen6ih1fse">
               <w:r>
                 <w:rPr>
                   <w:rFonts w:ascii="Arial" w:cs="Arial" w:eastAsia="Arial" w:hAnsi="Arial"/>
@@ -27581,7 +27653,7 @@
               <w:spacing w:after="10" w:before="0"/>
               <w:ind w:left="120"/>
             </w:pPr>
-            <w:hyperlink w:history="1" r:id="rIdylhjb1i5zjl8bef2qub5d">
+            <w:hyperlink w:history="1" r:id="rIdqcyzepmrwnswdwge1n9ey">
               <w:r>
                 <w:rPr>
                   <w:rFonts w:ascii="Arial" w:cs="Arial" w:eastAsia="Arial" w:hAnsi="Arial"/>
@@ -27626,7 +27698,7 @@
             <w:pPr>
               <w:spacing w:after="20" w:before="0"/>
             </w:pPr>
-            <w:hyperlink w:history="1" r:id="rIdw8k9rjngdjymfheiueqld">
+            <w:hyperlink w:history="1" r:id="rIdoozcttbne0ykvsrfvixh7">
               <w:r>
                 <w:rPr>
                   <w:rFonts w:ascii="Arial" w:cs="Arial" w:eastAsia="Arial" w:hAnsi="Arial"/>
@@ -27659,7 +27731,7 @@
               <w:spacing w:after="10" w:before="0"/>
               <w:ind w:left="120"/>
             </w:pPr>
-            <w:hyperlink w:history="1" r:id="rId1ccf6bnvp3llsyuhueomm">
+            <w:hyperlink w:history="1" r:id="rId5bzijgqz4pw08vk-gdpdf">
               <w:r>
                 <w:rPr>
                   <w:rFonts w:ascii="Arial" w:cs="Arial" w:eastAsia="Arial" w:hAnsi="Arial"/>
@@ -27854,7 +27926,7 @@
             <w:pPr>
               <w:spacing w:after="20" w:before="0"/>
             </w:pPr>
-            <w:hyperlink w:history="1" r:id="rIdmcrr2ty80rjvctcbvhbiv">
+            <w:hyperlink w:history="1" r:id="rIdxgxzuyac_zfkmrodnphm4">
               <w:r>
                 <w:rPr>
                   <w:rFonts w:ascii="Arial" w:cs="Arial" w:eastAsia="Arial" w:hAnsi="Arial"/>
@@ -27887,7 +27959,7 @@
               <w:spacing w:after="10" w:before="0"/>
               <w:ind w:left="120"/>
             </w:pPr>
-            <w:hyperlink w:history="1" r:id="rIddeoeyhgn_gincc3qwjwtc">
+            <w:hyperlink w:history="1" r:id="rId7yrom6yqjxyu-qd1adizu">
               <w:r>
                 <w:rPr>
                   <w:rFonts w:ascii="Arial" w:cs="Arial" w:eastAsia="Arial" w:hAnsi="Arial"/>
@@ -27932,7 +28004,7 @@
             <w:pPr>
               <w:spacing w:after="20" w:before="0"/>
             </w:pPr>
-            <w:hyperlink w:history="1" r:id="rIdqzxveee5wuixm1tdd0hgr">
+            <w:hyperlink w:history="1" r:id="rIdu1wbujg71ptdnymi84xwz">
               <w:r>
                 <w:rPr>
                   <w:rFonts w:ascii="Arial" w:cs="Arial" w:eastAsia="Arial" w:hAnsi="Arial"/>
@@ -27965,7 +28037,7 @@
               <w:spacing w:after="10" w:before="0"/>
               <w:ind w:left="120"/>
             </w:pPr>
-            <w:hyperlink w:history="1" r:id="rIdh-7ic2gssprgz1koofsba">
+            <w:hyperlink w:history="1" r:id="rIdobfql8zscmvbfa736duce">
               <w:r>
                 <w:rPr>
                   <w:rFonts w:ascii="Arial" w:cs="Arial" w:eastAsia="Arial" w:hAnsi="Arial"/>

--- a/data/outputs/v2/Physics/SS3.4_Electrostatics/Physics_Electrostatics_CBE_LessonSequence.docx
+++ b/data/outputs/v2/Physics/SS3.4_Electrostatics/Physics_Electrostatics_CBE_LessonSequence.docx
@@ -3571,7 +3571,7 @@
             <w:pPr>
               <w:spacing w:after="20" w:before="0"/>
             </w:pPr>
-            <w:hyperlink w:history="1" r:id="rIdlozmki38xl_x8k0nneqg6">
+            <w:hyperlink w:history="1" r:id="rIdvqrdn6_abwjygkhortnjr">
               <w:r>
                 <w:rPr>
                   <w:rFonts w:ascii="Arial" w:cs="Arial" w:eastAsia="Arial" w:hAnsi="Arial"/>
@@ -3604,7 +3604,7 @@
               <w:spacing w:after="10" w:before="0"/>
               <w:ind w:left="120"/>
             </w:pPr>
-            <w:hyperlink w:history="1" r:id="rIdt1prdqe7ah2h6gzidh-t8">
+            <w:hyperlink w:history="1" r:id="rId4vtl7lvegkp5eclnq6vnx">
               <w:r>
                 <w:rPr>
                   <w:rFonts w:ascii="Arial" w:cs="Arial" w:eastAsia="Arial" w:hAnsi="Arial"/>
@@ -3649,7 +3649,7 @@
             <w:pPr>
               <w:spacing w:after="20" w:before="0"/>
             </w:pPr>
-            <w:hyperlink w:history="1" r:id="rIdsknhthyniirqx06n_21mg">
+            <w:hyperlink w:history="1" r:id="rIdwlxsjosxnlk8jfk_0n8ui">
               <w:r>
                 <w:rPr>
                   <w:rFonts w:ascii="Arial" w:cs="Arial" w:eastAsia="Arial" w:hAnsi="Arial"/>
@@ -3682,7 +3682,7 @@
               <w:spacing w:after="10" w:before="0"/>
               <w:ind w:left="120"/>
             </w:pPr>
-            <w:hyperlink w:history="1" r:id="rIdsjwxb6_wz5rdyr8cia2ly">
+            <w:hyperlink w:history="1" r:id="rIdtvkbctryksxclhcx-yrza">
               <w:r>
                 <w:rPr>
                   <w:rFonts w:ascii="Arial" w:cs="Arial" w:eastAsia="Arial" w:hAnsi="Arial"/>
@@ -3877,7 +3877,7 @@
             <w:pPr>
               <w:spacing w:after="20" w:before="0"/>
             </w:pPr>
-            <w:hyperlink w:history="1" r:id="rIdftc8yf6xb4inrcw_5jz9p">
+            <w:hyperlink w:history="1" r:id="rId5zzyltpddwambzjgxbghk">
               <w:r>
                 <w:rPr>
                   <w:rFonts w:ascii="Arial" w:cs="Arial" w:eastAsia="Arial" w:hAnsi="Arial"/>
@@ -3910,7 +3910,7 @@
               <w:spacing w:after="10" w:before="0"/>
               <w:ind w:left="120"/>
             </w:pPr>
-            <w:hyperlink w:history="1" r:id="rIdpoffnxe3a6vtqo4otxecd">
+            <w:hyperlink w:history="1" r:id="rIdzxjqflr4q7y3qbhvbag0t">
               <w:r>
                 <w:rPr>
                   <w:rFonts w:ascii="Arial" w:cs="Arial" w:eastAsia="Arial" w:hAnsi="Arial"/>
@@ -3955,7 +3955,7 @@
             <w:pPr>
               <w:spacing w:after="20" w:before="0"/>
             </w:pPr>
-            <w:hyperlink w:history="1" r:id="rIdatgxfbzvi72jahvu7q7oi">
+            <w:hyperlink w:history="1" r:id="rIdfx6kxdry2bjwkw5rwf0ap">
               <w:r>
                 <w:rPr>
                   <w:rFonts w:ascii="Arial" w:cs="Arial" w:eastAsia="Arial" w:hAnsi="Arial"/>
@@ -3988,7 +3988,7 @@
               <w:spacing w:after="10" w:before="0"/>
               <w:ind w:left="120"/>
             </w:pPr>
-            <w:hyperlink w:history="1" r:id="rIdk-7fozheipbiofveitilk">
+            <w:hyperlink w:history="1" r:id="rIdid__hfrnvuv2maxxtcvqp">
               <w:r>
                 <w:rPr>
                   <w:rFonts w:ascii="Arial" w:cs="Arial" w:eastAsia="Arial" w:hAnsi="Arial"/>
@@ -4357,7 +4357,7 @@
             <w:pPr>
               <w:spacing w:after="20" w:before="0"/>
             </w:pPr>
-            <w:hyperlink w:history="1" r:id="rIdll4cinijew3_4zwmcqfxj">
+            <w:hyperlink w:history="1" r:id="rIdn69fmexnckxx96ze8kbd0">
               <w:r>
                 <w:rPr>
                   <w:rFonts w:ascii="Arial" w:cs="Arial" w:eastAsia="Arial" w:hAnsi="Arial"/>
@@ -4390,7 +4390,7 @@
               <w:spacing w:after="10" w:before="0"/>
               <w:ind w:left="120"/>
             </w:pPr>
-            <w:hyperlink w:history="1" r:id="rId7_pzot43vfobeqpydoira">
+            <w:hyperlink w:history="1" r:id="rIdwcqcqfpvn8yc1kcaj6yvo">
               <w:r>
                 <w:rPr>
                   <w:rFonts w:ascii="Arial" w:cs="Arial" w:eastAsia="Arial" w:hAnsi="Arial"/>
@@ -4435,7 +4435,7 @@
             <w:pPr>
               <w:spacing w:after="20" w:before="0"/>
             </w:pPr>
-            <w:hyperlink w:history="1" r:id="rId_w7hlzahpejy2ulzgials">
+            <w:hyperlink w:history="1" r:id="rId-pw5efwnh1dg-5lkyl_za">
               <w:r>
                 <w:rPr>
                   <w:rFonts w:ascii="Arial" w:cs="Arial" w:eastAsia="Arial" w:hAnsi="Arial"/>
@@ -4468,7 +4468,7 @@
               <w:spacing w:after="10" w:before="0"/>
               <w:ind w:left="120"/>
             </w:pPr>
-            <w:hyperlink w:history="1" r:id="rId2vq8thdyfzd4dkzdkt-7j">
+            <w:hyperlink w:history="1" r:id="rIdpo2vwdc26r6mmkf25oion">
               <w:r>
                 <w:rPr>
                   <w:rFonts w:ascii="Arial" w:cs="Arial" w:eastAsia="Arial" w:hAnsi="Arial"/>
@@ -4739,7 +4739,7 @@
             <w:pPr>
               <w:spacing w:after="20" w:before="0"/>
             </w:pPr>
-            <w:hyperlink w:history="1" r:id="rIdgn5tuxopvo-kcttjkkgcj">
+            <w:hyperlink w:history="1" r:id="rId2zxylzmz-ksb8smv6b2yq">
               <w:r>
                 <w:rPr>
                   <w:rFonts w:ascii="Arial" w:cs="Arial" w:eastAsia="Arial" w:hAnsi="Arial"/>
@@ -4772,7 +4772,7 @@
               <w:spacing w:after="10" w:before="0"/>
               <w:ind w:left="120"/>
             </w:pPr>
-            <w:hyperlink w:history="1" r:id="rIdvw8rzwemkg4notw70ytqq">
+            <w:hyperlink w:history="1" r:id="rIdyy2p5cejn1zfbmryzdkt1">
               <w:r>
                 <w:rPr>
                   <w:rFonts w:ascii="Arial" w:cs="Arial" w:eastAsia="Arial" w:hAnsi="Arial"/>
@@ -4817,7 +4817,7 @@
             <w:pPr>
               <w:spacing w:after="20" w:before="0"/>
             </w:pPr>
-            <w:hyperlink w:history="1" r:id="rIdidxhl4614prwiwakyhnvw">
+            <w:hyperlink w:history="1" r:id="rIdfxz9aqlbhwtmixk4cmvdd">
               <w:r>
                 <w:rPr>
                   <w:rFonts w:ascii="Arial" w:cs="Arial" w:eastAsia="Arial" w:hAnsi="Arial"/>
@@ -4850,7 +4850,7 @@
               <w:spacing w:after="10" w:before="0"/>
               <w:ind w:left="120"/>
             </w:pPr>
-            <w:hyperlink w:history="1" r:id="rIdafq3prx6xaowyewxrgicw">
+            <w:hyperlink w:history="1" r:id="rId5v0n6pzi6fjvz8y_qdsza">
               <w:r>
                 <w:rPr>
                   <w:rFonts w:ascii="Arial" w:cs="Arial" w:eastAsia="Arial" w:hAnsi="Arial"/>
@@ -5045,7 +5045,7 @@
             <w:pPr>
               <w:spacing w:after="20" w:before="0"/>
             </w:pPr>
-            <w:hyperlink w:history="1" r:id="rId2nmtnu0w0fpyw90aip5xv">
+            <w:hyperlink w:history="1" r:id="rIdlbahuuwo84is2dltf4jwp">
               <w:r>
                 <w:rPr>
                   <w:rFonts w:ascii="Arial" w:cs="Arial" w:eastAsia="Arial" w:hAnsi="Arial"/>
@@ -5078,7 +5078,7 @@
               <w:spacing w:after="10" w:before="0"/>
               <w:ind w:left="120"/>
             </w:pPr>
-            <w:hyperlink w:history="1" r:id="rIdthxcuh7_jj_n9nxe0rc1t">
+            <w:hyperlink w:history="1" r:id="rIdxj04yiphadzyqxnawvksg">
               <w:r>
                 <w:rPr>
                   <w:rFonts w:ascii="Arial" w:cs="Arial" w:eastAsia="Arial" w:hAnsi="Arial"/>
@@ -5123,7 +5123,7 @@
             <w:pPr>
               <w:spacing w:after="20" w:before="0"/>
             </w:pPr>
-            <w:hyperlink w:history="1" r:id="rIddr32hh6zgmmvr0nomkwtu">
+            <w:hyperlink w:history="1" r:id="rIdszwg-gcrrmu40ulqjcq8c">
               <w:r>
                 <w:rPr>
                   <w:rFonts w:ascii="Arial" w:cs="Arial" w:eastAsia="Arial" w:hAnsi="Arial"/>
@@ -5156,7 +5156,7 @@
               <w:spacing w:after="10" w:before="0"/>
               <w:ind w:left="120"/>
             </w:pPr>
-            <w:hyperlink w:history="1" r:id="rId9ogijjyk1nztgmqed_y5f">
+            <w:hyperlink w:history="1" r:id="rIdmkvupsju5r6jpunvc41dc">
               <w:r>
                 <w:rPr>
                   <w:rFonts w:ascii="Arial" w:cs="Arial" w:eastAsia="Arial" w:hAnsi="Arial"/>
@@ -6871,7 +6871,7 @@
             <w:pPr>
               <w:spacing w:after="20" w:before="0"/>
             </w:pPr>
-            <w:hyperlink w:history="1" r:id="rIdoodxha9xtut3te8dcrmob">
+            <w:hyperlink w:history="1" r:id="rIdbls8iakbuvmcyrkozh-w2">
               <w:r>
                 <w:rPr>
                   <w:rFonts w:ascii="Arial" w:cs="Arial" w:eastAsia="Arial" w:hAnsi="Arial"/>
@@ -6904,7 +6904,7 @@
               <w:spacing w:after="10" w:before="0"/>
               <w:ind w:left="120"/>
             </w:pPr>
-            <w:hyperlink w:history="1" r:id="rIddm6wszsrmby7jrhaoy9yi">
+            <w:hyperlink w:history="1" r:id="rIde0nffim7yonf1-wtlilht">
               <w:r>
                 <w:rPr>
                   <w:rFonts w:ascii="Arial" w:cs="Arial" w:eastAsia="Arial" w:hAnsi="Arial"/>
@@ -6949,7 +6949,7 @@
             <w:pPr>
               <w:spacing w:after="20" w:before="0"/>
             </w:pPr>
-            <w:hyperlink w:history="1" r:id="rIdgdf8i4kpa9iv2i6_ujcee">
+            <w:hyperlink w:history="1" r:id="rIdlw_ue0kxulsjtxqc2xolk">
               <w:r>
                 <w:rPr>
                   <w:rFonts w:ascii="Arial" w:cs="Arial" w:eastAsia="Arial" w:hAnsi="Arial"/>
@@ -6982,7 +6982,7 @@
               <w:spacing w:after="10" w:before="0"/>
               <w:ind w:left="120"/>
             </w:pPr>
-            <w:hyperlink w:history="1" r:id="rIdedsb-pmj_a6lwavpnu3tc">
+            <w:hyperlink w:history="1" r:id="rId0uj-tg7y3dzgn0bs_-h_l">
               <w:r>
                 <w:rPr>
                   <w:rFonts w:ascii="Arial" w:cs="Arial" w:eastAsia="Arial" w:hAnsi="Arial"/>
@@ -7177,7 +7177,7 @@
             <w:pPr>
               <w:spacing w:after="20" w:before="0"/>
             </w:pPr>
-            <w:hyperlink w:history="1" r:id="rId4rbyhke2ahwebefgjooe1">
+            <w:hyperlink w:history="1" r:id="rId6xwnejzd3pffbm77mcyuq">
               <w:r>
                 <w:rPr>
                   <w:rFonts w:ascii="Arial" w:cs="Arial" w:eastAsia="Arial" w:hAnsi="Arial"/>
@@ -7210,7 +7210,7 @@
               <w:spacing w:after="10" w:before="0"/>
               <w:ind w:left="120"/>
             </w:pPr>
-            <w:hyperlink w:history="1" r:id="rId5_jqcbm6swya24nzuz-6p">
+            <w:hyperlink w:history="1" r:id="rIdgp_btqqvus3pvlv0gh-n3">
               <w:r>
                 <w:rPr>
                   <w:rFonts w:ascii="Arial" w:cs="Arial" w:eastAsia="Arial" w:hAnsi="Arial"/>
@@ -7255,7 +7255,7 @@
             <w:pPr>
               <w:spacing w:after="20" w:before="0"/>
             </w:pPr>
-            <w:hyperlink w:history="1" r:id="rIdn7zwfnc1ppdpm4g5jgzhw">
+            <w:hyperlink w:history="1" r:id="rIdx99jnw_pjrzvglhcknwf-">
               <w:r>
                 <w:rPr>
                   <w:rFonts w:ascii="Arial" w:cs="Arial" w:eastAsia="Arial" w:hAnsi="Arial"/>
@@ -7288,7 +7288,7 @@
               <w:spacing w:after="10" w:before="0"/>
               <w:ind w:left="120"/>
             </w:pPr>
-            <w:hyperlink w:history="1" r:id="rIdkn3tcycrizzmzy0tadik3">
+            <w:hyperlink w:history="1" r:id="rIdrbjjdkuuo1t15n9zurmsr">
               <w:r>
                 <w:rPr>
                   <w:rFonts w:ascii="Arial" w:cs="Arial" w:eastAsia="Arial" w:hAnsi="Arial"/>
@@ -7483,7 +7483,7 @@
             <w:pPr>
               <w:spacing w:after="20" w:before="0"/>
             </w:pPr>
-            <w:hyperlink w:history="1" r:id="rId-n4mxmutsb0tbf70lbxoj">
+            <w:hyperlink w:history="1" r:id="rId7mbfsbdkztctoyxictxav">
               <w:r>
                 <w:rPr>
                   <w:rFonts w:ascii="Arial" w:cs="Arial" w:eastAsia="Arial" w:hAnsi="Arial"/>
@@ -7516,7 +7516,7 @@
               <w:spacing w:after="10" w:before="0"/>
               <w:ind w:left="120"/>
             </w:pPr>
-            <w:hyperlink w:history="1" r:id="rIdvy5i4s5idhvcu_8qvsj0o">
+            <w:hyperlink w:history="1" r:id="rIdxxce1uzcirntjk1bm7msd">
               <w:r>
                 <w:rPr>
                   <w:rFonts w:ascii="Arial" w:cs="Arial" w:eastAsia="Arial" w:hAnsi="Arial"/>
@@ -7561,7 +7561,7 @@
             <w:pPr>
               <w:spacing w:after="20" w:before="0"/>
             </w:pPr>
-            <w:hyperlink w:history="1" r:id="rId-pz6o8c4_0uhnhiom_otm">
+            <w:hyperlink w:history="1" r:id="rIdyjuvbjdslnntuywg4qwq9">
               <w:r>
                 <w:rPr>
                   <w:rFonts w:ascii="Arial" w:cs="Arial" w:eastAsia="Arial" w:hAnsi="Arial"/>
@@ -7594,7 +7594,7 @@
               <w:spacing w:after="10" w:before="0"/>
               <w:ind w:left="120"/>
             </w:pPr>
-            <w:hyperlink w:history="1" r:id="rIdmjqubyuxvor6giihra160">
+            <w:hyperlink w:history="1" r:id="rIdbbx53p0iqi-wqomwz1ajm">
               <w:r>
                 <w:rPr>
                   <w:rFonts w:ascii="Arial" w:cs="Arial" w:eastAsia="Arial" w:hAnsi="Arial"/>
@@ -7789,7 +7789,7 @@
             <w:pPr>
               <w:spacing w:after="20" w:before="0"/>
             </w:pPr>
-            <w:hyperlink w:history="1" r:id="rIdwlbtakdfu3wxxttnfdvgv">
+            <w:hyperlink w:history="1" r:id="rIdhy-zmgt-udqppttetrbsh">
               <w:r>
                 <w:rPr>
                   <w:rFonts w:ascii="Arial" w:cs="Arial" w:eastAsia="Arial" w:hAnsi="Arial"/>
@@ -7822,7 +7822,7 @@
               <w:spacing w:after="10" w:before="0"/>
               <w:ind w:left="120"/>
             </w:pPr>
-            <w:hyperlink w:history="1" r:id="rIdal9so5o_2wduwgjf8utyh">
+            <w:hyperlink w:history="1" r:id="rIdb00jslm9d2yqg1cytco9c">
               <w:r>
                 <w:rPr>
                   <w:rFonts w:ascii="Arial" w:cs="Arial" w:eastAsia="Arial" w:hAnsi="Arial"/>
@@ -7867,7 +7867,7 @@
             <w:pPr>
               <w:spacing w:after="20" w:before="0"/>
             </w:pPr>
-            <w:hyperlink w:history="1" r:id="rIdzrlvaauzulv8n-f_x8zod">
+            <w:hyperlink w:history="1" r:id="rIdjwx3ltm_vlv-qdhkrsbbh">
               <w:r>
                 <w:rPr>
                   <w:rFonts w:ascii="Arial" w:cs="Arial" w:eastAsia="Arial" w:hAnsi="Arial"/>
@@ -7900,7 +7900,7 @@
               <w:spacing w:after="10" w:before="0"/>
               <w:ind w:left="120"/>
             </w:pPr>
-            <w:hyperlink w:history="1" r:id="rIdyfoopw30jc_sjnxx0cyxl">
+            <w:hyperlink w:history="1" r:id="rIdl61zbsy6jpk57ik36fgnz">
               <w:r>
                 <w:rPr>
                   <w:rFonts w:ascii="Arial" w:cs="Arial" w:eastAsia="Arial" w:hAnsi="Arial"/>
@@ -8095,7 +8095,7 @@
             <w:pPr>
               <w:spacing w:after="20" w:before="0"/>
             </w:pPr>
-            <w:hyperlink w:history="1" r:id="rId8f0url-yzssls567s13lj">
+            <w:hyperlink w:history="1" r:id="rIdszarg0-uor1e6iyyhfwtp">
               <w:r>
                 <w:rPr>
                   <w:rFonts w:ascii="Arial" w:cs="Arial" w:eastAsia="Arial" w:hAnsi="Arial"/>
@@ -8128,7 +8128,7 @@
               <w:spacing w:after="10" w:before="0"/>
               <w:ind w:left="120"/>
             </w:pPr>
-            <w:hyperlink w:history="1" r:id="rIdda8c7raztxplqky3ic62t">
+            <w:hyperlink w:history="1" r:id="rIdlg8bww2mz3cdmieum_h4c">
               <w:r>
                 <w:rPr>
                   <w:rFonts w:ascii="Arial" w:cs="Arial" w:eastAsia="Arial" w:hAnsi="Arial"/>
@@ -8173,7 +8173,7 @@
             <w:pPr>
               <w:spacing w:after="20" w:before="0"/>
             </w:pPr>
-            <w:hyperlink w:history="1" r:id="rIdvcot6qbuhlrw8drprg1sx">
+            <w:hyperlink w:history="1" r:id="rIdcfbmp09-nhdz5a6aey7b3">
               <w:r>
                 <w:rPr>
                   <w:rFonts w:ascii="Arial" w:cs="Arial" w:eastAsia="Arial" w:hAnsi="Arial"/>
@@ -8206,7 +8206,7 @@
               <w:spacing w:after="10" w:before="0"/>
               <w:ind w:left="120"/>
             </w:pPr>
-            <w:hyperlink w:history="1" r:id="rIdrjwvxkvikp1mxmqqcaxkf">
+            <w:hyperlink w:history="1" r:id="rIdybkp5qfoectrldvlklsud">
               <w:r>
                 <w:rPr>
                   <w:rFonts w:ascii="Arial" w:cs="Arial" w:eastAsia="Arial" w:hAnsi="Arial"/>
@@ -9693,7 +9693,7 @@
             <w:pPr>
               <w:spacing w:after="20" w:before="0"/>
             </w:pPr>
-            <w:hyperlink w:history="1" r:id="rIdcqp2-zqvf3kyz40uanfhr">
+            <w:hyperlink w:history="1" r:id="rIdiiku1xeq8_imabgk-t21z">
               <w:r>
                 <w:rPr>
                   <w:rFonts w:ascii="Arial" w:cs="Arial" w:eastAsia="Arial" w:hAnsi="Arial"/>
@@ -9726,7 +9726,7 @@
               <w:spacing w:after="10" w:before="0"/>
               <w:ind w:left="120"/>
             </w:pPr>
-            <w:hyperlink w:history="1" r:id="rIdvlsxonlnelzy6ok7kqv3u">
+            <w:hyperlink w:history="1" r:id="rIdqtawvfz9p3rhbdlavpmiz">
               <w:r>
                 <w:rPr>
                   <w:rFonts w:ascii="Arial" w:cs="Arial" w:eastAsia="Arial" w:hAnsi="Arial"/>
@@ -9771,7 +9771,7 @@
             <w:pPr>
               <w:spacing w:after="20" w:before="0"/>
             </w:pPr>
-            <w:hyperlink w:history="1" r:id="rIddrfvk178qsx05efuaot6m">
+            <w:hyperlink w:history="1" r:id="rIdxc5bqq1qys6qmnu_tav-3">
               <w:r>
                 <w:rPr>
                   <w:rFonts w:ascii="Arial" w:cs="Arial" w:eastAsia="Arial" w:hAnsi="Arial"/>
@@ -9804,7 +9804,7 @@
               <w:spacing w:after="10" w:before="0"/>
               <w:ind w:left="120"/>
             </w:pPr>
-            <w:hyperlink w:history="1" r:id="rIdxensc-6jcoedsjmoilho3">
+            <w:hyperlink w:history="1" r:id="rIdzfgas-hcs9gj3rnxtvnqs">
               <w:r>
                 <w:rPr>
                   <w:rFonts w:ascii="Arial" w:cs="Arial" w:eastAsia="Arial" w:hAnsi="Arial"/>
@@ -9999,7 +9999,7 @@
             <w:pPr>
               <w:spacing w:after="20" w:before="0"/>
             </w:pPr>
-            <w:hyperlink w:history="1" r:id="rIdfxd9eqm1res_xttuo2bwn">
+            <w:hyperlink w:history="1" r:id="rIdffeewepblewcldniy3lgb">
               <w:r>
                 <w:rPr>
                   <w:rFonts w:ascii="Arial" w:cs="Arial" w:eastAsia="Arial" w:hAnsi="Arial"/>
@@ -10032,7 +10032,7 @@
               <w:spacing w:after="10" w:before="0"/>
               <w:ind w:left="120"/>
             </w:pPr>
-            <w:hyperlink w:history="1" r:id="rIdi3aoy2npel2v7pzee-l9f">
+            <w:hyperlink w:history="1" r:id="rIdvdoyyy1dvlthetult5xnc">
               <w:r>
                 <w:rPr>
                   <w:rFonts w:ascii="Arial" w:cs="Arial" w:eastAsia="Arial" w:hAnsi="Arial"/>
@@ -10077,7 +10077,7 @@
             <w:pPr>
               <w:spacing w:after="20" w:before="0"/>
             </w:pPr>
-            <w:hyperlink w:history="1" r:id="rIdpm5d6qq12ooizrqyvbo2s">
+            <w:hyperlink w:history="1" r:id="rIdksseungqvtuqkyllgzwaq">
               <w:r>
                 <w:rPr>
                   <w:rFonts w:ascii="Arial" w:cs="Arial" w:eastAsia="Arial" w:hAnsi="Arial"/>
@@ -10110,7 +10110,7 @@
               <w:spacing w:after="10" w:before="0"/>
               <w:ind w:left="120"/>
             </w:pPr>
-            <w:hyperlink w:history="1" r:id="rIdx_9h9ahqijj9k3gormosg">
+            <w:hyperlink w:history="1" r:id="rIdo4imolop7evd--i2seats">
               <w:r>
                 <w:rPr>
                   <w:rFonts w:ascii="Arial" w:cs="Arial" w:eastAsia="Arial" w:hAnsi="Arial"/>
@@ -10305,7 +10305,7 @@
             <w:pPr>
               <w:spacing w:after="20" w:before="0"/>
             </w:pPr>
-            <w:hyperlink w:history="1" r:id="rId-zvkfnqtihhwr-cztv8aq">
+            <w:hyperlink w:history="1" r:id="rIdf0row7x3soxadjvemkxm6">
               <w:r>
                 <w:rPr>
                   <w:rFonts w:ascii="Arial" w:cs="Arial" w:eastAsia="Arial" w:hAnsi="Arial"/>
@@ -10338,7 +10338,7 @@
               <w:spacing w:after="10" w:before="0"/>
               <w:ind w:left="120"/>
             </w:pPr>
-            <w:hyperlink w:history="1" r:id="rIdoafqe-4bf8hvsisqwozbv">
+            <w:hyperlink w:history="1" r:id="rId53mdzy2iqwtjoib2tg0_0">
               <w:r>
                 <w:rPr>
                   <w:rFonts w:ascii="Arial" w:cs="Arial" w:eastAsia="Arial" w:hAnsi="Arial"/>
@@ -10383,7 +10383,7 @@
             <w:pPr>
               <w:spacing w:after="20" w:before="0"/>
             </w:pPr>
-            <w:hyperlink w:history="1" r:id="rIdeh1pn7_3nfqxk1qskgq3x">
+            <w:hyperlink w:history="1" r:id="rIdzqghdqnbt2-lbdbfviyp5">
               <w:r>
                 <w:rPr>
                   <w:rFonts w:ascii="Arial" w:cs="Arial" w:eastAsia="Arial" w:hAnsi="Arial"/>
@@ -10416,7 +10416,7 @@
               <w:spacing w:after="10" w:before="0"/>
               <w:ind w:left="120"/>
             </w:pPr>
-            <w:hyperlink w:history="1" r:id="rIddkk2fj_80lj1e6kwxorqp">
+            <w:hyperlink w:history="1" r:id="rId0rnxa0-vr327yqblkrih1">
               <w:r>
                 <w:rPr>
                   <w:rFonts w:ascii="Arial" w:cs="Arial" w:eastAsia="Arial" w:hAnsi="Arial"/>
@@ -10611,7 +10611,7 @@
             <w:pPr>
               <w:spacing w:after="20" w:before="0"/>
             </w:pPr>
-            <w:hyperlink w:history="1" r:id="rIdrxc_isvza_tlalnaosthq">
+            <w:hyperlink w:history="1" r:id="rId2fl_u63cx3etii1annayn">
               <w:r>
                 <w:rPr>
                   <w:rFonts w:ascii="Arial" w:cs="Arial" w:eastAsia="Arial" w:hAnsi="Arial"/>
@@ -10644,7 +10644,7 @@
               <w:spacing w:after="10" w:before="0"/>
               <w:ind w:left="120"/>
             </w:pPr>
-            <w:hyperlink w:history="1" r:id="rIdnsgmsbmxm0kybgk6rm-4t">
+            <w:hyperlink w:history="1" r:id="rIdocihek43x1vtwomtxglu-">
               <w:r>
                 <w:rPr>
                   <w:rFonts w:ascii="Arial" w:cs="Arial" w:eastAsia="Arial" w:hAnsi="Arial"/>
@@ -10689,7 +10689,7 @@
             <w:pPr>
               <w:spacing w:after="20" w:before="0"/>
             </w:pPr>
-            <w:hyperlink w:history="1" r:id="rIdir-7t6jkj1skmwftum4kt">
+            <w:hyperlink w:history="1" r:id="rId1az9k0fpvrbonxjjhuogd">
               <w:r>
                 <w:rPr>
                   <w:rFonts w:ascii="Arial" w:cs="Arial" w:eastAsia="Arial" w:hAnsi="Arial"/>
@@ -10722,7 +10722,7 @@
               <w:spacing w:after="10" w:before="0"/>
               <w:ind w:left="120"/>
             </w:pPr>
-            <w:hyperlink w:history="1" r:id="rIdau7ihidpizdoxdb9s0cpw">
+            <w:hyperlink w:history="1" r:id="rIdjsy_imrknzx_dfab2el23">
               <w:r>
                 <w:rPr>
                   <w:rFonts w:ascii="Arial" w:cs="Arial" w:eastAsia="Arial" w:hAnsi="Arial"/>
@@ -10917,7 +10917,7 @@
             <w:pPr>
               <w:spacing w:after="20" w:before="0"/>
             </w:pPr>
-            <w:hyperlink w:history="1" r:id="rIdvechusy6zzewwgpjnombo">
+            <w:hyperlink w:history="1" r:id="rIdlkiskoqdkxepyg7cur6z5">
               <w:r>
                 <w:rPr>
                   <w:rFonts w:ascii="Arial" w:cs="Arial" w:eastAsia="Arial" w:hAnsi="Arial"/>
@@ -10950,7 +10950,7 @@
               <w:spacing w:after="10" w:before="0"/>
               <w:ind w:left="120"/>
             </w:pPr>
-            <w:hyperlink w:history="1" r:id="rIdf9azh5ue6v0lljkrj5uix">
+            <w:hyperlink w:history="1" r:id="rId2cgg4uq3eoolzk5nyk2uw">
               <w:r>
                 <w:rPr>
                   <w:rFonts w:ascii="Arial" w:cs="Arial" w:eastAsia="Arial" w:hAnsi="Arial"/>
@@ -10995,7 +10995,7 @@
             <w:pPr>
               <w:spacing w:after="20" w:before="0"/>
             </w:pPr>
-            <w:hyperlink w:history="1" r:id="rIdmkeh1s_pvfa7sqpzguemd">
+            <w:hyperlink w:history="1" r:id="rId0sy_rbzlr0_iz0u4f2tki">
               <w:r>
                 <w:rPr>
                   <w:rFonts w:ascii="Arial" w:cs="Arial" w:eastAsia="Arial" w:hAnsi="Arial"/>
@@ -11028,7 +11028,7 @@
               <w:spacing w:after="10" w:before="0"/>
               <w:ind w:left="120"/>
             </w:pPr>
-            <w:hyperlink w:history="1" r:id="rIdgnzyk1uqoy9gx7kiw3qni">
+            <w:hyperlink w:history="1" r:id="rIdzmupysc4qvm1n2f6u3uza">
               <w:r>
                 <w:rPr>
                   <w:rFonts w:ascii="Arial" w:cs="Arial" w:eastAsia="Arial" w:hAnsi="Arial"/>
@@ -12515,7 +12515,7 @@
             <w:pPr>
               <w:spacing w:after="20" w:before="0"/>
             </w:pPr>
-            <w:hyperlink w:history="1" r:id="rIdrc4laajwhdh-fvzjav8sp">
+            <w:hyperlink w:history="1" r:id="rIdgnafphhea6x4u8ens4-lo">
               <w:r>
                 <w:rPr>
                   <w:rFonts w:ascii="Arial" w:cs="Arial" w:eastAsia="Arial" w:hAnsi="Arial"/>
@@ -12548,7 +12548,7 @@
               <w:spacing w:after="10" w:before="0"/>
               <w:ind w:left="120"/>
             </w:pPr>
-            <w:hyperlink w:history="1" r:id="rIdbzuaj3kkdtidkuyobg3y7">
+            <w:hyperlink w:history="1" r:id="rIdwphev7r80vvaxkrk3pkyp">
               <w:r>
                 <w:rPr>
                   <w:rFonts w:ascii="Arial" w:cs="Arial" w:eastAsia="Arial" w:hAnsi="Arial"/>
@@ -12593,7 +12593,7 @@
             <w:pPr>
               <w:spacing w:after="20" w:before="0"/>
             </w:pPr>
-            <w:hyperlink w:history="1" r:id="rIdtmxlj3vsq8o2uueaveibf">
+            <w:hyperlink w:history="1" r:id="rIdtz-gmnvw4usvi-qqiikxf">
               <w:r>
                 <w:rPr>
                   <w:rFonts w:ascii="Arial" w:cs="Arial" w:eastAsia="Arial" w:hAnsi="Arial"/>
@@ -12626,7 +12626,7 @@
               <w:spacing w:after="10" w:before="0"/>
               <w:ind w:left="120"/>
             </w:pPr>
-            <w:hyperlink w:history="1" r:id="rIdk3uj0hag4o4oi1obfbjep">
+            <w:hyperlink w:history="1" r:id="rIduju1ty6vzeahtjb-knocx">
               <w:r>
                 <w:rPr>
                   <w:rFonts w:ascii="Arial" w:cs="Arial" w:eastAsia="Arial" w:hAnsi="Arial"/>
@@ -12821,7 +12821,7 @@
             <w:pPr>
               <w:spacing w:after="20" w:before="0"/>
             </w:pPr>
-            <w:hyperlink w:history="1" r:id="rIdk-sopz877w_3uae7w_rfx">
+            <w:hyperlink w:history="1" r:id="rIddckcmmga5x7wvjllddd_i">
               <w:r>
                 <w:rPr>
                   <w:rFonts w:ascii="Arial" w:cs="Arial" w:eastAsia="Arial" w:hAnsi="Arial"/>
@@ -12854,7 +12854,7 @@
               <w:spacing w:after="10" w:before="0"/>
               <w:ind w:left="120"/>
             </w:pPr>
-            <w:hyperlink w:history="1" r:id="rIdiblgjawi0agfk0r-zg8oa">
+            <w:hyperlink w:history="1" r:id="rIdhpqnxdndb1w0kftes_o-h">
               <w:r>
                 <w:rPr>
                   <w:rFonts w:ascii="Arial" w:cs="Arial" w:eastAsia="Arial" w:hAnsi="Arial"/>
@@ -12899,7 +12899,7 @@
             <w:pPr>
               <w:spacing w:after="20" w:before="0"/>
             </w:pPr>
-            <w:hyperlink w:history="1" r:id="rIdl39msocqonkmmbgroqwq_">
+            <w:hyperlink w:history="1" r:id="rId8iqkkypfquj9mslmuyd2c">
               <w:r>
                 <w:rPr>
                   <w:rFonts w:ascii="Arial" w:cs="Arial" w:eastAsia="Arial" w:hAnsi="Arial"/>
@@ -12932,7 +12932,7 @@
               <w:spacing w:after="10" w:before="0"/>
               <w:ind w:left="120"/>
             </w:pPr>
-            <w:hyperlink w:history="1" r:id="rIdwh9ejeo1tqddj3a6u0onv">
+            <w:hyperlink w:history="1" r:id="rIduonknm79ge_dvzeum-y5y">
               <w:r>
                 <w:rPr>
                   <w:rFonts w:ascii="Arial" w:cs="Arial" w:eastAsia="Arial" w:hAnsi="Arial"/>
@@ -13127,7 +13127,7 @@
             <w:pPr>
               <w:spacing w:after="20" w:before="0"/>
             </w:pPr>
-            <w:hyperlink w:history="1" r:id="rIdjsbz_cniu_3xhxkn_oufl">
+            <w:hyperlink w:history="1" r:id="rIdb7eupal5revinlkupwwqg">
               <w:r>
                 <w:rPr>
                   <w:rFonts w:ascii="Arial" w:cs="Arial" w:eastAsia="Arial" w:hAnsi="Arial"/>
@@ -13160,7 +13160,7 @@
               <w:spacing w:after="10" w:before="0"/>
               <w:ind w:left="120"/>
             </w:pPr>
-            <w:hyperlink w:history="1" r:id="rIdtmeyatb7ub2cwrzmpujwp">
+            <w:hyperlink w:history="1" r:id="rIdtopxgjlui3q-w9zinrm5b">
               <w:r>
                 <w:rPr>
                   <w:rFonts w:ascii="Arial" w:cs="Arial" w:eastAsia="Arial" w:hAnsi="Arial"/>
@@ -13205,7 +13205,7 @@
             <w:pPr>
               <w:spacing w:after="20" w:before="0"/>
             </w:pPr>
-            <w:hyperlink w:history="1" r:id="rIdsbrsumfpigqndocgjdg_g">
+            <w:hyperlink w:history="1" r:id="rIdns52qugrh4ll4-ktubcym">
               <w:r>
                 <w:rPr>
                   <w:rFonts w:ascii="Arial" w:cs="Arial" w:eastAsia="Arial" w:hAnsi="Arial"/>
@@ -13238,7 +13238,7 @@
               <w:spacing w:after="10" w:before="0"/>
               <w:ind w:left="120"/>
             </w:pPr>
-            <w:hyperlink w:history="1" r:id="rIdpkrjylpqcs1qf_mwwrbk7">
+            <w:hyperlink w:history="1" r:id="rIdstcp6jubq3z9eimsgfyzk">
               <w:r>
                 <w:rPr>
                   <w:rFonts w:ascii="Arial" w:cs="Arial" w:eastAsia="Arial" w:hAnsi="Arial"/>
@@ -13433,7 +13433,7 @@
             <w:pPr>
               <w:spacing w:after="20" w:before="0"/>
             </w:pPr>
-            <w:hyperlink w:history="1" r:id="rIdnz8a0uwdnpfqa1-1jiv3s">
+            <w:hyperlink w:history="1" r:id="rIdn-cs7iwkvtafykle0-iuj">
               <w:r>
                 <w:rPr>
                   <w:rFonts w:ascii="Arial" w:cs="Arial" w:eastAsia="Arial" w:hAnsi="Arial"/>
@@ -13466,7 +13466,7 @@
               <w:spacing w:after="10" w:before="0"/>
               <w:ind w:left="120"/>
             </w:pPr>
-            <w:hyperlink w:history="1" r:id="rIduauobuulxqpu_p-8httxj">
+            <w:hyperlink w:history="1" r:id="rIdmgl79np2yov11qr-s1usj">
               <w:r>
                 <w:rPr>
                   <w:rFonts w:ascii="Arial" w:cs="Arial" w:eastAsia="Arial" w:hAnsi="Arial"/>
@@ -13511,7 +13511,7 @@
             <w:pPr>
               <w:spacing w:after="20" w:before="0"/>
             </w:pPr>
-            <w:hyperlink w:history="1" r:id="rIdllyyotkhywtrtkao5hog1">
+            <w:hyperlink w:history="1" r:id="rIdvsllx4awqrno_230cezbn">
               <w:r>
                 <w:rPr>
                   <w:rFonts w:ascii="Arial" w:cs="Arial" w:eastAsia="Arial" w:hAnsi="Arial"/>
@@ -13544,7 +13544,7 @@
               <w:spacing w:after="10" w:before="0"/>
               <w:ind w:left="120"/>
             </w:pPr>
-            <w:hyperlink w:history="1" r:id="rIdwe5bzl83uavt8fsgc2jnt">
+            <w:hyperlink w:history="1" r:id="rIdbxu0ujotvsjiwgbixerin">
               <w:r>
                 <w:rPr>
                   <w:rFonts w:ascii="Arial" w:cs="Arial" w:eastAsia="Arial" w:hAnsi="Arial"/>
@@ -13739,7 +13739,7 @@
             <w:pPr>
               <w:spacing w:after="20" w:before="0"/>
             </w:pPr>
-            <w:hyperlink w:history="1" r:id="rId4yqfmfhracmstgllw2h5f">
+            <w:hyperlink w:history="1" r:id="rIdrfkad_aozy0wnemjin3hi">
               <w:r>
                 <w:rPr>
                   <w:rFonts w:ascii="Arial" w:cs="Arial" w:eastAsia="Arial" w:hAnsi="Arial"/>
@@ -13772,7 +13772,7 @@
               <w:spacing w:after="10" w:before="0"/>
               <w:ind w:left="120"/>
             </w:pPr>
-            <w:hyperlink w:history="1" r:id="rIdtx99vk8dttdfy1qknscrn">
+            <w:hyperlink w:history="1" r:id="rIdrmabpkgav79xanh7nbkjx">
               <w:r>
                 <w:rPr>
                   <w:rFonts w:ascii="Arial" w:cs="Arial" w:eastAsia="Arial" w:hAnsi="Arial"/>
@@ -13817,7 +13817,7 @@
             <w:pPr>
               <w:spacing w:after="20" w:before="0"/>
             </w:pPr>
-            <w:hyperlink w:history="1" r:id="rIdn5y1kxaiv_h5yedxkrtub">
+            <w:hyperlink w:history="1" r:id="rIdm3vu8sies43emajmeruzi">
               <w:r>
                 <w:rPr>
                   <w:rFonts w:ascii="Arial" w:cs="Arial" w:eastAsia="Arial" w:hAnsi="Arial"/>
@@ -13850,7 +13850,7 @@
               <w:spacing w:after="10" w:before="0"/>
               <w:ind w:left="120"/>
             </w:pPr>
-            <w:hyperlink w:history="1" r:id="rIdvsso0ml75fmchz98kgk_2">
+            <w:hyperlink w:history="1" r:id="rIdv9g_s8f4ghse_pqvpqqni">
               <w:r>
                 <w:rPr>
                   <w:rFonts w:ascii="Arial" w:cs="Arial" w:eastAsia="Arial" w:hAnsi="Arial"/>
@@ -15337,7 +15337,7 @@
             <w:pPr>
               <w:spacing w:after="20" w:before="0"/>
             </w:pPr>
-            <w:hyperlink w:history="1" r:id="rIdn905zpphmzjcqmyp_a1b6">
+            <w:hyperlink w:history="1" r:id="rIdcf9sojh0uusqb6yh4nfge">
               <w:r>
                 <w:rPr>
                   <w:rFonts w:ascii="Arial" w:cs="Arial" w:eastAsia="Arial" w:hAnsi="Arial"/>
@@ -15370,7 +15370,7 @@
               <w:spacing w:after="10" w:before="0"/>
               <w:ind w:left="120"/>
             </w:pPr>
-            <w:hyperlink w:history="1" r:id="rIdkfa6ewfazkczbct45b8yr">
+            <w:hyperlink w:history="1" r:id="rIdwc67uefdvhcgl8p_jfxtz">
               <w:r>
                 <w:rPr>
                   <w:rFonts w:ascii="Arial" w:cs="Arial" w:eastAsia="Arial" w:hAnsi="Arial"/>
@@ -15415,7 +15415,7 @@
             <w:pPr>
               <w:spacing w:after="20" w:before="0"/>
             </w:pPr>
-            <w:hyperlink w:history="1" r:id="rIdl8mvllm283leibhvgwokr">
+            <w:hyperlink w:history="1" r:id="rIdl3bdc2sf7lntqusnomcjb">
               <w:r>
                 <w:rPr>
                   <w:rFonts w:ascii="Arial" w:cs="Arial" w:eastAsia="Arial" w:hAnsi="Arial"/>
@@ -15448,7 +15448,7 @@
               <w:spacing w:after="10" w:before="0"/>
               <w:ind w:left="120"/>
             </w:pPr>
-            <w:hyperlink w:history="1" r:id="rIdax56hp3vdqmehzqpuhqle">
+            <w:hyperlink w:history="1" r:id="rIds2czuli6esjkqj_yzx4vd">
               <w:r>
                 <w:rPr>
                   <w:rFonts w:ascii="Arial" w:cs="Arial" w:eastAsia="Arial" w:hAnsi="Arial"/>
@@ -15643,7 +15643,7 @@
             <w:pPr>
               <w:spacing w:after="20" w:before="0"/>
             </w:pPr>
-            <w:hyperlink w:history="1" r:id="rIdk4djqo8yszmlnmy6ybkq_">
+            <w:hyperlink w:history="1" r:id="rIdqveanl1xjcmt8vwv7h5qi">
               <w:r>
                 <w:rPr>
                   <w:rFonts w:ascii="Arial" w:cs="Arial" w:eastAsia="Arial" w:hAnsi="Arial"/>
@@ -15676,7 +15676,7 @@
               <w:spacing w:after="10" w:before="0"/>
               <w:ind w:left="120"/>
             </w:pPr>
-            <w:hyperlink w:history="1" r:id="rIdew1fnwl3lbt4erm7kit6a">
+            <w:hyperlink w:history="1" r:id="rIdgykosrbs0hl8o1wvmgzev">
               <w:r>
                 <w:rPr>
                   <w:rFonts w:ascii="Arial" w:cs="Arial" w:eastAsia="Arial" w:hAnsi="Arial"/>
@@ -15721,7 +15721,7 @@
             <w:pPr>
               <w:spacing w:after="20" w:before="0"/>
             </w:pPr>
-            <w:hyperlink w:history="1" r:id="rId_nf81ngqrcrjfo5ne6kmc">
+            <w:hyperlink w:history="1" r:id="rId3luwmjba3ixbdrj9likm9">
               <w:r>
                 <w:rPr>
                   <w:rFonts w:ascii="Arial" w:cs="Arial" w:eastAsia="Arial" w:hAnsi="Arial"/>
@@ -15754,7 +15754,7 @@
               <w:spacing w:after="10" w:before="0"/>
               <w:ind w:left="120"/>
             </w:pPr>
-            <w:hyperlink w:history="1" r:id="rIdmocc61orletoxfpm54xfn">
+            <w:hyperlink w:history="1" r:id="rIdz8d8we6iabqlg1qzvryx7">
               <w:r>
                 <w:rPr>
                   <w:rFonts w:ascii="Arial" w:cs="Arial" w:eastAsia="Arial" w:hAnsi="Arial"/>
@@ -15949,7 +15949,7 @@
             <w:pPr>
               <w:spacing w:after="20" w:before="0"/>
             </w:pPr>
-            <w:hyperlink w:history="1" r:id="rIdd9cym1bcj5ttgwsnal5sm">
+            <w:hyperlink w:history="1" r:id="rIdfryqb2qlw3-padqtm1lsu">
               <w:r>
                 <w:rPr>
                   <w:rFonts w:ascii="Arial" w:cs="Arial" w:eastAsia="Arial" w:hAnsi="Arial"/>
@@ -15982,7 +15982,7 @@
               <w:spacing w:after="10" w:before="0"/>
               <w:ind w:left="120"/>
             </w:pPr>
-            <w:hyperlink w:history="1" r:id="rIdv9ih1t4djvqj7bki-yr9s">
+            <w:hyperlink w:history="1" r:id="rIdbxyytoit6rukq7ghx7fax">
               <w:r>
                 <w:rPr>
                   <w:rFonts w:ascii="Arial" w:cs="Arial" w:eastAsia="Arial" w:hAnsi="Arial"/>
@@ -16027,7 +16027,7 @@
             <w:pPr>
               <w:spacing w:after="20" w:before="0"/>
             </w:pPr>
-            <w:hyperlink w:history="1" r:id="rIdkfm0-reackpot1lnfnsio">
+            <w:hyperlink w:history="1" r:id="rId2fwh9wogrqwwlg1zslxj4">
               <w:r>
                 <w:rPr>
                   <w:rFonts w:ascii="Arial" w:cs="Arial" w:eastAsia="Arial" w:hAnsi="Arial"/>
@@ -16060,7 +16060,7 @@
               <w:spacing w:after="10" w:before="0"/>
               <w:ind w:left="120"/>
             </w:pPr>
-            <w:hyperlink w:history="1" r:id="rIdtxli9sja81hnmzltasrpj">
+            <w:hyperlink w:history="1" r:id="rIdamxjyrprjvdpaqgznpxqd">
               <w:r>
                 <w:rPr>
                   <w:rFonts w:ascii="Arial" w:cs="Arial" w:eastAsia="Arial" w:hAnsi="Arial"/>
@@ -16255,7 +16255,7 @@
             <w:pPr>
               <w:spacing w:after="20" w:before="0"/>
             </w:pPr>
-            <w:hyperlink w:history="1" r:id="rIdvio5vyxzhiqws59xd6gem">
+            <w:hyperlink w:history="1" r:id="rIdyg8dgax8xsgjevokw9ixy">
               <w:r>
                 <w:rPr>
                   <w:rFonts w:ascii="Arial" w:cs="Arial" w:eastAsia="Arial" w:hAnsi="Arial"/>
@@ -16288,7 +16288,7 @@
               <w:spacing w:after="10" w:before="0"/>
               <w:ind w:left="120"/>
             </w:pPr>
-            <w:hyperlink w:history="1" r:id="rIdcfftb_rkddlol-g_ddxs1">
+            <w:hyperlink w:history="1" r:id="rIdsizqe2kzairsgdmjm6avq">
               <w:r>
                 <w:rPr>
                   <w:rFonts w:ascii="Arial" w:cs="Arial" w:eastAsia="Arial" w:hAnsi="Arial"/>
@@ -16333,7 +16333,7 @@
             <w:pPr>
               <w:spacing w:after="20" w:before="0"/>
             </w:pPr>
-            <w:hyperlink w:history="1" r:id="rIdzfqsby1njdqz0w-fujtv5">
+            <w:hyperlink w:history="1" r:id="rIdxjotxpul56zoqp1xqstdp">
               <w:r>
                 <w:rPr>
                   <w:rFonts w:ascii="Arial" w:cs="Arial" w:eastAsia="Arial" w:hAnsi="Arial"/>
@@ -16366,7 +16366,7 @@
               <w:spacing w:after="10" w:before="0"/>
               <w:ind w:left="120"/>
             </w:pPr>
-            <w:hyperlink w:history="1" r:id="rIdl5hs8dnzxpcj6f8nf85d1">
+            <w:hyperlink w:history="1" r:id="rIdmj2klj3shx4ynoxffcpfa">
               <w:r>
                 <w:rPr>
                   <w:rFonts w:ascii="Arial" w:cs="Arial" w:eastAsia="Arial" w:hAnsi="Arial"/>
@@ -16561,7 +16561,7 @@
             <w:pPr>
               <w:spacing w:after="20" w:before="0"/>
             </w:pPr>
-            <w:hyperlink w:history="1" r:id="rIdocm4zcgfuvlf-blcyqa_t">
+            <w:hyperlink w:history="1" r:id="rIdlvhhtvzt7r1xcib5ox7ij">
               <w:r>
                 <w:rPr>
                   <w:rFonts w:ascii="Arial" w:cs="Arial" w:eastAsia="Arial" w:hAnsi="Arial"/>
@@ -16594,7 +16594,7 @@
               <w:spacing w:after="10" w:before="0"/>
               <w:ind w:left="120"/>
             </w:pPr>
-            <w:hyperlink w:history="1" r:id="rIdwsajemvn_45nvnky1q-wi">
+            <w:hyperlink w:history="1" r:id="rIdmqr6qv0zqvk2lhkmegm_e">
               <w:r>
                 <w:rPr>
                   <w:rFonts w:ascii="Arial" w:cs="Arial" w:eastAsia="Arial" w:hAnsi="Arial"/>
@@ -16639,7 +16639,7 @@
             <w:pPr>
               <w:spacing w:after="20" w:before="0"/>
             </w:pPr>
-            <w:hyperlink w:history="1" r:id="rIdcfwvybj_wwf077l9rklib">
+            <w:hyperlink w:history="1" r:id="rIduypmwqfz2iiu1qng_wnrs">
               <w:r>
                 <w:rPr>
                   <w:rFonts w:ascii="Arial" w:cs="Arial" w:eastAsia="Arial" w:hAnsi="Arial"/>
@@ -16672,7 +16672,7 @@
               <w:spacing w:after="10" w:before="0"/>
               <w:ind w:left="120"/>
             </w:pPr>
-            <w:hyperlink w:history="1" r:id="rIdiix8dw5tpivgn-lqsnsjb">
+            <w:hyperlink w:history="1" r:id="rIdrvj7wnnbxa-pjgnnxmcdm">
               <w:r>
                 <w:rPr>
                   <w:rFonts w:ascii="Arial" w:cs="Arial" w:eastAsia="Arial" w:hAnsi="Arial"/>
@@ -18159,7 +18159,7 @@
             <w:pPr>
               <w:spacing w:after="20" w:before="0"/>
             </w:pPr>
-            <w:hyperlink w:history="1" r:id="rId5tjtojttyizvhadsah50u">
+            <w:hyperlink w:history="1" r:id="rId6us0wrbd5bnofpgmtfa8d">
               <w:r>
                 <w:rPr>
                   <w:rFonts w:ascii="Arial" w:cs="Arial" w:eastAsia="Arial" w:hAnsi="Arial"/>
@@ -18192,7 +18192,7 @@
               <w:spacing w:after="10" w:before="0"/>
               <w:ind w:left="120"/>
             </w:pPr>
-            <w:hyperlink w:history="1" r:id="rIdunjszxso8rajzeaqengyh">
+            <w:hyperlink w:history="1" r:id="rIdw5r6fgz5ao8j1tqdlsbff">
               <w:r>
                 <w:rPr>
                   <w:rFonts w:ascii="Arial" w:cs="Arial" w:eastAsia="Arial" w:hAnsi="Arial"/>
@@ -18237,7 +18237,7 @@
             <w:pPr>
               <w:spacing w:after="20" w:before="0"/>
             </w:pPr>
-            <w:hyperlink w:history="1" r:id="rIdpjuk8kxog4ugm6katepkh">
+            <w:hyperlink w:history="1" r:id="rIdgghh7tqgftloolrkaq2tf">
               <w:r>
                 <w:rPr>
                   <w:rFonts w:ascii="Arial" w:cs="Arial" w:eastAsia="Arial" w:hAnsi="Arial"/>
@@ -18270,7 +18270,7 @@
               <w:spacing w:after="10" w:before="0"/>
               <w:ind w:left="120"/>
             </w:pPr>
-            <w:hyperlink w:history="1" r:id="rId9jm5g1vgjggifhia_d8vv">
+            <w:hyperlink w:history="1" r:id="rIdoucstghzclm-72tbe3mx8">
               <w:r>
                 <w:rPr>
                   <w:rFonts w:ascii="Arial" w:cs="Arial" w:eastAsia="Arial" w:hAnsi="Arial"/>
@@ -18465,7 +18465,7 @@
             <w:pPr>
               <w:spacing w:after="20" w:before="0"/>
             </w:pPr>
-            <w:hyperlink w:history="1" r:id="rIdbueka3eepcs7a89de8tjm">
+            <w:hyperlink w:history="1" r:id="rIdpgss7ih5bka8akc3oi4v1">
               <w:r>
                 <w:rPr>
                   <w:rFonts w:ascii="Arial" w:cs="Arial" w:eastAsia="Arial" w:hAnsi="Arial"/>
@@ -18498,7 +18498,7 @@
               <w:spacing w:after="10" w:before="0"/>
               <w:ind w:left="120"/>
             </w:pPr>
-            <w:hyperlink w:history="1" r:id="rIddthdrzpnhlotj_-aeu_lr">
+            <w:hyperlink w:history="1" r:id="rIdrrl_s1do_uj4peq6wuia3">
               <w:r>
                 <w:rPr>
                   <w:rFonts w:ascii="Arial" w:cs="Arial" w:eastAsia="Arial" w:hAnsi="Arial"/>
@@ -18543,7 +18543,7 @@
             <w:pPr>
               <w:spacing w:after="20" w:before="0"/>
             </w:pPr>
-            <w:hyperlink w:history="1" r:id="rIdolse7iedkimapcptrrhn6">
+            <w:hyperlink w:history="1" r:id="rIddnmptug2mjhi2g2b9a8zf">
               <w:r>
                 <w:rPr>
                   <w:rFonts w:ascii="Arial" w:cs="Arial" w:eastAsia="Arial" w:hAnsi="Arial"/>
@@ -18576,7 +18576,7 @@
               <w:spacing w:after="10" w:before="0"/>
               <w:ind w:left="120"/>
             </w:pPr>
-            <w:hyperlink w:history="1" r:id="rId6cpdyyh-kbc7nlmawwpzt">
+            <w:hyperlink w:history="1" r:id="rIdkwp-lbvpwbmyyurjxcdpb">
               <w:r>
                 <w:rPr>
                   <w:rFonts w:ascii="Arial" w:cs="Arial" w:eastAsia="Arial" w:hAnsi="Arial"/>
@@ -18771,7 +18771,7 @@
             <w:pPr>
               <w:spacing w:after="20" w:before="0"/>
             </w:pPr>
-            <w:hyperlink w:history="1" r:id="rIdv-ljz_hnjeslaidtgtr3g">
+            <w:hyperlink w:history="1" r:id="rIdxfu_kwzsfzm38e3tzcngw">
               <w:r>
                 <w:rPr>
                   <w:rFonts w:ascii="Arial" w:cs="Arial" w:eastAsia="Arial" w:hAnsi="Arial"/>
@@ -18804,7 +18804,7 @@
               <w:spacing w:after="10" w:before="0"/>
               <w:ind w:left="120"/>
             </w:pPr>
-            <w:hyperlink w:history="1" r:id="rIdv7plxeuoqgmpgnhvglaer">
+            <w:hyperlink w:history="1" r:id="rIdkv4_2pk_kwjk1cqhycpl5">
               <w:r>
                 <w:rPr>
                   <w:rFonts w:ascii="Arial" w:cs="Arial" w:eastAsia="Arial" w:hAnsi="Arial"/>
@@ -18849,7 +18849,7 @@
             <w:pPr>
               <w:spacing w:after="20" w:before="0"/>
             </w:pPr>
-            <w:hyperlink w:history="1" r:id="rIdlvg1w2m3epqaxw-gipn99">
+            <w:hyperlink w:history="1" r:id="rIdtoneyorhgnsm9jt0m9gs0">
               <w:r>
                 <w:rPr>
                   <w:rFonts w:ascii="Arial" w:cs="Arial" w:eastAsia="Arial" w:hAnsi="Arial"/>
@@ -18882,7 +18882,7 @@
               <w:spacing w:after="10" w:before="0"/>
               <w:ind w:left="120"/>
             </w:pPr>
-            <w:hyperlink w:history="1" r:id="rIdfqb2bnimywq0botjtrt3v">
+            <w:hyperlink w:history="1" r:id="rIdrp1fnzvadp0sftlbczycy">
               <w:r>
                 <w:rPr>
                   <w:rFonts w:ascii="Arial" w:cs="Arial" w:eastAsia="Arial" w:hAnsi="Arial"/>
@@ -19077,7 +19077,7 @@
             <w:pPr>
               <w:spacing w:after="20" w:before="0"/>
             </w:pPr>
-            <w:hyperlink w:history="1" r:id="rIdvt9cimeksfzcarsefwfug">
+            <w:hyperlink w:history="1" r:id="rIdjc1fekt6hxxvxbmes0_r6">
               <w:r>
                 <w:rPr>
                   <w:rFonts w:ascii="Arial" w:cs="Arial" w:eastAsia="Arial" w:hAnsi="Arial"/>
@@ -19110,7 +19110,7 @@
               <w:spacing w:after="10" w:before="0"/>
               <w:ind w:left="120"/>
             </w:pPr>
-            <w:hyperlink w:history="1" r:id="rId--eav3roowvuaal2gnljk">
+            <w:hyperlink w:history="1" r:id="rId6yrdx-ebtog897gixjqrn">
               <w:r>
                 <w:rPr>
                   <w:rFonts w:ascii="Arial" w:cs="Arial" w:eastAsia="Arial" w:hAnsi="Arial"/>
@@ -19155,7 +19155,7 @@
             <w:pPr>
               <w:spacing w:after="20" w:before="0"/>
             </w:pPr>
-            <w:hyperlink w:history="1" r:id="rIdlk97_x-0-yskfqlaj2ae6">
+            <w:hyperlink w:history="1" r:id="rId70re1yvkgzarwwwwx_dth">
               <w:r>
                 <w:rPr>
                   <w:rFonts w:ascii="Arial" w:cs="Arial" w:eastAsia="Arial" w:hAnsi="Arial"/>
@@ -19188,7 +19188,7 @@
               <w:spacing w:after="10" w:before="0"/>
               <w:ind w:left="120"/>
             </w:pPr>
-            <w:hyperlink w:history="1" r:id="rIdyehuqhrdqwfzlwitpouec">
+            <w:hyperlink w:history="1" r:id="rIdzq5ppidvmjypbziwnshdb">
               <w:r>
                 <w:rPr>
                   <w:rFonts w:ascii="Arial" w:cs="Arial" w:eastAsia="Arial" w:hAnsi="Arial"/>
@@ -19383,7 +19383,7 @@
             <w:pPr>
               <w:spacing w:after="20" w:before="0"/>
             </w:pPr>
-            <w:hyperlink w:history="1" r:id="rId7nxoxpboc2fvqffktdspp">
+            <w:hyperlink w:history="1" r:id="rIdng1gwbjjqqh4evgs7jhgs">
               <w:r>
                 <w:rPr>
                   <w:rFonts w:ascii="Arial" w:cs="Arial" w:eastAsia="Arial" w:hAnsi="Arial"/>
@@ -19416,7 +19416,7 @@
               <w:spacing w:after="10" w:before="0"/>
               <w:ind w:left="120"/>
             </w:pPr>
-            <w:hyperlink w:history="1" r:id="rIdbmxf4cwhyyonzq4_kywkc">
+            <w:hyperlink w:history="1" r:id="rIdev-8ct5nmxo6lzdxt4win">
               <w:r>
                 <w:rPr>
                   <w:rFonts w:ascii="Arial" w:cs="Arial" w:eastAsia="Arial" w:hAnsi="Arial"/>
@@ -19461,7 +19461,7 @@
             <w:pPr>
               <w:spacing w:after="20" w:before="0"/>
             </w:pPr>
-            <w:hyperlink w:history="1" r:id="rIddfgoqhpkcclsjedalmgvh">
+            <w:hyperlink w:history="1" r:id="rIdtyywuwugpsxtb64e2yzev">
               <w:r>
                 <w:rPr>
                   <w:rFonts w:ascii="Arial" w:cs="Arial" w:eastAsia="Arial" w:hAnsi="Arial"/>
@@ -19494,7 +19494,7 @@
               <w:spacing w:after="10" w:before="0"/>
               <w:ind w:left="120"/>
             </w:pPr>
-            <w:hyperlink w:history="1" r:id="rIdn6pbfjyymnpoamyer12mp">
+            <w:hyperlink w:history="1" r:id="rIdjcxf4eh2i6dqqaub9l5m2">
               <w:r>
                 <w:rPr>
                   <w:rFonts w:ascii="Arial" w:cs="Arial" w:eastAsia="Arial" w:hAnsi="Arial"/>
@@ -20981,7 +20981,7 @@
             <w:pPr>
               <w:spacing w:after="20" w:before="0"/>
             </w:pPr>
-            <w:hyperlink w:history="1" r:id="rIdrpbfrpr4t1lk2ssihark0">
+            <w:hyperlink w:history="1" r:id="rIdh2vluq8uhxstnmsjsabxk">
               <w:r>
                 <w:rPr>
                   <w:rFonts w:ascii="Arial" w:cs="Arial" w:eastAsia="Arial" w:hAnsi="Arial"/>
@@ -21014,7 +21014,7 @@
               <w:spacing w:after="10" w:before="0"/>
               <w:ind w:left="120"/>
             </w:pPr>
-            <w:hyperlink w:history="1" r:id="rIdbu7yfdtnhhozuuitvxjv3">
+            <w:hyperlink w:history="1" r:id="rId17nq1jy8kmlqzce04ur12">
               <w:r>
                 <w:rPr>
                   <w:rFonts w:ascii="Arial" w:cs="Arial" w:eastAsia="Arial" w:hAnsi="Arial"/>
@@ -21059,7 +21059,7 @@
             <w:pPr>
               <w:spacing w:after="20" w:before="0"/>
             </w:pPr>
-            <w:hyperlink w:history="1" r:id="rIdrxtz44c2av7yjc-wqhbry">
+            <w:hyperlink w:history="1" r:id="rIdmjzliorniqeebbkfqo88x">
               <w:r>
                 <w:rPr>
                   <w:rFonts w:ascii="Arial" w:cs="Arial" w:eastAsia="Arial" w:hAnsi="Arial"/>
@@ -21092,7 +21092,7 @@
               <w:spacing w:after="10" w:before="0"/>
               <w:ind w:left="120"/>
             </w:pPr>
-            <w:hyperlink w:history="1" r:id="rIdiqxyd6fymvfjhsw031hau">
+            <w:hyperlink w:history="1" r:id="rIdcjmkelm803to2_g7iklqd">
               <w:r>
                 <w:rPr>
                   <w:rFonts w:ascii="Arial" w:cs="Arial" w:eastAsia="Arial" w:hAnsi="Arial"/>
@@ -21287,7 +21287,7 @@
             <w:pPr>
               <w:spacing w:after="20" w:before="0"/>
             </w:pPr>
-            <w:hyperlink w:history="1" r:id="rId7ujtv54gegesjlb5pqiqq">
+            <w:hyperlink w:history="1" r:id="rIdkd1vvu-1ejvurj3muwdft">
               <w:r>
                 <w:rPr>
                   <w:rFonts w:ascii="Arial" w:cs="Arial" w:eastAsia="Arial" w:hAnsi="Arial"/>
@@ -21320,7 +21320,7 @@
               <w:spacing w:after="10" w:before="0"/>
               <w:ind w:left="120"/>
             </w:pPr>
-            <w:hyperlink w:history="1" r:id="rIdbr7utx9qox1sevvbx_q7o">
+            <w:hyperlink w:history="1" r:id="rId-2a5dwil8xio-op_fk7ry">
               <w:r>
                 <w:rPr>
                   <w:rFonts w:ascii="Arial" w:cs="Arial" w:eastAsia="Arial" w:hAnsi="Arial"/>
@@ -21365,7 +21365,7 @@
             <w:pPr>
               <w:spacing w:after="20" w:before="0"/>
             </w:pPr>
-            <w:hyperlink w:history="1" r:id="rIduhgtmbzodk0lqbewdmdt7">
+            <w:hyperlink w:history="1" r:id="rId9k0guk6zwky6epty7he8p">
               <w:r>
                 <w:rPr>
                   <w:rFonts w:ascii="Arial" w:cs="Arial" w:eastAsia="Arial" w:hAnsi="Arial"/>
@@ -21398,7 +21398,7 @@
               <w:spacing w:after="10" w:before="0"/>
               <w:ind w:left="120"/>
             </w:pPr>
-            <w:hyperlink w:history="1" r:id="rIdafv1pusdupwfy85meukyy">
+            <w:hyperlink w:history="1" r:id="rIdcdc-xxpuxmjdw1pbyxf7y">
               <w:r>
                 <w:rPr>
                   <w:rFonts w:ascii="Arial" w:cs="Arial" w:eastAsia="Arial" w:hAnsi="Arial"/>
@@ -21593,7 +21593,7 @@
             <w:pPr>
               <w:spacing w:after="20" w:before="0"/>
             </w:pPr>
-            <w:hyperlink w:history="1" r:id="rIddvrtqsky5r74waot6-3ps">
+            <w:hyperlink w:history="1" r:id="rIds9icxiefl02mlza3orget">
               <w:r>
                 <w:rPr>
                   <w:rFonts w:ascii="Arial" w:cs="Arial" w:eastAsia="Arial" w:hAnsi="Arial"/>
@@ -21626,7 +21626,7 @@
               <w:spacing w:after="10" w:before="0"/>
               <w:ind w:left="120"/>
             </w:pPr>
-            <w:hyperlink w:history="1" r:id="rId2v-mehj7pqpknrk2de1ir">
+            <w:hyperlink w:history="1" r:id="rIdfvbo_v0asgqhu3bebays8">
               <w:r>
                 <w:rPr>
                   <w:rFonts w:ascii="Arial" w:cs="Arial" w:eastAsia="Arial" w:hAnsi="Arial"/>
@@ -21671,7 +21671,7 @@
             <w:pPr>
               <w:spacing w:after="20" w:before="0"/>
             </w:pPr>
-            <w:hyperlink w:history="1" r:id="rIdx7vmjmlbvttbtp8vsgql5">
+            <w:hyperlink w:history="1" r:id="rIdca2ay2iwkkht2fdmp4-fp">
               <w:r>
                 <w:rPr>
                   <w:rFonts w:ascii="Arial" w:cs="Arial" w:eastAsia="Arial" w:hAnsi="Arial"/>
@@ -21704,7 +21704,7 @@
               <w:spacing w:after="10" w:before="0"/>
               <w:ind w:left="120"/>
             </w:pPr>
-            <w:hyperlink w:history="1" r:id="rIdimqozuffvn_bwhgxwvd50">
+            <w:hyperlink w:history="1" r:id="rId9ffttw6gb-cthp-usol4h">
               <w:r>
                 <w:rPr>
                   <w:rFonts w:ascii="Arial" w:cs="Arial" w:eastAsia="Arial" w:hAnsi="Arial"/>
@@ -21899,7 +21899,7 @@
             <w:pPr>
               <w:spacing w:after="20" w:before="0"/>
             </w:pPr>
-            <w:hyperlink w:history="1" r:id="rIdlg749ldcubq2rt_jevdy-">
+            <w:hyperlink w:history="1" r:id="rIdgbldurc0ghs6ord4sqdju">
               <w:r>
                 <w:rPr>
                   <w:rFonts w:ascii="Arial" w:cs="Arial" w:eastAsia="Arial" w:hAnsi="Arial"/>
@@ -21932,7 +21932,7 @@
               <w:spacing w:after="10" w:before="0"/>
               <w:ind w:left="120"/>
             </w:pPr>
-            <w:hyperlink w:history="1" r:id="rIdze6alckwrw0uwtsng9gs7">
+            <w:hyperlink w:history="1" r:id="rIdbraxnpk82uwqhrw0a2rft">
               <w:r>
                 <w:rPr>
                   <w:rFonts w:ascii="Arial" w:cs="Arial" w:eastAsia="Arial" w:hAnsi="Arial"/>
@@ -21977,7 +21977,7 @@
             <w:pPr>
               <w:spacing w:after="20" w:before="0"/>
             </w:pPr>
-            <w:hyperlink w:history="1" r:id="rId3g2-q2rfipk_o2czugul9">
+            <w:hyperlink w:history="1" r:id="rIdiugegiplzi3yzrgpe8en_">
               <w:r>
                 <w:rPr>
                   <w:rFonts w:ascii="Arial" w:cs="Arial" w:eastAsia="Arial" w:hAnsi="Arial"/>
@@ -22010,7 +22010,7 @@
               <w:spacing w:after="10" w:before="0"/>
               <w:ind w:left="120"/>
             </w:pPr>
-            <w:hyperlink w:history="1" r:id="rIdm2gtdkhslvuaao6e_mzns">
+            <w:hyperlink w:history="1" r:id="rIdv42ue2rjdxzlsivnoogvf">
               <w:r>
                 <w:rPr>
                   <w:rFonts w:ascii="Arial" w:cs="Arial" w:eastAsia="Arial" w:hAnsi="Arial"/>
@@ -22205,7 +22205,7 @@
             <w:pPr>
               <w:spacing w:after="20" w:before="0"/>
             </w:pPr>
-            <w:hyperlink w:history="1" r:id="rIdhydbr1kmjcjrrxh-yujll">
+            <w:hyperlink w:history="1" r:id="rIdfdgxoutbj_oeyq3jwvfdj">
               <w:r>
                 <w:rPr>
                   <w:rFonts w:ascii="Arial" w:cs="Arial" w:eastAsia="Arial" w:hAnsi="Arial"/>
@@ -22238,7 +22238,7 @@
               <w:spacing w:after="10" w:before="0"/>
               <w:ind w:left="120"/>
             </w:pPr>
-            <w:hyperlink w:history="1" r:id="rIdqjbrtkrhfbeiipaxn2-b4">
+            <w:hyperlink w:history="1" r:id="rIdfki_fg6gog6edxnlax8qx">
               <w:r>
                 <w:rPr>
                   <w:rFonts w:ascii="Arial" w:cs="Arial" w:eastAsia="Arial" w:hAnsi="Arial"/>
@@ -22283,7 +22283,7 @@
             <w:pPr>
               <w:spacing w:after="20" w:before="0"/>
             </w:pPr>
-            <w:hyperlink w:history="1" r:id="rIdzra0jllbbgqtuj39cxjpf">
+            <w:hyperlink w:history="1" r:id="rId6q_opx3aiibtaa9thna58">
               <w:r>
                 <w:rPr>
                   <w:rFonts w:ascii="Arial" w:cs="Arial" w:eastAsia="Arial" w:hAnsi="Arial"/>
@@ -22316,7 +22316,7 @@
               <w:spacing w:after="10" w:before="0"/>
               <w:ind w:left="120"/>
             </w:pPr>
-            <w:hyperlink w:history="1" r:id="rIdxch4foxnoczrukdwypgpa">
+            <w:hyperlink w:history="1" r:id="rId2kfrjgvf-eah0hbbp2npc">
               <w:r>
                 <w:rPr>
                   <w:rFonts w:ascii="Arial" w:cs="Arial" w:eastAsia="Arial" w:hAnsi="Arial"/>
@@ -23898,7 +23898,7 @@
             <w:pPr>
               <w:spacing w:after="20" w:before="0"/>
             </w:pPr>
-            <w:hyperlink w:history="1" r:id="rIdfxihw0jdntxr-jb5yohpn">
+            <w:hyperlink w:history="1" r:id="rId9f2wwuzx_ljvuchqppjst">
               <w:r>
                 <w:rPr>
                   <w:rFonts w:ascii="Arial" w:cs="Arial" w:eastAsia="Arial" w:hAnsi="Arial"/>
@@ -23931,7 +23931,7 @@
               <w:spacing w:after="10" w:before="0"/>
               <w:ind w:left="120"/>
             </w:pPr>
-            <w:hyperlink w:history="1" r:id="rIdmuhot8qrxyirdz1jchc8r">
+            <w:hyperlink w:history="1" r:id="rIdzzqfpoogiibynf4-3v0fe">
               <w:r>
                 <w:rPr>
                   <w:rFonts w:ascii="Arial" w:cs="Arial" w:eastAsia="Arial" w:hAnsi="Arial"/>
@@ -23976,7 +23976,7 @@
             <w:pPr>
               <w:spacing w:after="20" w:before="0"/>
             </w:pPr>
-            <w:hyperlink w:history="1" r:id="rIdiqv7e3ntbbximgahc3mmp">
+            <w:hyperlink w:history="1" r:id="rId3sqrfxwtshlx0wnz_s5jt">
               <w:r>
                 <w:rPr>
                   <w:rFonts w:ascii="Arial" w:cs="Arial" w:eastAsia="Arial" w:hAnsi="Arial"/>
@@ -24009,7 +24009,7 @@
               <w:spacing w:after="10" w:before="0"/>
               <w:ind w:left="120"/>
             </w:pPr>
-            <w:hyperlink w:history="1" r:id="rIdmlaxog8nf4re4jzukirsj">
+            <w:hyperlink w:history="1" r:id="rIdbvfzpupc5xjdrsoecvqiv">
               <w:r>
                 <w:rPr>
                   <w:rFonts w:ascii="Arial" w:cs="Arial" w:eastAsia="Arial" w:hAnsi="Arial"/>
@@ -24204,7 +24204,7 @@
             <w:pPr>
               <w:spacing w:after="20" w:before="0"/>
             </w:pPr>
-            <w:hyperlink w:history="1" r:id="rIddhbnq6x-bhkxmfds8wbyn">
+            <w:hyperlink w:history="1" r:id="rIdfi3x139ohn2g1sl4h8ydx">
               <w:r>
                 <w:rPr>
                   <w:rFonts w:ascii="Arial" w:cs="Arial" w:eastAsia="Arial" w:hAnsi="Arial"/>
@@ -24237,7 +24237,7 @@
               <w:spacing w:after="10" w:before="0"/>
               <w:ind w:left="120"/>
             </w:pPr>
-            <w:hyperlink w:history="1" r:id="rIdgbl7dvd5wqrssidpldtcw">
+            <w:hyperlink w:history="1" r:id="rIdcmfalsrb7iwcimahav0e3">
               <w:r>
                 <w:rPr>
                   <w:rFonts w:ascii="Arial" w:cs="Arial" w:eastAsia="Arial" w:hAnsi="Arial"/>
@@ -24282,7 +24282,7 @@
             <w:pPr>
               <w:spacing w:after="20" w:before="0"/>
             </w:pPr>
-            <w:hyperlink w:history="1" r:id="rIdvdixx_sgf5cssbgjwa4l6">
+            <w:hyperlink w:history="1" r:id="rId5jz71wasln6_tx2mq8ysx">
               <w:r>
                 <w:rPr>
                   <w:rFonts w:ascii="Arial" w:cs="Arial" w:eastAsia="Arial" w:hAnsi="Arial"/>
@@ -24315,7 +24315,7 @@
               <w:spacing w:after="10" w:before="0"/>
               <w:ind w:left="120"/>
             </w:pPr>
-            <w:hyperlink w:history="1" r:id="rId5qsj6ka4nzwtbgd7paofm">
+            <w:hyperlink w:history="1" r:id="rIdbjmlxymljtnaljd124o4t">
               <w:r>
                 <w:rPr>
                   <w:rFonts w:ascii="Arial" w:cs="Arial" w:eastAsia="Arial" w:hAnsi="Arial"/>
@@ -24510,7 +24510,7 @@
             <w:pPr>
               <w:spacing w:after="20" w:before="0"/>
             </w:pPr>
-            <w:hyperlink w:history="1" r:id="rIdh5xivucrb_pjyhiwawdsy">
+            <w:hyperlink w:history="1" r:id="rId1gkb4lbemxkdrkxvktrsn">
               <w:r>
                 <w:rPr>
                   <w:rFonts w:ascii="Arial" w:cs="Arial" w:eastAsia="Arial" w:hAnsi="Arial"/>
@@ -24543,7 +24543,7 @@
               <w:spacing w:after="10" w:before="0"/>
               <w:ind w:left="120"/>
             </w:pPr>
-            <w:hyperlink w:history="1" r:id="rId9v31rajifww-o8uripwdk">
+            <w:hyperlink w:history="1" r:id="rIdhnqwuvs_jltytfiica70w">
               <w:r>
                 <w:rPr>
                   <w:rFonts w:ascii="Arial" w:cs="Arial" w:eastAsia="Arial" w:hAnsi="Arial"/>
@@ -24588,7 +24588,7 @@
             <w:pPr>
               <w:spacing w:after="20" w:before="0"/>
             </w:pPr>
-            <w:hyperlink w:history="1" r:id="rIdy-2rzlykpqioslp2ebiie">
+            <w:hyperlink w:history="1" r:id="rIdmfbd5ethlvbgnhlr8vkzi">
               <w:r>
                 <w:rPr>
                   <w:rFonts w:ascii="Arial" w:cs="Arial" w:eastAsia="Arial" w:hAnsi="Arial"/>
@@ -24621,7 +24621,7 @@
               <w:spacing w:after="10" w:before="0"/>
               <w:ind w:left="120"/>
             </w:pPr>
-            <w:hyperlink w:history="1" r:id="rIdb-vylxzgtrxkfayyyjol6">
+            <w:hyperlink w:history="1" r:id="rId_rqckry_8objefqwaqpzd">
               <w:r>
                 <w:rPr>
                   <w:rFonts w:ascii="Arial" w:cs="Arial" w:eastAsia="Arial" w:hAnsi="Arial"/>
@@ -24816,7 +24816,7 @@
             <w:pPr>
               <w:spacing w:after="20" w:before="0"/>
             </w:pPr>
-            <w:hyperlink w:history="1" r:id="rIdmmba0e5bd0ifmrrm0qsj-">
+            <w:hyperlink w:history="1" r:id="rIdqo80e5l9qjttybp74oi-r">
               <w:r>
                 <w:rPr>
                   <w:rFonts w:ascii="Arial" w:cs="Arial" w:eastAsia="Arial" w:hAnsi="Arial"/>
@@ -24849,7 +24849,7 @@
               <w:spacing w:after="10" w:before="0"/>
               <w:ind w:left="120"/>
             </w:pPr>
-            <w:hyperlink w:history="1" r:id="rIds0o7vzwr-0ssrrzphi2wr">
+            <w:hyperlink w:history="1" r:id="rIdw6fu1xnsdacuqshokfntg">
               <w:r>
                 <w:rPr>
                   <w:rFonts w:ascii="Arial" w:cs="Arial" w:eastAsia="Arial" w:hAnsi="Arial"/>
@@ -24894,7 +24894,7 @@
             <w:pPr>
               <w:spacing w:after="20" w:before="0"/>
             </w:pPr>
-            <w:hyperlink w:history="1" r:id="rIdcmw0xyntc2cximrnx8xdk">
+            <w:hyperlink w:history="1" r:id="rId4ko0y80sde63f1-_xydgb">
               <w:r>
                 <w:rPr>
                   <w:rFonts w:ascii="Arial" w:cs="Arial" w:eastAsia="Arial" w:hAnsi="Arial"/>
@@ -24927,7 +24927,7 @@
               <w:spacing w:after="10" w:before="0"/>
               <w:ind w:left="120"/>
             </w:pPr>
-            <w:hyperlink w:history="1" r:id="rIdoo73fmfzejuj0h-gvim0o">
+            <w:hyperlink w:history="1" r:id="rIdtvrdydepiukk0e75cn9ou">
               <w:r>
                 <w:rPr>
                   <w:rFonts w:ascii="Arial" w:cs="Arial" w:eastAsia="Arial" w:hAnsi="Arial"/>
@@ -25122,7 +25122,7 @@
             <w:pPr>
               <w:spacing w:after="20" w:before="0"/>
             </w:pPr>
-            <w:hyperlink w:history="1" r:id="rIdm_3vtxdgwobckjrumulpo">
+            <w:hyperlink w:history="1" r:id="rIdcaogansxnlauzro7fhy6y">
               <w:r>
                 <w:rPr>
                   <w:rFonts w:ascii="Arial" w:cs="Arial" w:eastAsia="Arial" w:hAnsi="Arial"/>
@@ -25155,7 +25155,7 @@
               <w:spacing w:after="10" w:before="0"/>
               <w:ind w:left="120"/>
             </w:pPr>
-            <w:hyperlink w:history="1" r:id="rIdsbgwvwkiqazfkqsambfdl">
+            <w:hyperlink w:history="1" r:id="rIdgulxruj_p4t5ivycea1uj">
               <w:r>
                 <w:rPr>
                   <w:rFonts w:ascii="Arial" w:cs="Arial" w:eastAsia="Arial" w:hAnsi="Arial"/>
@@ -25200,7 +25200,7 @@
             <w:pPr>
               <w:spacing w:after="20" w:before="0"/>
             </w:pPr>
-            <w:hyperlink w:history="1" r:id="rId1qldpjbcehe0ilru9cdhh">
+            <w:hyperlink w:history="1" r:id="rIduldq5ofo39ztkbb02re81">
               <w:r>
                 <w:rPr>
                   <w:rFonts w:ascii="Arial" w:cs="Arial" w:eastAsia="Arial" w:hAnsi="Arial"/>
@@ -25233,7 +25233,7 @@
               <w:spacing w:after="10" w:before="0"/>
               <w:ind w:left="120"/>
             </w:pPr>
-            <w:hyperlink w:history="1" r:id="rIdxgtlrdk_sahm0camvuzzn">
+            <w:hyperlink w:history="1" r:id="rId9mpigpnyyf0jvuopjmdet">
               <w:r>
                 <w:rPr>
                   <w:rFonts w:ascii="Arial" w:cs="Arial" w:eastAsia="Arial" w:hAnsi="Arial"/>
@@ -25707,7 +25707,25 @@
             </w:tcMar>
             <w:vAlign w:val="top"/>
           </w:tcPr>
-          <w:p/>
+          <w:p>
+            <w:pPr>
+              <w:spacing w:after="40" w:before="0"/>
+              <w:jc w:val="left"/>
+            </w:pPr>
+            <w:r>
+              <w:rPr>
+                <w:rFonts w:ascii="Arial" w:cs="Arial" w:eastAsia="Arial" w:hAnsi="Arial"/>
+                <w:b w:val="false"/>
+                <w:bCs w:val="false"/>
+                <w:i w:val="false"/>
+                <w:iCs w:val="false"/>
+                <w:color w:val="000000"/>
+                <w:sz w:val="18"/>
+                <w:szCs w:val="18"/>
+              </w:rPr>
+              <w:t xml:space="preserve">The energy stored in a capacitor is not simply charge times voltage — it is half that, because the voltage starts at zero and grows as charge accumulates, so the average voltage across the charging process is V/2. This is why doubling the voltage on a capacitor quadruples the energy it stores: the formula E = half CV squared has voltage squared, not linear. The same physics explains the enormous energy released in a lightning strike above Ol Kalou — the natural capacitor formed between the storm cloud and the ground charges up to millions of volts, and even though its capacitance is modest, the V squared term makes the stored energy catastrophic when it discharges.</w:t>
+            </w:r>
+          </w:p>
         </w:tc>
       </w:tr>
     </w:tbl>
@@ -26702,7 +26720,7 @@
             <w:pPr>
               <w:spacing w:after="20" w:before="0"/>
             </w:pPr>
-            <w:hyperlink w:history="1" r:id="rIddfbwflpg6-yhamz_e3noa">
+            <w:hyperlink w:history="1" r:id="rIdr2slfkibq0ynxqgzngoqh">
               <w:r>
                 <w:rPr>
                   <w:rFonts w:ascii="Arial" w:cs="Arial" w:eastAsia="Arial" w:hAnsi="Arial"/>
@@ -26735,7 +26753,7 @@
               <w:spacing w:after="10" w:before="0"/>
               <w:ind w:left="120"/>
             </w:pPr>
-            <w:hyperlink w:history="1" r:id="rId77csjjc2w4oud5ltwlaof">
+            <w:hyperlink w:history="1" r:id="rId0e9ti-w9mluqk_1fpzq58">
               <w:r>
                 <w:rPr>
                   <w:rFonts w:ascii="Arial" w:cs="Arial" w:eastAsia="Arial" w:hAnsi="Arial"/>
@@ -26780,7 +26798,7 @@
             <w:pPr>
               <w:spacing w:after="20" w:before="0"/>
             </w:pPr>
-            <w:hyperlink w:history="1" r:id="rId0vhehuzwwfkyruqr4qlx1">
+            <w:hyperlink w:history="1" r:id="rIdcct4uxjsuzluyq82-nwhr">
               <w:r>
                 <w:rPr>
                   <w:rFonts w:ascii="Arial" w:cs="Arial" w:eastAsia="Arial" w:hAnsi="Arial"/>
@@ -26813,7 +26831,7 @@
               <w:spacing w:after="10" w:before="0"/>
               <w:ind w:left="120"/>
             </w:pPr>
-            <w:hyperlink w:history="1" r:id="rIdoq6_-v5lwxexlxnekx56y">
+            <w:hyperlink w:history="1" r:id="rIdwuatxmu8jf77s5ff0a8gd">
               <w:r>
                 <w:rPr>
                   <w:rFonts w:ascii="Arial" w:cs="Arial" w:eastAsia="Arial" w:hAnsi="Arial"/>
@@ -27008,7 +27026,7 @@
             <w:pPr>
               <w:spacing w:after="20" w:before="0"/>
             </w:pPr>
-            <w:hyperlink w:history="1" r:id="rIdxxij5spsc-5kvob2lfmvw">
+            <w:hyperlink w:history="1" r:id="rIdon1jo_ugdneaqa2q6o_vo">
               <w:r>
                 <w:rPr>
                   <w:rFonts w:ascii="Arial" w:cs="Arial" w:eastAsia="Arial" w:hAnsi="Arial"/>
@@ -27041,7 +27059,7 @@
               <w:spacing w:after="10" w:before="0"/>
               <w:ind w:left="120"/>
             </w:pPr>
-            <w:hyperlink w:history="1" r:id="rIdyjzur_rgshs93oclzjuss">
+            <w:hyperlink w:history="1" r:id="rIdrri5uhmrpbn9rrcacfurw">
               <w:r>
                 <w:rPr>
                   <w:rFonts w:ascii="Arial" w:cs="Arial" w:eastAsia="Arial" w:hAnsi="Arial"/>
@@ -27086,7 +27104,7 @@
             <w:pPr>
               <w:spacing w:after="20" w:before="0"/>
             </w:pPr>
-            <w:hyperlink w:history="1" r:id="rId-_impgqdggvgcjdavhlbi">
+            <w:hyperlink w:history="1" r:id="rIdan3m7ihr8kyjde6nwo1fv">
               <w:r>
                 <w:rPr>
                   <w:rFonts w:ascii="Arial" w:cs="Arial" w:eastAsia="Arial" w:hAnsi="Arial"/>
@@ -27119,7 +27137,7 @@
               <w:spacing w:after="10" w:before="0"/>
               <w:ind w:left="120"/>
             </w:pPr>
-            <w:hyperlink w:history="1" r:id="rIdfnko1lws3bzecspjumy5q">
+            <w:hyperlink w:history="1" r:id="rIdkpxtfa-3a50-1yqkmc9wc">
               <w:r>
                 <w:rPr>
                   <w:rFonts w:ascii="Arial" w:cs="Arial" w:eastAsia="Arial" w:hAnsi="Arial"/>
@@ -27314,7 +27332,7 @@
             <w:pPr>
               <w:spacing w:after="20" w:before="0"/>
             </w:pPr>
-            <w:hyperlink w:history="1" r:id="rId7a2cqwf4g4ujnzlncudgm">
+            <w:hyperlink w:history="1" r:id="rIdwhcvfec4xofq6lsutghsk">
               <w:r>
                 <w:rPr>
                   <w:rFonts w:ascii="Arial" w:cs="Arial" w:eastAsia="Arial" w:hAnsi="Arial"/>
@@ -27347,7 +27365,7 @@
               <w:spacing w:after="10" w:before="0"/>
               <w:ind w:left="120"/>
             </w:pPr>
-            <w:hyperlink w:history="1" r:id="rIdl47bxrbbeiixi6igvlvzn">
+            <w:hyperlink w:history="1" r:id="rIdvqzuusil-ugn6cw5rj_2x">
               <w:r>
                 <w:rPr>
                   <w:rFonts w:ascii="Arial" w:cs="Arial" w:eastAsia="Arial" w:hAnsi="Arial"/>
@@ -27392,7 +27410,7 @@
             <w:pPr>
               <w:spacing w:after="20" w:before="0"/>
             </w:pPr>
-            <w:hyperlink w:history="1" r:id="rIdpqwimwroplaa2g8mxm6k5">
+            <w:hyperlink w:history="1" r:id="rIduabwv0e7upw2zinglk3vt">
               <w:r>
                 <w:rPr>
                   <w:rFonts w:ascii="Arial" w:cs="Arial" w:eastAsia="Arial" w:hAnsi="Arial"/>
@@ -27425,7 +27443,7 @@
               <w:spacing w:after="10" w:before="0"/>
               <w:ind w:left="120"/>
             </w:pPr>
-            <w:hyperlink w:history="1" r:id="rIdbqruatlfzd-1js9rgu_cg">
+            <w:hyperlink w:history="1" r:id="rId3bphnlezusqsfatfeozm2">
               <w:r>
                 <w:rPr>
                   <w:rFonts w:ascii="Arial" w:cs="Arial" w:eastAsia="Arial" w:hAnsi="Arial"/>
@@ -27620,7 +27638,7 @@
             <w:pPr>
               <w:spacing w:after="20" w:before="0"/>
             </w:pPr>
-            <w:hyperlink w:history="1" r:id="rIdk1w2nduwot4fen6ih1fse">
+            <w:hyperlink w:history="1" r:id="rId_ljchw3_8yggf5biq08gr">
               <w:r>
                 <w:rPr>
                   <w:rFonts w:ascii="Arial" w:cs="Arial" w:eastAsia="Arial" w:hAnsi="Arial"/>
@@ -27653,7 +27671,7 @@
               <w:spacing w:after="10" w:before="0"/>
               <w:ind w:left="120"/>
             </w:pPr>
-            <w:hyperlink w:history="1" r:id="rIdqcyzepmrwnswdwge1n9ey">
+            <w:hyperlink w:history="1" r:id="rIdyuw1xnsnc5q0ys1aeicqz">
               <w:r>
                 <w:rPr>
                   <w:rFonts w:ascii="Arial" w:cs="Arial" w:eastAsia="Arial" w:hAnsi="Arial"/>
@@ -27698,7 +27716,7 @@
             <w:pPr>
               <w:spacing w:after="20" w:before="0"/>
             </w:pPr>
-            <w:hyperlink w:history="1" r:id="rIdoozcttbne0ykvsrfvixh7">
+            <w:hyperlink w:history="1" r:id="rIdnwdc-5q-vnepmihenpjss">
               <w:r>
                 <w:rPr>
                   <w:rFonts w:ascii="Arial" w:cs="Arial" w:eastAsia="Arial" w:hAnsi="Arial"/>
@@ -27731,7 +27749,7 @@
               <w:spacing w:after="10" w:before="0"/>
               <w:ind w:left="120"/>
             </w:pPr>
-            <w:hyperlink w:history="1" r:id="rId5bzijgqz4pw08vk-gdpdf">
+            <w:hyperlink w:history="1" r:id="rIdd7w27nkpbrv10krln2yny">
               <w:r>
                 <w:rPr>
                   <w:rFonts w:ascii="Arial" w:cs="Arial" w:eastAsia="Arial" w:hAnsi="Arial"/>
@@ -27926,7 +27944,7 @@
             <w:pPr>
               <w:spacing w:after="20" w:before="0"/>
             </w:pPr>
-            <w:hyperlink w:history="1" r:id="rIdxgxzuyac_zfkmrodnphm4">
+            <w:hyperlink w:history="1" r:id="rIdsp-jrfzzatx44i4pfbgm9">
               <w:r>
                 <w:rPr>
                   <w:rFonts w:ascii="Arial" w:cs="Arial" w:eastAsia="Arial" w:hAnsi="Arial"/>
@@ -27959,7 +27977,7 @@
               <w:spacing w:after="10" w:before="0"/>
               <w:ind w:left="120"/>
             </w:pPr>
-            <w:hyperlink w:history="1" r:id="rId7yrom6yqjxyu-qd1adizu">
+            <w:hyperlink w:history="1" r:id="rId2lp03lzwe-6wsfvuhrqz0">
               <w:r>
                 <w:rPr>
                   <w:rFonts w:ascii="Arial" w:cs="Arial" w:eastAsia="Arial" w:hAnsi="Arial"/>
@@ -28004,7 +28022,7 @@
             <w:pPr>
               <w:spacing w:after="20" w:before="0"/>
             </w:pPr>
-            <w:hyperlink w:history="1" r:id="rIdu1wbujg71ptdnymi84xwz">
+            <w:hyperlink w:history="1" r:id="rId19shpwuhgxlv_yy7bjy2v">
               <w:r>
                 <w:rPr>
                   <w:rFonts w:ascii="Arial" w:cs="Arial" w:eastAsia="Arial" w:hAnsi="Arial"/>
@@ -28037,7 +28055,7 @@
               <w:spacing w:after="10" w:before="0"/>
               <w:ind w:left="120"/>
             </w:pPr>
-            <w:hyperlink w:history="1" r:id="rIdobfql8zscmvbfa736duce">
+            <w:hyperlink w:history="1" r:id="rIdqubtjzjxw4vwfqwi5z98-">
               <w:r>
                 <w:rPr>
                   <w:rFonts w:ascii="Arial" w:cs="Arial" w:eastAsia="Arial" w:hAnsi="Arial"/>

--- a/data/outputs/v2/Physics/SS3.4_Electrostatics/Physics_Electrostatics_CBE_LessonSequence.docx
+++ b/data/outputs/v2/Physics/SS3.4_Electrostatics/Physics_Electrostatics_CBE_LessonSequence.docx
@@ -3571,7 +3571,7 @@
             <w:pPr>
               <w:spacing w:after="20" w:before="0"/>
             </w:pPr>
-            <w:hyperlink w:history="1" r:id="rIdvqrdn6_abwjygkhortnjr">
+            <w:hyperlink w:history="1" r:id="rIdqzg89y16wdudrg8p_qtj3">
               <w:r>
                 <w:rPr>
                   <w:rFonts w:ascii="Arial" w:cs="Arial" w:eastAsia="Arial" w:hAnsi="Arial"/>
@@ -3604,7 +3604,7 @@
               <w:spacing w:after="10" w:before="0"/>
               <w:ind w:left="120"/>
             </w:pPr>
-            <w:hyperlink w:history="1" r:id="rId4vtl7lvegkp5eclnq6vnx">
+            <w:hyperlink w:history="1" r:id="rIdrt5na5nqvwim_kmszxpp1">
               <w:r>
                 <w:rPr>
                   <w:rFonts w:ascii="Arial" w:cs="Arial" w:eastAsia="Arial" w:hAnsi="Arial"/>
@@ -3649,7 +3649,7 @@
             <w:pPr>
               <w:spacing w:after="20" w:before="0"/>
             </w:pPr>
-            <w:hyperlink w:history="1" r:id="rIdwlxsjosxnlk8jfk_0n8ui">
+            <w:hyperlink w:history="1" r:id="rIdstendxlh56t0_ejgn2si0">
               <w:r>
                 <w:rPr>
                   <w:rFonts w:ascii="Arial" w:cs="Arial" w:eastAsia="Arial" w:hAnsi="Arial"/>
@@ -3682,7 +3682,7 @@
               <w:spacing w:after="10" w:before="0"/>
               <w:ind w:left="120"/>
             </w:pPr>
-            <w:hyperlink w:history="1" r:id="rIdtvkbctryksxclhcx-yrza">
+            <w:hyperlink w:history="1" r:id="rIdzgvl3llxwchgcrhzeuspb">
               <w:r>
                 <w:rPr>
                   <w:rFonts w:ascii="Arial" w:cs="Arial" w:eastAsia="Arial" w:hAnsi="Arial"/>
@@ -3877,7 +3877,7 @@
             <w:pPr>
               <w:spacing w:after="20" w:before="0"/>
             </w:pPr>
-            <w:hyperlink w:history="1" r:id="rId5zzyltpddwambzjgxbghk">
+            <w:hyperlink w:history="1" r:id="rIdqehif1to6jhjo0wizphnt">
               <w:r>
                 <w:rPr>
                   <w:rFonts w:ascii="Arial" w:cs="Arial" w:eastAsia="Arial" w:hAnsi="Arial"/>
@@ -3910,7 +3910,7 @@
               <w:spacing w:after="10" w:before="0"/>
               <w:ind w:left="120"/>
             </w:pPr>
-            <w:hyperlink w:history="1" r:id="rIdzxjqflr4q7y3qbhvbag0t">
+            <w:hyperlink w:history="1" r:id="rIdhqyf9ap3id8ehrmq6xiq0">
               <w:r>
                 <w:rPr>
                   <w:rFonts w:ascii="Arial" w:cs="Arial" w:eastAsia="Arial" w:hAnsi="Arial"/>
@@ -3955,7 +3955,7 @@
             <w:pPr>
               <w:spacing w:after="20" w:before="0"/>
             </w:pPr>
-            <w:hyperlink w:history="1" r:id="rIdfx6kxdry2bjwkw5rwf0ap">
+            <w:hyperlink w:history="1" r:id="rIdbp5xz7lqc6qmqal4lkoxq">
               <w:r>
                 <w:rPr>
                   <w:rFonts w:ascii="Arial" w:cs="Arial" w:eastAsia="Arial" w:hAnsi="Arial"/>
@@ -3988,7 +3988,7 @@
               <w:spacing w:after="10" w:before="0"/>
               <w:ind w:left="120"/>
             </w:pPr>
-            <w:hyperlink w:history="1" r:id="rIdid__hfrnvuv2maxxtcvqp">
+            <w:hyperlink w:history="1" r:id="rIducvliu_clmbxwctxxnrlt">
               <w:r>
                 <w:rPr>
                   <w:rFonts w:ascii="Arial" w:cs="Arial" w:eastAsia="Arial" w:hAnsi="Arial"/>
@@ -4357,7 +4357,7 @@
             <w:pPr>
               <w:spacing w:after="20" w:before="0"/>
             </w:pPr>
-            <w:hyperlink w:history="1" r:id="rIdn69fmexnckxx96ze8kbd0">
+            <w:hyperlink w:history="1" r:id="rIdjtc8bhsd_8d1dveui2zg6">
               <w:r>
                 <w:rPr>
                   <w:rFonts w:ascii="Arial" w:cs="Arial" w:eastAsia="Arial" w:hAnsi="Arial"/>
@@ -4390,7 +4390,7 @@
               <w:spacing w:after="10" w:before="0"/>
               <w:ind w:left="120"/>
             </w:pPr>
-            <w:hyperlink w:history="1" r:id="rIdwcqcqfpvn8yc1kcaj6yvo">
+            <w:hyperlink w:history="1" r:id="rIdlzmuf9mgahiph7fyd9ilb">
               <w:r>
                 <w:rPr>
                   <w:rFonts w:ascii="Arial" w:cs="Arial" w:eastAsia="Arial" w:hAnsi="Arial"/>
@@ -4435,7 +4435,7 @@
             <w:pPr>
               <w:spacing w:after="20" w:before="0"/>
             </w:pPr>
-            <w:hyperlink w:history="1" r:id="rId-pw5efwnh1dg-5lkyl_za">
+            <w:hyperlink w:history="1" r:id="rIdsuqp-mi57lzuabm2e51n3">
               <w:r>
                 <w:rPr>
                   <w:rFonts w:ascii="Arial" w:cs="Arial" w:eastAsia="Arial" w:hAnsi="Arial"/>
@@ -4468,7 +4468,7 @@
               <w:spacing w:after="10" w:before="0"/>
               <w:ind w:left="120"/>
             </w:pPr>
-            <w:hyperlink w:history="1" r:id="rIdpo2vwdc26r6mmkf25oion">
+            <w:hyperlink w:history="1" r:id="rIdex5lo2zumwavjfsx6yhe3">
               <w:r>
                 <w:rPr>
                   <w:rFonts w:ascii="Arial" w:cs="Arial" w:eastAsia="Arial" w:hAnsi="Arial"/>
@@ -4739,7 +4739,7 @@
             <w:pPr>
               <w:spacing w:after="20" w:before="0"/>
             </w:pPr>
-            <w:hyperlink w:history="1" r:id="rId2zxylzmz-ksb8smv6b2yq">
+            <w:hyperlink w:history="1" r:id="rIdc-jny7lxop-j-jo5kcthz">
               <w:r>
                 <w:rPr>
                   <w:rFonts w:ascii="Arial" w:cs="Arial" w:eastAsia="Arial" w:hAnsi="Arial"/>
@@ -4772,7 +4772,7 @@
               <w:spacing w:after="10" w:before="0"/>
               <w:ind w:left="120"/>
             </w:pPr>
-            <w:hyperlink w:history="1" r:id="rIdyy2p5cejn1zfbmryzdkt1">
+            <w:hyperlink w:history="1" r:id="rId0mcl1hapanxabvjx37cr_">
               <w:r>
                 <w:rPr>
                   <w:rFonts w:ascii="Arial" w:cs="Arial" w:eastAsia="Arial" w:hAnsi="Arial"/>
@@ -4817,7 +4817,7 @@
             <w:pPr>
               <w:spacing w:after="20" w:before="0"/>
             </w:pPr>
-            <w:hyperlink w:history="1" r:id="rIdfxz9aqlbhwtmixk4cmvdd">
+            <w:hyperlink w:history="1" r:id="rIdodp-exc5egr-9rw0ecdqo">
               <w:r>
                 <w:rPr>
                   <w:rFonts w:ascii="Arial" w:cs="Arial" w:eastAsia="Arial" w:hAnsi="Arial"/>
@@ -4850,7 +4850,7 @@
               <w:spacing w:after="10" w:before="0"/>
               <w:ind w:left="120"/>
             </w:pPr>
-            <w:hyperlink w:history="1" r:id="rId5v0n6pzi6fjvz8y_qdsza">
+            <w:hyperlink w:history="1" r:id="rIdsmzklf4fczc8_wcfggxoz">
               <w:r>
                 <w:rPr>
                   <w:rFonts w:ascii="Arial" w:cs="Arial" w:eastAsia="Arial" w:hAnsi="Arial"/>
@@ -5045,7 +5045,7 @@
             <w:pPr>
               <w:spacing w:after="20" w:before="0"/>
             </w:pPr>
-            <w:hyperlink w:history="1" r:id="rIdlbahuuwo84is2dltf4jwp">
+            <w:hyperlink w:history="1" r:id="rIdguxdzjqovywiooivhxsxs">
               <w:r>
                 <w:rPr>
                   <w:rFonts w:ascii="Arial" w:cs="Arial" w:eastAsia="Arial" w:hAnsi="Arial"/>
@@ -5078,7 +5078,7 @@
               <w:spacing w:after="10" w:before="0"/>
               <w:ind w:left="120"/>
             </w:pPr>
-            <w:hyperlink w:history="1" r:id="rIdxj04yiphadzyqxnawvksg">
+            <w:hyperlink w:history="1" r:id="rId9e5k29la0kephnm5vnezn">
               <w:r>
                 <w:rPr>
                   <w:rFonts w:ascii="Arial" w:cs="Arial" w:eastAsia="Arial" w:hAnsi="Arial"/>
@@ -5123,7 +5123,7 @@
             <w:pPr>
               <w:spacing w:after="20" w:before="0"/>
             </w:pPr>
-            <w:hyperlink w:history="1" r:id="rIdszwg-gcrrmu40ulqjcq8c">
+            <w:hyperlink w:history="1" r:id="rIdi3q_5mbsypaeznuvwzl4d">
               <w:r>
                 <w:rPr>
                   <w:rFonts w:ascii="Arial" w:cs="Arial" w:eastAsia="Arial" w:hAnsi="Arial"/>
@@ -5156,7 +5156,7 @@
               <w:spacing w:after="10" w:before="0"/>
               <w:ind w:left="120"/>
             </w:pPr>
-            <w:hyperlink w:history="1" r:id="rIdmkvupsju5r6jpunvc41dc">
+            <w:hyperlink w:history="1" r:id="rIdetztd23aqo58osy2mxja4">
               <w:r>
                 <w:rPr>
                   <w:rFonts w:ascii="Arial" w:cs="Arial" w:eastAsia="Arial" w:hAnsi="Arial"/>
@@ -6871,7 +6871,7 @@
             <w:pPr>
               <w:spacing w:after="20" w:before="0"/>
             </w:pPr>
-            <w:hyperlink w:history="1" r:id="rIdbls8iakbuvmcyrkozh-w2">
+            <w:hyperlink w:history="1" r:id="rIdgunv1goqt3goutjfgqmql">
               <w:r>
                 <w:rPr>
                   <w:rFonts w:ascii="Arial" w:cs="Arial" w:eastAsia="Arial" w:hAnsi="Arial"/>
@@ -6904,7 +6904,7 @@
               <w:spacing w:after="10" w:before="0"/>
               <w:ind w:left="120"/>
             </w:pPr>
-            <w:hyperlink w:history="1" r:id="rIde0nffim7yonf1-wtlilht">
+            <w:hyperlink w:history="1" r:id="rIdodkn7cda7sfdxxx2vsfsr">
               <w:r>
                 <w:rPr>
                   <w:rFonts w:ascii="Arial" w:cs="Arial" w:eastAsia="Arial" w:hAnsi="Arial"/>
@@ -6949,7 +6949,7 @@
             <w:pPr>
               <w:spacing w:after="20" w:before="0"/>
             </w:pPr>
-            <w:hyperlink w:history="1" r:id="rIdlw_ue0kxulsjtxqc2xolk">
+            <w:hyperlink w:history="1" r:id="rIdc3dtdtlop1midoo83ykck">
               <w:r>
                 <w:rPr>
                   <w:rFonts w:ascii="Arial" w:cs="Arial" w:eastAsia="Arial" w:hAnsi="Arial"/>
@@ -6982,7 +6982,7 @@
               <w:spacing w:after="10" w:before="0"/>
               <w:ind w:left="120"/>
             </w:pPr>
-            <w:hyperlink w:history="1" r:id="rId0uj-tg7y3dzgn0bs_-h_l">
+            <w:hyperlink w:history="1" r:id="rIdpnx1nhw5jwqqc5cixiqea">
               <w:r>
                 <w:rPr>
                   <w:rFonts w:ascii="Arial" w:cs="Arial" w:eastAsia="Arial" w:hAnsi="Arial"/>
@@ -7177,7 +7177,7 @@
             <w:pPr>
               <w:spacing w:after="20" w:before="0"/>
             </w:pPr>
-            <w:hyperlink w:history="1" r:id="rId6xwnejzd3pffbm77mcyuq">
+            <w:hyperlink w:history="1" r:id="rIdgbmbazfr8ujt14vwxe0ut">
               <w:r>
                 <w:rPr>
                   <w:rFonts w:ascii="Arial" w:cs="Arial" w:eastAsia="Arial" w:hAnsi="Arial"/>
@@ -7210,7 +7210,7 @@
               <w:spacing w:after="10" w:before="0"/>
               <w:ind w:left="120"/>
             </w:pPr>
-            <w:hyperlink w:history="1" r:id="rIdgp_btqqvus3pvlv0gh-n3">
+            <w:hyperlink w:history="1" r:id="rIdhbxbvo46r5yrchf0spqcb">
               <w:r>
                 <w:rPr>
                   <w:rFonts w:ascii="Arial" w:cs="Arial" w:eastAsia="Arial" w:hAnsi="Arial"/>
@@ -7255,7 +7255,7 @@
             <w:pPr>
               <w:spacing w:after="20" w:before="0"/>
             </w:pPr>
-            <w:hyperlink w:history="1" r:id="rIdx99jnw_pjrzvglhcknwf-">
+            <w:hyperlink w:history="1" r:id="rId6fsmfxmvwjmua5ab8elo7">
               <w:r>
                 <w:rPr>
                   <w:rFonts w:ascii="Arial" w:cs="Arial" w:eastAsia="Arial" w:hAnsi="Arial"/>
@@ -7288,7 +7288,7 @@
               <w:spacing w:after="10" w:before="0"/>
               <w:ind w:left="120"/>
             </w:pPr>
-            <w:hyperlink w:history="1" r:id="rIdrbjjdkuuo1t15n9zurmsr">
+            <w:hyperlink w:history="1" r:id="rIdzh1hy4fldkharnis39zde">
               <w:r>
                 <w:rPr>
                   <w:rFonts w:ascii="Arial" w:cs="Arial" w:eastAsia="Arial" w:hAnsi="Arial"/>
@@ -7483,7 +7483,7 @@
             <w:pPr>
               <w:spacing w:after="20" w:before="0"/>
             </w:pPr>
-            <w:hyperlink w:history="1" r:id="rId7mbfsbdkztctoyxictxav">
+            <w:hyperlink w:history="1" r:id="rIdq1vxxjrrxnh2voesvr8q9">
               <w:r>
                 <w:rPr>
                   <w:rFonts w:ascii="Arial" w:cs="Arial" w:eastAsia="Arial" w:hAnsi="Arial"/>
@@ -7516,7 +7516,7 @@
               <w:spacing w:after="10" w:before="0"/>
               <w:ind w:left="120"/>
             </w:pPr>
-            <w:hyperlink w:history="1" r:id="rIdxxce1uzcirntjk1bm7msd">
+            <w:hyperlink w:history="1" r:id="rIditikkozrokokntlofytgd">
               <w:r>
                 <w:rPr>
                   <w:rFonts w:ascii="Arial" w:cs="Arial" w:eastAsia="Arial" w:hAnsi="Arial"/>
@@ -7561,7 +7561,7 @@
             <w:pPr>
               <w:spacing w:after="20" w:before="0"/>
             </w:pPr>
-            <w:hyperlink w:history="1" r:id="rIdyjuvbjdslnntuywg4qwq9">
+            <w:hyperlink w:history="1" r:id="rIdruqyuaap4uolfluplbxyj">
               <w:r>
                 <w:rPr>
                   <w:rFonts w:ascii="Arial" w:cs="Arial" w:eastAsia="Arial" w:hAnsi="Arial"/>
@@ -7594,7 +7594,7 @@
               <w:spacing w:after="10" w:before="0"/>
               <w:ind w:left="120"/>
             </w:pPr>
-            <w:hyperlink w:history="1" r:id="rIdbbx53p0iqi-wqomwz1ajm">
+            <w:hyperlink w:history="1" r:id="rId4rxte9yru2was_z68mtzu">
               <w:r>
                 <w:rPr>
                   <w:rFonts w:ascii="Arial" w:cs="Arial" w:eastAsia="Arial" w:hAnsi="Arial"/>
@@ -7789,7 +7789,7 @@
             <w:pPr>
               <w:spacing w:after="20" w:before="0"/>
             </w:pPr>
-            <w:hyperlink w:history="1" r:id="rIdhy-zmgt-udqppttetrbsh">
+            <w:hyperlink w:history="1" r:id="rIdeinfcyqb4q5xs3exafcuw">
               <w:r>
                 <w:rPr>
                   <w:rFonts w:ascii="Arial" w:cs="Arial" w:eastAsia="Arial" w:hAnsi="Arial"/>
@@ -7822,7 +7822,7 @@
               <w:spacing w:after="10" w:before="0"/>
               <w:ind w:left="120"/>
             </w:pPr>
-            <w:hyperlink w:history="1" r:id="rIdb00jslm9d2yqg1cytco9c">
+            <w:hyperlink w:history="1" r:id="rIdhxqhwx0gat8aervdcdd2k">
               <w:r>
                 <w:rPr>
                   <w:rFonts w:ascii="Arial" w:cs="Arial" w:eastAsia="Arial" w:hAnsi="Arial"/>
@@ -7867,7 +7867,7 @@
             <w:pPr>
               <w:spacing w:after="20" w:before="0"/>
             </w:pPr>
-            <w:hyperlink w:history="1" r:id="rIdjwx3ltm_vlv-qdhkrsbbh">
+            <w:hyperlink w:history="1" r:id="rIdwyestbwwjcfozi7c-z-sl">
               <w:r>
                 <w:rPr>
                   <w:rFonts w:ascii="Arial" w:cs="Arial" w:eastAsia="Arial" w:hAnsi="Arial"/>
@@ -7900,7 +7900,7 @@
               <w:spacing w:after="10" w:before="0"/>
               <w:ind w:left="120"/>
             </w:pPr>
-            <w:hyperlink w:history="1" r:id="rIdl61zbsy6jpk57ik36fgnz">
+            <w:hyperlink w:history="1" r:id="rIdmmy6ewjzi3tydfnijtuqj">
               <w:r>
                 <w:rPr>
                   <w:rFonts w:ascii="Arial" w:cs="Arial" w:eastAsia="Arial" w:hAnsi="Arial"/>
@@ -8095,7 +8095,7 @@
             <w:pPr>
               <w:spacing w:after="20" w:before="0"/>
             </w:pPr>
-            <w:hyperlink w:history="1" r:id="rIdszarg0-uor1e6iyyhfwtp">
+            <w:hyperlink w:history="1" r:id="rId1edrs5g4roeu3zw-fogj9">
               <w:r>
                 <w:rPr>
                   <w:rFonts w:ascii="Arial" w:cs="Arial" w:eastAsia="Arial" w:hAnsi="Arial"/>
@@ -8128,7 +8128,7 @@
               <w:spacing w:after="10" w:before="0"/>
               <w:ind w:left="120"/>
             </w:pPr>
-            <w:hyperlink w:history="1" r:id="rIdlg8bww2mz3cdmieum_h4c">
+            <w:hyperlink w:history="1" r:id="rIdwnuzbxpy5ebg9gl4e_fnf">
               <w:r>
                 <w:rPr>
                   <w:rFonts w:ascii="Arial" w:cs="Arial" w:eastAsia="Arial" w:hAnsi="Arial"/>
@@ -8173,7 +8173,7 @@
             <w:pPr>
               <w:spacing w:after="20" w:before="0"/>
             </w:pPr>
-            <w:hyperlink w:history="1" r:id="rIdcfbmp09-nhdz5a6aey7b3">
+            <w:hyperlink w:history="1" r:id="rId5x_rxelh9xwdivlwqodww">
               <w:r>
                 <w:rPr>
                   <w:rFonts w:ascii="Arial" w:cs="Arial" w:eastAsia="Arial" w:hAnsi="Arial"/>
@@ -8206,7 +8206,7 @@
               <w:spacing w:after="10" w:before="0"/>
               <w:ind w:left="120"/>
             </w:pPr>
-            <w:hyperlink w:history="1" r:id="rIdybkp5qfoectrldvlklsud">
+            <w:hyperlink w:history="1" r:id="rIdsguculn-q1rkf4qo7k3xx">
               <w:r>
                 <w:rPr>
                   <w:rFonts w:ascii="Arial" w:cs="Arial" w:eastAsia="Arial" w:hAnsi="Arial"/>
@@ -9693,7 +9693,7 @@
             <w:pPr>
               <w:spacing w:after="20" w:before="0"/>
             </w:pPr>
-            <w:hyperlink w:history="1" r:id="rIdiiku1xeq8_imabgk-t21z">
+            <w:hyperlink w:history="1" r:id="rIdwjoriymyas_rtjlx92dke">
               <w:r>
                 <w:rPr>
                   <w:rFonts w:ascii="Arial" w:cs="Arial" w:eastAsia="Arial" w:hAnsi="Arial"/>
@@ -9726,7 +9726,7 @@
               <w:spacing w:after="10" w:before="0"/>
               <w:ind w:left="120"/>
             </w:pPr>
-            <w:hyperlink w:history="1" r:id="rIdqtawvfz9p3rhbdlavpmiz">
+            <w:hyperlink w:history="1" r:id="rIdwqudsfre9dvftb2r_pjxn">
               <w:r>
                 <w:rPr>
                   <w:rFonts w:ascii="Arial" w:cs="Arial" w:eastAsia="Arial" w:hAnsi="Arial"/>
@@ -9771,7 +9771,7 @@
             <w:pPr>
               <w:spacing w:after="20" w:before="0"/>
             </w:pPr>
-            <w:hyperlink w:history="1" r:id="rIdxc5bqq1qys6qmnu_tav-3">
+            <w:hyperlink w:history="1" r:id="rId22pgyt3064dfrggifna01">
               <w:r>
                 <w:rPr>
                   <w:rFonts w:ascii="Arial" w:cs="Arial" w:eastAsia="Arial" w:hAnsi="Arial"/>
@@ -9804,7 +9804,7 @@
               <w:spacing w:after="10" w:before="0"/>
               <w:ind w:left="120"/>
             </w:pPr>
-            <w:hyperlink w:history="1" r:id="rIdzfgas-hcs9gj3rnxtvnqs">
+            <w:hyperlink w:history="1" r:id="rIdqfnutbvd_oiroyc92o31x">
               <w:r>
                 <w:rPr>
                   <w:rFonts w:ascii="Arial" w:cs="Arial" w:eastAsia="Arial" w:hAnsi="Arial"/>
@@ -9999,7 +9999,7 @@
             <w:pPr>
               <w:spacing w:after="20" w:before="0"/>
             </w:pPr>
-            <w:hyperlink w:history="1" r:id="rIdffeewepblewcldniy3lgb">
+            <w:hyperlink w:history="1" r:id="rIdpshmxdfvzztchpv1478uz">
               <w:r>
                 <w:rPr>
                   <w:rFonts w:ascii="Arial" w:cs="Arial" w:eastAsia="Arial" w:hAnsi="Arial"/>
@@ -10032,7 +10032,7 @@
               <w:spacing w:after="10" w:before="0"/>
               <w:ind w:left="120"/>
             </w:pPr>
-            <w:hyperlink w:history="1" r:id="rIdvdoyyy1dvlthetult5xnc">
+            <w:hyperlink w:history="1" r:id="rIdu4fv5v4kabiheznlezbls">
               <w:r>
                 <w:rPr>
                   <w:rFonts w:ascii="Arial" w:cs="Arial" w:eastAsia="Arial" w:hAnsi="Arial"/>
@@ -10077,7 +10077,7 @@
             <w:pPr>
               <w:spacing w:after="20" w:before="0"/>
             </w:pPr>
-            <w:hyperlink w:history="1" r:id="rIdksseungqvtuqkyllgzwaq">
+            <w:hyperlink w:history="1" r:id="rIdksbm9wvmvkhnwava-_tdk">
               <w:r>
                 <w:rPr>
                   <w:rFonts w:ascii="Arial" w:cs="Arial" w:eastAsia="Arial" w:hAnsi="Arial"/>
@@ -10110,7 +10110,7 @@
               <w:spacing w:after="10" w:before="0"/>
               <w:ind w:left="120"/>
             </w:pPr>
-            <w:hyperlink w:history="1" r:id="rIdo4imolop7evd--i2seats">
+            <w:hyperlink w:history="1" r:id="rIdezehwr-cwfuu698atnrjr">
               <w:r>
                 <w:rPr>
                   <w:rFonts w:ascii="Arial" w:cs="Arial" w:eastAsia="Arial" w:hAnsi="Arial"/>
@@ -10305,7 +10305,7 @@
             <w:pPr>
               <w:spacing w:after="20" w:before="0"/>
             </w:pPr>
-            <w:hyperlink w:history="1" r:id="rIdf0row7x3soxadjvemkxm6">
+            <w:hyperlink w:history="1" r:id="rIdmdr_nrusujkzbk1rsjhoe">
               <w:r>
                 <w:rPr>
                   <w:rFonts w:ascii="Arial" w:cs="Arial" w:eastAsia="Arial" w:hAnsi="Arial"/>
@@ -10338,7 +10338,7 @@
               <w:spacing w:after="10" w:before="0"/>
               <w:ind w:left="120"/>
             </w:pPr>
-            <w:hyperlink w:history="1" r:id="rId53mdzy2iqwtjoib2tg0_0">
+            <w:hyperlink w:history="1" r:id="rIdhc57du1pamnsxneufqwcy">
               <w:r>
                 <w:rPr>
                   <w:rFonts w:ascii="Arial" w:cs="Arial" w:eastAsia="Arial" w:hAnsi="Arial"/>
@@ -10383,7 +10383,7 @@
             <w:pPr>
               <w:spacing w:after="20" w:before="0"/>
             </w:pPr>
-            <w:hyperlink w:history="1" r:id="rIdzqghdqnbt2-lbdbfviyp5">
+            <w:hyperlink w:history="1" r:id="rIdki7xqpf9nqcxgbxjkxots">
               <w:r>
                 <w:rPr>
                   <w:rFonts w:ascii="Arial" w:cs="Arial" w:eastAsia="Arial" w:hAnsi="Arial"/>
@@ -10416,7 +10416,7 @@
               <w:spacing w:after="10" w:before="0"/>
               <w:ind w:left="120"/>
             </w:pPr>
-            <w:hyperlink w:history="1" r:id="rId0rnxa0-vr327yqblkrih1">
+            <w:hyperlink w:history="1" r:id="rId5y1tflvi-cixxprffco3f">
               <w:r>
                 <w:rPr>
                   <w:rFonts w:ascii="Arial" w:cs="Arial" w:eastAsia="Arial" w:hAnsi="Arial"/>
@@ -10611,7 +10611,7 @@
             <w:pPr>
               <w:spacing w:after="20" w:before="0"/>
             </w:pPr>
-            <w:hyperlink w:history="1" r:id="rId2fl_u63cx3etii1annayn">
+            <w:hyperlink w:history="1" r:id="rIdghwrrx6ilbkxj7pfdzmbx">
               <w:r>
                 <w:rPr>
                   <w:rFonts w:ascii="Arial" w:cs="Arial" w:eastAsia="Arial" w:hAnsi="Arial"/>
@@ -10644,7 +10644,7 @@
               <w:spacing w:after="10" w:before="0"/>
               <w:ind w:left="120"/>
             </w:pPr>
-            <w:hyperlink w:history="1" r:id="rIdocihek43x1vtwomtxglu-">
+            <w:hyperlink w:history="1" r:id="rIduoe6ytk74dfwxcz-10vvg">
               <w:r>
                 <w:rPr>
                   <w:rFonts w:ascii="Arial" w:cs="Arial" w:eastAsia="Arial" w:hAnsi="Arial"/>
@@ -10689,7 +10689,7 @@
             <w:pPr>
               <w:spacing w:after="20" w:before="0"/>
             </w:pPr>
-            <w:hyperlink w:history="1" r:id="rId1az9k0fpvrbonxjjhuogd">
+            <w:hyperlink w:history="1" r:id="rIdsgetg8mnsqcvoslt-8wio">
               <w:r>
                 <w:rPr>
                   <w:rFonts w:ascii="Arial" w:cs="Arial" w:eastAsia="Arial" w:hAnsi="Arial"/>
@@ -10722,7 +10722,7 @@
               <w:spacing w:after="10" w:before="0"/>
               <w:ind w:left="120"/>
             </w:pPr>
-            <w:hyperlink w:history="1" r:id="rIdjsy_imrknzx_dfab2el23">
+            <w:hyperlink w:history="1" r:id="rIds0vgecdxi4_2awe9greim">
               <w:r>
                 <w:rPr>
                   <w:rFonts w:ascii="Arial" w:cs="Arial" w:eastAsia="Arial" w:hAnsi="Arial"/>
@@ -10917,7 +10917,7 @@
             <w:pPr>
               <w:spacing w:after="20" w:before="0"/>
             </w:pPr>
-            <w:hyperlink w:history="1" r:id="rIdlkiskoqdkxepyg7cur6z5">
+            <w:hyperlink w:history="1" r:id="rIdtk-snmbq3ydaphhxdaqry">
               <w:r>
                 <w:rPr>
                   <w:rFonts w:ascii="Arial" w:cs="Arial" w:eastAsia="Arial" w:hAnsi="Arial"/>
@@ -10950,7 +10950,7 @@
               <w:spacing w:after="10" w:before="0"/>
               <w:ind w:left="120"/>
             </w:pPr>
-            <w:hyperlink w:history="1" r:id="rId2cgg4uq3eoolzk5nyk2uw">
+            <w:hyperlink w:history="1" r:id="rIdivb9vnac1pkljhmu5oigk">
               <w:r>
                 <w:rPr>
                   <w:rFonts w:ascii="Arial" w:cs="Arial" w:eastAsia="Arial" w:hAnsi="Arial"/>
@@ -10995,7 +10995,7 @@
             <w:pPr>
               <w:spacing w:after="20" w:before="0"/>
             </w:pPr>
-            <w:hyperlink w:history="1" r:id="rId0sy_rbzlr0_iz0u4f2tki">
+            <w:hyperlink w:history="1" r:id="rIdp5lhzsz2lrliphymeiwb5">
               <w:r>
                 <w:rPr>
                   <w:rFonts w:ascii="Arial" w:cs="Arial" w:eastAsia="Arial" w:hAnsi="Arial"/>
@@ -11028,7 +11028,7 @@
               <w:spacing w:after="10" w:before="0"/>
               <w:ind w:left="120"/>
             </w:pPr>
-            <w:hyperlink w:history="1" r:id="rIdzmupysc4qvm1n2f6u3uza">
+            <w:hyperlink w:history="1" r:id="rIdojdebmbzhgjny8igqfr6f">
               <w:r>
                 <w:rPr>
                   <w:rFonts w:ascii="Arial" w:cs="Arial" w:eastAsia="Arial" w:hAnsi="Arial"/>
@@ -12515,7 +12515,7 @@
             <w:pPr>
               <w:spacing w:after="20" w:before="0"/>
             </w:pPr>
-            <w:hyperlink w:history="1" r:id="rIdgnafphhea6x4u8ens4-lo">
+            <w:hyperlink w:history="1" r:id="rIde_auszn7x0j0rtarftmb-">
               <w:r>
                 <w:rPr>
                   <w:rFonts w:ascii="Arial" w:cs="Arial" w:eastAsia="Arial" w:hAnsi="Arial"/>
@@ -12548,7 +12548,7 @@
               <w:spacing w:after="10" w:before="0"/>
               <w:ind w:left="120"/>
             </w:pPr>
-            <w:hyperlink w:history="1" r:id="rIdwphev7r80vvaxkrk3pkyp">
+            <w:hyperlink w:history="1" r:id="rIdhxkn0fs7kapd9cur8bjqm">
               <w:r>
                 <w:rPr>
                   <w:rFonts w:ascii="Arial" w:cs="Arial" w:eastAsia="Arial" w:hAnsi="Arial"/>
@@ -12593,7 +12593,7 @@
             <w:pPr>
               <w:spacing w:after="20" w:before="0"/>
             </w:pPr>
-            <w:hyperlink w:history="1" r:id="rIdtz-gmnvw4usvi-qqiikxf">
+            <w:hyperlink w:history="1" r:id="rId_oyweqi4ky68m40z0aow_">
               <w:r>
                 <w:rPr>
                   <w:rFonts w:ascii="Arial" w:cs="Arial" w:eastAsia="Arial" w:hAnsi="Arial"/>
@@ -12626,7 +12626,7 @@
               <w:spacing w:after="10" w:before="0"/>
               <w:ind w:left="120"/>
             </w:pPr>
-            <w:hyperlink w:history="1" r:id="rIduju1ty6vzeahtjb-knocx">
+            <w:hyperlink w:history="1" r:id="rId_ifuzfw-uydr7m4ozqrs0">
               <w:r>
                 <w:rPr>
                   <w:rFonts w:ascii="Arial" w:cs="Arial" w:eastAsia="Arial" w:hAnsi="Arial"/>
@@ -12821,7 +12821,7 @@
             <w:pPr>
               <w:spacing w:after="20" w:before="0"/>
             </w:pPr>
-            <w:hyperlink w:history="1" r:id="rIddckcmmga5x7wvjllddd_i">
+            <w:hyperlink w:history="1" r:id="rIds7rxaji6gplkqsik0mjkb">
               <w:r>
                 <w:rPr>
                   <w:rFonts w:ascii="Arial" w:cs="Arial" w:eastAsia="Arial" w:hAnsi="Arial"/>
@@ -12854,7 +12854,7 @@
               <w:spacing w:after="10" w:before="0"/>
               <w:ind w:left="120"/>
             </w:pPr>
-            <w:hyperlink w:history="1" r:id="rIdhpqnxdndb1w0kftes_o-h">
+            <w:hyperlink w:history="1" r:id="rIdfy8dnq_bhufo4e7wbk7bf">
               <w:r>
                 <w:rPr>
                   <w:rFonts w:ascii="Arial" w:cs="Arial" w:eastAsia="Arial" w:hAnsi="Arial"/>
@@ -12899,7 +12899,7 @@
             <w:pPr>
               <w:spacing w:after="20" w:before="0"/>
             </w:pPr>
-            <w:hyperlink w:history="1" r:id="rId8iqkkypfquj9mslmuyd2c">
+            <w:hyperlink w:history="1" r:id="rIdzzlcs1rcbhwxlht_p6eao">
               <w:r>
                 <w:rPr>
                   <w:rFonts w:ascii="Arial" w:cs="Arial" w:eastAsia="Arial" w:hAnsi="Arial"/>
@@ -12932,7 +12932,7 @@
               <w:spacing w:after="10" w:before="0"/>
               <w:ind w:left="120"/>
             </w:pPr>
-            <w:hyperlink w:history="1" r:id="rIduonknm79ge_dvzeum-y5y">
+            <w:hyperlink w:history="1" r:id="rIdgstr9qvza_vabmavznjd3">
               <w:r>
                 <w:rPr>
                   <w:rFonts w:ascii="Arial" w:cs="Arial" w:eastAsia="Arial" w:hAnsi="Arial"/>
@@ -13127,7 +13127,7 @@
             <w:pPr>
               <w:spacing w:after="20" w:before="0"/>
             </w:pPr>
-            <w:hyperlink w:history="1" r:id="rIdb7eupal5revinlkupwwqg">
+            <w:hyperlink w:history="1" r:id="rIdwwhgr9g3tey0qicvvurvt">
               <w:r>
                 <w:rPr>
                   <w:rFonts w:ascii="Arial" w:cs="Arial" w:eastAsia="Arial" w:hAnsi="Arial"/>
@@ -13160,7 +13160,7 @@
               <w:spacing w:after="10" w:before="0"/>
               <w:ind w:left="120"/>
             </w:pPr>
-            <w:hyperlink w:history="1" r:id="rIdtopxgjlui3q-w9zinrm5b">
+            <w:hyperlink w:history="1" r:id="rIdqgyh3aiifepaa3ygdzcch">
               <w:r>
                 <w:rPr>
                   <w:rFonts w:ascii="Arial" w:cs="Arial" w:eastAsia="Arial" w:hAnsi="Arial"/>
@@ -13205,7 +13205,7 @@
             <w:pPr>
               <w:spacing w:after="20" w:before="0"/>
             </w:pPr>
-            <w:hyperlink w:history="1" r:id="rIdns52qugrh4ll4-ktubcym">
+            <w:hyperlink w:history="1" r:id="rIddksrr4wj4a6ojfqdfcleq">
               <w:r>
                 <w:rPr>
                   <w:rFonts w:ascii="Arial" w:cs="Arial" w:eastAsia="Arial" w:hAnsi="Arial"/>
@@ -13238,7 +13238,7 @@
               <w:spacing w:after="10" w:before="0"/>
               <w:ind w:left="120"/>
             </w:pPr>
-            <w:hyperlink w:history="1" r:id="rIdstcp6jubq3z9eimsgfyzk">
+            <w:hyperlink w:history="1" r:id="rIdd1p3f9xqt0bwug2033adl">
               <w:r>
                 <w:rPr>
                   <w:rFonts w:ascii="Arial" w:cs="Arial" w:eastAsia="Arial" w:hAnsi="Arial"/>
@@ -13433,7 +13433,7 @@
             <w:pPr>
               <w:spacing w:after="20" w:before="0"/>
             </w:pPr>
-            <w:hyperlink w:history="1" r:id="rIdn-cs7iwkvtafykle0-iuj">
+            <w:hyperlink w:history="1" r:id="rIdxoamvfcykujdzn_ecix1q">
               <w:r>
                 <w:rPr>
                   <w:rFonts w:ascii="Arial" w:cs="Arial" w:eastAsia="Arial" w:hAnsi="Arial"/>
@@ -13466,7 +13466,7 @@
               <w:spacing w:after="10" w:before="0"/>
               <w:ind w:left="120"/>
             </w:pPr>
-            <w:hyperlink w:history="1" r:id="rIdmgl79np2yov11qr-s1usj">
+            <w:hyperlink w:history="1" r:id="rIdckra7e3xmtsntb9je-fn0">
               <w:r>
                 <w:rPr>
                   <w:rFonts w:ascii="Arial" w:cs="Arial" w:eastAsia="Arial" w:hAnsi="Arial"/>
@@ -13511,7 +13511,7 @@
             <w:pPr>
               <w:spacing w:after="20" w:before="0"/>
             </w:pPr>
-            <w:hyperlink w:history="1" r:id="rIdvsllx4awqrno_230cezbn">
+            <w:hyperlink w:history="1" r:id="rIdpvwxzd8ttsi4edcvltyav">
               <w:r>
                 <w:rPr>
                   <w:rFonts w:ascii="Arial" w:cs="Arial" w:eastAsia="Arial" w:hAnsi="Arial"/>
@@ -13544,7 +13544,7 @@
               <w:spacing w:after="10" w:before="0"/>
               <w:ind w:left="120"/>
             </w:pPr>
-            <w:hyperlink w:history="1" r:id="rIdbxu0ujotvsjiwgbixerin">
+            <w:hyperlink w:history="1" r:id="rIdazwvt3c-ocqyjqagd8d2a">
               <w:r>
                 <w:rPr>
                   <w:rFonts w:ascii="Arial" w:cs="Arial" w:eastAsia="Arial" w:hAnsi="Arial"/>
@@ -13739,7 +13739,7 @@
             <w:pPr>
               <w:spacing w:after="20" w:before="0"/>
             </w:pPr>
-            <w:hyperlink w:history="1" r:id="rIdrfkad_aozy0wnemjin3hi">
+            <w:hyperlink w:history="1" r:id="rIdjhl4zfro-difxb7l96kuz">
               <w:r>
                 <w:rPr>
                   <w:rFonts w:ascii="Arial" w:cs="Arial" w:eastAsia="Arial" w:hAnsi="Arial"/>
@@ -13772,7 +13772,7 @@
               <w:spacing w:after="10" w:before="0"/>
               <w:ind w:left="120"/>
             </w:pPr>
-            <w:hyperlink w:history="1" r:id="rIdrmabpkgav79xanh7nbkjx">
+            <w:hyperlink w:history="1" r:id="rIdtjv7ux5k9bfsc9f9pdykt">
               <w:r>
                 <w:rPr>
                   <w:rFonts w:ascii="Arial" w:cs="Arial" w:eastAsia="Arial" w:hAnsi="Arial"/>
@@ -13817,7 +13817,7 @@
             <w:pPr>
               <w:spacing w:after="20" w:before="0"/>
             </w:pPr>
-            <w:hyperlink w:history="1" r:id="rIdm3vu8sies43emajmeruzi">
+            <w:hyperlink w:history="1" r:id="rIdtr8alzvpmgw8-ihyjkabq">
               <w:r>
                 <w:rPr>
                   <w:rFonts w:ascii="Arial" w:cs="Arial" w:eastAsia="Arial" w:hAnsi="Arial"/>
@@ -13850,7 +13850,7 @@
               <w:spacing w:after="10" w:before="0"/>
               <w:ind w:left="120"/>
             </w:pPr>
-            <w:hyperlink w:history="1" r:id="rIdv9g_s8f4ghse_pqvpqqni">
+            <w:hyperlink w:history="1" r:id="rIdc4mzyuwgmergnt4ooeswj">
               <w:r>
                 <w:rPr>
                   <w:rFonts w:ascii="Arial" w:cs="Arial" w:eastAsia="Arial" w:hAnsi="Arial"/>
@@ -15337,7 +15337,7 @@
             <w:pPr>
               <w:spacing w:after="20" w:before="0"/>
             </w:pPr>
-            <w:hyperlink w:history="1" r:id="rIdcf9sojh0uusqb6yh4nfge">
+            <w:hyperlink w:history="1" r:id="rIdifhlunxyqwdz1ahrcv6kb">
               <w:r>
                 <w:rPr>
                   <w:rFonts w:ascii="Arial" w:cs="Arial" w:eastAsia="Arial" w:hAnsi="Arial"/>
@@ -15370,7 +15370,7 @@
               <w:spacing w:after="10" w:before="0"/>
               <w:ind w:left="120"/>
             </w:pPr>
-            <w:hyperlink w:history="1" r:id="rIdwc67uefdvhcgl8p_jfxtz">
+            <w:hyperlink w:history="1" r:id="rIdeuq253uv3zz4z4omdsp29">
               <w:r>
                 <w:rPr>
                   <w:rFonts w:ascii="Arial" w:cs="Arial" w:eastAsia="Arial" w:hAnsi="Arial"/>
@@ -15415,7 +15415,7 @@
             <w:pPr>
               <w:spacing w:after="20" w:before="0"/>
             </w:pPr>
-            <w:hyperlink w:history="1" r:id="rIdl3bdc2sf7lntqusnomcjb">
+            <w:hyperlink w:history="1" r:id="rId5v7rwtxnoqmf0oaoxlsrb">
               <w:r>
                 <w:rPr>
                   <w:rFonts w:ascii="Arial" w:cs="Arial" w:eastAsia="Arial" w:hAnsi="Arial"/>
@@ -15448,7 +15448,7 @@
               <w:spacing w:after="10" w:before="0"/>
               <w:ind w:left="120"/>
             </w:pPr>
-            <w:hyperlink w:history="1" r:id="rIds2czuli6esjkqj_yzx4vd">
+            <w:hyperlink w:history="1" r:id="rIdbcz0asmevkiwxet773ohg">
               <w:r>
                 <w:rPr>
                   <w:rFonts w:ascii="Arial" w:cs="Arial" w:eastAsia="Arial" w:hAnsi="Arial"/>
@@ -15643,7 +15643,7 @@
             <w:pPr>
               <w:spacing w:after="20" w:before="0"/>
             </w:pPr>
-            <w:hyperlink w:history="1" r:id="rIdqveanl1xjcmt8vwv7h5qi">
+            <w:hyperlink w:history="1" r:id="rId-twcpr-gzz35w6_ej4hfe">
               <w:r>
                 <w:rPr>
                   <w:rFonts w:ascii="Arial" w:cs="Arial" w:eastAsia="Arial" w:hAnsi="Arial"/>
@@ -15676,7 +15676,7 @@
               <w:spacing w:after="10" w:before="0"/>
               <w:ind w:left="120"/>
             </w:pPr>
-            <w:hyperlink w:history="1" r:id="rIdgykosrbs0hl8o1wvmgzev">
+            <w:hyperlink w:history="1" r:id="rIdqtpd01kpfdcq4fkuqcpar">
               <w:r>
                 <w:rPr>
                   <w:rFonts w:ascii="Arial" w:cs="Arial" w:eastAsia="Arial" w:hAnsi="Arial"/>
@@ -15721,7 +15721,7 @@
             <w:pPr>
               <w:spacing w:after="20" w:before="0"/>
             </w:pPr>
-            <w:hyperlink w:history="1" r:id="rId3luwmjba3ixbdrj9likm9">
+            <w:hyperlink w:history="1" r:id="rIdionxziljxqjw5s8q-c6jj">
               <w:r>
                 <w:rPr>
                   <w:rFonts w:ascii="Arial" w:cs="Arial" w:eastAsia="Arial" w:hAnsi="Arial"/>
@@ -15754,7 +15754,7 @@
               <w:spacing w:after="10" w:before="0"/>
               <w:ind w:left="120"/>
             </w:pPr>
-            <w:hyperlink w:history="1" r:id="rIdz8d8we6iabqlg1qzvryx7">
+            <w:hyperlink w:history="1" r:id="rIdjfrnxnrxaxu05oscxszwk">
               <w:r>
                 <w:rPr>
                   <w:rFonts w:ascii="Arial" w:cs="Arial" w:eastAsia="Arial" w:hAnsi="Arial"/>
@@ -15949,7 +15949,7 @@
             <w:pPr>
               <w:spacing w:after="20" w:before="0"/>
             </w:pPr>
-            <w:hyperlink w:history="1" r:id="rIdfryqb2qlw3-padqtm1lsu">
+            <w:hyperlink w:history="1" r:id="rIdgdvx54vlmyblqcbfb6l4p">
               <w:r>
                 <w:rPr>
                   <w:rFonts w:ascii="Arial" w:cs="Arial" w:eastAsia="Arial" w:hAnsi="Arial"/>
@@ -15982,7 +15982,7 @@
               <w:spacing w:after="10" w:before="0"/>
               <w:ind w:left="120"/>
             </w:pPr>
-            <w:hyperlink w:history="1" r:id="rIdbxyytoit6rukq7ghx7fax">
+            <w:hyperlink w:history="1" r:id="rIdiqxh64u-s1puuieonau7h">
               <w:r>
                 <w:rPr>
                   <w:rFonts w:ascii="Arial" w:cs="Arial" w:eastAsia="Arial" w:hAnsi="Arial"/>
@@ -16027,7 +16027,7 @@
             <w:pPr>
               <w:spacing w:after="20" w:before="0"/>
             </w:pPr>
-            <w:hyperlink w:history="1" r:id="rId2fwh9wogrqwwlg1zslxj4">
+            <w:hyperlink w:history="1" r:id="rIdcvgoy16-ndob7fl6radse">
               <w:r>
                 <w:rPr>
                   <w:rFonts w:ascii="Arial" w:cs="Arial" w:eastAsia="Arial" w:hAnsi="Arial"/>
@@ -16060,7 +16060,7 @@
               <w:spacing w:after="10" w:before="0"/>
               <w:ind w:left="120"/>
             </w:pPr>
-            <w:hyperlink w:history="1" r:id="rIdamxjyrprjvdpaqgznpxqd">
+            <w:hyperlink w:history="1" r:id="rIdnzxa3_5l916ounok-fnmq">
               <w:r>
                 <w:rPr>
                   <w:rFonts w:ascii="Arial" w:cs="Arial" w:eastAsia="Arial" w:hAnsi="Arial"/>
@@ -16255,7 +16255,7 @@
             <w:pPr>
               <w:spacing w:after="20" w:before="0"/>
             </w:pPr>
-            <w:hyperlink w:history="1" r:id="rIdyg8dgax8xsgjevokw9ixy">
+            <w:hyperlink w:history="1" r:id="rIdjkfcn4zwuy7c2dscx-jyb">
               <w:r>
                 <w:rPr>
                   <w:rFonts w:ascii="Arial" w:cs="Arial" w:eastAsia="Arial" w:hAnsi="Arial"/>
@@ -16288,7 +16288,7 @@
               <w:spacing w:after="10" w:before="0"/>
               <w:ind w:left="120"/>
             </w:pPr>
-            <w:hyperlink w:history="1" r:id="rIdsizqe2kzairsgdmjm6avq">
+            <w:hyperlink w:history="1" r:id="rId5341uueyq8zpxb3ghr1dc">
               <w:r>
                 <w:rPr>
                   <w:rFonts w:ascii="Arial" w:cs="Arial" w:eastAsia="Arial" w:hAnsi="Arial"/>
@@ -16333,7 +16333,7 @@
             <w:pPr>
               <w:spacing w:after="20" w:before="0"/>
             </w:pPr>
-            <w:hyperlink w:history="1" r:id="rIdxjotxpul56zoqp1xqstdp">
+            <w:hyperlink w:history="1" r:id="rId8qrm4i8f2s5wbxmanscpy">
               <w:r>
                 <w:rPr>
                   <w:rFonts w:ascii="Arial" w:cs="Arial" w:eastAsia="Arial" w:hAnsi="Arial"/>
@@ -16366,7 +16366,7 @@
               <w:spacing w:after="10" w:before="0"/>
               <w:ind w:left="120"/>
             </w:pPr>
-            <w:hyperlink w:history="1" r:id="rIdmj2klj3shx4ynoxffcpfa">
+            <w:hyperlink w:history="1" r:id="rId2phtvp1bl9tvaycuthyv3">
               <w:r>
                 <w:rPr>
                   <w:rFonts w:ascii="Arial" w:cs="Arial" w:eastAsia="Arial" w:hAnsi="Arial"/>
@@ -16561,7 +16561,7 @@
             <w:pPr>
               <w:spacing w:after="20" w:before="0"/>
             </w:pPr>
-            <w:hyperlink w:history="1" r:id="rIdlvhhtvzt7r1xcib5ox7ij">
+            <w:hyperlink w:history="1" r:id="rIdyajvffejamnati_ktbjtj">
               <w:r>
                 <w:rPr>
                   <w:rFonts w:ascii="Arial" w:cs="Arial" w:eastAsia="Arial" w:hAnsi="Arial"/>
@@ -16594,7 +16594,7 @@
               <w:spacing w:after="10" w:before="0"/>
               <w:ind w:left="120"/>
             </w:pPr>
-            <w:hyperlink w:history="1" r:id="rIdmqr6qv0zqvk2lhkmegm_e">
+            <w:hyperlink w:history="1" r:id="rIdr3rh9fsagiuv12wvmfsrx">
               <w:r>
                 <w:rPr>
                   <w:rFonts w:ascii="Arial" w:cs="Arial" w:eastAsia="Arial" w:hAnsi="Arial"/>
@@ -16639,7 +16639,7 @@
             <w:pPr>
               <w:spacing w:after="20" w:before="0"/>
             </w:pPr>
-            <w:hyperlink w:history="1" r:id="rIduypmwqfz2iiu1qng_wnrs">
+            <w:hyperlink w:history="1" r:id="rIdpcanbxot6ydpcia5uhgk_">
               <w:r>
                 <w:rPr>
                   <w:rFonts w:ascii="Arial" w:cs="Arial" w:eastAsia="Arial" w:hAnsi="Arial"/>
@@ -16672,7 +16672,7 @@
               <w:spacing w:after="10" w:before="0"/>
               <w:ind w:left="120"/>
             </w:pPr>
-            <w:hyperlink w:history="1" r:id="rIdrvj7wnnbxa-pjgnnxmcdm">
+            <w:hyperlink w:history="1" r:id="rIdvmlewzeveppp_laugfk83">
               <w:r>
                 <w:rPr>
                   <w:rFonts w:ascii="Arial" w:cs="Arial" w:eastAsia="Arial" w:hAnsi="Arial"/>
@@ -18159,7 +18159,7 @@
             <w:pPr>
               <w:spacing w:after="20" w:before="0"/>
             </w:pPr>
-            <w:hyperlink w:history="1" r:id="rId6us0wrbd5bnofpgmtfa8d">
+            <w:hyperlink w:history="1" r:id="rId4d2mubvqqckni_vcyhpgq">
               <w:r>
                 <w:rPr>
                   <w:rFonts w:ascii="Arial" w:cs="Arial" w:eastAsia="Arial" w:hAnsi="Arial"/>
@@ -18192,7 +18192,7 @@
               <w:spacing w:after="10" w:before="0"/>
               <w:ind w:left="120"/>
             </w:pPr>
-            <w:hyperlink w:history="1" r:id="rIdw5r6fgz5ao8j1tqdlsbff">
+            <w:hyperlink w:history="1" r:id="rIdrcfqkhecnywcxjo_uwa2y">
               <w:r>
                 <w:rPr>
                   <w:rFonts w:ascii="Arial" w:cs="Arial" w:eastAsia="Arial" w:hAnsi="Arial"/>
@@ -18237,7 +18237,7 @@
             <w:pPr>
               <w:spacing w:after="20" w:before="0"/>
             </w:pPr>
-            <w:hyperlink w:history="1" r:id="rIdgghh7tqgftloolrkaq2tf">
+            <w:hyperlink w:history="1" r:id="rIdxizhtz7c7zpaoxlbcsboi">
               <w:r>
                 <w:rPr>
                   <w:rFonts w:ascii="Arial" w:cs="Arial" w:eastAsia="Arial" w:hAnsi="Arial"/>
@@ -18270,7 +18270,7 @@
               <w:spacing w:after="10" w:before="0"/>
               <w:ind w:left="120"/>
             </w:pPr>
-            <w:hyperlink w:history="1" r:id="rIdoucstghzclm-72tbe3mx8">
+            <w:hyperlink w:history="1" r:id="rIdb9g10or3kklycikjfcxrz">
               <w:r>
                 <w:rPr>
                   <w:rFonts w:ascii="Arial" w:cs="Arial" w:eastAsia="Arial" w:hAnsi="Arial"/>
@@ -18465,7 +18465,7 @@
             <w:pPr>
               <w:spacing w:after="20" w:before="0"/>
             </w:pPr>
-            <w:hyperlink w:history="1" r:id="rIdpgss7ih5bka8akc3oi4v1">
+            <w:hyperlink w:history="1" r:id="rIdowa2kba9_brch6atuq1dk">
               <w:r>
                 <w:rPr>
                   <w:rFonts w:ascii="Arial" w:cs="Arial" w:eastAsia="Arial" w:hAnsi="Arial"/>
@@ -18498,7 +18498,7 @@
               <w:spacing w:after="10" w:before="0"/>
               <w:ind w:left="120"/>
             </w:pPr>
-            <w:hyperlink w:history="1" r:id="rIdrrl_s1do_uj4peq6wuia3">
+            <w:hyperlink w:history="1" r:id="rIdxkj7mj08w_kuvmlbx7wf8">
               <w:r>
                 <w:rPr>
                   <w:rFonts w:ascii="Arial" w:cs="Arial" w:eastAsia="Arial" w:hAnsi="Arial"/>
@@ -18543,7 +18543,7 @@
             <w:pPr>
               <w:spacing w:after="20" w:before="0"/>
             </w:pPr>
-            <w:hyperlink w:history="1" r:id="rIddnmptug2mjhi2g2b9a8zf">
+            <w:hyperlink w:history="1" r:id="rIdb4kvv-4ufuzbxkp8j-mmz">
               <w:r>
                 <w:rPr>
                   <w:rFonts w:ascii="Arial" w:cs="Arial" w:eastAsia="Arial" w:hAnsi="Arial"/>
@@ -18576,7 +18576,7 @@
               <w:spacing w:after="10" w:before="0"/>
               <w:ind w:left="120"/>
             </w:pPr>
-            <w:hyperlink w:history="1" r:id="rIdkwp-lbvpwbmyyurjxcdpb">
+            <w:hyperlink w:history="1" r:id="rIdgl9jnfqrnullvesd_ztyf">
               <w:r>
                 <w:rPr>
                   <w:rFonts w:ascii="Arial" w:cs="Arial" w:eastAsia="Arial" w:hAnsi="Arial"/>
@@ -18771,7 +18771,7 @@
             <w:pPr>
               <w:spacing w:after="20" w:before="0"/>
             </w:pPr>
-            <w:hyperlink w:history="1" r:id="rIdxfu_kwzsfzm38e3tzcngw">
+            <w:hyperlink w:history="1" r:id="rIdcg670udnjqdpxmgadaj_z">
               <w:r>
                 <w:rPr>
                   <w:rFonts w:ascii="Arial" w:cs="Arial" w:eastAsia="Arial" w:hAnsi="Arial"/>
@@ -18804,7 +18804,7 @@
               <w:spacing w:after="10" w:before="0"/>
               <w:ind w:left="120"/>
             </w:pPr>
-            <w:hyperlink w:history="1" r:id="rIdkv4_2pk_kwjk1cqhycpl5">
+            <w:hyperlink w:history="1" r:id="rIdxfhuqackcpcybsqwtuwmk">
               <w:r>
                 <w:rPr>
                   <w:rFonts w:ascii="Arial" w:cs="Arial" w:eastAsia="Arial" w:hAnsi="Arial"/>
@@ -18849,7 +18849,7 @@
             <w:pPr>
               <w:spacing w:after="20" w:before="0"/>
             </w:pPr>
-            <w:hyperlink w:history="1" r:id="rIdtoneyorhgnsm9jt0m9gs0">
+            <w:hyperlink w:history="1" r:id="rIdpfnhezioiee4-ofaaupmq">
               <w:r>
                 <w:rPr>
                   <w:rFonts w:ascii="Arial" w:cs="Arial" w:eastAsia="Arial" w:hAnsi="Arial"/>
@@ -18882,7 +18882,7 @@
               <w:spacing w:after="10" w:before="0"/>
               <w:ind w:left="120"/>
             </w:pPr>
-            <w:hyperlink w:history="1" r:id="rIdrp1fnzvadp0sftlbczycy">
+            <w:hyperlink w:history="1" r:id="rIdkkjmdyeykcrvwbig4qgq5">
               <w:r>
                 <w:rPr>
                   <w:rFonts w:ascii="Arial" w:cs="Arial" w:eastAsia="Arial" w:hAnsi="Arial"/>
@@ -19077,7 +19077,7 @@
             <w:pPr>
               <w:spacing w:after="20" w:before="0"/>
             </w:pPr>
-            <w:hyperlink w:history="1" r:id="rIdjc1fekt6hxxvxbmes0_r6">
+            <w:hyperlink w:history="1" r:id="rIdb0oskjteyyoj8k3rinu0y">
               <w:r>
                 <w:rPr>
                   <w:rFonts w:ascii="Arial" w:cs="Arial" w:eastAsia="Arial" w:hAnsi="Arial"/>
@@ -19110,7 +19110,7 @@
               <w:spacing w:after="10" w:before="0"/>
               <w:ind w:left="120"/>
             </w:pPr>
-            <w:hyperlink w:history="1" r:id="rId6yrdx-ebtog897gixjqrn">
+            <w:hyperlink w:history="1" r:id="rIdzmmsn0yqvpykgv1bftnyg">
               <w:r>
                 <w:rPr>
                   <w:rFonts w:ascii="Arial" w:cs="Arial" w:eastAsia="Arial" w:hAnsi="Arial"/>
@@ -19155,7 +19155,7 @@
             <w:pPr>
               <w:spacing w:after="20" w:before="0"/>
             </w:pPr>
-            <w:hyperlink w:history="1" r:id="rId70re1yvkgzarwwwwx_dth">
+            <w:hyperlink w:history="1" r:id="rIdhzbpwqfwqa1-xblf3ohgh">
               <w:r>
                 <w:rPr>
                   <w:rFonts w:ascii="Arial" w:cs="Arial" w:eastAsia="Arial" w:hAnsi="Arial"/>
@@ -19188,7 +19188,7 @@
               <w:spacing w:after="10" w:before="0"/>
               <w:ind w:left="120"/>
             </w:pPr>
-            <w:hyperlink w:history="1" r:id="rIdzq5ppidvmjypbziwnshdb">
+            <w:hyperlink w:history="1" r:id="rIdfq2jegaqwqf8rngcsh4k3">
               <w:r>
                 <w:rPr>
                   <w:rFonts w:ascii="Arial" w:cs="Arial" w:eastAsia="Arial" w:hAnsi="Arial"/>
@@ -19383,7 +19383,7 @@
             <w:pPr>
               <w:spacing w:after="20" w:before="0"/>
             </w:pPr>
-            <w:hyperlink w:history="1" r:id="rIdng1gwbjjqqh4evgs7jhgs">
+            <w:hyperlink w:history="1" r:id="rIdagmhbxi5ua2vteao4zn5w">
               <w:r>
                 <w:rPr>
                   <w:rFonts w:ascii="Arial" w:cs="Arial" w:eastAsia="Arial" w:hAnsi="Arial"/>
@@ -19416,7 +19416,7 @@
               <w:spacing w:after="10" w:before="0"/>
               <w:ind w:left="120"/>
             </w:pPr>
-            <w:hyperlink w:history="1" r:id="rIdev-8ct5nmxo6lzdxt4win">
+            <w:hyperlink w:history="1" r:id="rIdq8jrxz7vvar0d_6qprjbv">
               <w:r>
                 <w:rPr>
                   <w:rFonts w:ascii="Arial" w:cs="Arial" w:eastAsia="Arial" w:hAnsi="Arial"/>
@@ -19461,7 +19461,7 @@
             <w:pPr>
               <w:spacing w:after="20" w:before="0"/>
             </w:pPr>
-            <w:hyperlink w:history="1" r:id="rIdtyywuwugpsxtb64e2yzev">
+            <w:hyperlink w:history="1" r:id="rIdcos9ptz1mnxy4spmr5mok">
               <w:r>
                 <w:rPr>
                   <w:rFonts w:ascii="Arial" w:cs="Arial" w:eastAsia="Arial" w:hAnsi="Arial"/>
@@ -19494,7 +19494,7 @@
               <w:spacing w:after="10" w:before="0"/>
               <w:ind w:left="120"/>
             </w:pPr>
-            <w:hyperlink w:history="1" r:id="rIdjcxf4eh2i6dqqaub9l5m2">
+            <w:hyperlink w:history="1" r:id="rIdoqf3lrxnrfe-7zdybizrb">
               <w:r>
                 <w:rPr>
                   <w:rFonts w:ascii="Arial" w:cs="Arial" w:eastAsia="Arial" w:hAnsi="Arial"/>
@@ -20981,7 +20981,7 @@
             <w:pPr>
               <w:spacing w:after="20" w:before="0"/>
             </w:pPr>
-            <w:hyperlink w:history="1" r:id="rIdh2vluq8uhxstnmsjsabxk">
+            <w:hyperlink w:history="1" r:id="rId4dq15nwb9h5x1_c6awaqp">
               <w:r>
                 <w:rPr>
                   <w:rFonts w:ascii="Arial" w:cs="Arial" w:eastAsia="Arial" w:hAnsi="Arial"/>
@@ -21014,7 +21014,7 @@
               <w:spacing w:after="10" w:before="0"/>
               <w:ind w:left="120"/>
             </w:pPr>
-            <w:hyperlink w:history="1" r:id="rId17nq1jy8kmlqzce04ur12">
+            <w:hyperlink w:history="1" r:id="rIdashl5_02sxhnj4aoqrbw4">
               <w:r>
                 <w:rPr>
                   <w:rFonts w:ascii="Arial" w:cs="Arial" w:eastAsia="Arial" w:hAnsi="Arial"/>
@@ -21059,7 +21059,7 @@
             <w:pPr>
               <w:spacing w:after="20" w:before="0"/>
             </w:pPr>
-            <w:hyperlink w:history="1" r:id="rIdmjzliorniqeebbkfqo88x">
+            <w:hyperlink w:history="1" r:id="rIdbf7ewcj94mv-stg3ed4kj">
               <w:r>
                 <w:rPr>
                   <w:rFonts w:ascii="Arial" w:cs="Arial" w:eastAsia="Arial" w:hAnsi="Arial"/>
@@ -21092,7 +21092,7 @@
               <w:spacing w:after="10" w:before="0"/>
               <w:ind w:left="120"/>
             </w:pPr>
-            <w:hyperlink w:history="1" r:id="rIdcjmkelm803to2_g7iklqd">
+            <w:hyperlink w:history="1" r:id="rIdyye3wheppkssws2sswpvb">
               <w:r>
                 <w:rPr>
                   <w:rFonts w:ascii="Arial" w:cs="Arial" w:eastAsia="Arial" w:hAnsi="Arial"/>
@@ -21287,7 +21287,7 @@
             <w:pPr>
               <w:spacing w:after="20" w:before="0"/>
             </w:pPr>
-            <w:hyperlink w:history="1" r:id="rIdkd1vvu-1ejvurj3muwdft">
+            <w:hyperlink w:history="1" r:id="rIdihtn85dp8nwcb8txglyjo">
               <w:r>
                 <w:rPr>
                   <w:rFonts w:ascii="Arial" w:cs="Arial" w:eastAsia="Arial" w:hAnsi="Arial"/>
@@ -21320,7 +21320,7 @@
               <w:spacing w:after="10" w:before="0"/>
               <w:ind w:left="120"/>
             </w:pPr>
-            <w:hyperlink w:history="1" r:id="rId-2a5dwil8xio-op_fk7ry">
+            <w:hyperlink w:history="1" r:id="rIdq0a3jcac6cjay8mnwuwz-">
               <w:r>
                 <w:rPr>
                   <w:rFonts w:ascii="Arial" w:cs="Arial" w:eastAsia="Arial" w:hAnsi="Arial"/>
@@ -21365,7 +21365,7 @@
             <w:pPr>
               <w:spacing w:after="20" w:before="0"/>
             </w:pPr>
-            <w:hyperlink w:history="1" r:id="rId9k0guk6zwky6epty7he8p">
+            <w:hyperlink w:history="1" r:id="rIdqy1hiywnpchozr804uvn1">
               <w:r>
                 <w:rPr>
                   <w:rFonts w:ascii="Arial" w:cs="Arial" w:eastAsia="Arial" w:hAnsi="Arial"/>
@@ -21398,7 +21398,7 @@
               <w:spacing w:after="10" w:before="0"/>
               <w:ind w:left="120"/>
             </w:pPr>
-            <w:hyperlink w:history="1" r:id="rIdcdc-xxpuxmjdw1pbyxf7y">
+            <w:hyperlink w:history="1" r:id="rIdwghon_cakdks4ebmsesxi">
               <w:r>
                 <w:rPr>
                   <w:rFonts w:ascii="Arial" w:cs="Arial" w:eastAsia="Arial" w:hAnsi="Arial"/>
@@ -21593,7 +21593,7 @@
             <w:pPr>
               <w:spacing w:after="20" w:before="0"/>
             </w:pPr>
-            <w:hyperlink w:history="1" r:id="rIds9icxiefl02mlza3orget">
+            <w:hyperlink w:history="1" r:id="rIdm3plrxzn6cfmswwxi043n">
               <w:r>
                 <w:rPr>
                   <w:rFonts w:ascii="Arial" w:cs="Arial" w:eastAsia="Arial" w:hAnsi="Arial"/>
@@ -21626,7 +21626,7 @@
               <w:spacing w:after="10" w:before="0"/>
               <w:ind w:left="120"/>
             </w:pPr>
-            <w:hyperlink w:history="1" r:id="rIdfvbo_v0asgqhu3bebays8">
+            <w:hyperlink w:history="1" r:id="rId8rxpnrs-0h2ekd4ucxye_">
               <w:r>
                 <w:rPr>
                   <w:rFonts w:ascii="Arial" w:cs="Arial" w:eastAsia="Arial" w:hAnsi="Arial"/>
@@ -21671,7 +21671,7 @@
             <w:pPr>
               <w:spacing w:after="20" w:before="0"/>
             </w:pPr>
-            <w:hyperlink w:history="1" r:id="rIdca2ay2iwkkht2fdmp4-fp">
+            <w:hyperlink w:history="1" r:id="rIdn83j_9mkzxk2rtfjtdk60">
               <w:r>
                 <w:rPr>
                   <w:rFonts w:ascii="Arial" w:cs="Arial" w:eastAsia="Arial" w:hAnsi="Arial"/>
@@ -21704,7 +21704,7 @@
               <w:spacing w:after="10" w:before="0"/>
               <w:ind w:left="120"/>
             </w:pPr>
-            <w:hyperlink w:history="1" r:id="rId9ffttw6gb-cthp-usol4h">
+            <w:hyperlink w:history="1" r:id="rId6k_cykipsdq9aphfb0fg5">
               <w:r>
                 <w:rPr>
                   <w:rFonts w:ascii="Arial" w:cs="Arial" w:eastAsia="Arial" w:hAnsi="Arial"/>
@@ -21899,7 +21899,7 @@
             <w:pPr>
               <w:spacing w:after="20" w:before="0"/>
             </w:pPr>
-            <w:hyperlink w:history="1" r:id="rIdgbldurc0ghs6ord4sqdju">
+            <w:hyperlink w:history="1" r:id="rIdp5vhrgg6_qd9yjhxzp0kj">
               <w:r>
                 <w:rPr>
                   <w:rFonts w:ascii="Arial" w:cs="Arial" w:eastAsia="Arial" w:hAnsi="Arial"/>
@@ -21932,7 +21932,7 @@
               <w:spacing w:after="10" w:before="0"/>
               <w:ind w:left="120"/>
             </w:pPr>
-            <w:hyperlink w:history="1" r:id="rIdbraxnpk82uwqhrw0a2rft">
+            <w:hyperlink w:history="1" r:id="rIdbowm5n3nvysj6zzulx3fp">
               <w:r>
                 <w:rPr>
                   <w:rFonts w:ascii="Arial" w:cs="Arial" w:eastAsia="Arial" w:hAnsi="Arial"/>
@@ -21977,7 +21977,7 @@
             <w:pPr>
               <w:spacing w:after="20" w:before="0"/>
             </w:pPr>
-            <w:hyperlink w:history="1" r:id="rIdiugegiplzi3yzrgpe8en_">
+            <w:hyperlink w:history="1" r:id="rIdsikiseire8gu2caghwmo-">
               <w:r>
                 <w:rPr>
                   <w:rFonts w:ascii="Arial" w:cs="Arial" w:eastAsia="Arial" w:hAnsi="Arial"/>
@@ -22010,7 +22010,7 @@
               <w:spacing w:after="10" w:before="0"/>
               <w:ind w:left="120"/>
             </w:pPr>
-            <w:hyperlink w:history="1" r:id="rIdv42ue2rjdxzlsivnoogvf">
+            <w:hyperlink w:history="1" r:id="rIddqramew1g337l2oawthum">
               <w:r>
                 <w:rPr>
                   <w:rFonts w:ascii="Arial" w:cs="Arial" w:eastAsia="Arial" w:hAnsi="Arial"/>
@@ -22205,7 +22205,7 @@
             <w:pPr>
               <w:spacing w:after="20" w:before="0"/>
             </w:pPr>
-            <w:hyperlink w:history="1" r:id="rIdfdgxoutbj_oeyq3jwvfdj">
+            <w:hyperlink w:history="1" r:id="rIdlkgso88v9fsdtc37qdujk">
               <w:r>
                 <w:rPr>
                   <w:rFonts w:ascii="Arial" w:cs="Arial" w:eastAsia="Arial" w:hAnsi="Arial"/>
@@ -22238,7 +22238,7 @@
               <w:spacing w:after="10" w:before="0"/>
               <w:ind w:left="120"/>
             </w:pPr>
-            <w:hyperlink w:history="1" r:id="rIdfki_fg6gog6edxnlax8qx">
+            <w:hyperlink w:history="1" r:id="rIddpo8-r6ncgmpkztp7goby">
               <w:r>
                 <w:rPr>
                   <w:rFonts w:ascii="Arial" w:cs="Arial" w:eastAsia="Arial" w:hAnsi="Arial"/>
@@ -22283,7 +22283,7 @@
             <w:pPr>
               <w:spacing w:after="20" w:before="0"/>
             </w:pPr>
-            <w:hyperlink w:history="1" r:id="rId6q_opx3aiibtaa9thna58">
+            <w:hyperlink w:history="1" r:id="rIdg3olmki9gcd6op4yajsij">
               <w:r>
                 <w:rPr>
                   <w:rFonts w:ascii="Arial" w:cs="Arial" w:eastAsia="Arial" w:hAnsi="Arial"/>
@@ -22316,7 +22316,7 @@
               <w:spacing w:after="10" w:before="0"/>
               <w:ind w:left="120"/>
             </w:pPr>
-            <w:hyperlink w:history="1" r:id="rId2kfrjgvf-eah0hbbp2npc">
+            <w:hyperlink w:history="1" r:id="rIdxtycqcxk0pn-garyv0nxi">
               <w:r>
                 <w:rPr>
                   <w:rFonts w:ascii="Arial" w:cs="Arial" w:eastAsia="Arial" w:hAnsi="Arial"/>
@@ -23898,7 +23898,7 @@
             <w:pPr>
               <w:spacing w:after="20" w:before="0"/>
             </w:pPr>
-            <w:hyperlink w:history="1" r:id="rId9f2wwuzx_ljvuchqppjst">
+            <w:hyperlink w:history="1" r:id="rIdhiseafkuhbjrjxx-320up">
               <w:r>
                 <w:rPr>
                   <w:rFonts w:ascii="Arial" w:cs="Arial" w:eastAsia="Arial" w:hAnsi="Arial"/>
@@ -23931,7 +23931,7 @@
               <w:spacing w:after="10" w:before="0"/>
               <w:ind w:left="120"/>
             </w:pPr>
-            <w:hyperlink w:history="1" r:id="rIdzzqfpoogiibynf4-3v0fe">
+            <w:hyperlink w:history="1" r:id="rId59hzropgqlw66egtdt9sz">
               <w:r>
                 <w:rPr>
                   <w:rFonts w:ascii="Arial" w:cs="Arial" w:eastAsia="Arial" w:hAnsi="Arial"/>
@@ -23976,7 +23976,7 @@
             <w:pPr>
               <w:spacing w:after="20" w:before="0"/>
             </w:pPr>
-            <w:hyperlink w:history="1" r:id="rId3sqrfxwtshlx0wnz_s5jt">
+            <w:hyperlink w:history="1" r:id="rIdoxmurzy-wc8v7p7u5clr6">
               <w:r>
                 <w:rPr>
                   <w:rFonts w:ascii="Arial" w:cs="Arial" w:eastAsia="Arial" w:hAnsi="Arial"/>
@@ -24009,7 +24009,7 @@
               <w:spacing w:after="10" w:before="0"/>
               <w:ind w:left="120"/>
             </w:pPr>
-            <w:hyperlink w:history="1" r:id="rIdbvfzpupc5xjdrsoecvqiv">
+            <w:hyperlink w:history="1" r:id="rIdswmla7rcs7eqjda78wem7">
               <w:r>
                 <w:rPr>
                   <w:rFonts w:ascii="Arial" w:cs="Arial" w:eastAsia="Arial" w:hAnsi="Arial"/>
@@ -24204,7 +24204,7 @@
             <w:pPr>
               <w:spacing w:after="20" w:before="0"/>
             </w:pPr>
-            <w:hyperlink w:history="1" r:id="rIdfi3x139ohn2g1sl4h8ydx">
+            <w:hyperlink w:history="1" r:id="rIdyvto0nuzujuqdqmtwus4x">
               <w:r>
                 <w:rPr>
                   <w:rFonts w:ascii="Arial" w:cs="Arial" w:eastAsia="Arial" w:hAnsi="Arial"/>
@@ -24237,7 +24237,7 @@
               <w:spacing w:after="10" w:before="0"/>
               <w:ind w:left="120"/>
             </w:pPr>
-            <w:hyperlink w:history="1" r:id="rIdcmfalsrb7iwcimahav0e3">
+            <w:hyperlink w:history="1" r:id="rId6sroeb764mdf2d1nwsur8">
               <w:r>
                 <w:rPr>
                   <w:rFonts w:ascii="Arial" w:cs="Arial" w:eastAsia="Arial" w:hAnsi="Arial"/>
@@ -24282,7 +24282,7 @@
             <w:pPr>
               <w:spacing w:after="20" w:before="0"/>
             </w:pPr>
-            <w:hyperlink w:history="1" r:id="rId5jz71wasln6_tx2mq8ysx">
+            <w:hyperlink w:history="1" r:id="rIdmmnvanovnkyveerxtqgwx">
               <w:r>
                 <w:rPr>
                   <w:rFonts w:ascii="Arial" w:cs="Arial" w:eastAsia="Arial" w:hAnsi="Arial"/>
@@ -24315,7 +24315,7 @@
               <w:spacing w:after="10" w:before="0"/>
               <w:ind w:left="120"/>
             </w:pPr>
-            <w:hyperlink w:history="1" r:id="rIdbjmlxymljtnaljd124o4t">
+            <w:hyperlink w:history="1" r:id="rIdrli_yqwhdgohkqdeqipkr">
               <w:r>
                 <w:rPr>
                   <w:rFonts w:ascii="Arial" w:cs="Arial" w:eastAsia="Arial" w:hAnsi="Arial"/>
@@ -24510,7 +24510,7 @@
             <w:pPr>
               <w:spacing w:after="20" w:before="0"/>
             </w:pPr>
-            <w:hyperlink w:history="1" r:id="rId1gkb4lbemxkdrkxvktrsn">
+            <w:hyperlink w:history="1" r:id="rIdcgomhbnjr_dwfk2sgqchw">
               <w:r>
                 <w:rPr>
                   <w:rFonts w:ascii="Arial" w:cs="Arial" w:eastAsia="Arial" w:hAnsi="Arial"/>
@@ -24543,7 +24543,7 @@
               <w:spacing w:after="10" w:before="0"/>
               <w:ind w:left="120"/>
             </w:pPr>
-            <w:hyperlink w:history="1" r:id="rIdhnqwuvs_jltytfiica70w">
+            <w:hyperlink w:history="1" r:id="rId8okje2h-l3kth9ytp_ccc">
               <w:r>
                 <w:rPr>
                   <w:rFonts w:ascii="Arial" w:cs="Arial" w:eastAsia="Arial" w:hAnsi="Arial"/>
@@ -24588,7 +24588,7 @@
             <w:pPr>
               <w:spacing w:after="20" w:before="0"/>
             </w:pPr>
-            <w:hyperlink w:history="1" r:id="rIdmfbd5ethlvbgnhlr8vkzi">
+            <w:hyperlink w:history="1" r:id="rIdbtvxwzmoypikpcyjdfd95">
               <w:r>
                 <w:rPr>
                   <w:rFonts w:ascii="Arial" w:cs="Arial" w:eastAsia="Arial" w:hAnsi="Arial"/>
@@ -24621,7 +24621,7 @@
               <w:spacing w:after="10" w:before="0"/>
               <w:ind w:left="120"/>
             </w:pPr>
-            <w:hyperlink w:history="1" r:id="rId_rqckry_8objefqwaqpzd">
+            <w:hyperlink w:history="1" r:id="rIdtdghdhiq0sb7tkkvozjao">
               <w:r>
                 <w:rPr>
                   <w:rFonts w:ascii="Arial" w:cs="Arial" w:eastAsia="Arial" w:hAnsi="Arial"/>
@@ -24816,7 +24816,7 @@
             <w:pPr>
               <w:spacing w:after="20" w:before="0"/>
             </w:pPr>
-            <w:hyperlink w:history="1" r:id="rIdqo80e5l9qjttybp74oi-r">
+            <w:hyperlink w:history="1" r:id="rIdkouvfosxcwxjlwvwlpqvq">
               <w:r>
                 <w:rPr>
                   <w:rFonts w:ascii="Arial" w:cs="Arial" w:eastAsia="Arial" w:hAnsi="Arial"/>
@@ -24849,7 +24849,7 @@
               <w:spacing w:after="10" w:before="0"/>
               <w:ind w:left="120"/>
             </w:pPr>
-            <w:hyperlink w:history="1" r:id="rIdw6fu1xnsdacuqshokfntg">
+            <w:hyperlink w:history="1" r:id="rIdovsgyxzgzd1gupdz_gjst">
               <w:r>
                 <w:rPr>
                   <w:rFonts w:ascii="Arial" w:cs="Arial" w:eastAsia="Arial" w:hAnsi="Arial"/>
@@ -24894,7 +24894,7 @@
             <w:pPr>
               <w:spacing w:after="20" w:before="0"/>
             </w:pPr>
-            <w:hyperlink w:history="1" r:id="rId4ko0y80sde63f1-_xydgb">
+            <w:hyperlink w:history="1" r:id="rIdks0trgt7kgkrm6ectt-bh">
               <w:r>
                 <w:rPr>
                   <w:rFonts w:ascii="Arial" w:cs="Arial" w:eastAsia="Arial" w:hAnsi="Arial"/>
@@ -24927,7 +24927,7 @@
               <w:spacing w:after="10" w:before="0"/>
               <w:ind w:left="120"/>
             </w:pPr>
-            <w:hyperlink w:history="1" r:id="rIdtvrdydepiukk0e75cn9ou">
+            <w:hyperlink w:history="1" r:id="rIdov0lapqf9aeeoep4ixvkv">
               <w:r>
                 <w:rPr>
                   <w:rFonts w:ascii="Arial" w:cs="Arial" w:eastAsia="Arial" w:hAnsi="Arial"/>
@@ -25122,7 +25122,7 @@
             <w:pPr>
               <w:spacing w:after="20" w:before="0"/>
             </w:pPr>
-            <w:hyperlink w:history="1" r:id="rIdcaogansxnlauzro7fhy6y">
+            <w:hyperlink w:history="1" r:id="rId-cp-wma2t9csav9ncnkru">
               <w:r>
                 <w:rPr>
                   <w:rFonts w:ascii="Arial" w:cs="Arial" w:eastAsia="Arial" w:hAnsi="Arial"/>
@@ -25155,7 +25155,7 @@
               <w:spacing w:after="10" w:before="0"/>
               <w:ind w:left="120"/>
             </w:pPr>
-            <w:hyperlink w:history="1" r:id="rIdgulxruj_p4t5ivycea1uj">
+            <w:hyperlink w:history="1" r:id="rIdcmymdzjx1_kk-joieqruz">
               <w:r>
                 <w:rPr>
                   <w:rFonts w:ascii="Arial" w:cs="Arial" w:eastAsia="Arial" w:hAnsi="Arial"/>
@@ -25200,7 +25200,7 @@
             <w:pPr>
               <w:spacing w:after="20" w:before="0"/>
             </w:pPr>
-            <w:hyperlink w:history="1" r:id="rIduldq5ofo39ztkbb02re81">
+            <w:hyperlink w:history="1" r:id="rIdne4jmces2svmdjmpiw3fm">
               <w:r>
                 <w:rPr>
                   <w:rFonts w:ascii="Arial" w:cs="Arial" w:eastAsia="Arial" w:hAnsi="Arial"/>
@@ -25233,7 +25233,7 @@
               <w:spacing w:after="10" w:before="0"/>
               <w:ind w:left="120"/>
             </w:pPr>
-            <w:hyperlink w:history="1" r:id="rId9mpigpnyyf0jvuopjmdet">
+            <w:hyperlink w:history="1" r:id="rIdopu3a35lcckjoebeeory0">
               <w:r>
                 <w:rPr>
                   <w:rFonts w:ascii="Arial" w:cs="Arial" w:eastAsia="Arial" w:hAnsi="Arial"/>
@@ -26720,7 +26720,7 @@
             <w:pPr>
               <w:spacing w:after="20" w:before="0"/>
             </w:pPr>
-            <w:hyperlink w:history="1" r:id="rIdr2slfkibq0ynxqgzngoqh">
+            <w:hyperlink w:history="1" r:id="rIddu-wplzeh8_k8dr-kqwla">
               <w:r>
                 <w:rPr>
                   <w:rFonts w:ascii="Arial" w:cs="Arial" w:eastAsia="Arial" w:hAnsi="Arial"/>
@@ -26753,7 +26753,7 @@
               <w:spacing w:after="10" w:before="0"/>
               <w:ind w:left="120"/>
             </w:pPr>
-            <w:hyperlink w:history="1" r:id="rId0e9ti-w9mluqk_1fpzq58">
+            <w:hyperlink w:history="1" r:id="rIdrdaiolng2gql4b6chx964">
               <w:r>
                 <w:rPr>
                   <w:rFonts w:ascii="Arial" w:cs="Arial" w:eastAsia="Arial" w:hAnsi="Arial"/>
@@ -26798,7 +26798,7 @@
             <w:pPr>
               <w:spacing w:after="20" w:before="0"/>
             </w:pPr>
-            <w:hyperlink w:history="1" r:id="rIdcct4uxjsuzluyq82-nwhr">
+            <w:hyperlink w:history="1" r:id="rId9dlomj8pbnty1l0iyo7vg">
               <w:r>
                 <w:rPr>
                   <w:rFonts w:ascii="Arial" w:cs="Arial" w:eastAsia="Arial" w:hAnsi="Arial"/>
@@ -26831,7 +26831,7 @@
               <w:spacing w:after="10" w:before="0"/>
               <w:ind w:left="120"/>
             </w:pPr>
-            <w:hyperlink w:history="1" r:id="rIdwuatxmu8jf77s5ff0a8gd">
+            <w:hyperlink w:history="1" r:id="rId4phlm7akqzuvnaq4nb4go">
               <w:r>
                 <w:rPr>
                   <w:rFonts w:ascii="Arial" w:cs="Arial" w:eastAsia="Arial" w:hAnsi="Arial"/>
@@ -27026,7 +27026,7 @@
             <w:pPr>
               <w:spacing w:after="20" w:before="0"/>
             </w:pPr>
-            <w:hyperlink w:history="1" r:id="rIdon1jo_ugdneaqa2q6o_vo">
+            <w:hyperlink w:history="1" r:id="rIdloeeywtu3pp5hniacutha">
               <w:r>
                 <w:rPr>
                   <w:rFonts w:ascii="Arial" w:cs="Arial" w:eastAsia="Arial" w:hAnsi="Arial"/>
@@ -27059,7 +27059,7 @@
               <w:spacing w:after="10" w:before="0"/>
               <w:ind w:left="120"/>
             </w:pPr>
-            <w:hyperlink w:history="1" r:id="rIdrri5uhmrpbn9rrcacfurw">
+            <w:hyperlink w:history="1" r:id="rId5fnhdbvyjzqxt2odk-hjm">
               <w:r>
                 <w:rPr>
                   <w:rFonts w:ascii="Arial" w:cs="Arial" w:eastAsia="Arial" w:hAnsi="Arial"/>
@@ -27104,7 +27104,7 @@
             <w:pPr>
               <w:spacing w:after="20" w:before="0"/>
             </w:pPr>
-            <w:hyperlink w:history="1" r:id="rIdan3m7ihr8kyjde6nwo1fv">
+            <w:hyperlink w:history="1" r:id="rIdjiuhc1q1vfmzlg7qp8kiv">
               <w:r>
                 <w:rPr>
                   <w:rFonts w:ascii="Arial" w:cs="Arial" w:eastAsia="Arial" w:hAnsi="Arial"/>
@@ -27137,7 +27137,7 @@
               <w:spacing w:after="10" w:before="0"/>
               <w:ind w:left="120"/>
             </w:pPr>
-            <w:hyperlink w:history="1" r:id="rIdkpxtfa-3a50-1yqkmc9wc">
+            <w:hyperlink w:history="1" r:id="rIdey2gl0duf__hjgg2jyhif">
               <w:r>
                 <w:rPr>
                   <w:rFonts w:ascii="Arial" w:cs="Arial" w:eastAsia="Arial" w:hAnsi="Arial"/>
@@ -27332,7 +27332,7 @@
             <w:pPr>
               <w:spacing w:after="20" w:before="0"/>
             </w:pPr>
-            <w:hyperlink w:history="1" r:id="rIdwhcvfec4xofq6lsutghsk">
+            <w:hyperlink w:history="1" r:id="rIduoiveuibo26lbltmy5hf5">
               <w:r>
                 <w:rPr>
                   <w:rFonts w:ascii="Arial" w:cs="Arial" w:eastAsia="Arial" w:hAnsi="Arial"/>
@@ -27365,7 +27365,7 @@
               <w:spacing w:after="10" w:before="0"/>
               <w:ind w:left="120"/>
             </w:pPr>
-            <w:hyperlink w:history="1" r:id="rIdvqzuusil-ugn6cw5rj_2x">
+            <w:hyperlink w:history="1" r:id="rIdtd2idfjf5evzk4vklddib">
               <w:r>
                 <w:rPr>
                   <w:rFonts w:ascii="Arial" w:cs="Arial" w:eastAsia="Arial" w:hAnsi="Arial"/>
@@ -27410,7 +27410,7 @@
             <w:pPr>
               <w:spacing w:after="20" w:before="0"/>
             </w:pPr>
-            <w:hyperlink w:history="1" r:id="rIduabwv0e7upw2zinglk3vt">
+            <w:hyperlink w:history="1" r:id="rId5z0qmall3q7giha0mmzct">
               <w:r>
                 <w:rPr>
                   <w:rFonts w:ascii="Arial" w:cs="Arial" w:eastAsia="Arial" w:hAnsi="Arial"/>
@@ -27443,7 +27443,7 @@
               <w:spacing w:after="10" w:before="0"/>
               <w:ind w:left="120"/>
             </w:pPr>
-            <w:hyperlink w:history="1" r:id="rId3bphnlezusqsfatfeozm2">
+            <w:hyperlink w:history="1" r:id="rIdn8vvnlloe2dvvra-0af0d">
               <w:r>
                 <w:rPr>
                   <w:rFonts w:ascii="Arial" w:cs="Arial" w:eastAsia="Arial" w:hAnsi="Arial"/>
@@ -27638,7 +27638,7 @@
             <w:pPr>
               <w:spacing w:after="20" w:before="0"/>
             </w:pPr>
-            <w:hyperlink w:history="1" r:id="rId_ljchw3_8yggf5biq08gr">
+            <w:hyperlink w:history="1" r:id="rIdvc-p-19wgkltam_iffmby">
               <w:r>
                 <w:rPr>
                   <w:rFonts w:ascii="Arial" w:cs="Arial" w:eastAsia="Arial" w:hAnsi="Arial"/>
@@ -27671,7 +27671,7 @@
               <w:spacing w:after="10" w:before="0"/>
               <w:ind w:left="120"/>
             </w:pPr>
-            <w:hyperlink w:history="1" r:id="rIdyuw1xnsnc5q0ys1aeicqz">
+            <w:hyperlink w:history="1" r:id="rIdl_jvbqn2sfv40tl3yq_je">
               <w:r>
                 <w:rPr>
                   <w:rFonts w:ascii="Arial" w:cs="Arial" w:eastAsia="Arial" w:hAnsi="Arial"/>
@@ -27716,7 +27716,7 @@
             <w:pPr>
               <w:spacing w:after="20" w:before="0"/>
             </w:pPr>
-            <w:hyperlink w:history="1" r:id="rIdnwdc-5q-vnepmihenpjss">
+            <w:hyperlink w:history="1" r:id="rIdcvbxjiufclallj2_sjcez">
               <w:r>
                 <w:rPr>
                   <w:rFonts w:ascii="Arial" w:cs="Arial" w:eastAsia="Arial" w:hAnsi="Arial"/>
@@ -27749,7 +27749,7 @@
               <w:spacing w:after="10" w:before="0"/>
               <w:ind w:left="120"/>
             </w:pPr>
-            <w:hyperlink w:history="1" r:id="rIdd7w27nkpbrv10krln2yny">
+            <w:hyperlink w:history="1" r:id="rIdoufapd7wqo_bnfibsm4aw">
               <w:r>
                 <w:rPr>
                   <w:rFonts w:ascii="Arial" w:cs="Arial" w:eastAsia="Arial" w:hAnsi="Arial"/>
@@ -27944,7 +27944,7 @@
             <w:pPr>
               <w:spacing w:after="20" w:before="0"/>
             </w:pPr>
-            <w:hyperlink w:history="1" r:id="rIdsp-jrfzzatx44i4pfbgm9">
+            <w:hyperlink w:history="1" r:id="rId5e1cmvwge0jjjbysghzqt">
               <w:r>
                 <w:rPr>
                   <w:rFonts w:ascii="Arial" w:cs="Arial" w:eastAsia="Arial" w:hAnsi="Arial"/>
@@ -27977,7 +27977,7 @@
               <w:spacing w:after="10" w:before="0"/>
               <w:ind w:left="120"/>
             </w:pPr>
-            <w:hyperlink w:history="1" r:id="rId2lp03lzwe-6wsfvuhrqz0">
+            <w:hyperlink w:history="1" r:id="rIdnrwh-b2ff52qyf4ejgvqr">
               <w:r>
                 <w:rPr>
                   <w:rFonts w:ascii="Arial" w:cs="Arial" w:eastAsia="Arial" w:hAnsi="Arial"/>
@@ -28022,7 +28022,7 @@
             <w:pPr>
               <w:spacing w:after="20" w:before="0"/>
             </w:pPr>
-            <w:hyperlink w:history="1" r:id="rId19shpwuhgxlv_yy7bjy2v">
+            <w:hyperlink w:history="1" r:id="rIdum7rraxyjq3-vwspub-yy">
               <w:r>
                 <w:rPr>
                   <w:rFonts w:ascii="Arial" w:cs="Arial" w:eastAsia="Arial" w:hAnsi="Arial"/>
@@ -28055,7 +28055,7 @@
               <w:spacing w:after="10" w:before="0"/>
               <w:ind w:left="120"/>
             </w:pPr>
-            <w:hyperlink w:history="1" r:id="rIdqubtjzjxw4vwfqwi5z98-">
+            <w:hyperlink w:history="1" r:id="rIdzpagitbkiokgeibarrtlu">
               <w:r>
                 <w:rPr>
                   <w:rFonts w:ascii="Arial" w:cs="Arial" w:eastAsia="Arial" w:hAnsi="Arial"/>

--- a/data/outputs/v2/Physics/SS3.4_Electrostatics/Physics_Electrostatics_CBE_LessonSequence.docx
+++ b/data/outputs/v2/Physics/SS3.4_Electrostatics/Physics_Electrostatics_CBE_LessonSequence.docx
@@ -3571,7 +3571,7 @@
             <w:pPr>
               <w:spacing w:after="20" w:before="0"/>
             </w:pPr>
-            <w:hyperlink w:history="1" r:id="rIdqzg89y16wdudrg8p_qtj3">
+            <w:hyperlink w:history="1" r:id="rIdbldzwrz2sppe374flzpoa">
               <w:r>
                 <w:rPr>
                   <w:rFonts w:ascii="Arial" w:cs="Arial" w:eastAsia="Arial" w:hAnsi="Arial"/>
@@ -3604,7 +3604,7 @@
               <w:spacing w:after="10" w:before="0"/>
               <w:ind w:left="120"/>
             </w:pPr>
-            <w:hyperlink w:history="1" r:id="rIdrt5na5nqvwim_kmszxpp1">
+            <w:hyperlink w:history="1" r:id="rIdw5na6jn4cxtb39yu_09uh">
               <w:r>
                 <w:rPr>
                   <w:rFonts w:ascii="Arial" w:cs="Arial" w:eastAsia="Arial" w:hAnsi="Arial"/>
@@ -3649,7 +3649,7 @@
             <w:pPr>
               <w:spacing w:after="20" w:before="0"/>
             </w:pPr>
-            <w:hyperlink w:history="1" r:id="rIdstendxlh56t0_ejgn2si0">
+            <w:hyperlink w:history="1" r:id="rIdgguuhgt0lh3ojbeagcrnu">
               <w:r>
                 <w:rPr>
                   <w:rFonts w:ascii="Arial" w:cs="Arial" w:eastAsia="Arial" w:hAnsi="Arial"/>
@@ -3682,7 +3682,7 @@
               <w:spacing w:after="10" w:before="0"/>
               <w:ind w:left="120"/>
             </w:pPr>
-            <w:hyperlink w:history="1" r:id="rIdzgvl3llxwchgcrhzeuspb">
+            <w:hyperlink w:history="1" r:id="rId_1mrt-rnfe9t8_fzqxrk8">
               <w:r>
                 <w:rPr>
                   <w:rFonts w:ascii="Arial" w:cs="Arial" w:eastAsia="Arial" w:hAnsi="Arial"/>
@@ -3877,7 +3877,7 @@
             <w:pPr>
               <w:spacing w:after="20" w:before="0"/>
             </w:pPr>
-            <w:hyperlink w:history="1" r:id="rIdqehif1to6jhjo0wizphnt">
+            <w:hyperlink w:history="1" r:id="rIdtjazs5gzr8kdczuvcftih">
               <w:r>
                 <w:rPr>
                   <w:rFonts w:ascii="Arial" w:cs="Arial" w:eastAsia="Arial" w:hAnsi="Arial"/>
@@ -3910,7 +3910,7 @@
               <w:spacing w:after="10" w:before="0"/>
               <w:ind w:left="120"/>
             </w:pPr>
-            <w:hyperlink w:history="1" r:id="rIdhqyf9ap3id8ehrmq6xiq0">
+            <w:hyperlink w:history="1" r:id="rIdqxafnajggb9hdgnjxmp3x">
               <w:r>
                 <w:rPr>
                   <w:rFonts w:ascii="Arial" w:cs="Arial" w:eastAsia="Arial" w:hAnsi="Arial"/>
@@ -3955,7 +3955,7 @@
             <w:pPr>
               <w:spacing w:after="20" w:before="0"/>
             </w:pPr>
-            <w:hyperlink w:history="1" r:id="rIdbp5xz7lqc6qmqal4lkoxq">
+            <w:hyperlink w:history="1" r:id="rIdzypyb9rqhkv1qbgoryjpv">
               <w:r>
                 <w:rPr>
                   <w:rFonts w:ascii="Arial" w:cs="Arial" w:eastAsia="Arial" w:hAnsi="Arial"/>
@@ -3988,7 +3988,7 @@
               <w:spacing w:after="10" w:before="0"/>
               <w:ind w:left="120"/>
             </w:pPr>
-            <w:hyperlink w:history="1" r:id="rIducvliu_clmbxwctxxnrlt">
+            <w:hyperlink w:history="1" r:id="rIdqhn3m7gtzq9epk52ssutj">
               <w:r>
                 <w:rPr>
                   <w:rFonts w:ascii="Arial" w:cs="Arial" w:eastAsia="Arial" w:hAnsi="Arial"/>
@@ -4357,7 +4357,7 @@
             <w:pPr>
               <w:spacing w:after="20" w:before="0"/>
             </w:pPr>
-            <w:hyperlink w:history="1" r:id="rIdjtc8bhsd_8d1dveui2zg6">
+            <w:hyperlink w:history="1" r:id="rId4rmh_iagzxsq6gr4z3doe">
               <w:r>
                 <w:rPr>
                   <w:rFonts w:ascii="Arial" w:cs="Arial" w:eastAsia="Arial" w:hAnsi="Arial"/>
@@ -4390,7 +4390,7 @@
               <w:spacing w:after="10" w:before="0"/>
               <w:ind w:left="120"/>
             </w:pPr>
-            <w:hyperlink w:history="1" r:id="rIdlzmuf9mgahiph7fyd9ilb">
+            <w:hyperlink w:history="1" r:id="rIdzfgikn5aku14anpfrzkkp">
               <w:r>
                 <w:rPr>
                   <w:rFonts w:ascii="Arial" w:cs="Arial" w:eastAsia="Arial" w:hAnsi="Arial"/>
@@ -4435,7 +4435,7 @@
             <w:pPr>
               <w:spacing w:after="20" w:before="0"/>
             </w:pPr>
-            <w:hyperlink w:history="1" r:id="rIdsuqp-mi57lzuabm2e51n3">
+            <w:hyperlink w:history="1" r:id="rIdk2w1o_-v7_9kz8xgf5ahj">
               <w:r>
                 <w:rPr>
                   <w:rFonts w:ascii="Arial" w:cs="Arial" w:eastAsia="Arial" w:hAnsi="Arial"/>
@@ -4468,7 +4468,7 @@
               <w:spacing w:after="10" w:before="0"/>
               <w:ind w:left="120"/>
             </w:pPr>
-            <w:hyperlink w:history="1" r:id="rIdex5lo2zumwavjfsx6yhe3">
+            <w:hyperlink w:history="1" r:id="rIdh-slacw-jc0rx56t1la5w">
               <w:r>
                 <w:rPr>
                   <w:rFonts w:ascii="Arial" w:cs="Arial" w:eastAsia="Arial" w:hAnsi="Arial"/>
@@ -4739,7 +4739,7 @@
             <w:pPr>
               <w:spacing w:after="20" w:before="0"/>
             </w:pPr>
-            <w:hyperlink w:history="1" r:id="rIdc-jny7lxop-j-jo5kcthz">
+            <w:hyperlink w:history="1" r:id="rIdhfjxazrt2h7vst0mixyte">
               <w:r>
                 <w:rPr>
                   <w:rFonts w:ascii="Arial" w:cs="Arial" w:eastAsia="Arial" w:hAnsi="Arial"/>
@@ -4772,7 +4772,7 @@
               <w:spacing w:after="10" w:before="0"/>
               <w:ind w:left="120"/>
             </w:pPr>
-            <w:hyperlink w:history="1" r:id="rId0mcl1hapanxabvjx37cr_">
+            <w:hyperlink w:history="1" r:id="rId4dqhrarpx9vkd6uvoeed6">
               <w:r>
                 <w:rPr>
                   <w:rFonts w:ascii="Arial" w:cs="Arial" w:eastAsia="Arial" w:hAnsi="Arial"/>
@@ -4817,7 +4817,7 @@
             <w:pPr>
               <w:spacing w:after="20" w:before="0"/>
             </w:pPr>
-            <w:hyperlink w:history="1" r:id="rIdodp-exc5egr-9rw0ecdqo">
+            <w:hyperlink w:history="1" r:id="rIdvq_7vy8mi96tg_acg6i1m">
               <w:r>
                 <w:rPr>
                   <w:rFonts w:ascii="Arial" w:cs="Arial" w:eastAsia="Arial" w:hAnsi="Arial"/>
@@ -4850,7 +4850,7 @@
               <w:spacing w:after="10" w:before="0"/>
               <w:ind w:left="120"/>
             </w:pPr>
-            <w:hyperlink w:history="1" r:id="rIdsmzklf4fczc8_wcfggxoz">
+            <w:hyperlink w:history="1" r:id="rIdklgucveefdefuhzfet6ey">
               <w:r>
                 <w:rPr>
                   <w:rFonts w:ascii="Arial" w:cs="Arial" w:eastAsia="Arial" w:hAnsi="Arial"/>
@@ -5045,7 +5045,7 @@
             <w:pPr>
               <w:spacing w:after="20" w:before="0"/>
             </w:pPr>
-            <w:hyperlink w:history="1" r:id="rIdguxdzjqovywiooivhxsxs">
+            <w:hyperlink w:history="1" r:id="rIdaqdrhme4g9bfljpc9e4fe">
               <w:r>
                 <w:rPr>
                   <w:rFonts w:ascii="Arial" w:cs="Arial" w:eastAsia="Arial" w:hAnsi="Arial"/>
@@ -5078,7 +5078,7 @@
               <w:spacing w:after="10" w:before="0"/>
               <w:ind w:left="120"/>
             </w:pPr>
-            <w:hyperlink w:history="1" r:id="rId9e5k29la0kephnm5vnezn">
+            <w:hyperlink w:history="1" r:id="rId_gmn7c3w658_brah1tbkw">
               <w:r>
                 <w:rPr>
                   <w:rFonts w:ascii="Arial" w:cs="Arial" w:eastAsia="Arial" w:hAnsi="Arial"/>
@@ -5123,7 +5123,7 @@
             <w:pPr>
               <w:spacing w:after="20" w:before="0"/>
             </w:pPr>
-            <w:hyperlink w:history="1" r:id="rIdi3q_5mbsypaeznuvwzl4d">
+            <w:hyperlink w:history="1" r:id="rIdzad_kxfucn56ywifp2akl">
               <w:r>
                 <w:rPr>
                   <w:rFonts w:ascii="Arial" w:cs="Arial" w:eastAsia="Arial" w:hAnsi="Arial"/>
@@ -5156,7 +5156,7 @@
               <w:spacing w:after="10" w:before="0"/>
               <w:ind w:left="120"/>
             </w:pPr>
-            <w:hyperlink w:history="1" r:id="rIdetztd23aqo58osy2mxja4">
+            <w:hyperlink w:history="1" r:id="rIdm2xxbr6nldoqq3ywymhwk">
               <w:r>
                 <w:rPr>
                   <w:rFonts w:ascii="Arial" w:cs="Arial" w:eastAsia="Arial" w:hAnsi="Arial"/>
@@ -6871,7 +6871,7 @@
             <w:pPr>
               <w:spacing w:after="20" w:before="0"/>
             </w:pPr>
-            <w:hyperlink w:history="1" r:id="rIdgunv1goqt3goutjfgqmql">
+            <w:hyperlink w:history="1" r:id="rIdj8vdemr1z4qu4fnjt2sdx">
               <w:r>
                 <w:rPr>
                   <w:rFonts w:ascii="Arial" w:cs="Arial" w:eastAsia="Arial" w:hAnsi="Arial"/>
@@ -6904,7 +6904,7 @@
               <w:spacing w:after="10" w:before="0"/>
               <w:ind w:left="120"/>
             </w:pPr>
-            <w:hyperlink w:history="1" r:id="rIdodkn7cda7sfdxxx2vsfsr">
+            <w:hyperlink w:history="1" r:id="rIdi9-osrr0woqm5aen1g9vk">
               <w:r>
                 <w:rPr>
                   <w:rFonts w:ascii="Arial" w:cs="Arial" w:eastAsia="Arial" w:hAnsi="Arial"/>
@@ -6949,7 +6949,7 @@
             <w:pPr>
               <w:spacing w:after="20" w:before="0"/>
             </w:pPr>
-            <w:hyperlink w:history="1" r:id="rIdc3dtdtlop1midoo83ykck">
+            <w:hyperlink w:history="1" r:id="rId2lsdujiiinnvrqq1nocz2">
               <w:r>
                 <w:rPr>
                   <w:rFonts w:ascii="Arial" w:cs="Arial" w:eastAsia="Arial" w:hAnsi="Arial"/>
@@ -6982,7 +6982,7 @@
               <w:spacing w:after="10" w:before="0"/>
               <w:ind w:left="120"/>
             </w:pPr>
-            <w:hyperlink w:history="1" r:id="rIdpnx1nhw5jwqqc5cixiqea">
+            <w:hyperlink w:history="1" r:id="rIdo7pns7yvmpnuo77rd0oog">
               <w:r>
                 <w:rPr>
                   <w:rFonts w:ascii="Arial" w:cs="Arial" w:eastAsia="Arial" w:hAnsi="Arial"/>
@@ -7177,7 +7177,7 @@
             <w:pPr>
               <w:spacing w:after="20" w:before="0"/>
             </w:pPr>
-            <w:hyperlink w:history="1" r:id="rIdgbmbazfr8ujt14vwxe0ut">
+            <w:hyperlink w:history="1" r:id="rIdnontrwy3unbkkhhzds_je">
               <w:r>
                 <w:rPr>
                   <w:rFonts w:ascii="Arial" w:cs="Arial" w:eastAsia="Arial" w:hAnsi="Arial"/>
@@ -7210,7 +7210,7 @@
               <w:spacing w:after="10" w:before="0"/>
               <w:ind w:left="120"/>
             </w:pPr>
-            <w:hyperlink w:history="1" r:id="rIdhbxbvo46r5yrchf0spqcb">
+            <w:hyperlink w:history="1" r:id="rIdfxbmctrcoqcge_cf5e9cu">
               <w:r>
                 <w:rPr>
                   <w:rFonts w:ascii="Arial" w:cs="Arial" w:eastAsia="Arial" w:hAnsi="Arial"/>
@@ -7255,7 +7255,7 @@
             <w:pPr>
               <w:spacing w:after="20" w:before="0"/>
             </w:pPr>
-            <w:hyperlink w:history="1" r:id="rId6fsmfxmvwjmua5ab8elo7">
+            <w:hyperlink w:history="1" r:id="rIdsbejrqe5rwtrob2dqydgr">
               <w:r>
                 <w:rPr>
                   <w:rFonts w:ascii="Arial" w:cs="Arial" w:eastAsia="Arial" w:hAnsi="Arial"/>
@@ -7288,7 +7288,7 @@
               <w:spacing w:after="10" w:before="0"/>
               <w:ind w:left="120"/>
             </w:pPr>
-            <w:hyperlink w:history="1" r:id="rIdzh1hy4fldkharnis39zde">
+            <w:hyperlink w:history="1" r:id="rIdodmmuj2sjx-0qtngfgt_7">
               <w:r>
                 <w:rPr>
                   <w:rFonts w:ascii="Arial" w:cs="Arial" w:eastAsia="Arial" w:hAnsi="Arial"/>
@@ -7483,7 +7483,7 @@
             <w:pPr>
               <w:spacing w:after="20" w:before="0"/>
             </w:pPr>
-            <w:hyperlink w:history="1" r:id="rIdq1vxxjrrxnh2voesvr8q9">
+            <w:hyperlink w:history="1" r:id="rIdy3evfuziwonf_ajvz7u0z">
               <w:r>
                 <w:rPr>
                   <w:rFonts w:ascii="Arial" w:cs="Arial" w:eastAsia="Arial" w:hAnsi="Arial"/>
@@ -7516,7 +7516,7 @@
               <w:spacing w:after="10" w:before="0"/>
               <w:ind w:left="120"/>
             </w:pPr>
-            <w:hyperlink w:history="1" r:id="rIditikkozrokokntlofytgd">
+            <w:hyperlink w:history="1" r:id="rId57byhievxxokc37j4fhpc">
               <w:r>
                 <w:rPr>
                   <w:rFonts w:ascii="Arial" w:cs="Arial" w:eastAsia="Arial" w:hAnsi="Arial"/>
@@ -7561,7 +7561,7 @@
             <w:pPr>
               <w:spacing w:after="20" w:before="0"/>
             </w:pPr>
-            <w:hyperlink w:history="1" r:id="rIdruqyuaap4uolfluplbxyj">
+            <w:hyperlink w:history="1" r:id="rIdvbbfmwlh_sah2z9i-zua1">
               <w:r>
                 <w:rPr>
                   <w:rFonts w:ascii="Arial" w:cs="Arial" w:eastAsia="Arial" w:hAnsi="Arial"/>
@@ -7594,7 +7594,7 @@
               <w:spacing w:after="10" w:before="0"/>
               <w:ind w:left="120"/>
             </w:pPr>
-            <w:hyperlink w:history="1" r:id="rId4rxte9yru2was_z68mtzu">
+            <w:hyperlink w:history="1" r:id="rId6dckasmzudtolcsinuqjr">
               <w:r>
                 <w:rPr>
                   <w:rFonts w:ascii="Arial" w:cs="Arial" w:eastAsia="Arial" w:hAnsi="Arial"/>
@@ -7789,7 +7789,7 @@
             <w:pPr>
               <w:spacing w:after="20" w:before="0"/>
             </w:pPr>
-            <w:hyperlink w:history="1" r:id="rIdeinfcyqb4q5xs3exafcuw">
+            <w:hyperlink w:history="1" r:id="rId4awpkxav3ucghianaivck">
               <w:r>
                 <w:rPr>
                   <w:rFonts w:ascii="Arial" w:cs="Arial" w:eastAsia="Arial" w:hAnsi="Arial"/>
@@ -7822,7 +7822,7 @@
               <w:spacing w:after="10" w:before="0"/>
               <w:ind w:left="120"/>
             </w:pPr>
-            <w:hyperlink w:history="1" r:id="rIdhxqhwx0gat8aervdcdd2k">
+            <w:hyperlink w:history="1" r:id="rIdikuq2kozit8ngs02cxz9k">
               <w:r>
                 <w:rPr>
                   <w:rFonts w:ascii="Arial" w:cs="Arial" w:eastAsia="Arial" w:hAnsi="Arial"/>
@@ -7867,7 +7867,7 @@
             <w:pPr>
               <w:spacing w:after="20" w:before="0"/>
             </w:pPr>
-            <w:hyperlink w:history="1" r:id="rIdwyestbwwjcfozi7c-z-sl">
+            <w:hyperlink w:history="1" r:id="rIdyjz56tis68d9jip9tg7ze">
               <w:r>
                 <w:rPr>
                   <w:rFonts w:ascii="Arial" w:cs="Arial" w:eastAsia="Arial" w:hAnsi="Arial"/>
@@ -7900,7 +7900,7 @@
               <w:spacing w:after="10" w:before="0"/>
               <w:ind w:left="120"/>
             </w:pPr>
-            <w:hyperlink w:history="1" r:id="rIdmmy6ewjzi3tydfnijtuqj">
+            <w:hyperlink w:history="1" r:id="rIdqvudhysdxej4n1n6riadz">
               <w:r>
                 <w:rPr>
                   <w:rFonts w:ascii="Arial" w:cs="Arial" w:eastAsia="Arial" w:hAnsi="Arial"/>
@@ -8095,7 +8095,7 @@
             <w:pPr>
               <w:spacing w:after="20" w:before="0"/>
             </w:pPr>
-            <w:hyperlink w:history="1" r:id="rId1edrs5g4roeu3zw-fogj9">
+            <w:hyperlink w:history="1" r:id="rId9fqotxo1nrsnxi3uh_juw">
               <w:r>
                 <w:rPr>
                   <w:rFonts w:ascii="Arial" w:cs="Arial" w:eastAsia="Arial" w:hAnsi="Arial"/>
@@ -8128,7 +8128,7 @@
               <w:spacing w:after="10" w:before="0"/>
               <w:ind w:left="120"/>
             </w:pPr>
-            <w:hyperlink w:history="1" r:id="rIdwnuzbxpy5ebg9gl4e_fnf">
+            <w:hyperlink w:history="1" r:id="rId24py2kw6dqcmm1hlgnlze">
               <w:r>
                 <w:rPr>
                   <w:rFonts w:ascii="Arial" w:cs="Arial" w:eastAsia="Arial" w:hAnsi="Arial"/>
@@ -8173,7 +8173,7 @@
             <w:pPr>
               <w:spacing w:after="20" w:before="0"/>
             </w:pPr>
-            <w:hyperlink w:history="1" r:id="rId5x_rxelh9xwdivlwqodww">
+            <w:hyperlink w:history="1" r:id="rIdkyjn2e3scqggshx1ip09v">
               <w:r>
                 <w:rPr>
                   <w:rFonts w:ascii="Arial" w:cs="Arial" w:eastAsia="Arial" w:hAnsi="Arial"/>
@@ -8206,7 +8206,7 @@
               <w:spacing w:after="10" w:before="0"/>
               <w:ind w:left="120"/>
             </w:pPr>
-            <w:hyperlink w:history="1" r:id="rIdsguculn-q1rkf4qo7k3xx">
+            <w:hyperlink w:history="1" r:id="rId3ntpkkts3imca00s-hfoz">
               <w:r>
                 <w:rPr>
                   <w:rFonts w:ascii="Arial" w:cs="Arial" w:eastAsia="Arial" w:hAnsi="Arial"/>
@@ -9693,7 +9693,7 @@
             <w:pPr>
               <w:spacing w:after="20" w:before="0"/>
             </w:pPr>
-            <w:hyperlink w:history="1" r:id="rIdwjoriymyas_rtjlx92dke">
+            <w:hyperlink w:history="1" r:id="rId1lmj4sjqaumbrp6lh8zlk">
               <w:r>
                 <w:rPr>
                   <w:rFonts w:ascii="Arial" w:cs="Arial" w:eastAsia="Arial" w:hAnsi="Arial"/>
@@ -9726,7 +9726,7 @@
               <w:spacing w:after="10" w:before="0"/>
               <w:ind w:left="120"/>
             </w:pPr>
-            <w:hyperlink w:history="1" r:id="rIdwqudsfre9dvftb2r_pjxn">
+            <w:hyperlink w:history="1" r:id="rIdhzkg8b8eux38dhg3bkyeu">
               <w:r>
                 <w:rPr>
                   <w:rFonts w:ascii="Arial" w:cs="Arial" w:eastAsia="Arial" w:hAnsi="Arial"/>
@@ -9771,7 +9771,7 @@
             <w:pPr>
               <w:spacing w:after="20" w:before="0"/>
             </w:pPr>
-            <w:hyperlink w:history="1" r:id="rId22pgyt3064dfrggifna01">
+            <w:hyperlink w:history="1" r:id="rIdav5gtvj2ktrlw3npuygwh">
               <w:r>
                 <w:rPr>
                   <w:rFonts w:ascii="Arial" w:cs="Arial" w:eastAsia="Arial" w:hAnsi="Arial"/>
@@ -9804,7 +9804,7 @@
               <w:spacing w:after="10" w:before="0"/>
               <w:ind w:left="120"/>
             </w:pPr>
-            <w:hyperlink w:history="1" r:id="rIdqfnutbvd_oiroyc92o31x">
+            <w:hyperlink w:history="1" r:id="rId-7ak7jvjw9ajrs532mxwa">
               <w:r>
                 <w:rPr>
                   <w:rFonts w:ascii="Arial" w:cs="Arial" w:eastAsia="Arial" w:hAnsi="Arial"/>
@@ -9999,7 +9999,7 @@
             <w:pPr>
               <w:spacing w:after="20" w:before="0"/>
             </w:pPr>
-            <w:hyperlink w:history="1" r:id="rIdpshmxdfvzztchpv1478uz">
+            <w:hyperlink w:history="1" r:id="rIdozfljk2plxzqmijljsop8">
               <w:r>
                 <w:rPr>
                   <w:rFonts w:ascii="Arial" w:cs="Arial" w:eastAsia="Arial" w:hAnsi="Arial"/>
@@ -10032,7 +10032,7 @@
               <w:spacing w:after="10" w:before="0"/>
               <w:ind w:left="120"/>
             </w:pPr>
-            <w:hyperlink w:history="1" r:id="rIdu4fv5v4kabiheznlezbls">
+            <w:hyperlink w:history="1" r:id="rIdfahjo9jofzzmttpqueoqa">
               <w:r>
                 <w:rPr>
                   <w:rFonts w:ascii="Arial" w:cs="Arial" w:eastAsia="Arial" w:hAnsi="Arial"/>
@@ -10077,7 +10077,7 @@
             <w:pPr>
               <w:spacing w:after="20" w:before="0"/>
             </w:pPr>
-            <w:hyperlink w:history="1" r:id="rIdksbm9wvmvkhnwava-_tdk">
+            <w:hyperlink w:history="1" r:id="rIdzddf4n9zjafdftrytfukb">
               <w:r>
                 <w:rPr>
                   <w:rFonts w:ascii="Arial" w:cs="Arial" w:eastAsia="Arial" w:hAnsi="Arial"/>
@@ -10110,7 +10110,7 @@
               <w:spacing w:after="10" w:before="0"/>
               <w:ind w:left="120"/>
             </w:pPr>
-            <w:hyperlink w:history="1" r:id="rIdezehwr-cwfuu698atnrjr">
+            <w:hyperlink w:history="1" r:id="rIdl8ehmdtujocilp21to9yz">
               <w:r>
                 <w:rPr>
                   <w:rFonts w:ascii="Arial" w:cs="Arial" w:eastAsia="Arial" w:hAnsi="Arial"/>
@@ -10305,7 +10305,7 @@
             <w:pPr>
               <w:spacing w:after="20" w:before="0"/>
             </w:pPr>
-            <w:hyperlink w:history="1" r:id="rIdmdr_nrusujkzbk1rsjhoe">
+            <w:hyperlink w:history="1" r:id="rId18qzm6hg3kyulz4tudxj2">
               <w:r>
                 <w:rPr>
                   <w:rFonts w:ascii="Arial" w:cs="Arial" w:eastAsia="Arial" w:hAnsi="Arial"/>
@@ -10338,7 +10338,7 @@
               <w:spacing w:after="10" w:before="0"/>
               <w:ind w:left="120"/>
             </w:pPr>
-            <w:hyperlink w:history="1" r:id="rIdhc57du1pamnsxneufqwcy">
+            <w:hyperlink w:history="1" r:id="rId76lsanvgm3rvuncljdhzn">
               <w:r>
                 <w:rPr>
                   <w:rFonts w:ascii="Arial" w:cs="Arial" w:eastAsia="Arial" w:hAnsi="Arial"/>
@@ -10383,7 +10383,7 @@
             <w:pPr>
               <w:spacing w:after="20" w:before="0"/>
             </w:pPr>
-            <w:hyperlink w:history="1" r:id="rIdki7xqpf9nqcxgbxjkxots">
+            <w:hyperlink w:history="1" r:id="rIdpwxxuuy1kcat3vviqxush">
               <w:r>
                 <w:rPr>
                   <w:rFonts w:ascii="Arial" w:cs="Arial" w:eastAsia="Arial" w:hAnsi="Arial"/>
@@ -10416,7 +10416,7 @@
               <w:spacing w:after="10" w:before="0"/>
               <w:ind w:left="120"/>
             </w:pPr>
-            <w:hyperlink w:history="1" r:id="rId5y1tflvi-cixxprffco3f">
+            <w:hyperlink w:history="1" r:id="rIdbxuqtspyejyqjnjreoxz2">
               <w:r>
                 <w:rPr>
                   <w:rFonts w:ascii="Arial" w:cs="Arial" w:eastAsia="Arial" w:hAnsi="Arial"/>
@@ -10611,7 +10611,7 @@
             <w:pPr>
               <w:spacing w:after="20" w:before="0"/>
             </w:pPr>
-            <w:hyperlink w:history="1" r:id="rIdghwrrx6ilbkxj7pfdzmbx">
+            <w:hyperlink w:history="1" r:id="rIddamefe49iprquf9f8lq2s">
               <w:r>
                 <w:rPr>
                   <w:rFonts w:ascii="Arial" w:cs="Arial" w:eastAsia="Arial" w:hAnsi="Arial"/>
@@ -10644,7 +10644,7 @@
               <w:spacing w:after="10" w:before="0"/>
               <w:ind w:left="120"/>
             </w:pPr>
-            <w:hyperlink w:history="1" r:id="rIduoe6ytk74dfwxcz-10vvg">
+            <w:hyperlink w:history="1" r:id="rIdbgiwnkh9vzzkinmtnziwk">
               <w:r>
                 <w:rPr>
                   <w:rFonts w:ascii="Arial" w:cs="Arial" w:eastAsia="Arial" w:hAnsi="Arial"/>
@@ -10689,7 +10689,7 @@
             <w:pPr>
               <w:spacing w:after="20" w:before="0"/>
             </w:pPr>
-            <w:hyperlink w:history="1" r:id="rIdsgetg8mnsqcvoslt-8wio">
+            <w:hyperlink w:history="1" r:id="rIdevmz8ji-albejo_p9fmc8">
               <w:r>
                 <w:rPr>
                   <w:rFonts w:ascii="Arial" w:cs="Arial" w:eastAsia="Arial" w:hAnsi="Arial"/>
@@ -10722,7 +10722,7 @@
               <w:spacing w:after="10" w:before="0"/>
               <w:ind w:left="120"/>
             </w:pPr>
-            <w:hyperlink w:history="1" r:id="rIds0vgecdxi4_2awe9greim">
+            <w:hyperlink w:history="1" r:id="rIdxw7zkyduytwlnjvvlgdfo">
               <w:r>
                 <w:rPr>
                   <w:rFonts w:ascii="Arial" w:cs="Arial" w:eastAsia="Arial" w:hAnsi="Arial"/>
@@ -10917,7 +10917,7 @@
             <w:pPr>
               <w:spacing w:after="20" w:before="0"/>
             </w:pPr>
-            <w:hyperlink w:history="1" r:id="rIdtk-snmbq3ydaphhxdaqry">
+            <w:hyperlink w:history="1" r:id="rIdjvrlq3tcnnzc7lhvune43">
               <w:r>
                 <w:rPr>
                   <w:rFonts w:ascii="Arial" w:cs="Arial" w:eastAsia="Arial" w:hAnsi="Arial"/>
@@ -10950,7 +10950,7 @@
               <w:spacing w:after="10" w:before="0"/>
               <w:ind w:left="120"/>
             </w:pPr>
-            <w:hyperlink w:history="1" r:id="rIdivb9vnac1pkljhmu5oigk">
+            <w:hyperlink w:history="1" r:id="rIdm9kbk9gxuemfur_namagw">
               <w:r>
                 <w:rPr>
                   <w:rFonts w:ascii="Arial" w:cs="Arial" w:eastAsia="Arial" w:hAnsi="Arial"/>
@@ -10995,7 +10995,7 @@
             <w:pPr>
               <w:spacing w:after="20" w:before="0"/>
             </w:pPr>
-            <w:hyperlink w:history="1" r:id="rIdp5lhzsz2lrliphymeiwb5">
+            <w:hyperlink w:history="1" r:id="rIdhxrm8djb3aljsbqj1gaq3">
               <w:r>
                 <w:rPr>
                   <w:rFonts w:ascii="Arial" w:cs="Arial" w:eastAsia="Arial" w:hAnsi="Arial"/>
@@ -11028,7 +11028,7 @@
               <w:spacing w:after="10" w:before="0"/>
               <w:ind w:left="120"/>
             </w:pPr>
-            <w:hyperlink w:history="1" r:id="rIdojdebmbzhgjny8igqfr6f">
+            <w:hyperlink w:history="1" r:id="rIdwwhdpb6zilm_dypptqeot">
               <w:r>
                 <w:rPr>
                   <w:rFonts w:ascii="Arial" w:cs="Arial" w:eastAsia="Arial" w:hAnsi="Arial"/>
@@ -12515,7 +12515,7 @@
             <w:pPr>
               <w:spacing w:after="20" w:before="0"/>
             </w:pPr>
-            <w:hyperlink w:history="1" r:id="rIde_auszn7x0j0rtarftmb-">
+            <w:hyperlink w:history="1" r:id="rIdi9ccizgxmruxuvh_kkvhz">
               <w:r>
                 <w:rPr>
                   <w:rFonts w:ascii="Arial" w:cs="Arial" w:eastAsia="Arial" w:hAnsi="Arial"/>
@@ -12548,7 +12548,7 @@
               <w:spacing w:after="10" w:before="0"/>
               <w:ind w:left="120"/>
             </w:pPr>
-            <w:hyperlink w:history="1" r:id="rIdhxkn0fs7kapd9cur8bjqm">
+            <w:hyperlink w:history="1" r:id="rIdr27u7e5i1_vocwiayluiw">
               <w:r>
                 <w:rPr>
                   <w:rFonts w:ascii="Arial" w:cs="Arial" w:eastAsia="Arial" w:hAnsi="Arial"/>
@@ -12593,7 +12593,7 @@
             <w:pPr>
               <w:spacing w:after="20" w:before="0"/>
             </w:pPr>
-            <w:hyperlink w:history="1" r:id="rId_oyweqi4ky68m40z0aow_">
+            <w:hyperlink w:history="1" r:id="rIdd3ssjlpyl0zbullqhil23">
               <w:r>
                 <w:rPr>
                   <w:rFonts w:ascii="Arial" w:cs="Arial" w:eastAsia="Arial" w:hAnsi="Arial"/>
@@ -12626,7 +12626,7 @@
               <w:spacing w:after="10" w:before="0"/>
               <w:ind w:left="120"/>
             </w:pPr>
-            <w:hyperlink w:history="1" r:id="rId_ifuzfw-uydr7m4ozqrs0">
+            <w:hyperlink w:history="1" r:id="rIdrdh6d2-p5ugmdrb8mkfua">
               <w:r>
                 <w:rPr>
                   <w:rFonts w:ascii="Arial" w:cs="Arial" w:eastAsia="Arial" w:hAnsi="Arial"/>
@@ -12821,7 +12821,7 @@
             <w:pPr>
               <w:spacing w:after="20" w:before="0"/>
             </w:pPr>
-            <w:hyperlink w:history="1" r:id="rIds7rxaji6gplkqsik0mjkb">
+            <w:hyperlink w:history="1" r:id="rIdwtk3xvnuwfyx4zlhefvap">
               <w:r>
                 <w:rPr>
                   <w:rFonts w:ascii="Arial" w:cs="Arial" w:eastAsia="Arial" w:hAnsi="Arial"/>
@@ -12854,7 +12854,7 @@
               <w:spacing w:after="10" w:before="0"/>
               <w:ind w:left="120"/>
             </w:pPr>
-            <w:hyperlink w:history="1" r:id="rIdfy8dnq_bhufo4e7wbk7bf">
+            <w:hyperlink w:history="1" r:id="rId-42dp98cmylb2njcoyipe">
               <w:r>
                 <w:rPr>
                   <w:rFonts w:ascii="Arial" w:cs="Arial" w:eastAsia="Arial" w:hAnsi="Arial"/>
@@ -12899,7 +12899,7 @@
             <w:pPr>
               <w:spacing w:after="20" w:before="0"/>
             </w:pPr>
-            <w:hyperlink w:history="1" r:id="rIdzzlcs1rcbhwxlht_p6eao">
+            <w:hyperlink w:history="1" r:id="rIdjtanvlsz3m5b1n9l9s6q9">
               <w:r>
                 <w:rPr>
                   <w:rFonts w:ascii="Arial" w:cs="Arial" w:eastAsia="Arial" w:hAnsi="Arial"/>
@@ -12932,7 +12932,7 @@
               <w:spacing w:after="10" w:before="0"/>
               <w:ind w:left="120"/>
             </w:pPr>
-            <w:hyperlink w:history="1" r:id="rIdgstr9qvza_vabmavznjd3">
+            <w:hyperlink w:history="1" r:id="rIdbcj3dr08afxnksy90ziky">
               <w:r>
                 <w:rPr>
                   <w:rFonts w:ascii="Arial" w:cs="Arial" w:eastAsia="Arial" w:hAnsi="Arial"/>
@@ -13127,7 +13127,7 @@
             <w:pPr>
               <w:spacing w:after="20" w:before="0"/>
             </w:pPr>
-            <w:hyperlink w:history="1" r:id="rIdwwhgr9g3tey0qicvvurvt">
+            <w:hyperlink w:history="1" r:id="rId3vxh2db4skpengzfoksou">
               <w:r>
                 <w:rPr>
                   <w:rFonts w:ascii="Arial" w:cs="Arial" w:eastAsia="Arial" w:hAnsi="Arial"/>
@@ -13160,7 +13160,7 @@
               <w:spacing w:after="10" w:before="0"/>
               <w:ind w:left="120"/>
             </w:pPr>
-            <w:hyperlink w:history="1" r:id="rIdqgyh3aiifepaa3ygdzcch">
+            <w:hyperlink w:history="1" r:id="rIdhnifejndb9itcei4czi36">
               <w:r>
                 <w:rPr>
                   <w:rFonts w:ascii="Arial" w:cs="Arial" w:eastAsia="Arial" w:hAnsi="Arial"/>
@@ -13205,7 +13205,7 @@
             <w:pPr>
               <w:spacing w:after="20" w:before="0"/>
             </w:pPr>
-            <w:hyperlink w:history="1" r:id="rIddksrr4wj4a6ojfqdfcleq">
+            <w:hyperlink w:history="1" r:id="rIdjvxt7k27qd6w-hf3muquu">
               <w:r>
                 <w:rPr>
                   <w:rFonts w:ascii="Arial" w:cs="Arial" w:eastAsia="Arial" w:hAnsi="Arial"/>
@@ -13238,7 +13238,7 @@
               <w:spacing w:after="10" w:before="0"/>
               <w:ind w:left="120"/>
             </w:pPr>
-            <w:hyperlink w:history="1" r:id="rIdd1p3f9xqt0bwug2033adl">
+            <w:hyperlink w:history="1" r:id="rIdqhut85hlmq0pbyeazmqyz">
               <w:r>
                 <w:rPr>
                   <w:rFonts w:ascii="Arial" w:cs="Arial" w:eastAsia="Arial" w:hAnsi="Arial"/>
@@ -13433,7 +13433,7 @@
             <w:pPr>
               <w:spacing w:after="20" w:before="0"/>
             </w:pPr>
-            <w:hyperlink w:history="1" r:id="rIdxoamvfcykujdzn_ecix1q">
+            <w:hyperlink w:history="1" r:id="rIdagcvhabortv8nnnsz3iwb">
               <w:r>
                 <w:rPr>
                   <w:rFonts w:ascii="Arial" w:cs="Arial" w:eastAsia="Arial" w:hAnsi="Arial"/>
@@ -13466,7 +13466,7 @@
               <w:spacing w:after="10" w:before="0"/>
               <w:ind w:left="120"/>
             </w:pPr>
-            <w:hyperlink w:history="1" r:id="rIdckra7e3xmtsntb9je-fn0">
+            <w:hyperlink w:history="1" r:id="rIdoezf0-jq-n0gzfwwe3xge">
               <w:r>
                 <w:rPr>
                   <w:rFonts w:ascii="Arial" w:cs="Arial" w:eastAsia="Arial" w:hAnsi="Arial"/>
@@ -13511,7 +13511,7 @@
             <w:pPr>
               <w:spacing w:after="20" w:before="0"/>
             </w:pPr>
-            <w:hyperlink w:history="1" r:id="rIdpvwxzd8ttsi4edcvltyav">
+            <w:hyperlink w:history="1" r:id="rIdogmgyw5olrvtlxcxvgla4">
               <w:r>
                 <w:rPr>
                   <w:rFonts w:ascii="Arial" w:cs="Arial" w:eastAsia="Arial" w:hAnsi="Arial"/>
@@ -13544,7 +13544,7 @@
               <w:spacing w:after="10" w:before="0"/>
               <w:ind w:left="120"/>
             </w:pPr>
-            <w:hyperlink w:history="1" r:id="rIdazwvt3c-ocqyjqagd8d2a">
+            <w:hyperlink w:history="1" r:id="rIdxg--o0nom7rhh8xxqwwgh">
               <w:r>
                 <w:rPr>
                   <w:rFonts w:ascii="Arial" w:cs="Arial" w:eastAsia="Arial" w:hAnsi="Arial"/>
@@ -13739,7 +13739,7 @@
             <w:pPr>
               <w:spacing w:after="20" w:before="0"/>
             </w:pPr>
-            <w:hyperlink w:history="1" r:id="rIdjhl4zfro-difxb7l96kuz">
+            <w:hyperlink w:history="1" r:id="rIdabqawwcxcyp4f7mncxlry">
               <w:r>
                 <w:rPr>
                   <w:rFonts w:ascii="Arial" w:cs="Arial" w:eastAsia="Arial" w:hAnsi="Arial"/>
@@ -13772,7 +13772,7 @@
               <w:spacing w:after="10" w:before="0"/>
               <w:ind w:left="120"/>
             </w:pPr>
-            <w:hyperlink w:history="1" r:id="rIdtjv7ux5k9bfsc9f9pdykt">
+            <w:hyperlink w:history="1" r:id="rIdtu72fk0snw4e70bucxs4g">
               <w:r>
                 <w:rPr>
                   <w:rFonts w:ascii="Arial" w:cs="Arial" w:eastAsia="Arial" w:hAnsi="Arial"/>
@@ -13817,7 +13817,7 @@
             <w:pPr>
               <w:spacing w:after="20" w:before="0"/>
             </w:pPr>
-            <w:hyperlink w:history="1" r:id="rIdtr8alzvpmgw8-ihyjkabq">
+            <w:hyperlink w:history="1" r:id="rId2w98u_itbhvsirwrt3rps">
               <w:r>
                 <w:rPr>
                   <w:rFonts w:ascii="Arial" w:cs="Arial" w:eastAsia="Arial" w:hAnsi="Arial"/>
@@ -13850,7 +13850,7 @@
               <w:spacing w:after="10" w:before="0"/>
               <w:ind w:left="120"/>
             </w:pPr>
-            <w:hyperlink w:history="1" r:id="rIdc4mzyuwgmergnt4ooeswj">
+            <w:hyperlink w:history="1" r:id="rIdlkxu9jcgxl_q7isoouxzw">
               <w:r>
                 <w:rPr>
                   <w:rFonts w:ascii="Arial" w:cs="Arial" w:eastAsia="Arial" w:hAnsi="Arial"/>
@@ -15337,7 +15337,7 @@
             <w:pPr>
               <w:spacing w:after="20" w:before="0"/>
             </w:pPr>
-            <w:hyperlink w:history="1" r:id="rIdifhlunxyqwdz1ahrcv6kb">
+            <w:hyperlink w:history="1" r:id="rIdnv1nln0p8oj_nqkfmawii">
               <w:r>
                 <w:rPr>
                   <w:rFonts w:ascii="Arial" w:cs="Arial" w:eastAsia="Arial" w:hAnsi="Arial"/>
@@ -15370,7 +15370,7 @@
               <w:spacing w:after="10" w:before="0"/>
               <w:ind w:left="120"/>
             </w:pPr>
-            <w:hyperlink w:history="1" r:id="rIdeuq253uv3zz4z4omdsp29">
+            <w:hyperlink w:history="1" r:id="rIdzzc94nc7aa64fchlwpxh1">
               <w:r>
                 <w:rPr>
                   <w:rFonts w:ascii="Arial" w:cs="Arial" w:eastAsia="Arial" w:hAnsi="Arial"/>
@@ -15415,7 +15415,7 @@
             <w:pPr>
               <w:spacing w:after="20" w:before="0"/>
             </w:pPr>
-            <w:hyperlink w:history="1" r:id="rId5v7rwtxnoqmf0oaoxlsrb">
+            <w:hyperlink w:history="1" r:id="rId64cxgfqfhgbsckjpoywtw">
               <w:r>
                 <w:rPr>
                   <w:rFonts w:ascii="Arial" w:cs="Arial" w:eastAsia="Arial" w:hAnsi="Arial"/>
@@ -15448,7 +15448,7 @@
               <w:spacing w:after="10" w:before="0"/>
               <w:ind w:left="120"/>
             </w:pPr>
-            <w:hyperlink w:history="1" r:id="rIdbcz0asmevkiwxet773ohg">
+            <w:hyperlink w:history="1" r:id="rId0uwjp8-7ismerylmbqo7g">
               <w:r>
                 <w:rPr>
                   <w:rFonts w:ascii="Arial" w:cs="Arial" w:eastAsia="Arial" w:hAnsi="Arial"/>
@@ -15643,7 +15643,7 @@
             <w:pPr>
               <w:spacing w:after="20" w:before="0"/>
             </w:pPr>
-            <w:hyperlink w:history="1" r:id="rId-twcpr-gzz35w6_ej4hfe">
+            <w:hyperlink w:history="1" r:id="rIdsbn_hha-evx4nx8lhcfzf">
               <w:r>
                 <w:rPr>
                   <w:rFonts w:ascii="Arial" w:cs="Arial" w:eastAsia="Arial" w:hAnsi="Arial"/>
@@ -15676,7 +15676,7 @@
               <w:spacing w:after="10" w:before="0"/>
               <w:ind w:left="120"/>
             </w:pPr>
-            <w:hyperlink w:history="1" r:id="rIdqtpd01kpfdcq4fkuqcpar">
+            <w:hyperlink w:history="1" r:id="rIdnrzg1haz37rtqodk5avx4">
               <w:r>
                 <w:rPr>
                   <w:rFonts w:ascii="Arial" w:cs="Arial" w:eastAsia="Arial" w:hAnsi="Arial"/>
@@ -15721,7 +15721,7 @@
             <w:pPr>
               <w:spacing w:after="20" w:before="0"/>
             </w:pPr>
-            <w:hyperlink w:history="1" r:id="rIdionxziljxqjw5s8q-c6jj">
+            <w:hyperlink w:history="1" r:id="rIddxwuuwwzlqwpufdstsxuq">
               <w:r>
                 <w:rPr>
                   <w:rFonts w:ascii="Arial" w:cs="Arial" w:eastAsia="Arial" w:hAnsi="Arial"/>
@@ -15754,7 +15754,7 @@
               <w:spacing w:after="10" w:before="0"/>
               <w:ind w:left="120"/>
             </w:pPr>
-            <w:hyperlink w:history="1" r:id="rIdjfrnxnrxaxu05oscxszwk">
+            <w:hyperlink w:history="1" r:id="rIdz5grll0gshgsibs6jvhgq">
               <w:r>
                 <w:rPr>
                   <w:rFonts w:ascii="Arial" w:cs="Arial" w:eastAsia="Arial" w:hAnsi="Arial"/>
@@ -15949,7 +15949,7 @@
             <w:pPr>
               <w:spacing w:after="20" w:before="0"/>
             </w:pPr>
-            <w:hyperlink w:history="1" r:id="rIdgdvx54vlmyblqcbfb6l4p">
+            <w:hyperlink w:history="1" r:id="rIdqsa_ffjvki2vnihcgcrlm">
               <w:r>
                 <w:rPr>
                   <w:rFonts w:ascii="Arial" w:cs="Arial" w:eastAsia="Arial" w:hAnsi="Arial"/>
@@ -15982,7 +15982,7 @@
               <w:spacing w:after="10" w:before="0"/>
               <w:ind w:left="120"/>
             </w:pPr>
-            <w:hyperlink w:history="1" r:id="rIdiqxh64u-s1puuieonau7h">
+            <w:hyperlink w:history="1" r:id="rIdn_obrv6jkkpzyaglat-tu">
               <w:r>
                 <w:rPr>
                   <w:rFonts w:ascii="Arial" w:cs="Arial" w:eastAsia="Arial" w:hAnsi="Arial"/>
@@ -16027,7 +16027,7 @@
             <w:pPr>
               <w:spacing w:after="20" w:before="0"/>
             </w:pPr>
-            <w:hyperlink w:history="1" r:id="rIdcvgoy16-ndob7fl6radse">
+            <w:hyperlink w:history="1" r:id="rId30df4sipqxww6d6ncjg-j">
               <w:r>
                 <w:rPr>
                   <w:rFonts w:ascii="Arial" w:cs="Arial" w:eastAsia="Arial" w:hAnsi="Arial"/>
@@ -16060,7 +16060,7 @@
               <w:spacing w:after="10" w:before="0"/>
               <w:ind w:left="120"/>
             </w:pPr>
-            <w:hyperlink w:history="1" r:id="rIdnzxa3_5l916ounok-fnmq">
+            <w:hyperlink w:history="1" r:id="rIdqthzac4i-3yw-vrr7pprh">
               <w:r>
                 <w:rPr>
                   <w:rFonts w:ascii="Arial" w:cs="Arial" w:eastAsia="Arial" w:hAnsi="Arial"/>
@@ -16255,7 +16255,7 @@
             <w:pPr>
               <w:spacing w:after="20" w:before="0"/>
             </w:pPr>
-            <w:hyperlink w:history="1" r:id="rIdjkfcn4zwuy7c2dscx-jyb">
+            <w:hyperlink w:history="1" r:id="rIdglu6etqzrgzwqqetmwen3">
               <w:r>
                 <w:rPr>
                   <w:rFonts w:ascii="Arial" w:cs="Arial" w:eastAsia="Arial" w:hAnsi="Arial"/>
@@ -16288,7 +16288,7 @@
               <w:spacing w:after="10" w:before="0"/>
               <w:ind w:left="120"/>
             </w:pPr>
-            <w:hyperlink w:history="1" r:id="rId5341uueyq8zpxb3ghr1dc">
+            <w:hyperlink w:history="1" r:id="rIdls6gigtksp_uvlycd_sz6">
               <w:r>
                 <w:rPr>
                   <w:rFonts w:ascii="Arial" w:cs="Arial" w:eastAsia="Arial" w:hAnsi="Arial"/>
@@ -16333,7 +16333,7 @@
             <w:pPr>
               <w:spacing w:after="20" w:before="0"/>
             </w:pPr>
-            <w:hyperlink w:history="1" r:id="rId8qrm4i8f2s5wbxmanscpy">
+            <w:hyperlink w:history="1" r:id="rId7-ptq1fg0naav3u-4kclg">
               <w:r>
                 <w:rPr>
                   <w:rFonts w:ascii="Arial" w:cs="Arial" w:eastAsia="Arial" w:hAnsi="Arial"/>
@@ -16366,7 +16366,7 @@
               <w:spacing w:after="10" w:before="0"/>
               <w:ind w:left="120"/>
             </w:pPr>
-            <w:hyperlink w:history="1" r:id="rId2phtvp1bl9tvaycuthyv3">
+            <w:hyperlink w:history="1" r:id="rIdwva4goic7proxwzdmnd7a">
               <w:r>
                 <w:rPr>
                   <w:rFonts w:ascii="Arial" w:cs="Arial" w:eastAsia="Arial" w:hAnsi="Arial"/>
@@ -16561,7 +16561,7 @@
             <w:pPr>
               <w:spacing w:after="20" w:before="0"/>
             </w:pPr>
-            <w:hyperlink w:history="1" r:id="rIdyajvffejamnati_ktbjtj">
+            <w:hyperlink w:history="1" r:id="rId9jqrd-m3ufuajadkpdgez">
               <w:r>
                 <w:rPr>
                   <w:rFonts w:ascii="Arial" w:cs="Arial" w:eastAsia="Arial" w:hAnsi="Arial"/>
@@ -16594,7 +16594,7 @@
               <w:spacing w:after="10" w:before="0"/>
               <w:ind w:left="120"/>
             </w:pPr>
-            <w:hyperlink w:history="1" r:id="rIdr3rh9fsagiuv12wvmfsrx">
+            <w:hyperlink w:history="1" r:id="rIdjn0v8n58etmmfixj-cdwb">
               <w:r>
                 <w:rPr>
                   <w:rFonts w:ascii="Arial" w:cs="Arial" w:eastAsia="Arial" w:hAnsi="Arial"/>
@@ -16639,7 +16639,7 @@
             <w:pPr>
               <w:spacing w:after="20" w:before="0"/>
             </w:pPr>
-            <w:hyperlink w:history="1" r:id="rIdpcanbxot6ydpcia5uhgk_">
+            <w:hyperlink w:history="1" r:id="rIdmqkfshr_t5sugey5f5swo">
               <w:r>
                 <w:rPr>
                   <w:rFonts w:ascii="Arial" w:cs="Arial" w:eastAsia="Arial" w:hAnsi="Arial"/>
@@ -16672,7 +16672,7 @@
               <w:spacing w:after="10" w:before="0"/>
               <w:ind w:left="120"/>
             </w:pPr>
-            <w:hyperlink w:history="1" r:id="rIdvmlewzeveppp_laugfk83">
+            <w:hyperlink w:history="1" r:id="rId_jo2bdwkxzhyibf_oi_5c">
               <w:r>
                 <w:rPr>
                   <w:rFonts w:ascii="Arial" w:cs="Arial" w:eastAsia="Arial" w:hAnsi="Arial"/>
@@ -18159,7 +18159,7 @@
             <w:pPr>
               <w:spacing w:after="20" w:before="0"/>
             </w:pPr>
-            <w:hyperlink w:history="1" r:id="rId4d2mubvqqckni_vcyhpgq">
+            <w:hyperlink w:history="1" r:id="rIdzihtcfoc7rzu4imngu2of">
               <w:r>
                 <w:rPr>
                   <w:rFonts w:ascii="Arial" w:cs="Arial" w:eastAsia="Arial" w:hAnsi="Arial"/>
@@ -18192,7 +18192,7 @@
               <w:spacing w:after="10" w:before="0"/>
               <w:ind w:left="120"/>
             </w:pPr>
-            <w:hyperlink w:history="1" r:id="rIdrcfqkhecnywcxjo_uwa2y">
+            <w:hyperlink w:history="1" r:id="rId75ppdujq_9igwrcyb-6hz">
               <w:r>
                 <w:rPr>
                   <w:rFonts w:ascii="Arial" w:cs="Arial" w:eastAsia="Arial" w:hAnsi="Arial"/>
@@ -18237,7 +18237,7 @@
             <w:pPr>
               <w:spacing w:after="20" w:before="0"/>
             </w:pPr>
-            <w:hyperlink w:history="1" r:id="rIdxizhtz7c7zpaoxlbcsboi">
+            <w:hyperlink w:history="1" r:id="rIdce8mm4wlusiwv37dduzj_">
               <w:r>
                 <w:rPr>
                   <w:rFonts w:ascii="Arial" w:cs="Arial" w:eastAsia="Arial" w:hAnsi="Arial"/>
@@ -18270,7 +18270,7 @@
               <w:spacing w:after="10" w:before="0"/>
               <w:ind w:left="120"/>
             </w:pPr>
-            <w:hyperlink w:history="1" r:id="rIdb9g10or3kklycikjfcxrz">
+            <w:hyperlink w:history="1" r:id="rId699xvnj-58usbkokf_fle">
               <w:r>
                 <w:rPr>
                   <w:rFonts w:ascii="Arial" w:cs="Arial" w:eastAsia="Arial" w:hAnsi="Arial"/>
@@ -18465,7 +18465,7 @@
             <w:pPr>
               <w:spacing w:after="20" w:before="0"/>
             </w:pPr>
-            <w:hyperlink w:history="1" r:id="rIdowa2kba9_brch6atuq1dk">
+            <w:hyperlink w:history="1" r:id="rIdui-yhqd6adbtax761og_h">
               <w:r>
                 <w:rPr>
                   <w:rFonts w:ascii="Arial" w:cs="Arial" w:eastAsia="Arial" w:hAnsi="Arial"/>
@@ -18498,7 +18498,7 @@
               <w:spacing w:after="10" w:before="0"/>
               <w:ind w:left="120"/>
             </w:pPr>
-            <w:hyperlink w:history="1" r:id="rIdxkj7mj08w_kuvmlbx7wf8">
+            <w:hyperlink w:history="1" r:id="rIdtl-hxqlql_j7ztjmnq5qj">
               <w:r>
                 <w:rPr>
                   <w:rFonts w:ascii="Arial" w:cs="Arial" w:eastAsia="Arial" w:hAnsi="Arial"/>
@@ -18543,7 +18543,7 @@
             <w:pPr>
               <w:spacing w:after="20" w:before="0"/>
             </w:pPr>
-            <w:hyperlink w:history="1" r:id="rIdb4kvv-4ufuzbxkp8j-mmz">
+            <w:hyperlink w:history="1" r:id="rIdbunzmtsiylprdsdrzynjg">
               <w:r>
                 <w:rPr>
                   <w:rFonts w:ascii="Arial" w:cs="Arial" w:eastAsia="Arial" w:hAnsi="Arial"/>
@@ -18576,7 +18576,7 @@
               <w:spacing w:after="10" w:before="0"/>
               <w:ind w:left="120"/>
             </w:pPr>
-            <w:hyperlink w:history="1" r:id="rIdgl9jnfqrnullvesd_ztyf">
+            <w:hyperlink w:history="1" r:id="rId7ks2ggublbfwiux3anech">
               <w:r>
                 <w:rPr>
                   <w:rFonts w:ascii="Arial" w:cs="Arial" w:eastAsia="Arial" w:hAnsi="Arial"/>
@@ -18771,7 +18771,7 @@
             <w:pPr>
               <w:spacing w:after="20" w:before="0"/>
             </w:pPr>
-            <w:hyperlink w:history="1" r:id="rIdcg670udnjqdpxmgadaj_z">
+            <w:hyperlink w:history="1" r:id="rIdxy6cqankt_rte4o0qcc6u">
               <w:r>
                 <w:rPr>
                   <w:rFonts w:ascii="Arial" w:cs="Arial" w:eastAsia="Arial" w:hAnsi="Arial"/>
@@ -18804,7 +18804,7 @@
               <w:spacing w:after="10" w:before="0"/>
               <w:ind w:left="120"/>
             </w:pPr>
-            <w:hyperlink w:history="1" r:id="rIdxfhuqackcpcybsqwtuwmk">
+            <w:hyperlink w:history="1" r:id="rIdcpmq9tn7-zqnjt7jcredn">
               <w:r>
                 <w:rPr>
                   <w:rFonts w:ascii="Arial" w:cs="Arial" w:eastAsia="Arial" w:hAnsi="Arial"/>
@@ -18849,7 +18849,7 @@
             <w:pPr>
               <w:spacing w:after="20" w:before="0"/>
             </w:pPr>
-            <w:hyperlink w:history="1" r:id="rIdpfnhezioiee4-ofaaupmq">
+            <w:hyperlink w:history="1" r:id="rIdy32ewfmfcnmwm6hkjhcun">
               <w:r>
                 <w:rPr>
                   <w:rFonts w:ascii="Arial" w:cs="Arial" w:eastAsia="Arial" w:hAnsi="Arial"/>
@@ -18882,7 +18882,7 @@
               <w:spacing w:after="10" w:before="0"/>
               <w:ind w:left="120"/>
             </w:pPr>
-            <w:hyperlink w:history="1" r:id="rIdkkjmdyeykcrvwbig4qgq5">
+            <w:hyperlink w:history="1" r:id="rId2xzwo5ntqjfwjgivhusfp">
               <w:r>
                 <w:rPr>
                   <w:rFonts w:ascii="Arial" w:cs="Arial" w:eastAsia="Arial" w:hAnsi="Arial"/>
@@ -19077,7 +19077,7 @@
             <w:pPr>
               <w:spacing w:after="20" w:before="0"/>
             </w:pPr>
-            <w:hyperlink w:history="1" r:id="rIdb0oskjteyyoj8k3rinu0y">
+            <w:hyperlink w:history="1" r:id="rIdrqb8a9zrgfssw4mhkvjqy">
               <w:r>
                 <w:rPr>
                   <w:rFonts w:ascii="Arial" w:cs="Arial" w:eastAsia="Arial" w:hAnsi="Arial"/>
@@ -19110,7 +19110,7 @@
               <w:spacing w:after="10" w:before="0"/>
               <w:ind w:left="120"/>
             </w:pPr>
-            <w:hyperlink w:history="1" r:id="rIdzmmsn0yqvpykgv1bftnyg">
+            <w:hyperlink w:history="1" r:id="rIdjfwyq1myj48piveuw1wl8">
               <w:r>
                 <w:rPr>
                   <w:rFonts w:ascii="Arial" w:cs="Arial" w:eastAsia="Arial" w:hAnsi="Arial"/>
@@ -19155,7 +19155,7 @@
             <w:pPr>
               <w:spacing w:after="20" w:before="0"/>
             </w:pPr>
-            <w:hyperlink w:history="1" r:id="rIdhzbpwqfwqa1-xblf3ohgh">
+            <w:hyperlink w:history="1" r:id="rIdsg3uxhcsywypo8oht6lwl">
               <w:r>
                 <w:rPr>
                   <w:rFonts w:ascii="Arial" w:cs="Arial" w:eastAsia="Arial" w:hAnsi="Arial"/>
@@ -19188,7 +19188,7 @@
               <w:spacing w:after="10" w:before="0"/>
               <w:ind w:left="120"/>
             </w:pPr>
-            <w:hyperlink w:history="1" r:id="rIdfq2jegaqwqf8rngcsh4k3">
+            <w:hyperlink w:history="1" r:id="rIdymiesydfwemjlwujfzsxh">
               <w:r>
                 <w:rPr>
                   <w:rFonts w:ascii="Arial" w:cs="Arial" w:eastAsia="Arial" w:hAnsi="Arial"/>
@@ -19383,7 +19383,7 @@
             <w:pPr>
               <w:spacing w:after="20" w:before="0"/>
             </w:pPr>
-            <w:hyperlink w:history="1" r:id="rIdagmhbxi5ua2vteao4zn5w">
+            <w:hyperlink w:history="1" r:id="rIdyex2aro9vxcxpwwxofuak">
               <w:r>
                 <w:rPr>
                   <w:rFonts w:ascii="Arial" w:cs="Arial" w:eastAsia="Arial" w:hAnsi="Arial"/>
@@ -19416,7 +19416,7 @@
               <w:spacing w:after="10" w:before="0"/>
               <w:ind w:left="120"/>
             </w:pPr>
-            <w:hyperlink w:history="1" r:id="rIdq8jrxz7vvar0d_6qprjbv">
+            <w:hyperlink w:history="1" r:id="rIdsazuatk0cv-yf4en-przu">
               <w:r>
                 <w:rPr>
                   <w:rFonts w:ascii="Arial" w:cs="Arial" w:eastAsia="Arial" w:hAnsi="Arial"/>
@@ -19461,7 +19461,7 @@
             <w:pPr>
               <w:spacing w:after="20" w:before="0"/>
             </w:pPr>
-            <w:hyperlink w:history="1" r:id="rIdcos9ptz1mnxy4spmr5mok">
+            <w:hyperlink w:history="1" r:id="rIdvxholr4hccnnwm3l6d8qc">
               <w:r>
                 <w:rPr>
                   <w:rFonts w:ascii="Arial" w:cs="Arial" w:eastAsia="Arial" w:hAnsi="Arial"/>
@@ -19494,7 +19494,7 @@
               <w:spacing w:after="10" w:before="0"/>
               <w:ind w:left="120"/>
             </w:pPr>
-            <w:hyperlink w:history="1" r:id="rIdoqf3lrxnrfe-7zdybizrb">
+            <w:hyperlink w:history="1" r:id="rIdabi7anbyw8whefjpzzf2f">
               <w:r>
                 <w:rPr>
                   <w:rFonts w:ascii="Arial" w:cs="Arial" w:eastAsia="Arial" w:hAnsi="Arial"/>
@@ -20981,7 +20981,7 @@
             <w:pPr>
               <w:spacing w:after="20" w:before="0"/>
             </w:pPr>
-            <w:hyperlink w:history="1" r:id="rId4dq15nwb9h5x1_c6awaqp">
+            <w:hyperlink w:history="1" r:id="rIdkvbhl40sefzf9y3rqptlv">
               <w:r>
                 <w:rPr>
                   <w:rFonts w:ascii="Arial" w:cs="Arial" w:eastAsia="Arial" w:hAnsi="Arial"/>
@@ -21014,7 +21014,7 @@
               <w:spacing w:after="10" w:before="0"/>
               <w:ind w:left="120"/>
             </w:pPr>
-            <w:hyperlink w:history="1" r:id="rIdashl5_02sxhnj4aoqrbw4">
+            <w:hyperlink w:history="1" r:id="rIdjioctcmkoh7ri1wakregc">
               <w:r>
                 <w:rPr>
                   <w:rFonts w:ascii="Arial" w:cs="Arial" w:eastAsia="Arial" w:hAnsi="Arial"/>
@@ -21059,7 +21059,7 @@
             <w:pPr>
               <w:spacing w:after="20" w:before="0"/>
             </w:pPr>
-            <w:hyperlink w:history="1" r:id="rIdbf7ewcj94mv-stg3ed4kj">
+            <w:hyperlink w:history="1" r:id="rIdlrx22iuwkmi3taptkmsui">
               <w:r>
                 <w:rPr>
                   <w:rFonts w:ascii="Arial" w:cs="Arial" w:eastAsia="Arial" w:hAnsi="Arial"/>
@@ -21092,7 +21092,7 @@
               <w:spacing w:after="10" w:before="0"/>
               <w:ind w:left="120"/>
             </w:pPr>
-            <w:hyperlink w:history="1" r:id="rIdyye3wheppkssws2sswpvb">
+            <w:hyperlink w:history="1" r:id="rIdkztucnm04nkmmxxzk2j2f">
               <w:r>
                 <w:rPr>
                   <w:rFonts w:ascii="Arial" w:cs="Arial" w:eastAsia="Arial" w:hAnsi="Arial"/>
@@ -21287,7 +21287,7 @@
             <w:pPr>
               <w:spacing w:after="20" w:before="0"/>
             </w:pPr>
-            <w:hyperlink w:history="1" r:id="rIdihtn85dp8nwcb8txglyjo">
+            <w:hyperlink w:history="1" r:id="rId6aeuaiu-1-poghhsosp-e">
               <w:r>
                 <w:rPr>
                   <w:rFonts w:ascii="Arial" w:cs="Arial" w:eastAsia="Arial" w:hAnsi="Arial"/>
@@ -21320,7 +21320,7 @@
               <w:spacing w:after="10" w:before="0"/>
               <w:ind w:left="120"/>
             </w:pPr>
-            <w:hyperlink w:history="1" r:id="rIdq0a3jcac6cjay8mnwuwz-">
+            <w:hyperlink w:history="1" r:id="rIdnxxapufjorlvdasspcy2g">
               <w:r>
                 <w:rPr>
                   <w:rFonts w:ascii="Arial" w:cs="Arial" w:eastAsia="Arial" w:hAnsi="Arial"/>
@@ -21365,7 +21365,7 @@
             <w:pPr>
               <w:spacing w:after="20" w:before="0"/>
             </w:pPr>
-            <w:hyperlink w:history="1" r:id="rIdqy1hiywnpchozr804uvn1">
+            <w:hyperlink w:history="1" r:id="rIdfs6tl7s8rxazshtjff_sp">
               <w:r>
                 <w:rPr>
                   <w:rFonts w:ascii="Arial" w:cs="Arial" w:eastAsia="Arial" w:hAnsi="Arial"/>
@@ -21398,7 +21398,7 @@
               <w:spacing w:after="10" w:before="0"/>
               <w:ind w:left="120"/>
             </w:pPr>
-            <w:hyperlink w:history="1" r:id="rIdwghon_cakdks4ebmsesxi">
+            <w:hyperlink w:history="1" r:id="rIdb0uxf-0y5uknbgblpn4z9">
               <w:r>
                 <w:rPr>
                   <w:rFonts w:ascii="Arial" w:cs="Arial" w:eastAsia="Arial" w:hAnsi="Arial"/>
@@ -21593,7 +21593,7 @@
             <w:pPr>
               <w:spacing w:after="20" w:before="0"/>
             </w:pPr>
-            <w:hyperlink w:history="1" r:id="rIdm3plrxzn6cfmswwxi043n">
+            <w:hyperlink w:history="1" r:id="rIdkpzizg3ffwvk_6hft0l5w">
               <w:r>
                 <w:rPr>
                   <w:rFonts w:ascii="Arial" w:cs="Arial" w:eastAsia="Arial" w:hAnsi="Arial"/>
@@ -21626,7 +21626,7 @@
               <w:spacing w:after="10" w:before="0"/>
               <w:ind w:left="120"/>
             </w:pPr>
-            <w:hyperlink w:history="1" r:id="rId8rxpnrs-0h2ekd4ucxye_">
+            <w:hyperlink w:history="1" r:id="rIdgz_ddvfxhy-nojh98akkw">
               <w:r>
                 <w:rPr>
                   <w:rFonts w:ascii="Arial" w:cs="Arial" w:eastAsia="Arial" w:hAnsi="Arial"/>
@@ -21671,7 +21671,7 @@
             <w:pPr>
               <w:spacing w:after="20" w:before="0"/>
             </w:pPr>
-            <w:hyperlink w:history="1" r:id="rIdn83j_9mkzxk2rtfjtdk60">
+            <w:hyperlink w:history="1" r:id="rId7witqvhecywyebohf7adm">
               <w:r>
                 <w:rPr>
                   <w:rFonts w:ascii="Arial" w:cs="Arial" w:eastAsia="Arial" w:hAnsi="Arial"/>
@@ -21704,7 +21704,7 @@
               <w:spacing w:after="10" w:before="0"/>
               <w:ind w:left="120"/>
             </w:pPr>
-            <w:hyperlink w:history="1" r:id="rId6k_cykipsdq9aphfb0fg5">
+            <w:hyperlink w:history="1" r:id="rIdlkfrkiowoijvbln6yqbzx">
               <w:r>
                 <w:rPr>
                   <w:rFonts w:ascii="Arial" w:cs="Arial" w:eastAsia="Arial" w:hAnsi="Arial"/>
@@ -21899,7 +21899,7 @@
             <w:pPr>
               <w:spacing w:after="20" w:before="0"/>
             </w:pPr>
-            <w:hyperlink w:history="1" r:id="rIdp5vhrgg6_qd9yjhxzp0kj">
+            <w:hyperlink w:history="1" r:id="rIdtixebf5kciqwfak0xedlb">
               <w:r>
                 <w:rPr>
                   <w:rFonts w:ascii="Arial" w:cs="Arial" w:eastAsia="Arial" w:hAnsi="Arial"/>
@@ -21932,7 +21932,7 @@
               <w:spacing w:after="10" w:before="0"/>
               <w:ind w:left="120"/>
             </w:pPr>
-            <w:hyperlink w:history="1" r:id="rIdbowm5n3nvysj6zzulx3fp">
+            <w:hyperlink w:history="1" r:id="rIdq-gzumrdi10b5iuay3zsa">
               <w:r>
                 <w:rPr>
                   <w:rFonts w:ascii="Arial" w:cs="Arial" w:eastAsia="Arial" w:hAnsi="Arial"/>
@@ -21977,7 +21977,7 @@
             <w:pPr>
               <w:spacing w:after="20" w:before="0"/>
             </w:pPr>
-            <w:hyperlink w:history="1" r:id="rIdsikiseire8gu2caghwmo-">
+            <w:hyperlink w:history="1" r:id="rIdtrwhshzezhdfldejts6t3">
               <w:r>
                 <w:rPr>
                   <w:rFonts w:ascii="Arial" w:cs="Arial" w:eastAsia="Arial" w:hAnsi="Arial"/>
@@ -22010,7 +22010,7 @@
               <w:spacing w:after="10" w:before="0"/>
               <w:ind w:left="120"/>
             </w:pPr>
-            <w:hyperlink w:history="1" r:id="rIddqramew1g337l2oawthum">
+            <w:hyperlink w:history="1" r:id="rId_5wdph6z2hkrb_stbxnab">
               <w:r>
                 <w:rPr>
                   <w:rFonts w:ascii="Arial" w:cs="Arial" w:eastAsia="Arial" w:hAnsi="Arial"/>
@@ -22205,7 +22205,7 @@
             <w:pPr>
               <w:spacing w:after="20" w:before="0"/>
             </w:pPr>
-            <w:hyperlink w:history="1" r:id="rIdlkgso88v9fsdtc37qdujk">
+            <w:hyperlink w:history="1" r:id="rIdvdddqvcpdiad9mf758esd">
               <w:r>
                 <w:rPr>
                   <w:rFonts w:ascii="Arial" w:cs="Arial" w:eastAsia="Arial" w:hAnsi="Arial"/>
@@ -22238,7 +22238,7 @@
               <w:spacing w:after="10" w:before="0"/>
               <w:ind w:left="120"/>
             </w:pPr>
-            <w:hyperlink w:history="1" r:id="rIddpo8-r6ncgmpkztp7goby">
+            <w:hyperlink w:history="1" r:id="rIdukfdl8uzwo3_d-htsry9w">
               <w:r>
                 <w:rPr>
                   <w:rFonts w:ascii="Arial" w:cs="Arial" w:eastAsia="Arial" w:hAnsi="Arial"/>
@@ -22283,7 +22283,7 @@
             <w:pPr>
               <w:spacing w:after="20" w:before="0"/>
             </w:pPr>
-            <w:hyperlink w:history="1" r:id="rIdg3olmki9gcd6op4yajsij">
+            <w:hyperlink w:history="1" r:id="rIdmsodrgogqh88nzumxrfet">
               <w:r>
                 <w:rPr>
                   <w:rFonts w:ascii="Arial" w:cs="Arial" w:eastAsia="Arial" w:hAnsi="Arial"/>
@@ -22316,7 +22316,7 @@
               <w:spacing w:after="10" w:before="0"/>
               <w:ind w:left="120"/>
             </w:pPr>
-            <w:hyperlink w:history="1" r:id="rIdxtycqcxk0pn-garyv0nxi">
+            <w:hyperlink w:history="1" r:id="rIdy2muaylrnat9ulxt5ifzh">
               <w:r>
                 <w:rPr>
                   <w:rFonts w:ascii="Arial" w:cs="Arial" w:eastAsia="Arial" w:hAnsi="Arial"/>
@@ -23898,7 +23898,7 @@
             <w:pPr>
               <w:spacing w:after="20" w:before="0"/>
             </w:pPr>
-            <w:hyperlink w:history="1" r:id="rIdhiseafkuhbjrjxx-320up">
+            <w:hyperlink w:history="1" r:id="rIdkgwf9dxdiwl9qxvcixfal">
               <w:r>
                 <w:rPr>
                   <w:rFonts w:ascii="Arial" w:cs="Arial" w:eastAsia="Arial" w:hAnsi="Arial"/>
@@ -23931,7 +23931,7 @@
               <w:spacing w:after="10" w:before="0"/>
               <w:ind w:left="120"/>
             </w:pPr>
-            <w:hyperlink w:history="1" r:id="rId59hzropgqlw66egtdt9sz">
+            <w:hyperlink w:history="1" r:id="rIdjkl76ivn-6-c3icuyprwx">
               <w:r>
                 <w:rPr>
                   <w:rFonts w:ascii="Arial" w:cs="Arial" w:eastAsia="Arial" w:hAnsi="Arial"/>
@@ -23976,7 +23976,7 @@
             <w:pPr>
               <w:spacing w:after="20" w:before="0"/>
             </w:pPr>
-            <w:hyperlink w:history="1" r:id="rIdoxmurzy-wc8v7p7u5clr6">
+            <w:hyperlink w:history="1" r:id="rId1iqaqah00lft7x9rtvmzn">
               <w:r>
                 <w:rPr>
                   <w:rFonts w:ascii="Arial" w:cs="Arial" w:eastAsia="Arial" w:hAnsi="Arial"/>
@@ -24009,7 +24009,7 @@
               <w:spacing w:after="10" w:before="0"/>
               <w:ind w:left="120"/>
             </w:pPr>
-            <w:hyperlink w:history="1" r:id="rIdswmla7rcs7eqjda78wem7">
+            <w:hyperlink w:history="1" r:id="rIdwjmaba-h5t83pq3rn6kln">
               <w:r>
                 <w:rPr>
                   <w:rFonts w:ascii="Arial" w:cs="Arial" w:eastAsia="Arial" w:hAnsi="Arial"/>
@@ -24204,7 +24204,7 @@
             <w:pPr>
               <w:spacing w:after="20" w:before="0"/>
             </w:pPr>
-            <w:hyperlink w:history="1" r:id="rIdyvto0nuzujuqdqmtwus4x">
+            <w:hyperlink w:history="1" r:id="rIdxrgt6h0gclale2ohldm2n">
               <w:r>
                 <w:rPr>
                   <w:rFonts w:ascii="Arial" w:cs="Arial" w:eastAsia="Arial" w:hAnsi="Arial"/>
@@ -24237,7 +24237,7 @@
               <w:spacing w:after="10" w:before="0"/>
               <w:ind w:left="120"/>
             </w:pPr>
-            <w:hyperlink w:history="1" r:id="rId6sroeb764mdf2d1nwsur8">
+            <w:hyperlink w:history="1" r:id="rId_gbfboma0_saumm-uy_3i">
               <w:r>
                 <w:rPr>
                   <w:rFonts w:ascii="Arial" w:cs="Arial" w:eastAsia="Arial" w:hAnsi="Arial"/>
@@ -24282,7 +24282,7 @@
             <w:pPr>
               <w:spacing w:after="20" w:before="0"/>
             </w:pPr>
-            <w:hyperlink w:history="1" r:id="rIdmmnvanovnkyveerxtqgwx">
+            <w:hyperlink w:history="1" r:id="rIdo2kepf6qpfk8dh2n0hidr">
               <w:r>
                 <w:rPr>
                   <w:rFonts w:ascii="Arial" w:cs="Arial" w:eastAsia="Arial" w:hAnsi="Arial"/>
@@ -24315,7 +24315,7 @@
               <w:spacing w:after="10" w:before="0"/>
               <w:ind w:left="120"/>
             </w:pPr>
-            <w:hyperlink w:history="1" r:id="rIdrli_yqwhdgohkqdeqipkr">
+            <w:hyperlink w:history="1" r:id="rIdipp2osdvyvzyh75emfrx4">
               <w:r>
                 <w:rPr>
                   <w:rFonts w:ascii="Arial" w:cs="Arial" w:eastAsia="Arial" w:hAnsi="Arial"/>
@@ -24510,7 +24510,7 @@
             <w:pPr>
               <w:spacing w:after="20" w:before="0"/>
             </w:pPr>
-            <w:hyperlink w:history="1" r:id="rIdcgomhbnjr_dwfk2sgqchw">
+            <w:hyperlink w:history="1" r:id="rIdz3qd5dpbzbrywyojrnfj_">
               <w:r>
                 <w:rPr>
                   <w:rFonts w:ascii="Arial" w:cs="Arial" w:eastAsia="Arial" w:hAnsi="Arial"/>
@@ -24543,7 +24543,7 @@
               <w:spacing w:after="10" w:before="0"/>
               <w:ind w:left="120"/>
             </w:pPr>
-            <w:hyperlink w:history="1" r:id="rId8okje2h-l3kth9ytp_ccc">
+            <w:hyperlink w:history="1" r:id="rId8skrshexxi3qbftfhax8o">
               <w:r>
                 <w:rPr>
                   <w:rFonts w:ascii="Arial" w:cs="Arial" w:eastAsia="Arial" w:hAnsi="Arial"/>
@@ -24588,7 +24588,7 @@
             <w:pPr>
               <w:spacing w:after="20" w:before="0"/>
             </w:pPr>
-            <w:hyperlink w:history="1" r:id="rIdbtvxwzmoypikpcyjdfd95">
+            <w:hyperlink w:history="1" r:id="rIduo3ib1bmhwecrz4llbyxf">
               <w:r>
                 <w:rPr>
                   <w:rFonts w:ascii="Arial" w:cs="Arial" w:eastAsia="Arial" w:hAnsi="Arial"/>
@@ -24621,7 +24621,7 @@
               <w:spacing w:after="10" w:before="0"/>
               <w:ind w:left="120"/>
             </w:pPr>
-            <w:hyperlink w:history="1" r:id="rIdtdghdhiq0sb7tkkvozjao">
+            <w:hyperlink w:history="1" r:id="rId_wr5snd33asrkyhx-yhs2">
               <w:r>
                 <w:rPr>
                   <w:rFonts w:ascii="Arial" w:cs="Arial" w:eastAsia="Arial" w:hAnsi="Arial"/>
@@ -24816,7 +24816,7 @@
             <w:pPr>
               <w:spacing w:after="20" w:before="0"/>
             </w:pPr>
-            <w:hyperlink w:history="1" r:id="rIdkouvfosxcwxjlwvwlpqvq">
+            <w:hyperlink w:history="1" r:id="rIdygp7_naqvkpchhw16hb0j">
               <w:r>
                 <w:rPr>
                   <w:rFonts w:ascii="Arial" w:cs="Arial" w:eastAsia="Arial" w:hAnsi="Arial"/>
@@ -24849,7 +24849,7 @@
               <w:spacing w:after="10" w:before="0"/>
               <w:ind w:left="120"/>
             </w:pPr>
-            <w:hyperlink w:history="1" r:id="rIdovsgyxzgzd1gupdz_gjst">
+            <w:hyperlink w:history="1" r:id="rIdqdkgbuql2_aizdvz0snoy">
               <w:r>
                 <w:rPr>
                   <w:rFonts w:ascii="Arial" w:cs="Arial" w:eastAsia="Arial" w:hAnsi="Arial"/>
@@ -24894,7 +24894,7 @@
             <w:pPr>
               <w:spacing w:after="20" w:before="0"/>
             </w:pPr>
-            <w:hyperlink w:history="1" r:id="rIdks0trgt7kgkrm6ectt-bh">
+            <w:hyperlink w:history="1" r:id="rIdrq7k01xitfl5vvi_z1lam">
               <w:r>
                 <w:rPr>
                   <w:rFonts w:ascii="Arial" w:cs="Arial" w:eastAsia="Arial" w:hAnsi="Arial"/>
@@ -24927,7 +24927,7 @@
               <w:spacing w:after="10" w:before="0"/>
               <w:ind w:left="120"/>
             </w:pPr>
-            <w:hyperlink w:history="1" r:id="rIdov0lapqf9aeeoep4ixvkv">
+            <w:hyperlink w:history="1" r:id="rId5e75zlzehkmuedkdryqga">
               <w:r>
                 <w:rPr>
                   <w:rFonts w:ascii="Arial" w:cs="Arial" w:eastAsia="Arial" w:hAnsi="Arial"/>
@@ -25122,7 +25122,7 @@
             <w:pPr>
               <w:spacing w:after="20" w:before="0"/>
             </w:pPr>
-            <w:hyperlink w:history="1" r:id="rId-cp-wma2t9csav9ncnkru">
+            <w:hyperlink w:history="1" r:id="rIdj9k-n4t858vllnd-kzjol">
               <w:r>
                 <w:rPr>
                   <w:rFonts w:ascii="Arial" w:cs="Arial" w:eastAsia="Arial" w:hAnsi="Arial"/>
@@ -25155,7 +25155,7 @@
               <w:spacing w:after="10" w:before="0"/>
               <w:ind w:left="120"/>
             </w:pPr>
-            <w:hyperlink w:history="1" r:id="rIdcmymdzjx1_kk-joieqruz">
+            <w:hyperlink w:history="1" r:id="rIds9ex1yew_pse85wn4sehl">
               <w:r>
                 <w:rPr>
                   <w:rFonts w:ascii="Arial" w:cs="Arial" w:eastAsia="Arial" w:hAnsi="Arial"/>
@@ -25200,7 +25200,7 @@
             <w:pPr>
               <w:spacing w:after="20" w:before="0"/>
             </w:pPr>
-            <w:hyperlink w:history="1" r:id="rIdne4jmces2svmdjmpiw3fm">
+            <w:hyperlink w:history="1" r:id="rId7jvm7wsasex3zfya_1ogm">
               <w:r>
                 <w:rPr>
                   <w:rFonts w:ascii="Arial" w:cs="Arial" w:eastAsia="Arial" w:hAnsi="Arial"/>
@@ -25233,7 +25233,7 @@
               <w:spacing w:after="10" w:before="0"/>
               <w:ind w:left="120"/>
             </w:pPr>
-            <w:hyperlink w:history="1" r:id="rIdopu3a35lcckjoebeeory0">
+            <w:hyperlink w:history="1" r:id="rIdtizdxs8ij9mgpwg-imibr">
               <w:r>
                 <w:rPr>
                   <w:rFonts w:ascii="Arial" w:cs="Arial" w:eastAsia="Arial" w:hAnsi="Arial"/>
@@ -26720,7 +26720,7 @@
             <w:pPr>
               <w:spacing w:after="20" w:before="0"/>
             </w:pPr>
-            <w:hyperlink w:history="1" r:id="rIddu-wplzeh8_k8dr-kqwla">
+            <w:hyperlink w:history="1" r:id="rIdyxkamiqqapmgxkpreu8j1">
               <w:r>
                 <w:rPr>
                   <w:rFonts w:ascii="Arial" w:cs="Arial" w:eastAsia="Arial" w:hAnsi="Arial"/>
@@ -26753,7 +26753,7 @@
               <w:spacing w:after="10" w:before="0"/>
               <w:ind w:left="120"/>
             </w:pPr>
-            <w:hyperlink w:history="1" r:id="rIdrdaiolng2gql4b6chx964">
+            <w:hyperlink w:history="1" r:id="rIdklhibyjcqivcrdzcvffd6">
               <w:r>
                 <w:rPr>
                   <w:rFonts w:ascii="Arial" w:cs="Arial" w:eastAsia="Arial" w:hAnsi="Arial"/>
@@ -26798,7 +26798,7 @@
             <w:pPr>
               <w:spacing w:after="20" w:before="0"/>
             </w:pPr>
-            <w:hyperlink w:history="1" r:id="rId9dlomj8pbnty1l0iyo7vg">
+            <w:hyperlink w:history="1" r:id="rIdavcihob6n9ozb8_m_qsyf">
               <w:r>
                 <w:rPr>
                   <w:rFonts w:ascii="Arial" w:cs="Arial" w:eastAsia="Arial" w:hAnsi="Arial"/>
@@ -26831,7 +26831,7 @@
               <w:spacing w:after="10" w:before="0"/>
               <w:ind w:left="120"/>
             </w:pPr>
-            <w:hyperlink w:history="1" r:id="rId4phlm7akqzuvnaq4nb4go">
+            <w:hyperlink w:history="1" r:id="rIdihlg4phbg1iqurjplqkis">
               <w:r>
                 <w:rPr>
                   <w:rFonts w:ascii="Arial" w:cs="Arial" w:eastAsia="Arial" w:hAnsi="Arial"/>
@@ -27026,7 +27026,7 @@
             <w:pPr>
               <w:spacing w:after="20" w:before="0"/>
             </w:pPr>
-            <w:hyperlink w:history="1" r:id="rIdloeeywtu3pp5hniacutha">
+            <w:hyperlink w:history="1" r:id="rIdpo92mgfjiwncotnowumih">
               <w:r>
                 <w:rPr>
                   <w:rFonts w:ascii="Arial" w:cs="Arial" w:eastAsia="Arial" w:hAnsi="Arial"/>
@@ -27059,7 +27059,7 @@
               <w:spacing w:after="10" w:before="0"/>
               <w:ind w:left="120"/>
             </w:pPr>
-            <w:hyperlink w:history="1" r:id="rId5fnhdbvyjzqxt2odk-hjm">
+            <w:hyperlink w:history="1" r:id="rIdtmxli2kvlareleu9sarjh">
               <w:r>
                 <w:rPr>
                   <w:rFonts w:ascii="Arial" w:cs="Arial" w:eastAsia="Arial" w:hAnsi="Arial"/>
@@ -27104,7 +27104,7 @@
             <w:pPr>
               <w:spacing w:after="20" w:before="0"/>
             </w:pPr>
-            <w:hyperlink w:history="1" r:id="rIdjiuhc1q1vfmzlg7qp8kiv">
+            <w:hyperlink w:history="1" r:id="rIdwc71mgvscfsbjxs7un5iw">
               <w:r>
                 <w:rPr>
                   <w:rFonts w:ascii="Arial" w:cs="Arial" w:eastAsia="Arial" w:hAnsi="Arial"/>
@@ -27137,7 +27137,7 @@
               <w:spacing w:after="10" w:before="0"/>
               <w:ind w:left="120"/>
             </w:pPr>
-            <w:hyperlink w:history="1" r:id="rIdey2gl0duf__hjgg2jyhif">
+            <w:hyperlink w:history="1" r:id="rIdth6kaa8uys1fc0fezo4up">
               <w:r>
                 <w:rPr>
                   <w:rFonts w:ascii="Arial" w:cs="Arial" w:eastAsia="Arial" w:hAnsi="Arial"/>
@@ -27332,7 +27332,7 @@
             <w:pPr>
               <w:spacing w:after="20" w:before="0"/>
             </w:pPr>
-            <w:hyperlink w:history="1" r:id="rIduoiveuibo26lbltmy5hf5">
+            <w:hyperlink w:history="1" r:id="rId6o4rfphxwxfhltgdko8an">
               <w:r>
                 <w:rPr>
                   <w:rFonts w:ascii="Arial" w:cs="Arial" w:eastAsia="Arial" w:hAnsi="Arial"/>
@@ -27365,7 +27365,7 @@
               <w:spacing w:after="10" w:before="0"/>
               <w:ind w:left="120"/>
             </w:pPr>
-            <w:hyperlink w:history="1" r:id="rIdtd2idfjf5evzk4vklddib">
+            <w:hyperlink w:history="1" r:id="rId5jxhg8rzlxmnh-n3veedx">
               <w:r>
                 <w:rPr>
                   <w:rFonts w:ascii="Arial" w:cs="Arial" w:eastAsia="Arial" w:hAnsi="Arial"/>
@@ -27410,7 +27410,7 @@
             <w:pPr>
               <w:spacing w:after="20" w:before="0"/>
             </w:pPr>
-            <w:hyperlink w:history="1" r:id="rId5z0qmall3q7giha0mmzct">
+            <w:hyperlink w:history="1" r:id="rIdkvxe0dlxkpqbvuye5_g1a">
               <w:r>
                 <w:rPr>
                   <w:rFonts w:ascii="Arial" w:cs="Arial" w:eastAsia="Arial" w:hAnsi="Arial"/>
@@ -27443,7 +27443,7 @@
               <w:spacing w:after="10" w:before="0"/>
               <w:ind w:left="120"/>
             </w:pPr>
-            <w:hyperlink w:history="1" r:id="rIdn8vvnlloe2dvvra-0af0d">
+            <w:hyperlink w:history="1" r:id="rIdzz9z9p7na9rfkzpq9htnc">
               <w:r>
                 <w:rPr>
                   <w:rFonts w:ascii="Arial" w:cs="Arial" w:eastAsia="Arial" w:hAnsi="Arial"/>
@@ -27638,7 +27638,7 @@
             <w:pPr>
               <w:spacing w:after="20" w:before="0"/>
             </w:pPr>
-            <w:hyperlink w:history="1" r:id="rIdvc-p-19wgkltam_iffmby">
+            <w:hyperlink w:history="1" r:id="rId-f5aefghf1xqosucgcweu">
               <w:r>
                 <w:rPr>
                   <w:rFonts w:ascii="Arial" w:cs="Arial" w:eastAsia="Arial" w:hAnsi="Arial"/>
@@ -27671,7 +27671,7 @@
               <w:spacing w:after="10" w:before="0"/>
               <w:ind w:left="120"/>
             </w:pPr>
-            <w:hyperlink w:history="1" r:id="rIdl_jvbqn2sfv40tl3yq_je">
+            <w:hyperlink w:history="1" r:id="rIdkuiimbaw7qpprkua4y0cu">
               <w:r>
                 <w:rPr>
                   <w:rFonts w:ascii="Arial" w:cs="Arial" w:eastAsia="Arial" w:hAnsi="Arial"/>
@@ -27716,7 +27716,7 @@
             <w:pPr>
               <w:spacing w:after="20" w:before="0"/>
             </w:pPr>
-            <w:hyperlink w:history="1" r:id="rIdcvbxjiufclallj2_sjcez">
+            <w:hyperlink w:history="1" r:id="rIdit5b0dpd8ru-uwrn3uxai">
               <w:r>
                 <w:rPr>
                   <w:rFonts w:ascii="Arial" w:cs="Arial" w:eastAsia="Arial" w:hAnsi="Arial"/>
@@ -27749,7 +27749,7 @@
               <w:spacing w:after="10" w:before="0"/>
               <w:ind w:left="120"/>
             </w:pPr>
-            <w:hyperlink w:history="1" r:id="rIdoufapd7wqo_bnfibsm4aw">
+            <w:hyperlink w:history="1" r:id="rIduhdogfonzxdl660bm6sbp">
               <w:r>
                 <w:rPr>
                   <w:rFonts w:ascii="Arial" w:cs="Arial" w:eastAsia="Arial" w:hAnsi="Arial"/>
@@ -27944,7 +27944,7 @@
             <w:pPr>
               <w:spacing w:after="20" w:before="0"/>
             </w:pPr>
-            <w:hyperlink w:history="1" r:id="rId5e1cmvwge0jjjbysghzqt">
+            <w:hyperlink w:history="1" r:id="rIdaoxpbf0n1ho1vo6sxr0pe">
               <w:r>
                 <w:rPr>
                   <w:rFonts w:ascii="Arial" w:cs="Arial" w:eastAsia="Arial" w:hAnsi="Arial"/>
@@ -27977,7 +27977,7 @@
               <w:spacing w:after="10" w:before="0"/>
               <w:ind w:left="120"/>
             </w:pPr>
-            <w:hyperlink w:history="1" r:id="rIdnrwh-b2ff52qyf4ejgvqr">
+            <w:hyperlink w:history="1" r:id="rIdmhy-gm17hh6ap2fflno4o">
               <w:r>
                 <w:rPr>
                   <w:rFonts w:ascii="Arial" w:cs="Arial" w:eastAsia="Arial" w:hAnsi="Arial"/>
@@ -28022,7 +28022,7 @@
             <w:pPr>
               <w:spacing w:after="20" w:before="0"/>
             </w:pPr>
-            <w:hyperlink w:history="1" r:id="rIdum7rraxyjq3-vwspub-yy">
+            <w:hyperlink w:history="1" r:id="rIdmdlxclxee8hrlh6nmpbrm">
               <w:r>
                 <w:rPr>
                   <w:rFonts w:ascii="Arial" w:cs="Arial" w:eastAsia="Arial" w:hAnsi="Arial"/>
@@ -28055,7 +28055,7 @@
               <w:spacing w:after="10" w:before="0"/>
               <w:ind w:left="120"/>
             </w:pPr>
-            <w:hyperlink w:history="1" r:id="rIdzpagitbkiokgeibarrtlu">
+            <w:hyperlink w:history="1" r:id="rIdiql9hdgdsgaqqeth-zcro">
               <w:r>
                 <w:rPr>
                   <w:rFonts w:ascii="Arial" w:cs="Arial" w:eastAsia="Arial" w:hAnsi="Arial"/>

--- a/data/outputs/v2/Physics/SS3.4_Electrostatics/Physics_Electrostatics_CBE_LessonSequence.docx
+++ b/data/outputs/v2/Physics/SS3.4_Electrostatics/Physics_Electrostatics_CBE_LessonSequence.docx
@@ -3571,7 +3571,7 @@
             <w:pPr>
               <w:spacing w:after="20" w:before="0"/>
             </w:pPr>
-            <w:hyperlink w:history="1" r:id="rIdbldzwrz2sppe374flzpoa">
+            <w:hyperlink w:history="1" r:id="rIdnbcvvzbszn4ufzx24bvjs">
               <w:r>
                 <w:rPr>
                   <w:rFonts w:ascii="Arial" w:cs="Arial" w:eastAsia="Arial" w:hAnsi="Arial"/>
@@ -3604,7 +3604,7 @@
               <w:spacing w:after="10" w:before="0"/>
               <w:ind w:left="120"/>
             </w:pPr>
-            <w:hyperlink w:history="1" r:id="rIdw5na6jn4cxtb39yu_09uh">
+            <w:hyperlink w:history="1" r:id="rIdcc64rq_nrhsilobnj6nio">
               <w:r>
                 <w:rPr>
                   <w:rFonts w:ascii="Arial" w:cs="Arial" w:eastAsia="Arial" w:hAnsi="Arial"/>
@@ -3649,7 +3649,7 @@
             <w:pPr>
               <w:spacing w:after="20" w:before="0"/>
             </w:pPr>
-            <w:hyperlink w:history="1" r:id="rIdgguuhgt0lh3ojbeagcrnu">
+            <w:hyperlink w:history="1" r:id="rIdxak5qgtgbfqa0cbq6bcyc">
               <w:r>
                 <w:rPr>
                   <w:rFonts w:ascii="Arial" w:cs="Arial" w:eastAsia="Arial" w:hAnsi="Arial"/>
@@ -3682,7 +3682,7 @@
               <w:spacing w:after="10" w:before="0"/>
               <w:ind w:left="120"/>
             </w:pPr>
-            <w:hyperlink w:history="1" r:id="rId_1mrt-rnfe9t8_fzqxrk8">
+            <w:hyperlink w:history="1" r:id="rIdyb7znn1u_qb0_edpmnuxx">
               <w:r>
                 <w:rPr>
                   <w:rFonts w:ascii="Arial" w:cs="Arial" w:eastAsia="Arial" w:hAnsi="Arial"/>
@@ -3877,7 +3877,7 @@
             <w:pPr>
               <w:spacing w:after="20" w:before="0"/>
             </w:pPr>
-            <w:hyperlink w:history="1" r:id="rIdtjazs5gzr8kdczuvcftih">
+            <w:hyperlink w:history="1" r:id="rId6_melhckavutr1g85adqj">
               <w:r>
                 <w:rPr>
                   <w:rFonts w:ascii="Arial" w:cs="Arial" w:eastAsia="Arial" w:hAnsi="Arial"/>
@@ -3910,7 +3910,7 @@
               <w:spacing w:after="10" w:before="0"/>
               <w:ind w:left="120"/>
             </w:pPr>
-            <w:hyperlink w:history="1" r:id="rIdqxafnajggb9hdgnjxmp3x">
+            <w:hyperlink w:history="1" r:id="rIdjieh0k0pqi-jfa_7sizfb">
               <w:r>
                 <w:rPr>
                   <w:rFonts w:ascii="Arial" w:cs="Arial" w:eastAsia="Arial" w:hAnsi="Arial"/>
@@ -3955,7 +3955,7 @@
             <w:pPr>
               <w:spacing w:after="20" w:before="0"/>
             </w:pPr>
-            <w:hyperlink w:history="1" r:id="rIdzypyb9rqhkv1qbgoryjpv">
+            <w:hyperlink w:history="1" r:id="rIdknty2qg2ynidr1wvkkxum">
               <w:r>
                 <w:rPr>
                   <w:rFonts w:ascii="Arial" w:cs="Arial" w:eastAsia="Arial" w:hAnsi="Arial"/>
@@ -3988,7 +3988,7 @@
               <w:spacing w:after="10" w:before="0"/>
               <w:ind w:left="120"/>
             </w:pPr>
-            <w:hyperlink w:history="1" r:id="rIdqhn3m7gtzq9epk52ssutj">
+            <w:hyperlink w:history="1" r:id="rId5usre5n2hmdy1fpzmda5n">
               <w:r>
                 <w:rPr>
                   <w:rFonts w:ascii="Arial" w:cs="Arial" w:eastAsia="Arial" w:hAnsi="Arial"/>
@@ -4357,7 +4357,7 @@
             <w:pPr>
               <w:spacing w:after="20" w:before="0"/>
             </w:pPr>
-            <w:hyperlink w:history="1" r:id="rId4rmh_iagzxsq6gr4z3doe">
+            <w:hyperlink w:history="1" r:id="rIdlpum7mmgjvwgqqbkpbwvy">
               <w:r>
                 <w:rPr>
                   <w:rFonts w:ascii="Arial" w:cs="Arial" w:eastAsia="Arial" w:hAnsi="Arial"/>
@@ -4390,7 +4390,7 @@
               <w:spacing w:after="10" w:before="0"/>
               <w:ind w:left="120"/>
             </w:pPr>
-            <w:hyperlink w:history="1" r:id="rIdzfgikn5aku14anpfrzkkp">
+            <w:hyperlink w:history="1" r:id="rIdfkqddk8kag6gsr33yhzsl">
               <w:r>
                 <w:rPr>
                   <w:rFonts w:ascii="Arial" w:cs="Arial" w:eastAsia="Arial" w:hAnsi="Arial"/>
@@ -4435,7 +4435,7 @@
             <w:pPr>
               <w:spacing w:after="20" w:before="0"/>
             </w:pPr>
-            <w:hyperlink w:history="1" r:id="rIdk2w1o_-v7_9kz8xgf5ahj">
+            <w:hyperlink w:history="1" r:id="rIdohf_dhdlmkmswpnfdyymg">
               <w:r>
                 <w:rPr>
                   <w:rFonts w:ascii="Arial" w:cs="Arial" w:eastAsia="Arial" w:hAnsi="Arial"/>
@@ -4468,7 +4468,7 @@
               <w:spacing w:after="10" w:before="0"/>
               <w:ind w:left="120"/>
             </w:pPr>
-            <w:hyperlink w:history="1" r:id="rIdh-slacw-jc0rx56t1la5w">
+            <w:hyperlink w:history="1" r:id="rIddtngkjtkopk-3juzuiydu">
               <w:r>
                 <w:rPr>
                   <w:rFonts w:ascii="Arial" w:cs="Arial" w:eastAsia="Arial" w:hAnsi="Arial"/>
@@ -4739,7 +4739,7 @@
             <w:pPr>
               <w:spacing w:after="20" w:before="0"/>
             </w:pPr>
-            <w:hyperlink w:history="1" r:id="rIdhfjxazrt2h7vst0mixyte">
+            <w:hyperlink w:history="1" r:id="rIdxkj1o_khagyrbrxubf1u8">
               <w:r>
                 <w:rPr>
                   <w:rFonts w:ascii="Arial" w:cs="Arial" w:eastAsia="Arial" w:hAnsi="Arial"/>
@@ -4772,7 +4772,7 @@
               <w:spacing w:after="10" w:before="0"/>
               <w:ind w:left="120"/>
             </w:pPr>
-            <w:hyperlink w:history="1" r:id="rId4dqhrarpx9vkd6uvoeed6">
+            <w:hyperlink w:history="1" r:id="rIdbe-miyu3oigmtw3xd6dda">
               <w:r>
                 <w:rPr>
                   <w:rFonts w:ascii="Arial" w:cs="Arial" w:eastAsia="Arial" w:hAnsi="Arial"/>
@@ -4817,7 +4817,7 @@
             <w:pPr>
               <w:spacing w:after="20" w:before="0"/>
             </w:pPr>
-            <w:hyperlink w:history="1" r:id="rIdvq_7vy8mi96tg_acg6i1m">
+            <w:hyperlink w:history="1" r:id="rIdmekgwxgvj0vbwpdnwes7s">
               <w:r>
                 <w:rPr>
                   <w:rFonts w:ascii="Arial" w:cs="Arial" w:eastAsia="Arial" w:hAnsi="Arial"/>
@@ -4850,7 +4850,7 @@
               <w:spacing w:after="10" w:before="0"/>
               <w:ind w:left="120"/>
             </w:pPr>
-            <w:hyperlink w:history="1" r:id="rIdklgucveefdefuhzfet6ey">
+            <w:hyperlink w:history="1" r:id="rIdk9w6ertqhqinv_pbhnohk">
               <w:r>
                 <w:rPr>
                   <w:rFonts w:ascii="Arial" w:cs="Arial" w:eastAsia="Arial" w:hAnsi="Arial"/>
@@ -5045,7 +5045,7 @@
             <w:pPr>
               <w:spacing w:after="20" w:before="0"/>
             </w:pPr>
-            <w:hyperlink w:history="1" r:id="rIdaqdrhme4g9bfljpc9e4fe">
+            <w:hyperlink w:history="1" r:id="rId_w_a-s6zgur_cpsq2y9yc">
               <w:r>
                 <w:rPr>
                   <w:rFonts w:ascii="Arial" w:cs="Arial" w:eastAsia="Arial" w:hAnsi="Arial"/>
@@ -5078,7 +5078,7 @@
               <w:spacing w:after="10" w:before="0"/>
               <w:ind w:left="120"/>
             </w:pPr>
-            <w:hyperlink w:history="1" r:id="rId_gmn7c3w658_brah1tbkw">
+            <w:hyperlink w:history="1" r:id="rIdnc18ckbfbgnqpsqa_8fbr">
               <w:r>
                 <w:rPr>
                   <w:rFonts w:ascii="Arial" w:cs="Arial" w:eastAsia="Arial" w:hAnsi="Arial"/>
@@ -5123,7 +5123,7 @@
             <w:pPr>
               <w:spacing w:after="20" w:before="0"/>
             </w:pPr>
-            <w:hyperlink w:history="1" r:id="rIdzad_kxfucn56ywifp2akl">
+            <w:hyperlink w:history="1" r:id="rIdao5mjkfdnbavyrmpkridc">
               <w:r>
                 <w:rPr>
                   <w:rFonts w:ascii="Arial" w:cs="Arial" w:eastAsia="Arial" w:hAnsi="Arial"/>
@@ -5156,7 +5156,7 @@
               <w:spacing w:after="10" w:before="0"/>
               <w:ind w:left="120"/>
             </w:pPr>
-            <w:hyperlink w:history="1" r:id="rIdm2xxbr6nldoqq3ywymhwk">
+            <w:hyperlink w:history="1" r:id="rIdcbda9nfpkyrn-c5pifqs0">
               <w:r>
                 <w:rPr>
                   <w:rFonts w:ascii="Arial" w:cs="Arial" w:eastAsia="Arial" w:hAnsi="Arial"/>
@@ -6871,7 +6871,7 @@
             <w:pPr>
               <w:spacing w:after="20" w:before="0"/>
             </w:pPr>
-            <w:hyperlink w:history="1" r:id="rIdj8vdemr1z4qu4fnjt2sdx">
+            <w:hyperlink w:history="1" r:id="rIdpdzbo_oa0lvboonw1zynw">
               <w:r>
                 <w:rPr>
                   <w:rFonts w:ascii="Arial" w:cs="Arial" w:eastAsia="Arial" w:hAnsi="Arial"/>
@@ -6904,7 +6904,7 @@
               <w:spacing w:after="10" w:before="0"/>
               <w:ind w:left="120"/>
             </w:pPr>
-            <w:hyperlink w:history="1" r:id="rIdi9-osrr0woqm5aen1g9vk">
+            <w:hyperlink w:history="1" r:id="rIdc5jrrpm7cggoduyymie50">
               <w:r>
                 <w:rPr>
                   <w:rFonts w:ascii="Arial" w:cs="Arial" w:eastAsia="Arial" w:hAnsi="Arial"/>
@@ -6949,7 +6949,7 @@
             <w:pPr>
               <w:spacing w:after="20" w:before="0"/>
             </w:pPr>
-            <w:hyperlink w:history="1" r:id="rId2lsdujiiinnvrqq1nocz2">
+            <w:hyperlink w:history="1" r:id="rIdfe4rjpno-vukise_sfcqp">
               <w:r>
                 <w:rPr>
                   <w:rFonts w:ascii="Arial" w:cs="Arial" w:eastAsia="Arial" w:hAnsi="Arial"/>
@@ -6982,7 +6982,7 @@
               <w:spacing w:after="10" w:before="0"/>
               <w:ind w:left="120"/>
             </w:pPr>
-            <w:hyperlink w:history="1" r:id="rIdo7pns7yvmpnuo77rd0oog">
+            <w:hyperlink w:history="1" r:id="rIdhbeqnti2tu7-aonf-zwhe">
               <w:r>
                 <w:rPr>
                   <w:rFonts w:ascii="Arial" w:cs="Arial" w:eastAsia="Arial" w:hAnsi="Arial"/>
@@ -7177,7 +7177,7 @@
             <w:pPr>
               <w:spacing w:after="20" w:before="0"/>
             </w:pPr>
-            <w:hyperlink w:history="1" r:id="rIdnontrwy3unbkkhhzds_je">
+            <w:hyperlink w:history="1" r:id="rId6i2p4pf9kxviswj7ax_gg">
               <w:r>
                 <w:rPr>
                   <w:rFonts w:ascii="Arial" w:cs="Arial" w:eastAsia="Arial" w:hAnsi="Arial"/>
@@ -7210,7 +7210,7 @@
               <w:spacing w:after="10" w:before="0"/>
               <w:ind w:left="120"/>
             </w:pPr>
-            <w:hyperlink w:history="1" r:id="rIdfxbmctrcoqcge_cf5e9cu">
+            <w:hyperlink w:history="1" r:id="rIdo_gl289mnycfk-z-jb_my">
               <w:r>
                 <w:rPr>
                   <w:rFonts w:ascii="Arial" w:cs="Arial" w:eastAsia="Arial" w:hAnsi="Arial"/>
@@ -7255,7 +7255,7 @@
             <w:pPr>
               <w:spacing w:after="20" w:before="0"/>
             </w:pPr>
-            <w:hyperlink w:history="1" r:id="rIdsbejrqe5rwtrob2dqydgr">
+            <w:hyperlink w:history="1" r:id="rIdj8q4jlbxh7ixuyvbc-6gd">
               <w:r>
                 <w:rPr>
                   <w:rFonts w:ascii="Arial" w:cs="Arial" w:eastAsia="Arial" w:hAnsi="Arial"/>
@@ -7288,7 +7288,7 @@
               <w:spacing w:after="10" w:before="0"/>
               <w:ind w:left="120"/>
             </w:pPr>
-            <w:hyperlink w:history="1" r:id="rIdodmmuj2sjx-0qtngfgt_7">
+            <w:hyperlink w:history="1" r:id="rId3qqmar0o5ivdp8tznz_b6">
               <w:r>
                 <w:rPr>
                   <w:rFonts w:ascii="Arial" w:cs="Arial" w:eastAsia="Arial" w:hAnsi="Arial"/>
@@ -7483,7 +7483,7 @@
             <w:pPr>
               <w:spacing w:after="20" w:before="0"/>
             </w:pPr>
-            <w:hyperlink w:history="1" r:id="rIdy3evfuziwonf_ajvz7u0z">
+            <w:hyperlink w:history="1" r:id="rIdtjllw0nnmnpooz7hz_xbf">
               <w:r>
                 <w:rPr>
                   <w:rFonts w:ascii="Arial" w:cs="Arial" w:eastAsia="Arial" w:hAnsi="Arial"/>
@@ -7516,7 +7516,7 @@
               <w:spacing w:after="10" w:before="0"/>
               <w:ind w:left="120"/>
             </w:pPr>
-            <w:hyperlink w:history="1" r:id="rId57byhievxxokc37j4fhpc">
+            <w:hyperlink w:history="1" r:id="rId7gajef8yf8tekinyktytb">
               <w:r>
                 <w:rPr>
                   <w:rFonts w:ascii="Arial" w:cs="Arial" w:eastAsia="Arial" w:hAnsi="Arial"/>
@@ -7561,7 +7561,7 @@
             <w:pPr>
               <w:spacing w:after="20" w:before="0"/>
             </w:pPr>
-            <w:hyperlink w:history="1" r:id="rIdvbbfmwlh_sah2z9i-zua1">
+            <w:hyperlink w:history="1" r:id="rId5ot8zejuzvp9s1g7qylnd">
               <w:r>
                 <w:rPr>
                   <w:rFonts w:ascii="Arial" w:cs="Arial" w:eastAsia="Arial" w:hAnsi="Arial"/>
@@ -7594,7 +7594,7 @@
               <w:spacing w:after="10" w:before="0"/>
               <w:ind w:left="120"/>
             </w:pPr>
-            <w:hyperlink w:history="1" r:id="rId6dckasmzudtolcsinuqjr">
+            <w:hyperlink w:history="1" r:id="rIdaje4afpmy9q20i8o-38mk">
               <w:r>
                 <w:rPr>
                   <w:rFonts w:ascii="Arial" w:cs="Arial" w:eastAsia="Arial" w:hAnsi="Arial"/>
@@ -7789,7 +7789,7 @@
             <w:pPr>
               <w:spacing w:after="20" w:before="0"/>
             </w:pPr>
-            <w:hyperlink w:history="1" r:id="rId4awpkxav3ucghianaivck">
+            <w:hyperlink w:history="1" r:id="rIdhenktzmpf2qsyd__3s1dz">
               <w:r>
                 <w:rPr>
                   <w:rFonts w:ascii="Arial" w:cs="Arial" w:eastAsia="Arial" w:hAnsi="Arial"/>
@@ -7822,7 +7822,7 @@
               <w:spacing w:after="10" w:before="0"/>
               <w:ind w:left="120"/>
             </w:pPr>
-            <w:hyperlink w:history="1" r:id="rIdikuq2kozit8ngs02cxz9k">
+            <w:hyperlink w:history="1" r:id="rIdl7bwf31nvycto1_c9oeam">
               <w:r>
                 <w:rPr>
                   <w:rFonts w:ascii="Arial" w:cs="Arial" w:eastAsia="Arial" w:hAnsi="Arial"/>
@@ -7867,7 +7867,7 @@
             <w:pPr>
               <w:spacing w:after="20" w:before="0"/>
             </w:pPr>
-            <w:hyperlink w:history="1" r:id="rIdyjz56tis68d9jip9tg7ze">
+            <w:hyperlink w:history="1" r:id="rIdpn3f_h_871q50xznisbne">
               <w:r>
                 <w:rPr>
                   <w:rFonts w:ascii="Arial" w:cs="Arial" w:eastAsia="Arial" w:hAnsi="Arial"/>
@@ -7900,7 +7900,7 @@
               <w:spacing w:after="10" w:before="0"/>
               <w:ind w:left="120"/>
             </w:pPr>
-            <w:hyperlink w:history="1" r:id="rIdqvudhysdxej4n1n6riadz">
+            <w:hyperlink w:history="1" r:id="rIdgdxs4zir5um0mjj0cqiuj">
               <w:r>
                 <w:rPr>
                   <w:rFonts w:ascii="Arial" w:cs="Arial" w:eastAsia="Arial" w:hAnsi="Arial"/>
@@ -8095,7 +8095,7 @@
             <w:pPr>
               <w:spacing w:after="20" w:before="0"/>
             </w:pPr>
-            <w:hyperlink w:history="1" r:id="rId9fqotxo1nrsnxi3uh_juw">
+            <w:hyperlink w:history="1" r:id="rIdv9nzwbk4y4irejpt7ncvi">
               <w:r>
                 <w:rPr>
                   <w:rFonts w:ascii="Arial" w:cs="Arial" w:eastAsia="Arial" w:hAnsi="Arial"/>
@@ -8128,7 +8128,7 @@
               <w:spacing w:after="10" w:before="0"/>
               <w:ind w:left="120"/>
             </w:pPr>
-            <w:hyperlink w:history="1" r:id="rId24py2kw6dqcmm1hlgnlze">
+            <w:hyperlink w:history="1" r:id="rIdj2wfpkxg6ttbkib-t5t9z">
               <w:r>
                 <w:rPr>
                   <w:rFonts w:ascii="Arial" w:cs="Arial" w:eastAsia="Arial" w:hAnsi="Arial"/>
@@ -8173,7 +8173,7 @@
             <w:pPr>
               <w:spacing w:after="20" w:before="0"/>
             </w:pPr>
-            <w:hyperlink w:history="1" r:id="rIdkyjn2e3scqggshx1ip09v">
+            <w:hyperlink w:history="1" r:id="rIdxlgchw2uv9oxibecel3lr">
               <w:r>
                 <w:rPr>
                   <w:rFonts w:ascii="Arial" w:cs="Arial" w:eastAsia="Arial" w:hAnsi="Arial"/>
@@ -8206,7 +8206,7 @@
               <w:spacing w:after="10" w:before="0"/>
               <w:ind w:left="120"/>
             </w:pPr>
-            <w:hyperlink w:history="1" r:id="rId3ntpkkts3imca00s-hfoz">
+            <w:hyperlink w:history="1" r:id="rId4g3dutq-cbh5nah-f5ybp">
               <w:r>
                 <w:rPr>
                   <w:rFonts w:ascii="Arial" w:cs="Arial" w:eastAsia="Arial" w:hAnsi="Arial"/>
@@ -9693,7 +9693,7 @@
             <w:pPr>
               <w:spacing w:after="20" w:before="0"/>
             </w:pPr>
-            <w:hyperlink w:history="1" r:id="rId1lmj4sjqaumbrp6lh8zlk">
+            <w:hyperlink w:history="1" r:id="rIdvveazxmqmnzyiz6zpwelk">
               <w:r>
                 <w:rPr>
                   <w:rFonts w:ascii="Arial" w:cs="Arial" w:eastAsia="Arial" w:hAnsi="Arial"/>
@@ -9726,7 +9726,7 @@
               <w:spacing w:after="10" w:before="0"/>
               <w:ind w:left="120"/>
             </w:pPr>
-            <w:hyperlink w:history="1" r:id="rIdhzkg8b8eux38dhg3bkyeu">
+            <w:hyperlink w:history="1" r:id="rId64otrkvtqajak3uv_srq3">
               <w:r>
                 <w:rPr>
                   <w:rFonts w:ascii="Arial" w:cs="Arial" w:eastAsia="Arial" w:hAnsi="Arial"/>
@@ -9771,7 +9771,7 @@
             <w:pPr>
               <w:spacing w:after="20" w:before="0"/>
             </w:pPr>
-            <w:hyperlink w:history="1" r:id="rIdav5gtvj2ktrlw3npuygwh">
+            <w:hyperlink w:history="1" r:id="rIdzedyjiwoo81c6_kuf_y74">
               <w:r>
                 <w:rPr>
                   <w:rFonts w:ascii="Arial" w:cs="Arial" w:eastAsia="Arial" w:hAnsi="Arial"/>
@@ -9804,7 +9804,7 @@
               <w:spacing w:after="10" w:before="0"/>
               <w:ind w:left="120"/>
             </w:pPr>
-            <w:hyperlink w:history="1" r:id="rId-7ak7jvjw9ajrs532mxwa">
+            <w:hyperlink w:history="1" r:id="rId5-2owygiyfrztgsu4ze9x">
               <w:r>
                 <w:rPr>
                   <w:rFonts w:ascii="Arial" w:cs="Arial" w:eastAsia="Arial" w:hAnsi="Arial"/>
@@ -9999,7 +9999,7 @@
             <w:pPr>
               <w:spacing w:after="20" w:before="0"/>
             </w:pPr>
-            <w:hyperlink w:history="1" r:id="rIdozfljk2plxzqmijljsop8">
+            <w:hyperlink w:history="1" r:id="rIdkhshaebqmcu8nrwzn1dik">
               <w:r>
                 <w:rPr>
                   <w:rFonts w:ascii="Arial" w:cs="Arial" w:eastAsia="Arial" w:hAnsi="Arial"/>
@@ -10032,7 +10032,7 @@
               <w:spacing w:after="10" w:before="0"/>
               <w:ind w:left="120"/>
             </w:pPr>
-            <w:hyperlink w:history="1" r:id="rIdfahjo9jofzzmttpqueoqa">
+            <w:hyperlink w:history="1" r:id="rIdk9duq3omyf53ghzs0qenk">
               <w:r>
                 <w:rPr>
                   <w:rFonts w:ascii="Arial" w:cs="Arial" w:eastAsia="Arial" w:hAnsi="Arial"/>
@@ -10077,7 +10077,7 @@
             <w:pPr>
               <w:spacing w:after="20" w:before="0"/>
             </w:pPr>
-            <w:hyperlink w:history="1" r:id="rIdzddf4n9zjafdftrytfukb">
+            <w:hyperlink w:history="1" r:id="rIdlz81o6upqe4jhre5kcxjl">
               <w:r>
                 <w:rPr>
                   <w:rFonts w:ascii="Arial" w:cs="Arial" w:eastAsia="Arial" w:hAnsi="Arial"/>
@@ -10110,7 +10110,7 @@
               <w:spacing w:after="10" w:before="0"/>
               <w:ind w:left="120"/>
             </w:pPr>
-            <w:hyperlink w:history="1" r:id="rIdl8ehmdtujocilp21to9yz">
+            <w:hyperlink w:history="1" r:id="rIdxg3kxn7xzruexe4vo7mmx">
               <w:r>
                 <w:rPr>
                   <w:rFonts w:ascii="Arial" w:cs="Arial" w:eastAsia="Arial" w:hAnsi="Arial"/>
@@ -10305,7 +10305,7 @@
             <w:pPr>
               <w:spacing w:after="20" w:before="0"/>
             </w:pPr>
-            <w:hyperlink w:history="1" r:id="rId18qzm6hg3kyulz4tudxj2">
+            <w:hyperlink w:history="1" r:id="rIdbyhumarqzjqmi1co-eipb">
               <w:r>
                 <w:rPr>
                   <w:rFonts w:ascii="Arial" w:cs="Arial" w:eastAsia="Arial" w:hAnsi="Arial"/>
@@ -10338,7 +10338,7 @@
               <w:spacing w:after="10" w:before="0"/>
               <w:ind w:left="120"/>
             </w:pPr>
-            <w:hyperlink w:history="1" r:id="rId76lsanvgm3rvuncljdhzn">
+            <w:hyperlink w:history="1" r:id="rIdtiqh1-rdxxe_dne5xwiyr">
               <w:r>
                 <w:rPr>
                   <w:rFonts w:ascii="Arial" w:cs="Arial" w:eastAsia="Arial" w:hAnsi="Arial"/>
@@ -10383,7 +10383,7 @@
             <w:pPr>
               <w:spacing w:after="20" w:before="0"/>
             </w:pPr>
-            <w:hyperlink w:history="1" r:id="rIdpwxxuuy1kcat3vviqxush">
+            <w:hyperlink w:history="1" r:id="rIdrvlmdxflklhzkzngvkeko">
               <w:r>
                 <w:rPr>
                   <w:rFonts w:ascii="Arial" w:cs="Arial" w:eastAsia="Arial" w:hAnsi="Arial"/>
@@ -10416,7 +10416,7 @@
               <w:spacing w:after="10" w:before="0"/>
               <w:ind w:left="120"/>
             </w:pPr>
-            <w:hyperlink w:history="1" r:id="rIdbxuqtspyejyqjnjreoxz2">
+            <w:hyperlink w:history="1" r:id="rIdq8g_cguenv8mqpy6sjn1t">
               <w:r>
                 <w:rPr>
                   <w:rFonts w:ascii="Arial" w:cs="Arial" w:eastAsia="Arial" w:hAnsi="Arial"/>
@@ -10611,7 +10611,7 @@
             <w:pPr>
               <w:spacing w:after="20" w:before="0"/>
             </w:pPr>
-            <w:hyperlink w:history="1" r:id="rIddamefe49iprquf9f8lq2s">
+            <w:hyperlink w:history="1" r:id="rIdmgbmcto_64o17hwjxhchl">
               <w:r>
                 <w:rPr>
                   <w:rFonts w:ascii="Arial" w:cs="Arial" w:eastAsia="Arial" w:hAnsi="Arial"/>
@@ -10644,7 +10644,7 @@
               <w:spacing w:after="10" w:before="0"/>
               <w:ind w:left="120"/>
             </w:pPr>
-            <w:hyperlink w:history="1" r:id="rIdbgiwnkh9vzzkinmtnziwk">
+            <w:hyperlink w:history="1" r:id="rIdtvafot_8p6k4q1s6vgy6l">
               <w:r>
                 <w:rPr>
                   <w:rFonts w:ascii="Arial" w:cs="Arial" w:eastAsia="Arial" w:hAnsi="Arial"/>
@@ -10689,7 +10689,7 @@
             <w:pPr>
               <w:spacing w:after="20" w:before="0"/>
             </w:pPr>
-            <w:hyperlink w:history="1" r:id="rIdevmz8ji-albejo_p9fmc8">
+            <w:hyperlink w:history="1" r:id="rIdj3gjoyyffwj9frtbluqzn">
               <w:r>
                 <w:rPr>
                   <w:rFonts w:ascii="Arial" w:cs="Arial" w:eastAsia="Arial" w:hAnsi="Arial"/>
@@ -10722,7 +10722,7 @@
               <w:spacing w:after="10" w:before="0"/>
               <w:ind w:left="120"/>
             </w:pPr>
-            <w:hyperlink w:history="1" r:id="rIdxw7zkyduytwlnjvvlgdfo">
+            <w:hyperlink w:history="1" r:id="rIdkcyitl3ompjcum9kzctfy">
               <w:r>
                 <w:rPr>
                   <w:rFonts w:ascii="Arial" w:cs="Arial" w:eastAsia="Arial" w:hAnsi="Arial"/>
@@ -10917,7 +10917,7 @@
             <w:pPr>
               <w:spacing w:after="20" w:before="0"/>
             </w:pPr>
-            <w:hyperlink w:history="1" r:id="rIdjvrlq3tcnnzc7lhvune43">
+            <w:hyperlink w:history="1" r:id="rIdcbp4cwdurafqq9ove_zdn">
               <w:r>
                 <w:rPr>
                   <w:rFonts w:ascii="Arial" w:cs="Arial" w:eastAsia="Arial" w:hAnsi="Arial"/>
@@ -10950,7 +10950,7 @@
               <w:spacing w:after="10" w:before="0"/>
               <w:ind w:left="120"/>
             </w:pPr>
-            <w:hyperlink w:history="1" r:id="rIdm9kbk9gxuemfur_namagw">
+            <w:hyperlink w:history="1" r:id="rIddajr51yh5hlq0eypsdul7">
               <w:r>
                 <w:rPr>
                   <w:rFonts w:ascii="Arial" w:cs="Arial" w:eastAsia="Arial" w:hAnsi="Arial"/>
@@ -10995,7 +10995,7 @@
             <w:pPr>
               <w:spacing w:after="20" w:before="0"/>
             </w:pPr>
-            <w:hyperlink w:history="1" r:id="rIdhxrm8djb3aljsbqj1gaq3">
+            <w:hyperlink w:history="1" r:id="rIde0axcrhd8vcnfntv0xbea">
               <w:r>
                 <w:rPr>
                   <w:rFonts w:ascii="Arial" w:cs="Arial" w:eastAsia="Arial" w:hAnsi="Arial"/>
@@ -11028,7 +11028,7 @@
               <w:spacing w:after="10" w:before="0"/>
               <w:ind w:left="120"/>
             </w:pPr>
-            <w:hyperlink w:history="1" r:id="rIdwwhdpb6zilm_dypptqeot">
+            <w:hyperlink w:history="1" r:id="rIdppno2b9q5_nfifv77igq2">
               <w:r>
                 <w:rPr>
                   <w:rFonts w:ascii="Arial" w:cs="Arial" w:eastAsia="Arial" w:hAnsi="Arial"/>
@@ -12515,7 +12515,7 @@
             <w:pPr>
               <w:spacing w:after="20" w:before="0"/>
             </w:pPr>
-            <w:hyperlink w:history="1" r:id="rIdi9ccizgxmruxuvh_kkvhz">
+            <w:hyperlink w:history="1" r:id="rIdqyuh7e6ynhg4td07xvl_y">
               <w:r>
                 <w:rPr>
                   <w:rFonts w:ascii="Arial" w:cs="Arial" w:eastAsia="Arial" w:hAnsi="Arial"/>
@@ -12548,7 +12548,7 @@
               <w:spacing w:after="10" w:before="0"/>
               <w:ind w:left="120"/>
             </w:pPr>
-            <w:hyperlink w:history="1" r:id="rIdr27u7e5i1_vocwiayluiw">
+            <w:hyperlink w:history="1" r:id="rIdnrn7gn6n4mnwafdstodoe">
               <w:r>
                 <w:rPr>
                   <w:rFonts w:ascii="Arial" w:cs="Arial" w:eastAsia="Arial" w:hAnsi="Arial"/>
@@ -12593,7 +12593,7 @@
             <w:pPr>
               <w:spacing w:after="20" w:before="0"/>
             </w:pPr>
-            <w:hyperlink w:history="1" r:id="rIdd3ssjlpyl0zbullqhil23">
+            <w:hyperlink w:history="1" r:id="rIdhwdfrrns6kxajnwhmekl3">
               <w:r>
                 <w:rPr>
                   <w:rFonts w:ascii="Arial" w:cs="Arial" w:eastAsia="Arial" w:hAnsi="Arial"/>
@@ -12626,7 +12626,7 @@
               <w:spacing w:after="10" w:before="0"/>
               <w:ind w:left="120"/>
             </w:pPr>
-            <w:hyperlink w:history="1" r:id="rIdrdh6d2-p5ugmdrb8mkfua">
+            <w:hyperlink w:history="1" r:id="rIdx40c8dxgrmigq-rba3gee">
               <w:r>
                 <w:rPr>
                   <w:rFonts w:ascii="Arial" w:cs="Arial" w:eastAsia="Arial" w:hAnsi="Arial"/>
@@ -12821,7 +12821,7 @@
             <w:pPr>
               <w:spacing w:after="20" w:before="0"/>
             </w:pPr>
-            <w:hyperlink w:history="1" r:id="rIdwtk3xvnuwfyx4zlhefvap">
+            <w:hyperlink w:history="1" r:id="rId0x6zikmdbpp9snml5hkpt">
               <w:r>
                 <w:rPr>
                   <w:rFonts w:ascii="Arial" w:cs="Arial" w:eastAsia="Arial" w:hAnsi="Arial"/>
@@ -12854,7 +12854,7 @@
               <w:spacing w:after="10" w:before="0"/>
               <w:ind w:left="120"/>
             </w:pPr>
-            <w:hyperlink w:history="1" r:id="rId-42dp98cmylb2njcoyipe">
+            <w:hyperlink w:history="1" r:id="rIdzo6eywkkwzr2vtxbaq9ng">
               <w:r>
                 <w:rPr>
                   <w:rFonts w:ascii="Arial" w:cs="Arial" w:eastAsia="Arial" w:hAnsi="Arial"/>
@@ -12899,7 +12899,7 @@
             <w:pPr>
               <w:spacing w:after="20" w:before="0"/>
             </w:pPr>
-            <w:hyperlink w:history="1" r:id="rIdjtanvlsz3m5b1n9l9s6q9">
+            <w:hyperlink w:history="1" r:id="rIdqettul-4al83g0ibzz4cs">
               <w:r>
                 <w:rPr>
                   <w:rFonts w:ascii="Arial" w:cs="Arial" w:eastAsia="Arial" w:hAnsi="Arial"/>
@@ -12932,7 +12932,7 @@
               <w:spacing w:after="10" w:before="0"/>
               <w:ind w:left="120"/>
             </w:pPr>
-            <w:hyperlink w:history="1" r:id="rIdbcj3dr08afxnksy90ziky">
+            <w:hyperlink w:history="1" r:id="rId0smhaixdq_eju1hucdi6p">
               <w:r>
                 <w:rPr>
                   <w:rFonts w:ascii="Arial" w:cs="Arial" w:eastAsia="Arial" w:hAnsi="Arial"/>
@@ -13127,7 +13127,7 @@
             <w:pPr>
               <w:spacing w:after="20" w:before="0"/>
             </w:pPr>
-            <w:hyperlink w:history="1" r:id="rId3vxh2db4skpengzfoksou">
+            <w:hyperlink w:history="1" r:id="rIdxmywvj-oq6v_hjq24qm2q">
               <w:r>
                 <w:rPr>
                   <w:rFonts w:ascii="Arial" w:cs="Arial" w:eastAsia="Arial" w:hAnsi="Arial"/>
@@ -13160,7 +13160,7 @@
               <w:spacing w:after="10" w:before="0"/>
               <w:ind w:left="120"/>
             </w:pPr>
-            <w:hyperlink w:history="1" r:id="rIdhnifejndb9itcei4czi36">
+            <w:hyperlink w:history="1" r:id="rIdrz2banslhpisknf4jefzg">
               <w:r>
                 <w:rPr>
                   <w:rFonts w:ascii="Arial" w:cs="Arial" w:eastAsia="Arial" w:hAnsi="Arial"/>
@@ -13205,7 +13205,7 @@
             <w:pPr>
               <w:spacing w:after="20" w:before="0"/>
             </w:pPr>
-            <w:hyperlink w:history="1" r:id="rIdjvxt7k27qd6w-hf3muquu">
+            <w:hyperlink w:history="1" r:id="rIdsv56hanndzrpy5yks8kaf">
               <w:r>
                 <w:rPr>
                   <w:rFonts w:ascii="Arial" w:cs="Arial" w:eastAsia="Arial" w:hAnsi="Arial"/>
@@ -13238,7 +13238,7 @@
               <w:spacing w:after="10" w:before="0"/>
               <w:ind w:left="120"/>
             </w:pPr>
-            <w:hyperlink w:history="1" r:id="rIdqhut85hlmq0pbyeazmqyz">
+            <w:hyperlink w:history="1" r:id="rIdeqmzaudhotvocwvonfcdt">
               <w:r>
                 <w:rPr>
                   <w:rFonts w:ascii="Arial" w:cs="Arial" w:eastAsia="Arial" w:hAnsi="Arial"/>
@@ -13433,7 +13433,7 @@
             <w:pPr>
               <w:spacing w:after="20" w:before="0"/>
             </w:pPr>
-            <w:hyperlink w:history="1" r:id="rIdagcvhabortv8nnnsz3iwb">
+            <w:hyperlink w:history="1" r:id="rId6ez_cf7mkzaotdkmadwni">
               <w:r>
                 <w:rPr>
                   <w:rFonts w:ascii="Arial" w:cs="Arial" w:eastAsia="Arial" w:hAnsi="Arial"/>
@@ -13466,7 +13466,7 @@
               <w:spacing w:after="10" w:before="0"/>
               <w:ind w:left="120"/>
             </w:pPr>
-            <w:hyperlink w:history="1" r:id="rIdoezf0-jq-n0gzfwwe3xge">
+            <w:hyperlink w:history="1" r:id="rIdqexp9hhazln2yku5qx04_">
               <w:r>
                 <w:rPr>
                   <w:rFonts w:ascii="Arial" w:cs="Arial" w:eastAsia="Arial" w:hAnsi="Arial"/>
@@ -13511,7 +13511,7 @@
             <w:pPr>
               <w:spacing w:after="20" w:before="0"/>
             </w:pPr>
-            <w:hyperlink w:history="1" r:id="rIdogmgyw5olrvtlxcxvgla4">
+            <w:hyperlink w:history="1" r:id="rIdrrpqa21nnq_khu3gcwgtp">
               <w:r>
                 <w:rPr>
                   <w:rFonts w:ascii="Arial" w:cs="Arial" w:eastAsia="Arial" w:hAnsi="Arial"/>
@@ -13544,7 +13544,7 @@
               <w:spacing w:after="10" w:before="0"/>
               <w:ind w:left="120"/>
             </w:pPr>
-            <w:hyperlink w:history="1" r:id="rIdxg--o0nom7rhh8xxqwwgh">
+            <w:hyperlink w:history="1" r:id="rId-wf6gqftehdmxhr8btran">
               <w:r>
                 <w:rPr>
                   <w:rFonts w:ascii="Arial" w:cs="Arial" w:eastAsia="Arial" w:hAnsi="Arial"/>
@@ -13739,7 +13739,7 @@
             <w:pPr>
               <w:spacing w:after="20" w:before="0"/>
             </w:pPr>
-            <w:hyperlink w:history="1" r:id="rIdabqawwcxcyp4f7mncxlry">
+            <w:hyperlink w:history="1" r:id="rIdjdwvya4wry8y_amuqcge3">
               <w:r>
                 <w:rPr>
                   <w:rFonts w:ascii="Arial" w:cs="Arial" w:eastAsia="Arial" w:hAnsi="Arial"/>
@@ -13772,7 +13772,7 @@
               <w:spacing w:after="10" w:before="0"/>
               <w:ind w:left="120"/>
             </w:pPr>
-            <w:hyperlink w:history="1" r:id="rIdtu72fk0snw4e70bucxs4g">
+            <w:hyperlink w:history="1" r:id="rIduzh7d6v4vrcb6dt85wyyb">
               <w:r>
                 <w:rPr>
                   <w:rFonts w:ascii="Arial" w:cs="Arial" w:eastAsia="Arial" w:hAnsi="Arial"/>
@@ -13817,7 +13817,7 @@
             <w:pPr>
               <w:spacing w:after="20" w:before="0"/>
             </w:pPr>
-            <w:hyperlink w:history="1" r:id="rId2w98u_itbhvsirwrt3rps">
+            <w:hyperlink w:history="1" r:id="rIdrpfx4fifw-d-yxn5snrm_">
               <w:r>
                 <w:rPr>
                   <w:rFonts w:ascii="Arial" w:cs="Arial" w:eastAsia="Arial" w:hAnsi="Arial"/>
@@ -13850,7 +13850,7 @@
               <w:spacing w:after="10" w:before="0"/>
               <w:ind w:left="120"/>
             </w:pPr>
-            <w:hyperlink w:history="1" r:id="rIdlkxu9jcgxl_q7isoouxzw">
+            <w:hyperlink w:history="1" r:id="rIdstwll7h-r3xzi15xhhx-h">
               <w:r>
                 <w:rPr>
                   <w:rFonts w:ascii="Arial" w:cs="Arial" w:eastAsia="Arial" w:hAnsi="Arial"/>
@@ -15337,7 +15337,7 @@
             <w:pPr>
               <w:spacing w:after="20" w:before="0"/>
             </w:pPr>
-            <w:hyperlink w:history="1" r:id="rIdnv1nln0p8oj_nqkfmawii">
+            <w:hyperlink w:history="1" r:id="rIdoenk07prfqsrnltoxgfh2">
               <w:r>
                 <w:rPr>
                   <w:rFonts w:ascii="Arial" w:cs="Arial" w:eastAsia="Arial" w:hAnsi="Arial"/>
@@ -15370,7 +15370,7 @@
               <w:spacing w:after="10" w:before="0"/>
               <w:ind w:left="120"/>
             </w:pPr>
-            <w:hyperlink w:history="1" r:id="rIdzzc94nc7aa64fchlwpxh1">
+            <w:hyperlink w:history="1" r:id="rIddxmdp8og1jx4e7rm42iyy">
               <w:r>
                 <w:rPr>
                   <w:rFonts w:ascii="Arial" w:cs="Arial" w:eastAsia="Arial" w:hAnsi="Arial"/>
@@ -15415,7 +15415,7 @@
             <w:pPr>
               <w:spacing w:after="20" w:before="0"/>
             </w:pPr>
-            <w:hyperlink w:history="1" r:id="rId64cxgfqfhgbsckjpoywtw">
+            <w:hyperlink w:history="1" r:id="rIdmzy75fuonukdhftztsusc">
               <w:r>
                 <w:rPr>
                   <w:rFonts w:ascii="Arial" w:cs="Arial" w:eastAsia="Arial" w:hAnsi="Arial"/>
@@ -15448,7 +15448,7 @@
               <w:spacing w:after="10" w:before="0"/>
               <w:ind w:left="120"/>
             </w:pPr>
-            <w:hyperlink w:history="1" r:id="rId0uwjp8-7ismerylmbqo7g">
+            <w:hyperlink w:history="1" r:id="rIdufsn--q_u57_txvlf9mym">
               <w:r>
                 <w:rPr>
                   <w:rFonts w:ascii="Arial" w:cs="Arial" w:eastAsia="Arial" w:hAnsi="Arial"/>
@@ -15643,7 +15643,7 @@
             <w:pPr>
               <w:spacing w:after="20" w:before="0"/>
             </w:pPr>
-            <w:hyperlink w:history="1" r:id="rIdsbn_hha-evx4nx8lhcfzf">
+            <w:hyperlink w:history="1" r:id="rIdic_ezakqyd5vzbbvcjq-m">
               <w:r>
                 <w:rPr>
                   <w:rFonts w:ascii="Arial" w:cs="Arial" w:eastAsia="Arial" w:hAnsi="Arial"/>
@@ -15676,7 +15676,7 @@
               <w:spacing w:after="10" w:before="0"/>
               <w:ind w:left="120"/>
             </w:pPr>
-            <w:hyperlink w:history="1" r:id="rIdnrzg1haz37rtqodk5avx4">
+            <w:hyperlink w:history="1" r:id="rId8yibyf2ymrn0bl-vrju4q">
               <w:r>
                 <w:rPr>
                   <w:rFonts w:ascii="Arial" w:cs="Arial" w:eastAsia="Arial" w:hAnsi="Arial"/>
@@ -15721,7 +15721,7 @@
             <w:pPr>
               <w:spacing w:after="20" w:before="0"/>
             </w:pPr>
-            <w:hyperlink w:history="1" r:id="rIddxwuuwwzlqwpufdstsxuq">
+            <w:hyperlink w:history="1" r:id="rIdk6pg2bucjwoh55dfyxbvi">
               <w:r>
                 <w:rPr>
                   <w:rFonts w:ascii="Arial" w:cs="Arial" w:eastAsia="Arial" w:hAnsi="Arial"/>
@@ -15754,7 +15754,7 @@
               <w:spacing w:after="10" w:before="0"/>
               <w:ind w:left="120"/>
             </w:pPr>
-            <w:hyperlink w:history="1" r:id="rIdz5grll0gshgsibs6jvhgq">
+            <w:hyperlink w:history="1" r:id="rIdpjxrplqbwpm7l6kvyjlfq">
               <w:r>
                 <w:rPr>
                   <w:rFonts w:ascii="Arial" w:cs="Arial" w:eastAsia="Arial" w:hAnsi="Arial"/>
@@ -15949,7 +15949,7 @@
             <w:pPr>
               <w:spacing w:after="20" w:before="0"/>
             </w:pPr>
-            <w:hyperlink w:history="1" r:id="rIdqsa_ffjvki2vnihcgcrlm">
+            <w:hyperlink w:history="1" r:id="rIdb-lmst4n_ej05r7ceeaqq">
               <w:r>
                 <w:rPr>
                   <w:rFonts w:ascii="Arial" w:cs="Arial" w:eastAsia="Arial" w:hAnsi="Arial"/>
@@ -15982,7 +15982,7 @@
               <w:spacing w:after="10" w:before="0"/>
               <w:ind w:left="120"/>
             </w:pPr>
-            <w:hyperlink w:history="1" r:id="rIdn_obrv6jkkpzyaglat-tu">
+            <w:hyperlink w:history="1" r:id="rIde_qzccqhfbr19iljn9h6j">
               <w:r>
                 <w:rPr>
                   <w:rFonts w:ascii="Arial" w:cs="Arial" w:eastAsia="Arial" w:hAnsi="Arial"/>
@@ -16027,7 +16027,7 @@
             <w:pPr>
               <w:spacing w:after="20" w:before="0"/>
             </w:pPr>
-            <w:hyperlink w:history="1" r:id="rId30df4sipqxww6d6ncjg-j">
+            <w:hyperlink w:history="1" r:id="rIdscd_0zg0qrmhkbbn04et2">
               <w:r>
                 <w:rPr>
                   <w:rFonts w:ascii="Arial" w:cs="Arial" w:eastAsia="Arial" w:hAnsi="Arial"/>
@@ -16060,7 +16060,7 @@
               <w:spacing w:after="10" w:before="0"/>
               <w:ind w:left="120"/>
             </w:pPr>
-            <w:hyperlink w:history="1" r:id="rIdqthzac4i-3yw-vrr7pprh">
+            <w:hyperlink w:history="1" r:id="rIdsz1geomabdgt6lldw6abh">
               <w:r>
                 <w:rPr>
                   <w:rFonts w:ascii="Arial" w:cs="Arial" w:eastAsia="Arial" w:hAnsi="Arial"/>
@@ -16255,7 +16255,7 @@
             <w:pPr>
               <w:spacing w:after="20" w:before="0"/>
             </w:pPr>
-            <w:hyperlink w:history="1" r:id="rIdglu6etqzrgzwqqetmwen3">
+            <w:hyperlink w:history="1" r:id="rIdn_q1_uil7ccja1rsrz_fj">
               <w:r>
                 <w:rPr>
                   <w:rFonts w:ascii="Arial" w:cs="Arial" w:eastAsia="Arial" w:hAnsi="Arial"/>
@@ -16288,7 +16288,7 @@
               <w:spacing w:after="10" w:before="0"/>
               <w:ind w:left="120"/>
             </w:pPr>
-            <w:hyperlink w:history="1" r:id="rIdls6gigtksp_uvlycd_sz6">
+            <w:hyperlink w:history="1" r:id="rIdpx97phi8f5wxdwjwqtboo">
               <w:r>
                 <w:rPr>
                   <w:rFonts w:ascii="Arial" w:cs="Arial" w:eastAsia="Arial" w:hAnsi="Arial"/>
@@ -16333,7 +16333,7 @@
             <w:pPr>
               <w:spacing w:after="20" w:before="0"/>
             </w:pPr>
-            <w:hyperlink w:history="1" r:id="rId7-ptq1fg0naav3u-4kclg">
+            <w:hyperlink w:history="1" r:id="rId3inxrbqnhejkzctyt4cdw">
               <w:r>
                 <w:rPr>
                   <w:rFonts w:ascii="Arial" w:cs="Arial" w:eastAsia="Arial" w:hAnsi="Arial"/>
@@ -16366,7 +16366,7 @@
               <w:spacing w:after="10" w:before="0"/>
               <w:ind w:left="120"/>
             </w:pPr>
-            <w:hyperlink w:history="1" r:id="rIdwva4goic7proxwzdmnd7a">
+            <w:hyperlink w:history="1" r:id="rIdkbofuxitjkxjzmbfwktby">
               <w:r>
                 <w:rPr>
                   <w:rFonts w:ascii="Arial" w:cs="Arial" w:eastAsia="Arial" w:hAnsi="Arial"/>
@@ -16561,7 +16561,7 @@
             <w:pPr>
               <w:spacing w:after="20" w:before="0"/>
             </w:pPr>
-            <w:hyperlink w:history="1" r:id="rId9jqrd-m3ufuajadkpdgez">
+            <w:hyperlink w:history="1" r:id="rIde0oudrknv9w7qnz2rdrqf">
               <w:r>
                 <w:rPr>
                   <w:rFonts w:ascii="Arial" w:cs="Arial" w:eastAsia="Arial" w:hAnsi="Arial"/>
@@ -16594,7 +16594,7 @@
               <w:spacing w:after="10" w:before="0"/>
               <w:ind w:left="120"/>
             </w:pPr>
-            <w:hyperlink w:history="1" r:id="rIdjn0v8n58etmmfixj-cdwb">
+            <w:hyperlink w:history="1" r:id="rIddttoqiv3xnfgikec85swg">
               <w:r>
                 <w:rPr>
                   <w:rFonts w:ascii="Arial" w:cs="Arial" w:eastAsia="Arial" w:hAnsi="Arial"/>
@@ -16639,7 +16639,7 @@
             <w:pPr>
               <w:spacing w:after="20" w:before="0"/>
             </w:pPr>
-            <w:hyperlink w:history="1" r:id="rIdmqkfshr_t5sugey5f5swo">
+            <w:hyperlink w:history="1" r:id="rIdrm1407xoe4xacx9nmjsw6">
               <w:r>
                 <w:rPr>
                   <w:rFonts w:ascii="Arial" w:cs="Arial" w:eastAsia="Arial" w:hAnsi="Arial"/>
@@ -16672,7 +16672,7 @@
               <w:spacing w:after="10" w:before="0"/>
               <w:ind w:left="120"/>
             </w:pPr>
-            <w:hyperlink w:history="1" r:id="rId_jo2bdwkxzhyibf_oi_5c">
+            <w:hyperlink w:history="1" r:id="rIdm7redb8k6bv7bctvapsfk">
               <w:r>
                 <w:rPr>
                   <w:rFonts w:ascii="Arial" w:cs="Arial" w:eastAsia="Arial" w:hAnsi="Arial"/>
@@ -18159,7 +18159,7 @@
             <w:pPr>
               <w:spacing w:after="20" w:before="0"/>
             </w:pPr>
-            <w:hyperlink w:history="1" r:id="rIdzihtcfoc7rzu4imngu2of">
+            <w:hyperlink w:history="1" r:id="rIdpanp79jsujyyl-6dkabsx">
               <w:r>
                 <w:rPr>
                   <w:rFonts w:ascii="Arial" w:cs="Arial" w:eastAsia="Arial" w:hAnsi="Arial"/>
@@ -18192,7 +18192,7 @@
               <w:spacing w:after="10" w:before="0"/>
               <w:ind w:left="120"/>
             </w:pPr>
-            <w:hyperlink w:history="1" r:id="rId75ppdujq_9igwrcyb-6hz">
+            <w:hyperlink w:history="1" r:id="rIdndzgv76eltdgz-hqygiqc">
               <w:r>
                 <w:rPr>
                   <w:rFonts w:ascii="Arial" w:cs="Arial" w:eastAsia="Arial" w:hAnsi="Arial"/>
@@ -18237,7 +18237,7 @@
             <w:pPr>
               <w:spacing w:after="20" w:before="0"/>
             </w:pPr>
-            <w:hyperlink w:history="1" r:id="rIdce8mm4wlusiwv37dduzj_">
+            <w:hyperlink w:history="1" r:id="rId6jebhzphxifa8o5ycub4z">
               <w:r>
                 <w:rPr>
                   <w:rFonts w:ascii="Arial" w:cs="Arial" w:eastAsia="Arial" w:hAnsi="Arial"/>
@@ -18270,7 +18270,7 @@
               <w:spacing w:after="10" w:before="0"/>
               <w:ind w:left="120"/>
             </w:pPr>
-            <w:hyperlink w:history="1" r:id="rId699xvnj-58usbkokf_fle">
+            <w:hyperlink w:history="1" r:id="rIdp4s1b0o-qq4qe3ltdfy_p">
               <w:r>
                 <w:rPr>
                   <w:rFonts w:ascii="Arial" w:cs="Arial" w:eastAsia="Arial" w:hAnsi="Arial"/>
@@ -18465,7 +18465,7 @@
             <w:pPr>
               <w:spacing w:after="20" w:before="0"/>
             </w:pPr>
-            <w:hyperlink w:history="1" r:id="rIdui-yhqd6adbtax761og_h">
+            <w:hyperlink w:history="1" r:id="rIdbnyex4dirvs_bqnbnfb3u">
               <w:r>
                 <w:rPr>
                   <w:rFonts w:ascii="Arial" w:cs="Arial" w:eastAsia="Arial" w:hAnsi="Arial"/>
@@ -18498,7 +18498,7 @@
               <w:spacing w:after="10" w:before="0"/>
               <w:ind w:left="120"/>
             </w:pPr>
-            <w:hyperlink w:history="1" r:id="rIdtl-hxqlql_j7ztjmnq5qj">
+            <w:hyperlink w:history="1" r:id="rId4q4lstpvpyaoolg6xxdnl">
               <w:r>
                 <w:rPr>
                   <w:rFonts w:ascii="Arial" w:cs="Arial" w:eastAsia="Arial" w:hAnsi="Arial"/>
@@ -18543,7 +18543,7 @@
             <w:pPr>
               <w:spacing w:after="20" w:before="0"/>
             </w:pPr>
-            <w:hyperlink w:history="1" r:id="rIdbunzmtsiylprdsdrzynjg">
+            <w:hyperlink w:history="1" r:id="rIdykwyfrytmxjsqdlwev73j">
               <w:r>
                 <w:rPr>
                   <w:rFonts w:ascii="Arial" w:cs="Arial" w:eastAsia="Arial" w:hAnsi="Arial"/>
@@ -18576,7 +18576,7 @@
               <w:spacing w:after="10" w:before="0"/>
               <w:ind w:left="120"/>
             </w:pPr>
-            <w:hyperlink w:history="1" r:id="rId7ks2ggublbfwiux3anech">
+            <w:hyperlink w:history="1" r:id="rIdflp4vxavnvhlzy8iornuy">
               <w:r>
                 <w:rPr>
                   <w:rFonts w:ascii="Arial" w:cs="Arial" w:eastAsia="Arial" w:hAnsi="Arial"/>
@@ -18771,7 +18771,7 @@
             <w:pPr>
               <w:spacing w:after="20" w:before="0"/>
             </w:pPr>
-            <w:hyperlink w:history="1" r:id="rIdxy6cqankt_rte4o0qcc6u">
+            <w:hyperlink w:history="1" r:id="rIdmrnqktodljholo8jzfkml">
               <w:r>
                 <w:rPr>
                   <w:rFonts w:ascii="Arial" w:cs="Arial" w:eastAsia="Arial" w:hAnsi="Arial"/>
@@ -18804,7 +18804,7 @@
               <w:spacing w:after="10" w:before="0"/>
               <w:ind w:left="120"/>
             </w:pPr>
-            <w:hyperlink w:history="1" r:id="rIdcpmq9tn7-zqnjt7jcredn">
+            <w:hyperlink w:history="1" r:id="rIdf31lavyjbuph2f_lcwowr">
               <w:r>
                 <w:rPr>
                   <w:rFonts w:ascii="Arial" w:cs="Arial" w:eastAsia="Arial" w:hAnsi="Arial"/>
@@ -18849,7 +18849,7 @@
             <w:pPr>
               <w:spacing w:after="20" w:before="0"/>
             </w:pPr>
-            <w:hyperlink w:history="1" r:id="rIdy32ewfmfcnmwm6hkjhcun">
+            <w:hyperlink w:history="1" r:id="rIdvksq7jes7fv8hqsky70pz">
               <w:r>
                 <w:rPr>
                   <w:rFonts w:ascii="Arial" w:cs="Arial" w:eastAsia="Arial" w:hAnsi="Arial"/>
@@ -18882,7 +18882,7 @@
               <w:spacing w:after="10" w:before="0"/>
               <w:ind w:left="120"/>
             </w:pPr>
-            <w:hyperlink w:history="1" r:id="rId2xzwo5ntqjfwjgivhusfp">
+            <w:hyperlink w:history="1" r:id="rId23uahwmdg2ggsydgwkv3k">
               <w:r>
                 <w:rPr>
                   <w:rFonts w:ascii="Arial" w:cs="Arial" w:eastAsia="Arial" w:hAnsi="Arial"/>
@@ -19077,7 +19077,7 @@
             <w:pPr>
               <w:spacing w:after="20" w:before="0"/>
             </w:pPr>
-            <w:hyperlink w:history="1" r:id="rIdrqb8a9zrgfssw4mhkvjqy">
+            <w:hyperlink w:history="1" r:id="rIduaairmi-yprhfaj2tvwpk">
               <w:r>
                 <w:rPr>
                   <w:rFonts w:ascii="Arial" w:cs="Arial" w:eastAsia="Arial" w:hAnsi="Arial"/>
@@ -19110,7 +19110,7 @@
               <w:spacing w:after="10" w:before="0"/>
               <w:ind w:left="120"/>
             </w:pPr>
-            <w:hyperlink w:history="1" r:id="rIdjfwyq1myj48piveuw1wl8">
+            <w:hyperlink w:history="1" r:id="rIdi8wdxejxyblqbgtx8x1vl">
               <w:r>
                 <w:rPr>
                   <w:rFonts w:ascii="Arial" w:cs="Arial" w:eastAsia="Arial" w:hAnsi="Arial"/>
@@ -19155,7 +19155,7 @@
             <w:pPr>
               <w:spacing w:after="20" w:before="0"/>
             </w:pPr>
-            <w:hyperlink w:history="1" r:id="rIdsg3uxhcsywypo8oht6lwl">
+            <w:hyperlink w:history="1" r:id="rIdpuczncapjxmvkwiwfqvbt">
               <w:r>
                 <w:rPr>
                   <w:rFonts w:ascii="Arial" w:cs="Arial" w:eastAsia="Arial" w:hAnsi="Arial"/>
@@ -19188,7 +19188,7 @@
               <w:spacing w:after="10" w:before="0"/>
               <w:ind w:left="120"/>
             </w:pPr>
-            <w:hyperlink w:history="1" r:id="rIdymiesydfwemjlwujfzsxh">
+            <w:hyperlink w:history="1" r:id="rId665gj8httomgubaedzipk">
               <w:r>
                 <w:rPr>
                   <w:rFonts w:ascii="Arial" w:cs="Arial" w:eastAsia="Arial" w:hAnsi="Arial"/>
@@ -19383,7 +19383,7 @@
             <w:pPr>
               <w:spacing w:after="20" w:before="0"/>
             </w:pPr>
-            <w:hyperlink w:history="1" r:id="rIdyex2aro9vxcxpwwxofuak">
+            <w:hyperlink w:history="1" r:id="rIdgz3eitliacz0ml8mc7qvp">
               <w:r>
                 <w:rPr>
                   <w:rFonts w:ascii="Arial" w:cs="Arial" w:eastAsia="Arial" w:hAnsi="Arial"/>
@@ -19416,7 +19416,7 @@
               <w:spacing w:after="10" w:before="0"/>
               <w:ind w:left="120"/>
             </w:pPr>
-            <w:hyperlink w:history="1" r:id="rIdsazuatk0cv-yf4en-przu">
+            <w:hyperlink w:history="1" r:id="rIdm9unxqzb098w5pwzuhnim">
               <w:r>
                 <w:rPr>
                   <w:rFonts w:ascii="Arial" w:cs="Arial" w:eastAsia="Arial" w:hAnsi="Arial"/>
@@ -19461,7 +19461,7 @@
             <w:pPr>
               <w:spacing w:after="20" w:before="0"/>
             </w:pPr>
-            <w:hyperlink w:history="1" r:id="rIdvxholr4hccnnwm3l6d8qc">
+            <w:hyperlink w:history="1" r:id="rIdiouqjp_iskqnx9hirptir">
               <w:r>
                 <w:rPr>
                   <w:rFonts w:ascii="Arial" w:cs="Arial" w:eastAsia="Arial" w:hAnsi="Arial"/>
@@ -19494,7 +19494,7 @@
               <w:spacing w:after="10" w:before="0"/>
               <w:ind w:left="120"/>
             </w:pPr>
-            <w:hyperlink w:history="1" r:id="rIdabi7anbyw8whefjpzzf2f">
+            <w:hyperlink w:history="1" r:id="rIdj3w5-zqealr2l8mr4avcb">
               <w:r>
                 <w:rPr>
                   <w:rFonts w:ascii="Arial" w:cs="Arial" w:eastAsia="Arial" w:hAnsi="Arial"/>
@@ -20981,7 +20981,7 @@
             <w:pPr>
               <w:spacing w:after="20" w:before="0"/>
             </w:pPr>
-            <w:hyperlink w:history="1" r:id="rIdkvbhl40sefzf9y3rqptlv">
+            <w:hyperlink w:history="1" r:id="rIddyembeh2oqyfyjh8uoci9">
               <w:r>
                 <w:rPr>
                   <w:rFonts w:ascii="Arial" w:cs="Arial" w:eastAsia="Arial" w:hAnsi="Arial"/>
@@ -21014,7 +21014,7 @@
               <w:spacing w:after="10" w:before="0"/>
               <w:ind w:left="120"/>
             </w:pPr>
-            <w:hyperlink w:history="1" r:id="rIdjioctcmkoh7ri1wakregc">
+            <w:hyperlink w:history="1" r:id="rIdoyxzeyjoq1u1jz7yi1jhk">
               <w:r>
                 <w:rPr>
                   <w:rFonts w:ascii="Arial" w:cs="Arial" w:eastAsia="Arial" w:hAnsi="Arial"/>
@@ -21059,7 +21059,7 @@
             <w:pPr>
               <w:spacing w:after="20" w:before="0"/>
             </w:pPr>
-            <w:hyperlink w:history="1" r:id="rIdlrx22iuwkmi3taptkmsui">
+            <w:hyperlink w:history="1" r:id="rIdndms1tnqiso9ocsy_alpe">
               <w:r>
                 <w:rPr>
                   <w:rFonts w:ascii="Arial" w:cs="Arial" w:eastAsia="Arial" w:hAnsi="Arial"/>
@@ -21092,7 +21092,7 @@
               <w:spacing w:after="10" w:before="0"/>
               <w:ind w:left="120"/>
             </w:pPr>
-            <w:hyperlink w:history="1" r:id="rIdkztucnm04nkmmxxzk2j2f">
+            <w:hyperlink w:history="1" r:id="rIdd4g92vgt92g0oqqiekjke">
               <w:r>
                 <w:rPr>
                   <w:rFonts w:ascii="Arial" w:cs="Arial" w:eastAsia="Arial" w:hAnsi="Arial"/>
@@ -21287,7 +21287,7 @@
             <w:pPr>
               <w:spacing w:after="20" w:before="0"/>
             </w:pPr>
-            <w:hyperlink w:history="1" r:id="rId6aeuaiu-1-poghhsosp-e">
+            <w:hyperlink w:history="1" r:id="rIdlymbup-xkpw3sv5iksplc">
               <w:r>
                 <w:rPr>
                   <w:rFonts w:ascii="Arial" w:cs="Arial" w:eastAsia="Arial" w:hAnsi="Arial"/>
@@ -21320,7 +21320,7 @@
               <w:spacing w:after="10" w:before="0"/>
               <w:ind w:left="120"/>
             </w:pPr>
-            <w:hyperlink w:history="1" r:id="rIdnxxapufjorlvdasspcy2g">
+            <w:hyperlink w:history="1" r:id="rIdtfbuhyy0oqradqkpyd061">
               <w:r>
                 <w:rPr>
                   <w:rFonts w:ascii="Arial" w:cs="Arial" w:eastAsia="Arial" w:hAnsi="Arial"/>
@@ -21365,7 +21365,7 @@
             <w:pPr>
               <w:spacing w:after="20" w:before="0"/>
             </w:pPr>
-            <w:hyperlink w:history="1" r:id="rIdfs6tl7s8rxazshtjff_sp">
+            <w:hyperlink w:history="1" r:id="rIdxppmfrq4ghn8dyxpvijgl">
               <w:r>
                 <w:rPr>
                   <w:rFonts w:ascii="Arial" w:cs="Arial" w:eastAsia="Arial" w:hAnsi="Arial"/>
@@ -21398,7 +21398,7 @@
               <w:spacing w:after="10" w:before="0"/>
               <w:ind w:left="120"/>
             </w:pPr>
-            <w:hyperlink w:history="1" r:id="rIdb0uxf-0y5uknbgblpn4z9">
+            <w:hyperlink w:history="1" r:id="rIdniyy1igm7c2bzw77-l6hj">
               <w:r>
                 <w:rPr>
                   <w:rFonts w:ascii="Arial" w:cs="Arial" w:eastAsia="Arial" w:hAnsi="Arial"/>
@@ -21593,7 +21593,7 @@
             <w:pPr>
               <w:spacing w:after="20" w:before="0"/>
             </w:pPr>
-            <w:hyperlink w:history="1" r:id="rIdkpzizg3ffwvk_6hft0l5w">
+            <w:hyperlink w:history="1" r:id="rId8fz-q8pwtwowslysyxd7m">
               <w:r>
                 <w:rPr>
                   <w:rFonts w:ascii="Arial" w:cs="Arial" w:eastAsia="Arial" w:hAnsi="Arial"/>
@@ -21626,7 +21626,7 @@
               <w:spacing w:after="10" w:before="0"/>
               <w:ind w:left="120"/>
             </w:pPr>
-            <w:hyperlink w:history="1" r:id="rIdgz_ddvfxhy-nojh98akkw">
+            <w:hyperlink w:history="1" r:id="rIdxltyaciomg6oli7dy10zs">
               <w:r>
                 <w:rPr>
                   <w:rFonts w:ascii="Arial" w:cs="Arial" w:eastAsia="Arial" w:hAnsi="Arial"/>
@@ -21671,7 +21671,7 @@
             <w:pPr>
               <w:spacing w:after="20" w:before="0"/>
             </w:pPr>
-            <w:hyperlink w:history="1" r:id="rId7witqvhecywyebohf7adm">
+            <w:hyperlink w:history="1" r:id="rIdulre9yqp8cns80ljzr8sn">
               <w:r>
                 <w:rPr>
                   <w:rFonts w:ascii="Arial" w:cs="Arial" w:eastAsia="Arial" w:hAnsi="Arial"/>
@@ -21704,7 +21704,7 @@
               <w:spacing w:after="10" w:before="0"/>
               <w:ind w:left="120"/>
             </w:pPr>
-            <w:hyperlink w:history="1" r:id="rIdlkfrkiowoijvbln6yqbzx">
+            <w:hyperlink w:history="1" r:id="rIdvepj7rlhwwfr1gteruikk">
               <w:r>
                 <w:rPr>
                   <w:rFonts w:ascii="Arial" w:cs="Arial" w:eastAsia="Arial" w:hAnsi="Arial"/>
@@ -21899,7 +21899,7 @@
             <w:pPr>
               <w:spacing w:after="20" w:before="0"/>
             </w:pPr>
-            <w:hyperlink w:history="1" r:id="rIdtixebf5kciqwfak0xedlb">
+            <w:hyperlink w:history="1" r:id="rIdwgpv0tcjgbttm8ngq3dep">
               <w:r>
                 <w:rPr>
                   <w:rFonts w:ascii="Arial" w:cs="Arial" w:eastAsia="Arial" w:hAnsi="Arial"/>
@@ -21932,7 +21932,7 @@
               <w:spacing w:after="10" w:before="0"/>
               <w:ind w:left="120"/>
             </w:pPr>
-            <w:hyperlink w:history="1" r:id="rIdq-gzumrdi10b5iuay3zsa">
+            <w:hyperlink w:history="1" r:id="rIduwabxp3hhatjmemw3es6s">
               <w:r>
                 <w:rPr>
                   <w:rFonts w:ascii="Arial" w:cs="Arial" w:eastAsia="Arial" w:hAnsi="Arial"/>
@@ -21977,7 +21977,7 @@
             <w:pPr>
               <w:spacing w:after="20" w:before="0"/>
             </w:pPr>
-            <w:hyperlink w:history="1" r:id="rIdtrwhshzezhdfldejts6t3">
+            <w:hyperlink w:history="1" r:id="rId8ielzgdr7_iunvgv64n3-">
               <w:r>
                 <w:rPr>
                   <w:rFonts w:ascii="Arial" w:cs="Arial" w:eastAsia="Arial" w:hAnsi="Arial"/>
@@ -22010,7 +22010,7 @@
               <w:spacing w:after="10" w:before="0"/>
               <w:ind w:left="120"/>
             </w:pPr>
-            <w:hyperlink w:history="1" r:id="rId_5wdph6z2hkrb_stbxnab">
+            <w:hyperlink w:history="1" r:id="rIdkkkcwe0ee382ugpmfmtd9">
               <w:r>
                 <w:rPr>
                   <w:rFonts w:ascii="Arial" w:cs="Arial" w:eastAsia="Arial" w:hAnsi="Arial"/>
@@ -22205,7 +22205,7 @@
             <w:pPr>
               <w:spacing w:after="20" w:before="0"/>
             </w:pPr>
-            <w:hyperlink w:history="1" r:id="rIdvdddqvcpdiad9mf758esd">
+            <w:hyperlink w:history="1" r:id="rIdy5_5mvwpxvdav0_z1jbe1">
               <w:r>
                 <w:rPr>
                   <w:rFonts w:ascii="Arial" w:cs="Arial" w:eastAsia="Arial" w:hAnsi="Arial"/>
@@ -22238,7 +22238,7 @@
               <w:spacing w:after="10" w:before="0"/>
               <w:ind w:left="120"/>
             </w:pPr>
-            <w:hyperlink w:history="1" r:id="rIdukfdl8uzwo3_d-htsry9w">
+            <w:hyperlink w:history="1" r:id="rIdnb-timcezgz28mqgdsvef">
               <w:r>
                 <w:rPr>
                   <w:rFonts w:ascii="Arial" w:cs="Arial" w:eastAsia="Arial" w:hAnsi="Arial"/>
@@ -22283,7 +22283,7 @@
             <w:pPr>
               <w:spacing w:after="20" w:before="0"/>
             </w:pPr>
-            <w:hyperlink w:history="1" r:id="rIdmsodrgogqh88nzumxrfet">
+            <w:hyperlink w:history="1" r:id="rIdsndc7lljkqv4a2-ocvjeb">
               <w:r>
                 <w:rPr>
                   <w:rFonts w:ascii="Arial" w:cs="Arial" w:eastAsia="Arial" w:hAnsi="Arial"/>
@@ -22316,7 +22316,7 @@
               <w:spacing w:after="10" w:before="0"/>
               <w:ind w:left="120"/>
             </w:pPr>
-            <w:hyperlink w:history="1" r:id="rIdy2muaylrnat9ulxt5ifzh">
+            <w:hyperlink w:history="1" r:id="rIdnowsuz-x2yf1vvqxpz-j_">
               <w:r>
                 <w:rPr>
                   <w:rFonts w:ascii="Arial" w:cs="Arial" w:eastAsia="Arial" w:hAnsi="Arial"/>
@@ -23898,7 +23898,7 @@
             <w:pPr>
               <w:spacing w:after="20" w:before="0"/>
             </w:pPr>
-            <w:hyperlink w:history="1" r:id="rIdkgwf9dxdiwl9qxvcixfal">
+            <w:hyperlink w:history="1" r:id="rIdflyu9aebvq1hyvqpkdwvf">
               <w:r>
                 <w:rPr>
                   <w:rFonts w:ascii="Arial" w:cs="Arial" w:eastAsia="Arial" w:hAnsi="Arial"/>
@@ -23931,7 +23931,7 @@
               <w:spacing w:after="10" w:before="0"/>
               <w:ind w:left="120"/>
             </w:pPr>
-            <w:hyperlink w:history="1" r:id="rIdjkl76ivn-6-c3icuyprwx">
+            <w:hyperlink w:history="1" r:id="rIdmm5k5ompsythpry1czkiy">
               <w:r>
                 <w:rPr>
                   <w:rFonts w:ascii="Arial" w:cs="Arial" w:eastAsia="Arial" w:hAnsi="Arial"/>
@@ -23976,7 +23976,7 @@
             <w:pPr>
               <w:spacing w:after="20" w:before="0"/>
             </w:pPr>
-            <w:hyperlink w:history="1" r:id="rId1iqaqah00lft7x9rtvmzn">
+            <w:hyperlink w:history="1" r:id="rIdc66qsvlgneadcoux0gdtl">
               <w:r>
                 <w:rPr>
                   <w:rFonts w:ascii="Arial" w:cs="Arial" w:eastAsia="Arial" w:hAnsi="Arial"/>
@@ -24009,7 +24009,7 @@
               <w:spacing w:after="10" w:before="0"/>
               <w:ind w:left="120"/>
             </w:pPr>
-            <w:hyperlink w:history="1" r:id="rIdwjmaba-h5t83pq3rn6kln">
+            <w:hyperlink w:history="1" r:id="rIdvop3kjgncs8c7zylespt4">
               <w:r>
                 <w:rPr>
                   <w:rFonts w:ascii="Arial" w:cs="Arial" w:eastAsia="Arial" w:hAnsi="Arial"/>
@@ -24204,7 +24204,7 @@
             <w:pPr>
               <w:spacing w:after="20" w:before="0"/>
             </w:pPr>
-            <w:hyperlink w:history="1" r:id="rIdxrgt6h0gclale2ohldm2n">
+            <w:hyperlink w:history="1" r:id="rIdchb-p_186kqgndinfuz8f">
               <w:r>
                 <w:rPr>
                   <w:rFonts w:ascii="Arial" w:cs="Arial" w:eastAsia="Arial" w:hAnsi="Arial"/>
@@ -24237,7 +24237,7 @@
               <w:spacing w:after="10" w:before="0"/>
               <w:ind w:left="120"/>
             </w:pPr>
-            <w:hyperlink w:history="1" r:id="rId_gbfboma0_saumm-uy_3i">
+            <w:hyperlink w:history="1" r:id="rId_7xcgafkdl91vojrxldqq">
               <w:r>
                 <w:rPr>
                   <w:rFonts w:ascii="Arial" w:cs="Arial" w:eastAsia="Arial" w:hAnsi="Arial"/>
@@ -24282,7 +24282,7 @@
             <w:pPr>
               <w:spacing w:after="20" w:before="0"/>
             </w:pPr>
-            <w:hyperlink w:history="1" r:id="rIdo2kepf6qpfk8dh2n0hidr">
+            <w:hyperlink w:history="1" r:id="rIdxkihrzqltzukw77urjhfj">
               <w:r>
                 <w:rPr>
                   <w:rFonts w:ascii="Arial" w:cs="Arial" w:eastAsia="Arial" w:hAnsi="Arial"/>
@@ -24315,7 +24315,7 @@
               <w:spacing w:after="10" w:before="0"/>
               <w:ind w:left="120"/>
             </w:pPr>
-            <w:hyperlink w:history="1" r:id="rIdipp2osdvyvzyh75emfrx4">
+            <w:hyperlink w:history="1" r:id="rIdgamk105emegnhr514ngtj">
               <w:r>
                 <w:rPr>
                   <w:rFonts w:ascii="Arial" w:cs="Arial" w:eastAsia="Arial" w:hAnsi="Arial"/>
@@ -24510,7 +24510,7 @@
             <w:pPr>
               <w:spacing w:after="20" w:before="0"/>
             </w:pPr>
-            <w:hyperlink w:history="1" r:id="rIdz3qd5dpbzbrywyojrnfj_">
+            <w:hyperlink w:history="1" r:id="rIdlg6fxobwhibwpongaxzab">
               <w:r>
                 <w:rPr>
                   <w:rFonts w:ascii="Arial" w:cs="Arial" w:eastAsia="Arial" w:hAnsi="Arial"/>
@@ -24543,7 +24543,7 @@
               <w:spacing w:after="10" w:before="0"/>
               <w:ind w:left="120"/>
             </w:pPr>
-            <w:hyperlink w:history="1" r:id="rId8skrshexxi3qbftfhax8o">
+            <w:hyperlink w:history="1" r:id="rIdvpcbq6ugl_jgbdjagstd2">
               <w:r>
                 <w:rPr>
                   <w:rFonts w:ascii="Arial" w:cs="Arial" w:eastAsia="Arial" w:hAnsi="Arial"/>
@@ -24588,7 +24588,7 @@
             <w:pPr>
               <w:spacing w:after="20" w:before="0"/>
             </w:pPr>
-            <w:hyperlink w:history="1" r:id="rIduo3ib1bmhwecrz4llbyxf">
+            <w:hyperlink w:history="1" r:id="rIdpuzlxvzemxq_pvrr3rbwo">
               <w:r>
                 <w:rPr>
                   <w:rFonts w:ascii="Arial" w:cs="Arial" w:eastAsia="Arial" w:hAnsi="Arial"/>
@@ -24621,7 +24621,7 @@
               <w:spacing w:after="10" w:before="0"/>
               <w:ind w:left="120"/>
             </w:pPr>
-            <w:hyperlink w:history="1" r:id="rId_wr5snd33asrkyhx-yhs2">
+            <w:hyperlink w:history="1" r:id="rIdtt_nd2x3gi74heqgojdk4">
               <w:r>
                 <w:rPr>
                   <w:rFonts w:ascii="Arial" w:cs="Arial" w:eastAsia="Arial" w:hAnsi="Arial"/>
@@ -24816,7 +24816,7 @@
             <w:pPr>
               <w:spacing w:after="20" w:before="0"/>
             </w:pPr>
-            <w:hyperlink w:history="1" r:id="rIdygp7_naqvkpchhw16hb0j">
+            <w:hyperlink w:history="1" r:id="rIdminp8vtxychbfu929qwdj">
               <w:r>
                 <w:rPr>
                   <w:rFonts w:ascii="Arial" w:cs="Arial" w:eastAsia="Arial" w:hAnsi="Arial"/>
@@ -24849,7 +24849,7 @@
               <w:spacing w:after="10" w:before="0"/>
               <w:ind w:left="120"/>
             </w:pPr>
-            <w:hyperlink w:history="1" r:id="rIdqdkgbuql2_aizdvz0snoy">
+            <w:hyperlink w:history="1" r:id="rIdiduixxk1aceq3_2w7wykx">
               <w:r>
                 <w:rPr>
                   <w:rFonts w:ascii="Arial" w:cs="Arial" w:eastAsia="Arial" w:hAnsi="Arial"/>
@@ -24894,7 +24894,7 @@
             <w:pPr>
               <w:spacing w:after="20" w:before="0"/>
             </w:pPr>
-            <w:hyperlink w:history="1" r:id="rIdrq7k01xitfl5vvi_z1lam">
+            <w:hyperlink w:history="1" r:id="rIdayxos4e_ha0hfgxfe3p7e">
               <w:r>
                 <w:rPr>
                   <w:rFonts w:ascii="Arial" w:cs="Arial" w:eastAsia="Arial" w:hAnsi="Arial"/>
@@ -24927,7 +24927,7 @@
               <w:spacing w:after="10" w:before="0"/>
               <w:ind w:left="120"/>
             </w:pPr>
-            <w:hyperlink w:history="1" r:id="rId5e75zlzehkmuedkdryqga">
+            <w:hyperlink w:history="1" r:id="rIdmjvt_x5r2hzx82bqdvtiu">
               <w:r>
                 <w:rPr>
                   <w:rFonts w:ascii="Arial" w:cs="Arial" w:eastAsia="Arial" w:hAnsi="Arial"/>
@@ -25122,7 +25122,7 @@
             <w:pPr>
               <w:spacing w:after="20" w:before="0"/>
             </w:pPr>
-            <w:hyperlink w:history="1" r:id="rIdj9k-n4t858vllnd-kzjol">
+            <w:hyperlink w:history="1" r:id="rIdwxb7uznfm8afxywcygw4h">
               <w:r>
                 <w:rPr>
                   <w:rFonts w:ascii="Arial" w:cs="Arial" w:eastAsia="Arial" w:hAnsi="Arial"/>
@@ -25155,7 +25155,7 @@
               <w:spacing w:after="10" w:before="0"/>
               <w:ind w:left="120"/>
             </w:pPr>
-            <w:hyperlink w:history="1" r:id="rIds9ex1yew_pse85wn4sehl">
+            <w:hyperlink w:history="1" r:id="rIdnesigfflrefznl8l6snp5">
               <w:r>
                 <w:rPr>
                   <w:rFonts w:ascii="Arial" w:cs="Arial" w:eastAsia="Arial" w:hAnsi="Arial"/>
@@ -25200,7 +25200,7 @@
             <w:pPr>
               <w:spacing w:after="20" w:before="0"/>
             </w:pPr>
-            <w:hyperlink w:history="1" r:id="rId7jvm7wsasex3zfya_1ogm">
+            <w:hyperlink w:history="1" r:id="rIdfxgiqcl3a5ooptdjpkv62">
               <w:r>
                 <w:rPr>
                   <w:rFonts w:ascii="Arial" w:cs="Arial" w:eastAsia="Arial" w:hAnsi="Arial"/>
@@ -25233,7 +25233,7 @@
               <w:spacing w:after="10" w:before="0"/>
               <w:ind w:left="120"/>
             </w:pPr>
-            <w:hyperlink w:history="1" r:id="rIdtizdxs8ij9mgpwg-imibr">
+            <w:hyperlink w:history="1" r:id="rIdgykpclf0lwgfbocmztmz9">
               <w:r>
                 <w:rPr>
                   <w:rFonts w:ascii="Arial" w:cs="Arial" w:eastAsia="Arial" w:hAnsi="Arial"/>
@@ -26720,7 +26720,7 @@
             <w:pPr>
               <w:spacing w:after="20" w:before="0"/>
             </w:pPr>
-            <w:hyperlink w:history="1" r:id="rIdyxkamiqqapmgxkpreu8j1">
+            <w:hyperlink w:history="1" r:id="rIdzqtbn0ujg3ynwzgh419ah">
               <w:r>
                 <w:rPr>
                   <w:rFonts w:ascii="Arial" w:cs="Arial" w:eastAsia="Arial" w:hAnsi="Arial"/>
@@ -26753,7 +26753,7 @@
               <w:spacing w:after="10" w:before="0"/>
               <w:ind w:left="120"/>
             </w:pPr>
-            <w:hyperlink w:history="1" r:id="rIdklhibyjcqivcrdzcvffd6">
+            <w:hyperlink w:history="1" r:id="rIdxphjsto65kjb_g_t_oksf">
               <w:r>
                 <w:rPr>
                   <w:rFonts w:ascii="Arial" w:cs="Arial" w:eastAsia="Arial" w:hAnsi="Arial"/>
@@ -26798,7 +26798,7 @@
             <w:pPr>
               <w:spacing w:after="20" w:before="0"/>
             </w:pPr>
-            <w:hyperlink w:history="1" r:id="rIdavcihob6n9ozb8_m_qsyf">
+            <w:hyperlink w:history="1" r:id="rIdxifx97tpmjdjxvbbzwvv9">
               <w:r>
                 <w:rPr>
                   <w:rFonts w:ascii="Arial" w:cs="Arial" w:eastAsia="Arial" w:hAnsi="Arial"/>
@@ -26831,7 +26831,7 @@
               <w:spacing w:after="10" w:before="0"/>
               <w:ind w:left="120"/>
             </w:pPr>
-            <w:hyperlink w:history="1" r:id="rIdihlg4phbg1iqurjplqkis">
+            <w:hyperlink w:history="1" r:id="rIdaby26smchaahrtidaa-fh">
               <w:r>
                 <w:rPr>
                   <w:rFonts w:ascii="Arial" w:cs="Arial" w:eastAsia="Arial" w:hAnsi="Arial"/>
@@ -27026,7 +27026,7 @@
             <w:pPr>
               <w:spacing w:after="20" w:before="0"/>
             </w:pPr>
-            <w:hyperlink w:history="1" r:id="rIdpo92mgfjiwncotnowumih">
+            <w:hyperlink w:history="1" r:id="rIdyhk9usiq23qcdfmfuqmuq">
               <w:r>
                 <w:rPr>
                   <w:rFonts w:ascii="Arial" w:cs="Arial" w:eastAsia="Arial" w:hAnsi="Arial"/>
@@ -27059,7 +27059,7 @@
               <w:spacing w:after="10" w:before="0"/>
               <w:ind w:left="120"/>
             </w:pPr>
-            <w:hyperlink w:history="1" r:id="rIdtmxli2kvlareleu9sarjh">
+            <w:hyperlink w:history="1" r:id="rId5dc0mz3wsiwf1msh0r_z_">
               <w:r>
                 <w:rPr>
                   <w:rFonts w:ascii="Arial" w:cs="Arial" w:eastAsia="Arial" w:hAnsi="Arial"/>
@@ -27104,7 +27104,7 @@
             <w:pPr>
               <w:spacing w:after="20" w:before="0"/>
             </w:pPr>
-            <w:hyperlink w:history="1" r:id="rIdwc71mgvscfsbjxs7un5iw">
+            <w:hyperlink w:history="1" r:id="rIdvgp8kisgwwxqqvite5bys">
               <w:r>
                 <w:rPr>
                   <w:rFonts w:ascii="Arial" w:cs="Arial" w:eastAsia="Arial" w:hAnsi="Arial"/>
@@ -27137,7 +27137,7 @@
               <w:spacing w:after="10" w:before="0"/>
               <w:ind w:left="120"/>
             </w:pPr>
-            <w:hyperlink w:history="1" r:id="rIdth6kaa8uys1fc0fezo4up">
+            <w:hyperlink w:history="1" r:id="rIdyulor567e_qpnkecohher">
               <w:r>
                 <w:rPr>
                   <w:rFonts w:ascii="Arial" w:cs="Arial" w:eastAsia="Arial" w:hAnsi="Arial"/>
@@ -27332,7 +27332,7 @@
             <w:pPr>
               <w:spacing w:after="20" w:before="0"/>
             </w:pPr>
-            <w:hyperlink w:history="1" r:id="rId6o4rfphxwxfhltgdko8an">
+            <w:hyperlink w:history="1" r:id="rIdj3ew75q0o-6vtcxt9kgzf">
               <w:r>
                 <w:rPr>
                   <w:rFonts w:ascii="Arial" w:cs="Arial" w:eastAsia="Arial" w:hAnsi="Arial"/>
@@ -27365,7 +27365,7 @@
               <w:spacing w:after="10" w:before="0"/>
               <w:ind w:left="120"/>
             </w:pPr>
-            <w:hyperlink w:history="1" r:id="rId5jxhg8rzlxmnh-n3veedx">
+            <w:hyperlink w:history="1" r:id="rIdwucznvx8aao7xkeomlmwo">
               <w:r>
                 <w:rPr>
                   <w:rFonts w:ascii="Arial" w:cs="Arial" w:eastAsia="Arial" w:hAnsi="Arial"/>
@@ -27410,7 +27410,7 @@
             <w:pPr>
               <w:spacing w:after="20" w:before="0"/>
             </w:pPr>
-            <w:hyperlink w:history="1" r:id="rIdkvxe0dlxkpqbvuye5_g1a">
+            <w:hyperlink w:history="1" r:id="rIds_j791q5jzl4wattvbffq">
               <w:r>
                 <w:rPr>
                   <w:rFonts w:ascii="Arial" w:cs="Arial" w:eastAsia="Arial" w:hAnsi="Arial"/>
@@ -27443,7 +27443,7 @@
               <w:spacing w:after="10" w:before="0"/>
               <w:ind w:left="120"/>
             </w:pPr>
-            <w:hyperlink w:history="1" r:id="rIdzz9z9p7na9rfkzpq9htnc">
+            <w:hyperlink w:history="1" r:id="rId4aacc1hzqvqtwk5cf5oh3">
               <w:r>
                 <w:rPr>
                   <w:rFonts w:ascii="Arial" w:cs="Arial" w:eastAsia="Arial" w:hAnsi="Arial"/>
@@ -27638,7 +27638,7 @@
             <w:pPr>
               <w:spacing w:after="20" w:before="0"/>
             </w:pPr>
-            <w:hyperlink w:history="1" r:id="rId-f5aefghf1xqosucgcweu">
+            <w:hyperlink w:history="1" r:id="rIdid3xkhiigbauqshuvi-lr">
               <w:r>
                 <w:rPr>
                   <w:rFonts w:ascii="Arial" w:cs="Arial" w:eastAsia="Arial" w:hAnsi="Arial"/>
@@ -27671,7 +27671,7 @@
               <w:spacing w:after="10" w:before="0"/>
               <w:ind w:left="120"/>
             </w:pPr>
-            <w:hyperlink w:history="1" r:id="rIdkuiimbaw7qpprkua4y0cu">
+            <w:hyperlink w:history="1" r:id="rIdn-woj_rrkpw16hon_bmm8">
               <w:r>
                 <w:rPr>
                   <w:rFonts w:ascii="Arial" w:cs="Arial" w:eastAsia="Arial" w:hAnsi="Arial"/>
@@ -27716,7 +27716,7 @@
             <w:pPr>
               <w:spacing w:after="20" w:before="0"/>
             </w:pPr>
-            <w:hyperlink w:history="1" r:id="rIdit5b0dpd8ru-uwrn3uxai">
+            <w:hyperlink w:history="1" r:id="rIdfho8pku6bvx7spmibxoqa">
               <w:r>
                 <w:rPr>
                   <w:rFonts w:ascii="Arial" w:cs="Arial" w:eastAsia="Arial" w:hAnsi="Arial"/>
@@ -27749,7 +27749,7 @@
               <w:spacing w:after="10" w:before="0"/>
               <w:ind w:left="120"/>
             </w:pPr>
-            <w:hyperlink w:history="1" r:id="rIduhdogfonzxdl660bm6sbp">
+            <w:hyperlink w:history="1" r:id="rIdgss6a9rlcgpbkuvq8tdso">
               <w:r>
                 <w:rPr>
                   <w:rFonts w:ascii="Arial" w:cs="Arial" w:eastAsia="Arial" w:hAnsi="Arial"/>
@@ -27944,7 +27944,7 @@
             <w:pPr>
               <w:spacing w:after="20" w:before="0"/>
             </w:pPr>
-            <w:hyperlink w:history="1" r:id="rIdaoxpbf0n1ho1vo6sxr0pe">
+            <w:hyperlink w:history="1" r:id="rIdif6afqittp-cncyksbib7">
               <w:r>
                 <w:rPr>
                   <w:rFonts w:ascii="Arial" w:cs="Arial" w:eastAsia="Arial" w:hAnsi="Arial"/>
@@ -27977,7 +27977,7 @@
               <w:spacing w:after="10" w:before="0"/>
               <w:ind w:left="120"/>
             </w:pPr>
-            <w:hyperlink w:history="1" r:id="rIdmhy-gm17hh6ap2fflno4o">
+            <w:hyperlink w:history="1" r:id="rIdzljymealc4deghmcburdl">
               <w:r>
                 <w:rPr>
                   <w:rFonts w:ascii="Arial" w:cs="Arial" w:eastAsia="Arial" w:hAnsi="Arial"/>
@@ -28022,7 +28022,7 @@
             <w:pPr>
               <w:spacing w:after="20" w:before="0"/>
             </w:pPr>
-            <w:hyperlink w:history="1" r:id="rIdmdlxclxee8hrlh6nmpbrm">
+            <w:hyperlink w:history="1" r:id="rIdxr_cnm_ixb9tocifpqk7h">
               <w:r>
                 <w:rPr>
                   <w:rFonts w:ascii="Arial" w:cs="Arial" w:eastAsia="Arial" w:hAnsi="Arial"/>
@@ -28055,7 +28055,7 @@
               <w:spacing w:after="10" w:before="0"/>
               <w:ind w:left="120"/>
             </w:pPr>
-            <w:hyperlink w:history="1" r:id="rIdiql9hdgdsgaqqeth-zcro">
+            <w:hyperlink w:history="1" r:id="rIdwdt384tii1kzauz-xa-4n">
               <w:r>
                 <w:rPr>
                   <w:rFonts w:ascii="Arial" w:cs="Arial" w:eastAsia="Arial" w:hAnsi="Arial"/>

--- a/data/outputs/v2/Physics/SS3.4_Electrostatics/Physics_Electrostatics_CBE_LessonSequence.docx
+++ b/data/outputs/v2/Physics/SS3.4_Electrostatics/Physics_Electrostatics_CBE_LessonSequence.docx
@@ -3571,7 +3571,7 @@
             <w:pPr>
               <w:spacing w:after="20" w:before="0"/>
             </w:pPr>
-            <w:hyperlink w:history="1" r:id="rIdnbcvvzbszn4ufzx24bvjs">
+            <w:hyperlink w:history="1" r:id="rId8ycvbvf7yq8dtc1p52hya">
               <w:r>
                 <w:rPr>
                   <w:rFonts w:ascii="Arial" w:cs="Arial" w:eastAsia="Arial" w:hAnsi="Arial"/>
@@ -3604,7 +3604,7 @@
               <w:spacing w:after="10" w:before="0"/>
               <w:ind w:left="120"/>
             </w:pPr>
-            <w:hyperlink w:history="1" r:id="rIdcc64rq_nrhsilobnj6nio">
+            <w:hyperlink w:history="1" r:id="rIdgvxmn3lyyeii2f8-keqtg">
               <w:r>
                 <w:rPr>
                   <w:rFonts w:ascii="Arial" w:cs="Arial" w:eastAsia="Arial" w:hAnsi="Arial"/>
@@ -3649,7 +3649,7 @@
             <w:pPr>
               <w:spacing w:after="20" w:before="0"/>
             </w:pPr>
-            <w:hyperlink w:history="1" r:id="rIdxak5qgtgbfqa0cbq6bcyc">
+            <w:hyperlink w:history="1" r:id="rIdejq5cdoht1x-hmbjmlhux">
               <w:r>
                 <w:rPr>
                   <w:rFonts w:ascii="Arial" w:cs="Arial" w:eastAsia="Arial" w:hAnsi="Arial"/>
@@ -3682,7 +3682,7 @@
               <w:spacing w:after="10" w:before="0"/>
               <w:ind w:left="120"/>
             </w:pPr>
-            <w:hyperlink w:history="1" r:id="rIdyb7znn1u_qb0_edpmnuxx">
+            <w:hyperlink w:history="1" r:id="rIdc36odj3jl1sfxhlctjvny">
               <w:r>
                 <w:rPr>
                   <w:rFonts w:ascii="Arial" w:cs="Arial" w:eastAsia="Arial" w:hAnsi="Arial"/>
@@ -3877,7 +3877,7 @@
             <w:pPr>
               <w:spacing w:after="20" w:before="0"/>
             </w:pPr>
-            <w:hyperlink w:history="1" r:id="rId6_melhckavutr1g85adqj">
+            <w:hyperlink w:history="1" r:id="rIdx84dvkhsmnbpuqyzs5g_l">
               <w:r>
                 <w:rPr>
                   <w:rFonts w:ascii="Arial" w:cs="Arial" w:eastAsia="Arial" w:hAnsi="Arial"/>
@@ -3910,7 +3910,7 @@
               <w:spacing w:after="10" w:before="0"/>
               <w:ind w:left="120"/>
             </w:pPr>
-            <w:hyperlink w:history="1" r:id="rIdjieh0k0pqi-jfa_7sizfb">
+            <w:hyperlink w:history="1" r:id="rIdfz41wiziqaaa-_7udboqg">
               <w:r>
                 <w:rPr>
                   <w:rFonts w:ascii="Arial" w:cs="Arial" w:eastAsia="Arial" w:hAnsi="Arial"/>
@@ -3955,7 +3955,7 @@
             <w:pPr>
               <w:spacing w:after="20" w:before="0"/>
             </w:pPr>
-            <w:hyperlink w:history="1" r:id="rIdknty2qg2ynidr1wvkkxum">
+            <w:hyperlink w:history="1" r:id="rIdnri1mqanxv7qs_eooj9g_">
               <w:r>
                 <w:rPr>
                   <w:rFonts w:ascii="Arial" w:cs="Arial" w:eastAsia="Arial" w:hAnsi="Arial"/>
@@ -3988,7 +3988,7 @@
               <w:spacing w:after="10" w:before="0"/>
               <w:ind w:left="120"/>
             </w:pPr>
-            <w:hyperlink w:history="1" r:id="rId5usre5n2hmdy1fpzmda5n">
+            <w:hyperlink w:history="1" r:id="rId8kutnnpj-jp7syq7l0xwh">
               <w:r>
                 <w:rPr>
                   <w:rFonts w:ascii="Arial" w:cs="Arial" w:eastAsia="Arial" w:hAnsi="Arial"/>
@@ -4357,7 +4357,7 @@
             <w:pPr>
               <w:spacing w:after="20" w:before="0"/>
             </w:pPr>
-            <w:hyperlink w:history="1" r:id="rIdlpum7mmgjvwgqqbkpbwvy">
+            <w:hyperlink w:history="1" r:id="rIdfyhnoiw8haqjicmatlqol">
               <w:r>
                 <w:rPr>
                   <w:rFonts w:ascii="Arial" w:cs="Arial" w:eastAsia="Arial" w:hAnsi="Arial"/>
@@ -4390,7 +4390,7 @@
               <w:spacing w:after="10" w:before="0"/>
               <w:ind w:left="120"/>
             </w:pPr>
-            <w:hyperlink w:history="1" r:id="rIdfkqddk8kag6gsr33yhzsl">
+            <w:hyperlink w:history="1" r:id="rId6mdkhp3kf1ryrtzg9rj-9">
               <w:r>
                 <w:rPr>
                   <w:rFonts w:ascii="Arial" w:cs="Arial" w:eastAsia="Arial" w:hAnsi="Arial"/>
@@ -4435,7 +4435,7 @@
             <w:pPr>
               <w:spacing w:after="20" w:before="0"/>
             </w:pPr>
-            <w:hyperlink w:history="1" r:id="rIdohf_dhdlmkmswpnfdyymg">
+            <w:hyperlink w:history="1" r:id="rIdralfef47fgcdqvtmmch6n">
               <w:r>
                 <w:rPr>
                   <w:rFonts w:ascii="Arial" w:cs="Arial" w:eastAsia="Arial" w:hAnsi="Arial"/>
@@ -4468,7 +4468,7 @@
               <w:spacing w:after="10" w:before="0"/>
               <w:ind w:left="120"/>
             </w:pPr>
-            <w:hyperlink w:history="1" r:id="rIddtngkjtkopk-3juzuiydu">
+            <w:hyperlink w:history="1" r:id="rIdmyctrtbpmqhgltbg312zc">
               <w:r>
                 <w:rPr>
                   <w:rFonts w:ascii="Arial" w:cs="Arial" w:eastAsia="Arial" w:hAnsi="Arial"/>
@@ -4739,7 +4739,7 @@
             <w:pPr>
               <w:spacing w:after="20" w:before="0"/>
             </w:pPr>
-            <w:hyperlink w:history="1" r:id="rIdxkj1o_khagyrbrxubf1u8">
+            <w:hyperlink w:history="1" r:id="rIdkffezx2rqqlmzgzfahamd">
               <w:r>
                 <w:rPr>
                   <w:rFonts w:ascii="Arial" w:cs="Arial" w:eastAsia="Arial" w:hAnsi="Arial"/>
@@ -4772,7 +4772,7 @@
               <w:spacing w:after="10" w:before="0"/>
               <w:ind w:left="120"/>
             </w:pPr>
-            <w:hyperlink w:history="1" r:id="rIdbe-miyu3oigmtw3xd6dda">
+            <w:hyperlink w:history="1" r:id="rId6vou-e_n9mv09ebhv2ol9">
               <w:r>
                 <w:rPr>
                   <w:rFonts w:ascii="Arial" w:cs="Arial" w:eastAsia="Arial" w:hAnsi="Arial"/>
@@ -4817,7 +4817,7 @@
             <w:pPr>
               <w:spacing w:after="20" w:before="0"/>
             </w:pPr>
-            <w:hyperlink w:history="1" r:id="rIdmekgwxgvj0vbwpdnwes7s">
+            <w:hyperlink w:history="1" r:id="rIdorhhthd1buk_58ecsg2bj">
               <w:r>
                 <w:rPr>
                   <w:rFonts w:ascii="Arial" w:cs="Arial" w:eastAsia="Arial" w:hAnsi="Arial"/>
@@ -4850,7 +4850,7 @@
               <w:spacing w:after="10" w:before="0"/>
               <w:ind w:left="120"/>
             </w:pPr>
-            <w:hyperlink w:history="1" r:id="rIdk9w6ertqhqinv_pbhnohk">
+            <w:hyperlink w:history="1" r:id="rIdy97tmquyapaufrv2ysy6g">
               <w:r>
                 <w:rPr>
                   <w:rFonts w:ascii="Arial" w:cs="Arial" w:eastAsia="Arial" w:hAnsi="Arial"/>
@@ -5045,7 +5045,7 @@
             <w:pPr>
               <w:spacing w:after="20" w:before="0"/>
             </w:pPr>
-            <w:hyperlink w:history="1" r:id="rId_w_a-s6zgur_cpsq2y9yc">
+            <w:hyperlink w:history="1" r:id="rIdnczbrchfsi6eennq54oyd">
               <w:r>
                 <w:rPr>
                   <w:rFonts w:ascii="Arial" w:cs="Arial" w:eastAsia="Arial" w:hAnsi="Arial"/>
@@ -5078,7 +5078,7 @@
               <w:spacing w:after="10" w:before="0"/>
               <w:ind w:left="120"/>
             </w:pPr>
-            <w:hyperlink w:history="1" r:id="rIdnc18ckbfbgnqpsqa_8fbr">
+            <w:hyperlink w:history="1" r:id="rIdvoepzmherebdwxzfy72ml">
               <w:r>
                 <w:rPr>
                   <w:rFonts w:ascii="Arial" w:cs="Arial" w:eastAsia="Arial" w:hAnsi="Arial"/>
@@ -5123,7 +5123,7 @@
             <w:pPr>
               <w:spacing w:after="20" w:before="0"/>
             </w:pPr>
-            <w:hyperlink w:history="1" r:id="rIdao5mjkfdnbavyrmpkridc">
+            <w:hyperlink w:history="1" r:id="rIdrfqhchlaydkg_xeusexh9">
               <w:r>
                 <w:rPr>
                   <w:rFonts w:ascii="Arial" w:cs="Arial" w:eastAsia="Arial" w:hAnsi="Arial"/>
@@ -5156,7 +5156,7 @@
               <w:spacing w:after="10" w:before="0"/>
               <w:ind w:left="120"/>
             </w:pPr>
-            <w:hyperlink w:history="1" r:id="rIdcbda9nfpkyrn-c5pifqs0">
+            <w:hyperlink w:history="1" r:id="rIdph3zi6izvbymen1llxr7k">
               <w:r>
                 <w:rPr>
                   <w:rFonts w:ascii="Arial" w:cs="Arial" w:eastAsia="Arial" w:hAnsi="Arial"/>
@@ -6871,7 +6871,7 @@
             <w:pPr>
               <w:spacing w:after="20" w:before="0"/>
             </w:pPr>
-            <w:hyperlink w:history="1" r:id="rIdpdzbo_oa0lvboonw1zynw">
+            <w:hyperlink w:history="1" r:id="rId0pde5g__rmvdi4zligfxb">
               <w:r>
                 <w:rPr>
                   <w:rFonts w:ascii="Arial" w:cs="Arial" w:eastAsia="Arial" w:hAnsi="Arial"/>
@@ -6904,7 +6904,7 @@
               <w:spacing w:after="10" w:before="0"/>
               <w:ind w:left="120"/>
             </w:pPr>
-            <w:hyperlink w:history="1" r:id="rIdc5jrrpm7cggoduyymie50">
+            <w:hyperlink w:history="1" r:id="rIdks2fleo-fi2txtuk7itxb">
               <w:r>
                 <w:rPr>
                   <w:rFonts w:ascii="Arial" w:cs="Arial" w:eastAsia="Arial" w:hAnsi="Arial"/>
@@ -6949,7 +6949,7 @@
             <w:pPr>
               <w:spacing w:after="20" w:before="0"/>
             </w:pPr>
-            <w:hyperlink w:history="1" r:id="rIdfe4rjpno-vukise_sfcqp">
+            <w:hyperlink w:history="1" r:id="rIdgzoh2avrp0qddntyhdnhj">
               <w:r>
                 <w:rPr>
                   <w:rFonts w:ascii="Arial" w:cs="Arial" w:eastAsia="Arial" w:hAnsi="Arial"/>
@@ -6982,7 +6982,7 @@
               <w:spacing w:after="10" w:before="0"/>
               <w:ind w:left="120"/>
             </w:pPr>
-            <w:hyperlink w:history="1" r:id="rIdhbeqnti2tu7-aonf-zwhe">
+            <w:hyperlink w:history="1" r:id="rIdvx0nuxoxsa7dquo-yv9rx">
               <w:r>
                 <w:rPr>
                   <w:rFonts w:ascii="Arial" w:cs="Arial" w:eastAsia="Arial" w:hAnsi="Arial"/>
@@ -7177,7 +7177,7 @@
             <w:pPr>
               <w:spacing w:after="20" w:before="0"/>
             </w:pPr>
-            <w:hyperlink w:history="1" r:id="rId6i2p4pf9kxviswj7ax_gg">
+            <w:hyperlink w:history="1" r:id="rIdk_mvpuz8rgjn146vkbtt6">
               <w:r>
                 <w:rPr>
                   <w:rFonts w:ascii="Arial" w:cs="Arial" w:eastAsia="Arial" w:hAnsi="Arial"/>
@@ -7210,7 +7210,7 @@
               <w:spacing w:after="10" w:before="0"/>
               <w:ind w:left="120"/>
             </w:pPr>
-            <w:hyperlink w:history="1" r:id="rIdo_gl289mnycfk-z-jb_my">
+            <w:hyperlink w:history="1" r:id="rIdc-mh3iicrug1bo1hsfkmp">
               <w:r>
                 <w:rPr>
                   <w:rFonts w:ascii="Arial" w:cs="Arial" w:eastAsia="Arial" w:hAnsi="Arial"/>
@@ -7255,7 +7255,7 @@
             <w:pPr>
               <w:spacing w:after="20" w:before="0"/>
             </w:pPr>
-            <w:hyperlink w:history="1" r:id="rIdj8q4jlbxh7ixuyvbc-6gd">
+            <w:hyperlink w:history="1" r:id="rId79qjvdvrn7qjdgdjmbktb">
               <w:r>
                 <w:rPr>
                   <w:rFonts w:ascii="Arial" w:cs="Arial" w:eastAsia="Arial" w:hAnsi="Arial"/>
@@ -7288,7 +7288,7 @@
               <w:spacing w:after="10" w:before="0"/>
               <w:ind w:left="120"/>
             </w:pPr>
-            <w:hyperlink w:history="1" r:id="rId3qqmar0o5ivdp8tznz_b6">
+            <w:hyperlink w:history="1" r:id="rIdahja_owjcaiv59co_1obq">
               <w:r>
                 <w:rPr>
                   <w:rFonts w:ascii="Arial" w:cs="Arial" w:eastAsia="Arial" w:hAnsi="Arial"/>
@@ -7483,7 +7483,7 @@
             <w:pPr>
               <w:spacing w:after="20" w:before="0"/>
             </w:pPr>
-            <w:hyperlink w:history="1" r:id="rIdtjllw0nnmnpooz7hz_xbf">
+            <w:hyperlink w:history="1" r:id="rIdv-cgauxbzqbu4k2qh2pc8">
               <w:r>
                 <w:rPr>
                   <w:rFonts w:ascii="Arial" w:cs="Arial" w:eastAsia="Arial" w:hAnsi="Arial"/>
@@ -7516,7 +7516,7 @@
               <w:spacing w:after="10" w:before="0"/>
               <w:ind w:left="120"/>
             </w:pPr>
-            <w:hyperlink w:history="1" r:id="rId7gajef8yf8tekinyktytb">
+            <w:hyperlink w:history="1" r:id="rIdzy7gsrn7r-x5pzcxlz8x_">
               <w:r>
                 <w:rPr>
                   <w:rFonts w:ascii="Arial" w:cs="Arial" w:eastAsia="Arial" w:hAnsi="Arial"/>
@@ -7561,7 +7561,7 @@
             <w:pPr>
               <w:spacing w:after="20" w:before="0"/>
             </w:pPr>
-            <w:hyperlink w:history="1" r:id="rId5ot8zejuzvp9s1g7qylnd">
+            <w:hyperlink w:history="1" r:id="rId7folfdphjbkgqqzqvommm">
               <w:r>
                 <w:rPr>
                   <w:rFonts w:ascii="Arial" w:cs="Arial" w:eastAsia="Arial" w:hAnsi="Arial"/>
@@ -7594,7 +7594,7 @@
               <w:spacing w:after="10" w:before="0"/>
               <w:ind w:left="120"/>
             </w:pPr>
-            <w:hyperlink w:history="1" r:id="rIdaje4afpmy9q20i8o-38mk">
+            <w:hyperlink w:history="1" r:id="rIdr9vwnswdg22isdtcjgkpa">
               <w:r>
                 <w:rPr>
                   <w:rFonts w:ascii="Arial" w:cs="Arial" w:eastAsia="Arial" w:hAnsi="Arial"/>
@@ -7789,7 +7789,7 @@
             <w:pPr>
               <w:spacing w:after="20" w:before="0"/>
             </w:pPr>
-            <w:hyperlink w:history="1" r:id="rIdhenktzmpf2qsyd__3s1dz">
+            <w:hyperlink w:history="1" r:id="rIdikffb6po9ozyjr8tnfmob">
               <w:r>
                 <w:rPr>
                   <w:rFonts w:ascii="Arial" w:cs="Arial" w:eastAsia="Arial" w:hAnsi="Arial"/>
@@ -7822,7 +7822,7 @@
               <w:spacing w:after="10" w:before="0"/>
               <w:ind w:left="120"/>
             </w:pPr>
-            <w:hyperlink w:history="1" r:id="rIdl7bwf31nvycto1_c9oeam">
+            <w:hyperlink w:history="1" r:id="rId-y35srrqailvousje4fgk">
               <w:r>
                 <w:rPr>
                   <w:rFonts w:ascii="Arial" w:cs="Arial" w:eastAsia="Arial" w:hAnsi="Arial"/>
@@ -7867,7 +7867,7 @@
             <w:pPr>
               <w:spacing w:after="20" w:before="0"/>
             </w:pPr>
-            <w:hyperlink w:history="1" r:id="rIdpn3f_h_871q50xznisbne">
+            <w:hyperlink w:history="1" r:id="rIdykbbauxjrjee7g2lb4ve5">
               <w:r>
                 <w:rPr>
                   <w:rFonts w:ascii="Arial" w:cs="Arial" w:eastAsia="Arial" w:hAnsi="Arial"/>
@@ -7900,7 +7900,7 @@
               <w:spacing w:after="10" w:before="0"/>
               <w:ind w:left="120"/>
             </w:pPr>
-            <w:hyperlink w:history="1" r:id="rIdgdxs4zir5um0mjj0cqiuj">
+            <w:hyperlink w:history="1" r:id="rIdvp-avvsmwduum_b7yguio">
               <w:r>
                 <w:rPr>
                   <w:rFonts w:ascii="Arial" w:cs="Arial" w:eastAsia="Arial" w:hAnsi="Arial"/>
@@ -8095,7 +8095,7 @@
             <w:pPr>
               <w:spacing w:after="20" w:before="0"/>
             </w:pPr>
-            <w:hyperlink w:history="1" r:id="rIdv9nzwbk4y4irejpt7ncvi">
+            <w:hyperlink w:history="1" r:id="rIdp0pwylckphl48bddsrvzz">
               <w:r>
                 <w:rPr>
                   <w:rFonts w:ascii="Arial" w:cs="Arial" w:eastAsia="Arial" w:hAnsi="Arial"/>
@@ -8128,7 +8128,7 @@
               <w:spacing w:after="10" w:before="0"/>
               <w:ind w:left="120"/>
             </w:pPr>
-            <w:hyperlink w:history="1" r:id="rIdj2wfpkxg6ttbkib-t5t9z">
+            <w:hyperlink w:history="1" r:id="rIdkvqagyqlzm_q9l0bdl45h">
               <w:r>
                 <w:rPr>
                   <w:rFonts w:ascii="Arial" w:cs="Arial" w:eastAsia="Arial" w:hAnsi="Arial"/>
@@ -8173,7 +8173,7 @@
             <w:pPr>
               <w:spacing w:after="20" w:before="0"/>
             </w:pPr>
-            <w:hyperlink w:history="1" r:id="rIdxlgchw2uv9oxibecel3lr">
+            <w:hyperlink w:history="1" r:id="rIdelhqh8gl5ljcemnattrsz">
               <w:r>
                 <w:rPr>
                   <w:rFonts w:ascii="Arial" w:cs="Arial" w:eastAsia="Arial" w:hAnsi="Arial"/>
@@ -8206,7 +8206,7 @@
               <w:spacing w:after="10" w:before="0"/>
               <w:ind w:left="120"/>
             </w:pPr>
-            <w:hyperlink w:history="1" r:id="rId4g3dutq-cbh5nah-f5ybp">
+            <w:hyperlink w:history="1" r:id="rIdxd9h7htx_gbkyif0lgkac">
               <w:r>
                 <w:rPr>
                   <w:rFonts w:ascii="Arial" w:cs="Arial" w:eastAsia="Arial" w:hAnsi="Arial"/>
@@ -9693,7 +9693,7 @@
             <w:pPr>
               <w:spacing w:after="20" w:before="0"/>
             </w:pPr>
-            <w:hyperlink w:history="1" r:id="rIdvveazxmqmnzyiz6zpwelk">
+            <w:hyperlink w:history="1" r:id="rIdff4cz0mkzsdrknrdsw-v5">
               <w:r>
                 <w:rPr>
                   <w:rFonts w:ascii="Arial" w:cs="Arial" w:eastAsia="Arial" w:hAnsi="Arial"/>
@@ -9726,7 +9726,7 @@
               <w:spacing w:after="10" w:before="0"/>
               <w:ind w:left="120"/>
             </w:pPr>
-            <w:hyperlink w:history="1" r:id="rId64otrkvtqajak3uv_srq3">
+            <w:hyperlink w:history="1" r:id="rIdjezsfmfawdjesn8fpbpbz">
               <w:r>
                 <w:rPr>
                   <w:rFonts w:ascii="Arial" w:cs="Arial" w:eastAsia="Arial" w:hAnsi="Arial"/>
@@ -9771,7 +9771,7 @@
             <w:pPr>
               <w:spacing w:after="20" w:before="0"/>
             </w:pPr>
-            <w:hyperlink w:history="1" r:id="rIdzedyjiwoo81c6_kuf_y74">
+            <w:hyperlink w:history="1" r:id="rIdwhpknriv6aswguwnqrcbd">
               <w:r>
                 <w:rPr>
                   <w:rFonts w:ascii="Arial" w:cs="Arial" w:eastAsia="Arial" w:hAnsi="Arial"/>
@@ -9804,7 +9804,7 @@
               <w:spacing w:after="10" w:before="0"/>
               <w:ind w:left="120"/>
             </w:pPr>
-            <w:hyperlink w:history="1" r:id="rId5-2owygiyfrztgsu4ze9x">
+            <w:hyperlink w:history="1" r:id="rIdirqioqageaplgglflgk-d">
               <w:r>
                 <w:rPr>
                   <w:rFonts w:ascii="Arial" w:cs="Arial" w:eastAsia="Arial" w:hAnsi="Arial"/>
@@ -9999,7 +9999,7 @@
             <w:pPr>
               <w:spacing w:after="20" w:before="0"/>
             </w:pPr>
-            <w:hyperlink w:history="1" r:id="rIdkhshaebqmcu8nrwzn1dik">
+            <w:hyperlink w:history="1" r:id="rIdu4y46tgzmett9kktschrm">
               <w:r>
                 <w:rPr>
                   <w:rFonts w:ascii="Arial" w:cs="Arial" w:eastAsia="Arial" w:hAnsi="Arial"/>
@@ -10032,7 +10032,7 @@
               <w:spacing w:after="10" w:before="0"/>
               <w:ind w:left="120"/>
             </w:pPr>
-            <w:hyperlink w:history="1" r:id="rIdk9duq3omyf53ghzs0qenk">
+            <w:hyperlink w:history="1" r:id="rIdl_8wcilptytjndxlubf8k">
               <w:r>
                 <w:rPr>
                   <w:rFonts w:ascii="Arial" w:cs="Arial" w:eastAsia="Arial" w:hAnsi="Arial"/>
@@ -10077,7 +10077,7 @@
             <w:pPr>
               <w:spacing w:after="20" w:before="0"/>
             </w:pPr>
-            <w:hyperlink w:history="1" r:id="rIdlz81o6upqe4jhre5kcxjl">
+            <w:hyperlink w:history="1" r:id="rId6qa9tu84nzuh-np8kf42g">
               <w:r>
                 <w:rPr>
                   <w:rFonts w:ascii="Arial" w:cs="Arial" w:eastAsia="Arial" w:hAnsi="Arial"/>
@@ -10110,7 +10110,7 @@
               <w:spacing w:after="10" w:before="0"/>
               <w:ind w:left="120"/>
             </w:pPr>
-            <w:hyperlink w:history="1" r:id="rIdxg3kxn7xzruexe4vo7mmx">
+            <w:hyperlink w:history="1" r:id="rIdxu1g4spcbihbfunhfrlg9">
               <w:r>
                 <w:rPr>
                   <w:rFonts w:ascii="Arial" w:cs="Arial" w:eastAsia="Arial" w:hAnsi="Arial"/>
@@ -10305,7 +10305,7 @@
             <w:pPr>
               <w:spacing w:after="20" w:before="0"/>
             </w:pPr>
-            <w:hyperlink w:history="1" r:id="rIdbyhumarqzjqmi1co-eipb">
+            <w:hyperlink w:history="1" r:id="rId55n-lnzt3mjzzr2wi1oqy">
               <w:r>
                 <w:rPr>
                   <w:rFonts w:ascii="Arial" w:cs="Arial" w:eastAsia="Arial" w:hAnsi="Arial"/>
@@ -10338,7 +10338,7 @@
               <w:spacing w:after="10" w:before="0"/>
               <w:ind w:left="120"/>
             </w:pPr>
-            <w:hyperlink w:history="1" r:id="rIdtiqh1-rdxxe_dne5xwiyr">
+            <w:hyperlink w:history="1" r:id="rId01huth7ktw8jpm1xs3uhc">
               <w:r>
                 <w:rPr>
                   <w:rFonts w:ascii="Arial" w:cs="Arial" w:eastAsia="Arial" w:hAnsi="Arial"/>
@@ -10383,7 +10383,7 @@
             <w:pPr>
               <w:spacing w:after="20" w:before="0"/>
             </w:pPr>
-            <w:hyperlink w:history="1" r:id="rIdrvlmdxflklhzkzngvkeko">
+            <w:hyperlink w:history="1" r:id="rIdejqjpppwwtfw7-4ewirf2">
               <w:r>
                 <w:rPr>
                   <w:rFonts w:ascii="Arial" w:cs="Arial" w:eastAsia="Arial" w:hAnsi="Arial"/>
@@ -10416,7 +10416,7 @@
               <w:spacing w:after="10" w:before="0"/>
               <w:ind w:left="120"/>
             </w:pPr>
-            <w:hyperlink w:history="1" r:id="rIdq8g_cguenv8mqpy6sjn1t">
+            <w:hyperlink w:history="1" r:id="rId6xcmghjxgixtrqxd0zsk6">
               <w:r>
                 <w:rPr>
                   <w:rFonts w:ascii="Arial" w:cs="Arial" w:eastAsia="Arial" w:hAnsi="Arial"/>
@@ -10611,7 +10611,7 @@
             <w:pPr>
               <w:spacing w:after="20" w:before="0"/>
             </w:pPr>
-            <w:hyperlink w:history="1" r:id="rIdmgbmcto_64o17hwjxhchl">
+            <w:hyperlink w:history="1" r:id="rIdfakq7ebaeupkkyqrrhw5v">
               <w:r>
                 <w:rPr>
                   <w:rFonts w:ascii="Arial" w:cs="Arial" w:eastAsia="Arial" w:hAnsi="Arial"/>
@@ -10644,7 +10644,7 @@
               <w:spacing w:after="10" w:before="0"/>
               <w:ind w:left="120"/>
             </w:pPr>
-            <w:hyperlink w:history="1" r:id="rIdtvafot_8p6k4q1s6vgy6l">
+            <w:hyperlink w:history="1" r:id="rId0ws4wnkbmmrwebaqxoc3n">
               <w:r>
                 <w:rPr>
                   <w:rFonts w:ascii="Arial" w:cs="Arial" w:eastAsia="Arial" w:hAnsi="Arial"/>
@@ -10689,7 +10689,7 @@
             <w:pPr>
               <w:spacing w:after="20" w:before="0"/>
             </w:pPr>
-            <w:hyperlink w:history="1" r:id="rIdj3gjoyyffwj9frtbluqzn">
+            <w:hyperlink w:history="1" r:id="rIdkre8vaiocfdmgvdjiwdax">
               <w:r>
                 <w:rPr>
                   <w:rFonts w:ascii="Arial" w:cs="Arial" w:eastAsia="Arial" w:hAnsi="Arial"/>
@@ -10722,7 +10722,7 @@
               <w:spacing w:after="10" w:before="0"/>
               <w:ind w:left="120"/>
             </w:pPr>
-            <w:hyperlink w:history="1" r:id="rIdkcyitl3ompjcum9kzctfy">
+            <w:hyperlink w:history="1" r:id="rIdmfafabcjaa9ft75rf6bso">
               <w:r>
                 <w:rPr>
                   <w:rFonts w:ascii="Arial" w:cs="Arial" w:eastAsia="Arial" w:hAnsi="Arial"/>
@@ -10917,7 +10917,7 @@
             <w:pPr>
               <w:spacing w:after="20" w:before="0"/>
             </w:pPr>
-            <w:hyperlink w:history="1" r:id="rIdcbp4cwdurafqq9ove_zdn">
+            <w:hyperlink w:history="1" r:id="rIdb6jg4r9jg4yzuimowdwre">
               <w:r>
                 <w:rPr>
                   <w:rFonts w:ascii="Arial" w:cs="Arial" w:eastAsia="Arial" w:hAnsi="Arial"/>
@@ -10950,7 +10950,7 @@
               <w:spacing w:after="10" w:before="0"/>
               <w:ind w:left="120"/>
             </w:pPr>
-            <w:hyperlink w:history="1" r:id="rIddajr51yh5hlq0eypsdul7">
+            <w:hyperlink w:history="1" r:id="rIdrn45lfnqzeq_5z6r03rxa">
               <w:r>
                 <w:rPr>
                   <w:rFonts w:ascii="Arial" w:cs="Arial" w:eastAsia="Arial" w:hAnsi="Arial"/>
@@ -10995,7 +10995,7 @@
             <w:pPr>
               <w:spacing w:after="20" w:before="0"/>
             </w:pPr>
-            <w:hyperlink w:history="1" r:id="rIde0axcrhd8vcnfntv0xbea">
+            <w:hyperlink w:history="1" r:id="rIdzlql10kux-ov2yz00np-h">
               <w:r>
                 <w:rPr>
                   <w:rFonts w:ascii="Arial" w:cs="Arial" w:eastAsia="Arial" w:hAnsi="Arial"/>
@@ -11028,7 +11028,7 @@
               <w:spacing w:after="10" w:before="0"/>
               <w:ind w:left="120"/>
             </w:pPr>
-            <w:hyperlink w:history="1" r:id="rIdppno2b9q5_nfifv77igq2">
+            <w:hyperlink w:history="1" r:id="rIdmvxthjbudvl2rxxwplnfb">
               <w:r>
                 <w:rPr>
                   <w:rFonts w:ascii="Arial" w:cs="Arial" w:eastAsia="Arial" w:hAnsi="Arial"/>
@@ -12515,7 +12515,7 @@
             <w:pPr>
               <w:spacing w:after="20" w:before="0"/>
             </w:pPr>
-            <w:hyperlink w:history="1" r:id="rIdqyuh7e6ynhg4td07xvl_y">
+            <w:hyperlink w:history="1" r:id="rIdwgasvvq7uj5j0dc7_vlbg">
               <w:r>
                 <w:rPr>
                   <w:rFonts w:ascii="Arial" w:cs="Arial" w:eastAsia="Arial" w:hAnsi="Arial"/>
@@ -12548,7 +12548,7 @@
               <w:spacing w:after="10" w:before="0"/>
               <w:ind w:left="120"/>
             </w:pPr>
-            <w:hyperlink w:history="1" r:id="rIdnrn7gn6n4mnwafdstodoe">
+            <w:hyperlink w:history="1" r:id="rIdzzeyxhjjcozhop71dszlq">
               <w:r>
                 <w:rPr>
                   <w:rFonts w:ascii="Arial" w:cs="Arial" w:eastAsia="Arial" w:hAnsi="Arial"/>
@@ -12593,7 +12593,7 @@
             <w:pPr>
               <w:spacing w:after="20" w:before="0"/>
             </w:pPr>
-            <w:hyperlink w:history="1" r:id="rIdhwdfrrns6kxajnwhmekl3">
+            <w:hyperlink w:history="1" r:id="rIdihqd3hehvis_cuvsft8r-">
               <w:r>
                 <w:rPr>
                   <w:rFonts w:ascii="Arial" w:cs="Arial" w:eastAsia="Arial" w:hAnsi="Arial"/>
@@ -12626,7 +12626,7 @@
               <w:spacing w:after="10" w:before="0"/>
               <w:ind w:left="120"/>
             </w:pPr>
-            <w:hyperlink w:history="1" r:id="rIdx40c8dxgrmigq-rba3gee">
+            <w:hyperlink w:history="1" r:id="rId6dowsl0jpryyszrq-fh9d">
               <w:r>
                 <w:rPr>
                   <w:rFonts w:ascii="Arial" w:cs="Arial" w:eastAsia="Arial" w:hAnsi="Arial"/>
@@ -12821,7 +12821,7 @@
             <w:pPr>
               <w:spacing w:after="20" w:before="0"/>
             </w:pPr>
-            <w:hyperlink w:history="1" r:id="rId0x6zikmdbpp9snml5hkpt">
+            <w:hyperlink w:history="1" r:id="rIdo8iheuqqsood1ptl3qmj1">
               <w:r>
                 <w:rPr>
                   <w:rFonts w:ascii="Arial" w:cs="Arial" w:eastAsia="Arial" w:hAnsi="Arial"/>
@@ -12854,7 +12854,7 @@
               <w:spacing w:after="10" w:before="0"/>
               <w:ind w:left="120"/>
             </w:pPr>
-            <w:hyperlink w:history="1" r:id="rIdzo6eywkkwzr2vtxbaq9ng">
+            <w:hyperlink w:history="1" r:id="rId-3euwthl3pmh-zrgr2k0k">
               <w:r>
                 <w:rPr>
                   <w:rFonts w:ascii="Arial" w:cs="Arial" w:eastAsia="Arial" w:hAnsi="Arial"/>
@@ -12899,7 +12899,7 @@
             <w:pPr>
               <w:spacing w:after="20" w:before="0"/>
             </w:pPr>
-            <w:hyperlink w:history="1" r:id="rIdqettul-4al83g0ibzz4cs">
+            <w:hyperlink w:history="1" r:id="rIdjnhdxyaxl9nboprm9j5m_">
               <w:r>
                 <w:rPr>
                   <w:rFonts w:ascii="Arial" w:cs="Arial" w:eastAsia="Arial" w:hAnsi="Arial"/>
@@ -12932,7 +12932,7 @@
               <w:spacing w:after="10" w:before="0"/>
               <w:ind w:left="120"/>
             </w:pPr>
-            <w:hyperlink w:history="1" r:id="rId0smhaixdq_eju1hucdi6p">
+            <w:hyperlink w:history="1" r:id="rIdslwhozniacraj0mczmc-w">
               <w:r>
                 <w:rPr>
                   <w:rFonts w:ascii="Arial" w:cs="Arial" w:eastAsia="Arial" w:hAnsi="Arial"/>
@@ -13127,7 +13127,7 @@
             <w:pPr>
               <w:spacing w:after="20" w:before="0"/>
             </w:pPr>
-            <w:hyperlink w:history="1" r:id="rIdxmywvj-oq6v_hjq24qm2q">
+            <w:hyperlink w:history="1" r:id="rIdosj7pft-qcwqmklvnidr8">
               <w:r>
                 <w:rPr>
                   <w:rFonts w:ascii="Arial" w:cs="Arial" w:eastAsia="Arial" w:hAnsi="Arial"/>
@@ -13160,7 +13160,7 @@
               <w:spacing w:after="10" w:before="0"/>
               <w:ind w:left="120"/>
             </w:pPr>
-            <w:hyperlink w:history="1" r:id="rIdrz2banslhpisknf4jefzg">
+            <w:hyperlink w:history="1" r:id="rIdaq5iju2t5ee2cmwsjkq51">
               <w:r>
                 <w:rPr>
                   <w:rFonts w:ascii="Arial" w:cs="Arial" w:eastAsia="Arial" w:hAnsi="Arial"/>
@@ -13205,7 +13205,7 @@
             <w:pPr>
               <w:spacing w:after="20" w:before="0"/>
             </w:pPr>
-            <w:hyperlink w:history="1" r:id="rIdsv56hanndzrpy5yks8kaf">
+            <w:hyperlink w:history="1" r:id="rIdrdjcc_rzrzzbxzk1bgdos">
               <w:r>
                 <w:rPr>
                   <w:rFonts w:ascii="Arial" w:cs="Arial" w:eastAsia="Arial" w:hAnsi="Arial"/>
@@ -13238,7 +13238,7 @@
               <w:spacing w:after="10" w:before="0"/>
               <w:ind w:left="120"/>
             </w:pPr>
-            <w:hyperlink w:history="1" r:id="rIdeqmzaudhotvocwvonfcdt">
+            <w:hyperlink w:history="1" r:id="rIdeqwdacjpfjan5takvishc">
               <w:r>
                 <w:rPr>
                   <w:rFonts w:ascii="Arial" w:cs="Arial" w:eastAsia="Arial" w:hAnsi="Arial"/>
@@ -13433,7 +13433,7 @@
             <w:pPr>
               <w:spacing w:after="20" w:before="0"/>
             </w:pPr>
-            <w:hyperlink w:history="1" r:id="rId6ez_cf7mkzaotdkmadwni">
+            <w:hyperlink w:history="1" r:id="rIdyredqdkegyi02qhun3vnm">
               <w:r>
                 <w:rPr>
                   <w:rFonts w:ascii="Arial" w:cs="Arial" w:eastAsia="Arial" w:hAnsi="Arial"/>
@@ -13466,7 +13466,7 @@
               <w:spacing w:after="10" w:before="0"/>
               <w:ind w:left="120"/>
             </w:pPr>
-            <w:hyperlink w:history="1" r:id="rIdqexp9hhazln2yku5qx04_">
+            <w:hyperlink w:history="1" r:id="rIdogogr8b9gvyagw2_gmfdl">
               <w:r>
                 <w:rPr>
                   <w:rFonts w:ascii="Arial" w:cs="Arial" w:eastAsia="Arial" w:hAnsi="Arial"/>
@@ -13511,7 +13511,7 @@
             <w:pPr>
               <w:spacing w:after="20" w:before="0"/>
             </w:pPr>
-            <w:hyperlink w:history="1" r:id="rIdrrpqa21nnq_khu3gcwgtp">
+            <w:hyperlink w:history="1" r:id="rId9hy0mh5w4ylqrwev4-bti">
               <w:r>
                 <w:rPr>
                   <w:rFonts w:ascii="Arial" w:cs="Arial" w:eastAsia="Arial" w:hAnsi="Arial"/>
@@ -13544,7 +13544,7 @@
               <w:spacing w:after="10" w:before="0"/>
               <w:ind w:left="120"/>
             </w:pPr>
-            <w:hyperlink w:history="1" r:id="rId-wf6gqftehdmxhr8btran">
+            <w:hyperlink w:history="1" r:id="rIdjaajftokmsoys-1kxkcld">
               <w:r>
                 <w:rPr>
                   <w:rFonts w:ascii="Arial" w:cs="Arial" w:eastAsia="Arial" w:hAnsi="Arial"/>
@@ -13739,7 +13739,7 @@
             <w:pPr>
               <w:spacing w:after="20" w:before="0"/>
             </w:pPr>
-            <w:hyperlink w:history="1" r:id="rIdjdwvya4wry8y_amuqcge3">
+            <w:hyperlink w:history="1" r:id="rIdz43v1sus4hymfle9zsvwr">
               <w:r>
                 <w:rPr>
                   <w:rFonts w:ascii="Arial" w:cs="Arial" w:eastAsia="Arial" w:hAnsi="Arial"/>
@@ -13772,7 +13772,7 @@
               <w:spacing w:after="10" w:before="0"/>
               <w:ind w:left="120"/>
             </w:pPr>
-            <w:hyperlink w:history="1" r:id="rIduzh7d6v4vrcb6dt85wyyb">
+            <w:hyperlink w:history="1" r:id="rIdmzhcpaxlcc9nmoziocz-p">
               <w:r>
                 <w:rPr>
                   <w:rFonts w:ascii="Arial" w:cs="Arial" w:eastAsia="Arial" w:hAnsi="Arial"/>
@@ -13817,7 +13817,7 @@
             <w:pPr>
               <w:spacing w:after="20" w:before="0"/>
             </w:pPr>
-            <w:hyperlink w:history="1" r:id="rIdrpfx4fifw-d-yxn5snrm_">
+            <w:hyperlink w:history="1" r:id="rIdnrbzg_v2darprucl4urtb">
               <w:r>
                 <w:rPr>
                   <w:rFonts w:ascii="Arial" w:cs="Arial" w:eastAsia="Arial" w:hAnsi="Arial"/>
@@ -13850,7 +13850,7 @@
               <w:spacing w:after="10" w:before="0"/>
               <w:ind w:left="120"/>
             </w:pPr>
-            <w:hyperlink w:history="1" r:id="rIdstwll7h-r3xzi15xhhx-h">
+            <w:hyperlink w:history="1" r:id="rIdirmpyrl8cdyfduxai1akm">
               <w:r>
                 <w:rPr>
                   <w:rFonts w:ascii="Arial" w:cs="Arial" w:eastAsia="Arial" w:hAnsi="Arial"/>
@@ -15337,7 +15337,7 @@
             <w:pPr>
               <w:spacing w:after="20" w:before="0"/>
             </w:pPr>
-            <w:hyperlink w:history="1" r:id="rIdoenk07prfqsrnltoxgfh2">
+            <w:hyperlink w:history="1" r:id="rIdh9wjm8gocwedpxjfj5mnh">
               <w:r>
                 <w:rPr>
                   <w:rFonts w:ascii="Arial" w:cs="Arial" w:eastAsia="Arial" w:hAnsi="Arial"/>
@@ -15370,7 +15370,7 @@
               <w:spacing w:after="10" w:before="0"/>
               <w:ind w:left="120"/>
             </w:pPr>
-            <w:hyperlink w:history="1" r:id="rIddxmdp8og1jx4e7rm42iyy">
+            <w:hyperlink w:history="1" r:id="rId6tzht8hb8mziwnen3efzy">
               <w:r>
                 <w:rPr>
                   <w:rFonts w:ascii="Arial" w:cs="Arial" w:eastAsia="Arial" w:hAnsi="Arial"/>
@@ -15415,7 +15415,7 @@
             <w:pPr>
               <w:spacing w:after="20" w:before="0"/>
             </w:pPr>
-            <w:hyperlink w:history="1" r:id="rIdmzy75fuonukdhftztsusc">
+            <w:hyperlink w:history="1" r:id="rIdbsxkxmdpgjv1skc6wjlgy">
               <w:r>
                 <w:rPr>
                   <w:rFonts w:ascii="Arial" w:cs="Arial" w:eastAsia="Arial" w:hAnsi="Arial"/>
@@ -15448,7 +15448,7 @@
               <w:spacing w:after="10" w:before="0"/>
               <w:ind w:left="120"/>
             </w:pPr>
-            <w:hyperlink w:history="1" r:id="rIdufsn--q_u57_txvlf9mym">
+            <w:hyperlink w:history="1" r:id="rIdqaqiu-skk62zwdbpl3um2">
               <w:r>
                 <w:rPr>
                   <w:rFonts w:ascii="Arial" w:cs="Arial" w:eastAsia="Arial" w:hAnsi="Arial"/>
@@ -15643,7 +15643,7 @@
             <w:pPr>
               <w:spacing w:after="20" w:before="0"/>
             </w:pPr>
-            <w:hyperlink w:history="1" r:id="rIdic_ezakqyd5vzbbvcjq-m">
+            <w:hyperlink w:history="1" r:id="rIdjixxsvcezptdutdboagbm">
               <w:r>
                 <w:rPr>
                   <w:rFonts w:ascii="Arial" w:cs="Arial" w:eastAsia="Arial" w:hAnsi="Arial"/>
@@ -15676,7 +15676,7 @@
               <w:spacing w:after="10" w:before="0"/>
               <w:ind w:left="120"/>
             </w:pPr>
-            <w:hyperlink w:history="1" r:id="rId8yibyf2ymrn0bl-vrju4q">
+            <w:hyperlink w:history="1" r:id="rId_sij25atoctffkzly6inx">
               <w:r>
                 <w:rPr>
                   <w:rFonts w:ascii="Arial" w:cs="Arial" w:eastAsia="Arial" w:hAnsi="Arial"/>
@@ -15721,7 +15721,7 @@
             <w:pPr>
               <w:spacing w:after="20" w:before="0"/>
             </w:pPr>
-            <w:hyperlink w:history="1" r:id="rIdk6pg2bucjwoh55dfyxbvi">
+            <w:hyperlink w:history="1" r:id="rIdzm8rdffenhi75hlmjki1o">
               <w:r>
                 <w:rPr>
                   <w:rFonts w:ascii="Arial" w:cs="Arial" w:eastAsia="Arial" w:hAnsi="Arial"/>
@@ -15754,7 +15754,7 @@
               <w:spacing w:after="10" w:before="0"/>
               <w:ind w:left="120"/>
             </w:pPr>
-            <w:hyperlink w:history="1" r:id="rIdpjxrplqbwpm7l6kvyjlfq">
+            <w:hyperlink w:history="1" r:id="rIdxvw8hyswhycfjorbbcfot">
               <w:r>
                 <w:rPr>
                   <w:rFonts w:ascii="Arial" w:cs="Arial" w:eastAsia="Arial" w:hAnsi="Arial"/>
@@ -15949,7 +15949,7 @@
             <w:pPr>
               <w:spacing w:after="20" w:before="0"/>
             </w:pPr>
-            <w:hyperlink w:history="1" r:id="rIdb-lmst4n_ej05r7ceeaqq">
+            <w:hyperlink w:history="1" r:id="rIdsv_pk2jzh1439lmrzo9oz">
               <w:r>
                 <w:rPr>
                   <w:rFonts w:ascii="Arial" w:cs="Arial" w:eastAsia="Arial" w:hAnsi="Arial"/>
@@ -15982,7 +15982,7 @@
               <w:spacing w:after="10" w:before="0"/>
               <w:ind w:left="120"/>
             </w:pPr>
-            <w:hyperlink w:history="1" r:id="rIde_qzccqhfbr19iljn9h6j">
+            <w:hyperlink w:history="1" r:id="rId7gk1dy5naj5f_z1fpec6f">
               <w:r>
                 <w:rPr>
                   <w:rFonts w:ascii="Arial" w:cs="Arial" w:eastAsia="Arial" w:hAnsi="Arial"/>
@@ -16027,7 +16027,7 @@
             <w:pPr>
               <w:spacing w:after="20" w:before="0"/>
             </w:pPr>
-            <w:hyperlink w:history="1" r:id="rIdscd_0zg0qrmhkbbn04et2">
+            <w:hyperlink w:history="1" r:id="rIdudkjq90i2njwakqfxjwfq">
               <w:r>
                 <w:rPr>
                   <w:rFonts w:ascii="Arial" w:cs="Arial" w:eastAsia="Arial" w:hAnsi="Arial"/>
@@ -16060,7 +16060,7 @@
               <w:spacing w:after="10" w:before="0"/>
               <w:ind w:left="120"/>
             </w:pPr>
-            <w:hyperlink w:history="1" r:id="rIdsz1geomabdgt6lldw6abh">
+            <w:hyperlink w:history="1" r:id="rIdebgr6_rr4fcoinigpq3x1">
               <w:r>
                 <w:rPr>
                   <w:rFonts w:ascii="Arial" w:cs="Arial" w:eastAsia="Arial" w:hAnsi="Arial"/>
@@ -16255,7 +16255,7 @@
             <w:pPr>
               <w:spacing w:after="20" w:before="0"/>
             </w:pPr>
-            <w:hyperlink w:history="1" r:id="rIdn_q1_uil7ccja1rsrz_fj">
+            <w:hyperlink w:history="1" r:id="rIddxrcwi96p3b758vejkz6a">
               <w:r>
                 <w:rPr>
                   <w:rFonts w:ascii="Arial" w:cs="Arial" w:eastAsia="Arial" w:hAnsi="Arial"/>
@@ -16288,7 +16288,7 @@
               <w:spacing w:after="10" w:before="0"/>
               <w:ind w:left="120"/>
             </w:pPr>
-            <w:hyperlink w:history="1" r:id="rIdpx97phi8f5wxdwjwqtboo">
+            <w:hyperlink w:history="1" r:id="rIdgus-vgfkabmnluiynreoj">
               <w:r>
                 <w:rPr>
                   <w:rFonts w:ascii="Arial" w:cs="Arial" w:eastAsia="Arial" w:hAnsi="Arial"/>
@@ -16333,7 +16333,7 @@
             <w:pPr>
               <w:spacing w:after="20" w:before="0"/>
             </w:pPr>
-            <w:hyperlink w:history="1" r:id="rId3inxrbqnhejkzctyt4cdw">
+            <w:hyperlink w:history="1" r:id="rIdg_vaimri1ex5ywwp20grh">
               <w:r>
                 <w:rPr>
                   <w:rFonts w:ascii="Arial" w:cs="Arial" w:eastAsia="Arial" w:hAnsi="Arial"/>
@@ -16366,7 +16366,7 @@
               <w:spacing w:after="10" w:before="0"/>
               <w:ind w:left="120"/>
             </w:pPr>
-            <w:hyperlink w:history="1" r:id="rIdkbofuxitjkxjzmbfwktby">
+            <w:hyperlink w:history="1" r:id="rIdfnjmqxgfbbgqvv5tau7rw">
               <w:r>
                 <w:rPr>
                   <w:rFonts w:ascii="Arial" w:cs="Arial" w:eastAsia="Arial" w:hAnsi="Arial"/>
@@ -16561,7 +16561,7 @@
             <w:pPr>
               <w:spacing w:after="20" w:before="0"/>
             </w:pPr>
-            <w:hyperlink w:history="1" r:id="rIde0oudrknv9w7qnz2rdrqf">
+            <w:hyperlink w:history="1" r:id="rIdet5va-nlzdo6hfqwawxjq">
               <w:r>
                 <w:rPr>
                   <w:rFonts w:ascii="Arial" w:cs="Arial" w:eastAsia="Arial" w:hAnsi="Arial"/>
@@ -16594,7 +16594,7 @@
               <w:spacing w:after="10" w:before="0"/>
               <w:ind w:left="120"/>
             </w:pPr>
-            <w:hyperlink w:history="1" r:id="rIddttoqiv3xnfgikec85swg">
+            <w:hyperlink w:history="1" r:id="rIdcbtui_tt8rquril5hrhwg">
               <w:r>
                 <w:rPr>
                   <w:rFonts w:ascii="Arial" w:cs="Arial" w:eastAsia="Arial" w:hAnsi="Arial"/>
@@ -16639,7 +16639,7 @@
             <w:pPr>
               <w:spacing w:after="20" w:before="0"/>
             </w:pPr>
-            <w:hyperlink w:history="1" r:id="rIdrm1407xoe4xacx9nmjsw6">
+            <w:hyperlink w:history="1" r:id="rIdt20dckphbxej-zuweexbv">
               <w:r>
                 <w:rPr>
                   <w:rFonts w:ascii="Arial" w:cs="Arial" w:eastAsia="Arial" w:hAnsi="Arial"/>
@@ -16672,7 +16672,7 @@
               <w:spacing w:after="10" w:before="0"/>
               <w:ind w:left="120"/>
             </w:pPr>
-            <w:hyperlink w:history="1" r:id="rIdm7redb8k6bv7bctvapsfk">
+            <w:hyperlink w:history="1" r:id="rIdfzg9i-04hcea70xe2jh0v">
               <w:r>
                 <w:rPr>
                   <w:rFonts w:ascii="Arial" w:cs="Arial" w:eastAsia="Arial" w:hAnsi="Arial"/>
@@ -18159,7 +18159,7 @@
             <w:pPr>
               <w:spacing w:after="20" w:before="0"/>
             </w:pPr>
-            <w:hyperlink w:history="1" r:id="rIdpanp79jsujyyl-6dkabsx">
+            <w:hyperlink w:history="1" r:id="rIdkpdayrlsyo_uiiztphhge">
               <w:r>
                 <w:rPr>
                   <w:rFonts w:ascii="Arial" w:cs="Arial" w:eastAsia="Arial" w:hAnsi="Arial"/>
@@ -18192,7 +18192,7 @@
               <w:spacing w:after="10" w:before="0"/>
               <w:ind w:left="120"/>
             </w:pPr>
-            <w:hyperlink w:history="1" r:id="rIdndzgv76eltdgz-hqygiqc">
+            <w:hyperlink w:history="1" r:id="rId0pvpgufw1dji8pujkzs9b">
               <w:r>
                 <w:rPr>
                   <w:rFonts w:ascii="Arial" w:cs="Arial" w:eastAsia="Arial" w:hAnsi="Arial"/>
@@ -18237,7 +18237,7 @@
             <w:pPr>
               <w:spacing w:after="20" w:before="0"/>
             </w:pPr>
-            <w:hyperlink w:history="1" r:id="rId6jebhzphxifa8o5ycub4z">
+            <w:hyperlink w:history="1" r:id="rIdlypowmubcjbtngg0e-aik">
               <w:r>
                 <w:rPr>
                   <w:rFonts w:ascii="Arial" w:cs="Arial" w:eastAsia="Arial" w:hAnsi="Arial"/>
@@ -18270,7 +18270,7 @@
               <w:spacing w:after="10" w:before="0"/>
               <w:ind w:left="120"/>
             </w:pPr>
-            <w:hyperlink w:history="1" r:id="rIdp4s1b0o-qq4qe3ltdfy_p">
+            <w:hyperlink w:history="1" r:id="rId1tpsven5nwtj1ws9s5nfl">
               <w:r>
                 <w:rPr>
                   <w:rFonts w:ascii="Arial" w:cs="Arial" w:eastAsia="Arial" w:hAnsi="Arial"/>
@@ -18465,7 +18465,7 @@
             <w:pPr>
               <w:spacing w:after="20" w:before="0"/>
             </w:pPr>
-            <w:hyperlink w:history="1" r:id="rIdbnyex4dirvs_bqnbnfb3u">
+            <w:hyperlink w:history="1" r:id="rIdp0cbj82e5aj9birtcwokg">
               <w:r>
                 <w:rPr>
                   <w:rFonts w:ascii="Arial" w:cs="Arial" w:eastAsia="Arial" w:hAnsi="Arial"/>
@@ -18498,7 +18498,7 @@
               <w:spacing w:after="10" w:before="0"/>
               <w:ind w:left="120"/>
             </w:pPr>
-            <w:hyperlink w:history="1" r:id="rId4q4lstpvpyaoolg6xxdnl">
+            <w:hyperlink w:history="1" r:id="rIdhqsyiyi_syy-tx7pwz3hv">
               <w:r>
                 <w:rPr>
                   <w:rFonts w:ascii="Arial" w:cs="Arial" w:eastAsia="Arial" w:hAnsi="Arial"/>
@@ -18543,7 +18543,7 @@
             <w:pPr>
               <w:spacing w:after="20" w:before="0"/>
             </w:pPr>
-            <w:hyperlink w:history="1" r:id="rIdykwyfrytmxjsqdlwev73j">
+            <w:hyperlink w:history="1" r:id="rIdf9m-h9jcv9zdra5obwadb">
               <w:r>
                 <w:rPr>
                   <w:rFonts w:ascii="Arial" w:cs="Arial" w:eastAsia="Arial" w:hAnsi="Arial"/>
@@ -18576,7 +18576,7 @@
               <w:spacing w:after="10" w:before="0"/>
               <w:ind w:left="120"/>
             </w:pPr>
-            <w:hyperlink w:history="1" r:id="rIdflp4vxavnvhlzy8iornuy">
+            <w:hyperlink w:history="1" r:id="rIdfwpbofelsz2a1ev3p3cfc">
               <w:r>
                 <w:rPr>
                   <w:rFonts w:ascii="Arial" w:cs="Arial" w:eastAsia="Arial" w:hAnsi="Arial"/>
@@ -18771,7 +18771,7 @@
             <w:pPr>
               <w:spacing w:after="20" w:before="0"/>
             </w:pPr>
-            <w:hyperlink w:history="1" r:id="rIdmrnqktodljholo8jzfkml">
+            <w:hyperlink w:history="1" r:id="rIdmlz36qwec-5h-oclwonng">
               <w:r>
                 <w:rPr>
                   <w:rFonts w:ascii="Arial" w:cs="Arial" w:eastAsia="Arial" w:hAnsi="Arial"/>
@@ -18804,7 +18804,7 @@
               <w:spacing w:after="10" w:before="0"/>
               <w:ind w:left="120"/>
             </w:pPr>
-            <w:hyperlink w:history="1" r:id="rIdf31lavyjbuph2f_lcwowr">
+            <w:hyperlink w:history="1" r:id="rIdqalxffp_oblb-ykembj7e">
               <w:r>
                 <w:rPr>
                   <w:rFonts w:ascii="Arial" w:cs="Arial" w:eastAsia="Arial" w:hAnsi="Arial"/>
@@ -18849,7 +18849,7 @@
             <w:pPr>
               <w:spacing w:after="20" w:before="0"/>
             </w:pPr>
-            <w:hyperlink w:history="1" r:id="rIdvksq7jes7fv8hqsky70pz">
+            <w:hyperlink w:history="1" r:id="rIdfpjsmiepooyzi1kqyp6-k">
               <w:r>
                 <w:rPr>
                   <w:rFonts w:ascii="Arial" w:cs="Arial" w:eastAsia="Arial" w:hAnsi="Arial"/>
@@ -18882,7 +18882,7 @@
               <w:spacing w:after="10" w:before="0"/>
               <w:ind w:left="120"/>
             </w:pPr>
-            <w:hyperlink w:history="1" r:id="rId23uahwmdg2ggsydgwkv3k">
+            <w:hyperlink w:history="1" r:id="rId68wt_fjdtcrcrfw03fy2o">
               <w:r>
                 <w:rPr>
                   <w:rFonts w:ascii="Arial" w:cs="Arial" w:eastAsia="Arial" w:hAnsi="Arial"/>
@@ -19077,7 +19077,7 @@
             <w:pPr>
               <w:spacing w:after="20" w:before="0"/>
             </w:pPr>
-            <w:hyperlink w:history="1" r:id="rIduaairmi-yprhfaj2tvwpk">
+            <w:hyperlink w:history="1" r:id="rIdhq0o3rlbhlueohedh0ard">
               <w:r>
                 <w:rPr>
                   <w:rFonts w:ascii="Arial" w:cs="Arial" w:eastAsia="Arial" w:hAnsi="Arial"/>
@@ -19110,7 +19110,7 @@
               <w:spacing w:after="10" w:before="0"/>
               <w:ind w:left="120"/>
             </w:pPr>
-            <w:hyperlink w:history="1" r:id="rIdi8wdxejxyblqbgtx8x1vl">
+            <w:hyperlink w:history="1" r:id="rId65komr81ufda7qr6vymbk">
               <w:r>
                 <w:rPr>
                   <w:rFonts w:ascii="Arial" w:cs="Arial" w:eastAsia="Arial" w:hAnsi="Arial"/>
@@ -19155,7 +19155,7 @@
             <w:pPr>
               <w:spacing w:after="20" w:before="0"/>
             </w:pPr>
-            <w:hyperlink w:history="1" r:id="rIdpuczncapjxmvkwiwfqvbt">
+            <w:hyperlink w:history="1" r:id="rIdartic2tahapuclttsv7vx">
               <w:r>
                 <w:rPr>
                   <w:rFonts w:ascii="Arial" w:cs="Arial" w:eastAsia="Arial" w:hAnsi="Arial"/>
@@ -19188,7 +19188,7 @@
               <w:spacing w:after="10" w:before="0"/>
               <w:ind w:left="120"/>
             </w:pPr>
-            <w:hyperlink w:history="1" r:id="rId665gj8httomgubaedzipk">
+            <w:hyperlink w:history="1" r:id="rIdyt2jwin6p3lnxqesmxzmw">
               <w:r>
                 <w:rPr>
                   <w:rFonts w:ascii="Arial" w:cs="Arial" w:eastAsia="Arial" w:hAnsi="Arial"/>
@@ -19383,7 +19383,7 @@
             <w:pPr>
               <w:spacing w:after="20" w:before="0"/>
             </w:pPr>
-            <w:hyperlink w:history="1" r:id="rIdgz3eitliacz0ml8mc7qvp">
+            <w:hyperlink w:history="1" r:id="rIdlt_5pzkn1oa15tvuml1sm">
               <w:r>
                 <w:rPr>
                   <w:rFonts w:ascii="Arial" w:cs="Arial" w:eastAsia="Arial" w:hAnsi="Arial"/>
@@ -19416,7 +19416,7 @@
               <w:spacing w:after="10" w:before="0"/>
               <w:ind w:left="120"/>
             </w:pPr>
-            <w:hyperlink w:history="1" r:id="rIdm9unxqzb098w5pwzuhnim">
+            <w:hyperlink w:history="1" r:id="rId9yupjack3z2lwg1bs-xde">
               <w:r>
                 <w:rPr>
                   <w:rFonts w:ascii="Arial" w:cs="Arial" w:eastAsia="Arial" w:hAnsi="Arial"/>
@@ -19461,7 +19461,7 @@
             <w:pPr>
               <w:spacing w:after="20" w:before="0"/>
             </w:pPr>
-            <w:hyperlink w:history="1" r:id="rIdiouqjp_iskqnx9hirptir">
+            <w:hyperlink w:history="1" r:id="rIdd5xun2q_u5m8_2b9nfim2">
               <w:r>
                 <w:rPr>
                   <w:rFonts w:ascii="Arial" w:cs="Arial" w:eastAsia="Arial" w:hAnsi="Arial"/>
@@ -19494,7 +19494,7 @@
               <w:spacing w:after="10" w:before="0"/>
               <w:ind w:left="120"/>
             </w:pPr>
-            <w:hyperlink w:history="1" r:id="rIdj3w5-zqealr2l8mr4avcb">
+            <w:hyperlink w:history="1" r:id="rIde5igg1rti8wglc_6uwjqs">
               <w:r>
                 <w:rPr>
                   <w:rFonts w:ascii="Arial" w:cs="Arial" w:eastAsia="Arial" w:hAnsi="Arial"/>
@@ -20981,7 +20981,7 @@
             <w:pPr>
               <w:spacing w:after="20" w:before="0"/>
             </w:pPr>
-            <w:hyperlink w:history="1" r:id="rIddyembeh2oqyfyjh8uoci9">
+            <w:hyperlink w:history="1" r:id="rId5vzv7aogkrxx2kfidynmx">
               <w:r>
                 <w:rPr>
                   <w:rFonts w:ascii="Arial" w:cs="Arial" w:eastAsia="Arial" w:hAnsi="Arial"/>
@@ -21014,7 +21014,7 @@
               <w:spacing w:after="10" w:before="0"/>
               <w:ind w:left="120"/>
             </w:pPr>
-            <w:hyperlink w:history="1" r:id="rIdoyxzeyjoq1u1jz7yi1jhk">
+            <w:hyperlink w:history="1" r:id="rId7mlld9793kp0ts0eje_9v">
               <w:r>
                 <w:rPr>
                   <w:rFonts w:ascii="Arial" w:cs="Arial" w:eastAsia="Arial" w:hAnsi="Arial"/>
@@ -21059,7 +21059,7 @@
             <w:pPr>
               <w:spacing w:after="20" w:before="0"/>
             </w:pPr>
-            <w:hyperlink w:history="1" r:id="rIdndms1tnqiso9ocsy_alpe">
+            <w:hyperlink w:history="1" r:id="rId2akv6wnntx7eip4_01y-a">
               <w:r>
                 <w:rPr>
                   <w:rFonts w:ascii="Arial" w:cs="Arial" w:eastAsia="Arial" w:hAnsi="Arial"/>
@@ -21092,7 +21092,7 @@
               <w:spacing w:after="10" w:before="0"/>
               <w:ind w:left="120"/>
             </w:pPr>
-            <w:hyperlink w:history="1" r:id="rIdd4g92vgt92g0oqqiekjke">
+            <w:hyperlink w:history="1" r:id="rIdra4wmk3yjcsz7khnszfqs">
               <w:r>
                 <w:rPr>
                   <w:rFonts w:ascii="Arial" w:cs="Arial" w:eastAsia="Arial" w:hAnsi="Arial"/>
@@ -21287,7 +21287,7 @@
             <w:pPr>
               <w:spacing w:after="20" w:before="0"/>
             </w:pPr>
-            <w:hyperlink w:history="1" r:id="rIdlymbup-xkpw3sv5iksplc">
+            <w:hyperlink w:history="1" r:id="rIdai2e98i1x5efujru-idap">
               <w:r>
                 <w:rPr>
                   <w:rFonts w:ascii="Arial" w:cs="Arial" w:eastAsia="Arial" w:hAnsi="Arial"/>
@@ -21320,7 +21320,7 @@
               <w:spacing w:after="10" w:before="0"/>
               <w:ind w:left="120"/>
             </w:pPr>
-            <w:hyperlink w:history="1" r:id="rIdtfbuhyy0oqradqkpyd061">
+            <w:hyperlink w:history="1" r:id="rIdeqzau3k5of26ubtlk4pvs">
               <w:r>
                 <w:rPr>
                   <w:rFonts w:ascii="Arial" w:cs="Arial" w:eastAsia="Arial" w:hAnsi="Arial"/>
@@ -21365,7 +21365,7 @@
             <w:pPr>
               <w:spacing w:after="20" w:before="0"/>
             </w:pPr>
-            <w:hyperlink w:history="1" r:id="rIdxppmfrq4ghn8dyxpvijgl">
+            <w:hyperlink w:history="1" r:id="rIdmsrjznmwtafu-y0zokswy">
               <w:r>
                 <w:rPr>
                   <w:rFonts w:ascii="Arial" w:cs="Arial" w:eastAsia="Arial" w:hAnsi="Arial"/>
@@ -21398,7 +21398,7 @@
               <w:spacing w:after="10" w:before="0"/>
               <w:ind w:left="120"/>
             </w:pPr>
-            <w:hyperlink w:history="1" r:id="rIdniyy1igm7c2bzw77-l6hj">
+            <w:hyperlink w:history="1" r:id="rId8jbfjrx7aqwsyk-mryxcz">
               <w:r>
                 <w:rPr>
                   <w:rFonts w:ascii="Arial" w:cs="Arial" w:eastAsia="Arial" w:hAnsi="Arial"/>
@@ -21593,7 +21593,7 @@
             <w:pPr>
               <w:spacing w:after="20" w:before="0"/>
             </w:pPr>
-            <w:hyperlink w:history="1" r:id="rId8fz-q8pwtwowslysyxd7m">
+            <w:hyperlink w:history="1" r:id="rIdegpeell9qvpaha2nwzbry">
               <w:r>
                 <w:rPr>
                   <w:rFonts w:ascii="Arial" w:cs="Arial" w:eastAsia="Arial" w:hAnsi="Arial"/>
@@ -21626,7 +21626,7 @@
               <w:spacing w:after="10" w:before="0"/>
               <w:ind w:left="120"/>
             </w:pPr>
-            <w:hyperlink w:history="1" r:id="rIdxltyaciomg6oli7dy10zs">
+            <w:hyperlink w:history="1" r:id="rIdn0ljzzuxfraclxxlwg0nx">
               <w:r>
                 <w:rPr>
                   <w:rFonts w:ascii="Arial" w:cs="Arial" w:eastAsia="Arial" w:hAnsi="Arial"/>
@@ -21671,7 +21671,7 @@
             <w:pPr>
               <w:spacing w:after="20" w:before="0"/>
             </w:pPr>
-            <w:hyperlink w:history="1" r:id="rIdulre9yqp8cns80ljzr8sn">
+            <w:hyperlink w:history="1" r:id="rId3ekl2bh_nd0816qzsmsg-">
               <w:r>
                 <w:rPr>
                   <w:rFonts w:ascii="Arial" w:cs="Arial" w:eastAsia="Arial" w:hAnsi="Arial"/>
@@ -21704,7 +21704,7 @@
               <w:spacing w:after="10" w:before="0"/>
               <w:ind w:left="120"/>
             </w:pPr>
-            <w:hyperlink w:history="1" r:id="rIdvepj7rlhwwfr1gteruikk">
+            <w:hyperlink w:history="1" r:id="rIdhz0m0elrevbnlioa8cji2">
               <w:r>
                 <w:rPr>
                   <w:rFonts w:ascii="Arial" w:cs="Arial" w:eastAsia="Arial" w:hAnsi="Arial"/>
@@ -21899,7 +21899,7 @@
             <w:pPr>
               <w:spacing w:after="20" w:before="0"/>
             </w:pPr>
-            <w:hyperlink w:history="1" r:id="rIdwgpv0tcjgbttm8ngq3dep">
+            <w:hyperlink w:history="1" r:id="rIdpk4plexejqklnisqlnrtt">
               <w:r>
                 <w:rPr>
                   <w:rFonts w:ascii="Arial" w:cs="Arial" w:eastAsia="Arial" w:hAnsi="Arial"/>
@@ -21932,7 +21932,7 @@
               <w:spacing w:after="10" w:before="0"/>
               <w:ind w:left="120"/>
             </w:pPr>
-            <w:hyperlink w:history="1" r:id="rIduwabxp3hhatjmemw3es6s">
+            <w:hyperlink w:history="1" r:id="rIdy9jfnilpin6ooy_panoyu">
               <w:r>
                 <w:rPr>
                   <w:rFonts w:ascii="Arial" w:cs="Arial" w:eastAsia="Arial" w:hAnsi="Arial"/>
@@ -21977,7 +21977,7 @@
             <w:pPr>
               <w:spacing w:after="20" w:before="0"/>
             </w:pPr>
-            <w:hyperlink w:history="1" r:id="rId8ielzgdr7_iunvgv64n3-">
+            <w:hyperlink w:history="1" r:id="rIdemrzojxgokzbwyri8jl38">
               <w:r>
                 <w:rPr>
                   <w:rFonts w:ascii="Arial" w:cs="Arial" w:eastAsia="Arial" w:hAnsi="Arial"/>
@@ -22010,7 +22010,7 @@
               <w:spacing w:after="10" w:before="0"/>
               <w:ind w:left="120"/>
             </w:pPr>
-            <w:hyperlink w:history="1" r:id="rIdkkkcwe0ee382ugpmfmtd9">
+            <w:hyperlink w:history="1" r:id="rIdckhbnypefc9dp8mokqqr3">
               <w:r>
                 <w:rPr>
                   <w:rFonts w:ascii="Arial" w:cs="Arial" w:eastAsia="Arial" w:hAnsi="Arial"/>
@@ -22205,7 +22205,7 @@
             <w:pPr>
               <w:spacing w:after="20" w:before="0"/>
             </w:pPr>
-            <w:hyperlink w:history="1" r:id="rIdy5_5mvwpxvdav0_z1jbe1">
+            <w:hyperlink w:history="1" r:id="rIdc4o6upqinrlahhexr2tlq">
               <w:r>
                 <w:rPr>
                   <w:rFonts w:ascii="Arial" w:cs="Arial" w:eastAsia="Arial" w:hAnsi="Arial"/>
@@ -22238,7 +22238,7 @@
               <w:spacing w:after="10" w:before="0"/>
               <w:ind w:left="120"/>
             </w:pPr>
-            <w:hyperlink w:history="1" r:id="rIdnb-timcezgz28mqgdsvef">
+            <w:hyperlink w:history="1" r:id="rId3stqrs1bhdhhcw1poyot5">
               <w:r>
                 <w:rPr>
                   <w:rFonts w:ascii="Arial" w:cs="Arial" w:eastAsia="Arial" w:hAnsi="Arial"/>
@@ -22283,7 +22283,7 @@
             <w:pPr>
               <w:spacing w:after="20" w:before="0"/>
             </w:pPr>
-            <w:hyperlink w:history="1" r:id="rIdsndc7lljkqv4a2-ocvjeb">
+            <w:hyperlink w:history="1" r:id="rIdvrmxu7xzgbwgthpf4a2qv">
               <w:r>
                 <w:rPr>
                   <w:rFonts w:ascii="Arial" w:cs="Arial" w:eastAsia="Arial" w:hAnsi="Arial"/>
@@ -22316,7 +22316,7 @@
               <w:spacing w:after="10" w:before="0"/>
               <w:ind w:left="120"/>
             </w:pPr>
-            <w:hyperlink w:history="1" r:id="rIdnowsuz-x2yf1vvqxpz-j_">
+            <w:hyperlink w:history="1" r:id="rIdy9v-qcubr3f_hh8po2nlh">
               <w:r>
                 <w:rPr>
                   <w:rFonts w:ascii="Arial" w:cs="Arial" w:eastAsia="Arial" w:hAnsi="Arial"/>
@@ -23898,7 +23898,7 @@
             <w:pPr>
               <w:spacing w:after="20" w:before="0"/>
             </w:pPr>
-            <w:hyperlink w:history="1" r:id="rIdflyu9aebvq1hyvqpkdwvf">
+            <w:hyperlink w:history="1" r:id="rIdmmaqxfu28quomc2byd61a">
               <w:r>
                 <w:rPr>
                   <w:rFonts w:ascii="Arial" w:cs="Arial" w:eastAsia="Arial" w:hAnsi="Arial"/>
@@ -23931,7 +23931,7 @@
               <w:spacing w:after="10" w:before="0"/>
               <w:ind w:left="120"/>
             </w:pPr>
-            <w:hyperlink w:history="1" r:id="rIdmm5k5ompsythpry1czkiy">
+            <w:hyperlink w:history="1" r:id="rIdgbzw5xgjr6bwly2_rjo_t">
               <w:r>
                 <w:rPr>
                   <w:rFonts w:ascii="Arial" w:cs="Arial" w:eastAsia="Arial" w:hAnsi="Arial"/>
@@ -23976,7 +23976,7 @@
             <w:pPr>
               <w:spacing w:after="20" w:before="0"/>
             </w:pPr>
-            <w:hyperlink w:history="1" r:id="rIdc66qsvlgneadcoux0gdtl">
+            <w:hyperlink w:history="1" r:id="rIdfibrmusu-gomj7jig7wpr">
               <w:r>
                 <w:rPr>
                   <w:rFonts w:ascii="Arial" w:cs="Arial" w:eastAsia="Arial" w:hAnsi="Arial"/>
@@ -24009,7 +24009,7 @@
               <w:spacing w:after="10" w:before="0"/>
               <w:ind w:left="120"/>
             </w:pPr>
-            <w:hyperlink w:history="1" r:id="rIdvop3kjgncs8c7zylespt4">
+            <w:hyperlink w:history="1" r:id="rIdogzoz4ajhbavp0zs4tjib">
               <w:r>
                 <w:rPr>
                   <w:rFonts w:ascii="Arial" w:cs="Arial" w:eastAsia="Arial" w:hAnsi="Arial"/>
@@ -24204,7 +24204,7 @@
             <w:pPr>
               <w:spacing w:after="20" w:before="0"/>
             </w:pPr>
-            <w:hyperlink w:history="1" r:id="rIdchb-p_186kqgndinfuz8f">
+            <w:hyperlink w:history="1" r:id="rIdgn5e5ct07dcveougav6p7">
               <w:r>
                 <w:rPr>
                   <w:rFonts w:ascii="Arial" w:cs="Arial" w:eastAsia="Arial" w:hAnsi="Arial"/>
@@ -24237,7 +24237,7 @@
               <w:spacing w:after="10" w:before="0"/>
               <w:ind w:left="120"/>
             </w:pPr>
-            <w:hyperlink w:history="1" r:id="rId_7xcgafkdl91vojrxldqq">
+            <w:hyperlink w:history="1" r:id="rIdsdyd4omatr1ugosla8amu">
               <w:r>
                 <w:rPr>
                   <w:rFonts w:ascii="Arial" w:cs="Arial" w:eastAsia="Arial" w:hAnsi="Arial"/>
@@ -24282,7 +24282,7 @@
             <w:pPr>
               <w:spacing w:after="20" w:before="0"/>
             </w:pPr>
-            <w:hyperlink w:history="1" r:id="rIdxkihrzqltzukw77urjhfj">
+            <w:hyperlink w:history="1" r:id="rId6bvinyrbf5qplig5ahnsx">
               <w:r>
                 <w:rPr>
                   <w:rFonts w:ascii="Arial" w:cs="Arial" w:eastAsia="Arial" w:hAnsi="Arial"/>
@@ -24315,7 +24315,7 @@
               <w:spacing w:after="10" w:before="0"/>
               <w:ind w:left="120"/>
             </w:pPr>
-            <w:hyperlink w:history="1" r:id="rIdgamk105emegnhr514ngtj">
+            <w:hyperlink w:history="1" r:id="rIdutpt94cickuasrn9b83q6">
               <w:r>
                 <w:rPr>
                   <w:rFonts w:ascii="Arial" w:cs="Arial" w:eastAsia="Arial" w:hAnsi="Arial"/>
@@ -24510,7 +24510,7 @@
             <w:pPr>
               <w:spacing w:after="20" w:before="0"/>
             </w:pPr>
-            <w:hyperlink w:history="1" r:id="rIdlg6fxobwhibwpongaxzab">
+            <w:hyperlink w:history="1" r:id="rIdygvp66fwfxokz2z46ntnc">
               <w:r>
                 <w:rPr>
                   <w:rFonts w:ascii="Arial" w:cs="Arial" w:eastAsia="Arial" w:hAnsi="Arial"/>
@@ -24543,7 +24543,7 @@
               <w:spacing w:after="10" w:before="0"/>
               <w:ind w:left="120"/>
             </w:pPr>
-            <w:hyperlink w:history="1" r:id="rIdvpcbq6ugl_jgbdjagstd2">
+            <w:hyperlink w:history="1" r:id="rIdolub-udm571jxyj9iyoio">
               <w:r>
                 <w:rPr>
                   <w:rFonts w:ascii="Arial" w:cs="Arial" w:eastAsia="Arial" w:hAnsi="Arial"/>
@@ -24588,7 +24588,7 @@
             <w:pPr>
               <w:spacing w:after="20" w:before="0"/>
             </w:pPr>
-            <w:hyperlink w:history="1" r:id="rIdpuzlxvzemxq_pvrr3rbwo">
+            <w:hyperlink w:history="1" r:id="rIdjcgf7jjtx8q9mqpzpibs5">
               <w:r>
                 <w:rPr>
                   <w:rFonts w:ascii="Arial" w:cs="Arial" w:eastAsia="Arial" w:hAnsi="Arial"/>
@@ -24621,7 +24621,7 @@
               <w:spacing w:after="10" w:before="0"/>
               <w:ind w:left="120"/>
             </w:pPr>
-            <w:hyperlink w:history="1" r:id="rIdtt_nd2x3gi74heqgojdk4">
+            <w:hyperlink w:history="1" r:id="rIdl4i4rubf1dotampwxtw5e">
               <w:r>
                 <w:rPr>
                   <w:rFonts w:ascii="Arial" w:cs="Arial" w:eastAsia="Arial" w:hAnsi="Arial"/>
@@ -24816,7 +24816,7 @@
             <w:pPr>
               <w:spacing w:after="20" w:before="0"/>
             </w:pPr>
-            <w:hyperlink w:history="1" r:id="rIdminp8vtxychbfu929qwdj">
+            <w:hyperlink w:history="1" r:id="rIdpb3b-4z-bxfvc081rnjlh">
               <w:r>
                 <w:rPr>
                   <w:rFonts w:ascii="Arial" w:cs="Arial" w:eastAsia="Arial" w:hAnsi="Arial"/>
@@ -24849,7 +24849,7 @@
               <w:spacing w:after="10" w:before="0"/>
               <w:ind w:left="120"/>
             </w:pPr>
-            <w:hyperlink w:history="1" r:id="rIdiduixxk1aceq3_2w7wykx">
+            <w:hyperlink w:history="1" r:id="rIdluzpp2xufkom3l3hshj5m">
               <w:r>
                 <w:rPr>
                   <w:rFonts w:ascii="Arial" w:cs="Arial" w:eastAsia="Arial" w:hAnsi="Arial"/>
@@ -24894,7 +24894,7 @@
             <w:pPr>
               <w:spacing w:after="20" w:before="0"/>
             </w:pPr>
-            <w:hyperlink w:history="1" r:id="rIdayxos4e_ha0hfgxfe3p7e">
+            <w:hyperlink w:history="1" r:id="rIdc16eoxhmmrhlr6qg3js0m">
               <w:r>
                 <w:rPr>
                   <w:rFonts w:ascii="Arial" w:cs="Arial" w:eastAsia="Arial" w:hAnsi="Arial"/>
@@ -24927,7 +24927,7 @@
               <w:spacing w:after="10" w:before="0"/>
               <w:ind w:left="120"/>
             </w:pPr>
-            <w:hyperlink w:history="1" r:id="rIdmjvt_x5r2hzx82bqdvtiu">
+            <w:hyperlink w:history="1" r:id="rId94kx6b97feksca933sj4p">
               <w:r>
                 <w:rPr>
                   <w:rFonts w:ascii="Arial" w:cs="Arial" w:eastAsia="Arial" w:hAnsi="Arial"/>
@@ -25122,7 +25122,7 @@
             <w:pPr>
               <w:spacing w:after="20" w:before="0"/>
             </w:pPr>
-            <w:hyperlink w:history="1" r:id="rIdwxb7uznfm8afxywcygw4h">
+            <w:hyperlink w:history="1" r:id="rIdq9o50std05o2dq9xmq2o7">
               <w:r>
                 <w:rPr>
                   <w:rFonts w:ascii="Arial" w:cs="Arial" w:eastAsia="Arial" w:hAnsi="Arial"/>
@@ -25155,7 +25155,7 @@
               <w:spacing w:after="10" w:before="0"/>
               <w:ind w:left="120"/>
             </w:pPr>
-            <w:hyperlink w:history="1" r:id="rIdnesigfflrefznl8l6snp5">
+            <w:hyperlink w:history="1" r:id="rIdefgdf0_4oewq9rkiccunn">
               <w:r>
                 <w:rPr>
                   <w:rFonts w:ascii="Arial" w:cs="Arial" w:eastAsia="Arial" w:hAnsi="Arial"/>
@@ -25200,7 +25200,7 @@
             <w:pPr>
               <w:spacing w:after="20" w:before="0"/>
             </w:pPr>
-            <w:hyperlink w:history="1" r:id="rIdfxgiqcl3a5ooptdjpkv62">
+            <w:hyperlink w:history="1" r:id="rIdoktna2zfko_uy96kngqkg">
               <w:r>
                 <w:rPr>
                   <w:rFonts w:ascii="Arial" w:cs="Arial" w:eastAsia="Arial" w:hAnsi="Arial"/>
@@ -25233,7 +25233,7 @@
               <w:spacing w:after="10" w:before="0"/>
               <w:ind w:left="120"/>
             </w:pPr>
-            <w:hyperlink w:history="1" r:id="rIdgykpclf0lwgfbocmztmz9">
+            <w:hyperlink w:history="1" r:id="rIdccnthqts2jrbrlke9duyc">
               <w:r>
                 <w:rPr>
                   <w:rFonts w:ascii="Arial" w:cs="Arial" w:eastAsia="Arial" w:hAnsi="Arial"/>
@@ -26720,7 +26720,7 @@
             <w:pPr>
               <w:spacing w:after="20" w:before="0"/>
             </w:pPr>
-            <w:hyperlink w:history="1" r:id="rIdzqtbn0ujg3ynwzgh419ah">
+            <w:hyperlink w:history="1" r:id="rId__uisdsophcoml1zup5uv">
               <w:r>
                 <w:rPr>
                   <w:rFonts w:ascii="Arial" w:cs="Arial" w:eastAsia="Arial" w:hAnsi="Arial"/>
@@ -26753,7 +26753,7 @@
               <w:spacing w:after="10" w:before="0"/>
               <w:ind w:left="120"/>
             </w:pPr>
-            <w:hyperlink w:history="1" r:id="rIdxphjsto65kjb_g_t_oksf">
+            <w:hyperlink w:history="1" r:id="rIdrbkah-mtu3tseylrf9xun">
               <w:r>
                 <w:rPr>
                   <w:rFonts w:ascii="Arial" w:cs="Arial" w:eastAsia="Arial" w:hAnsi="Arial"/>
@@ -26798,7 +26798,7 @@
             <w:pPr>
               <w:spacing w:after="20" w:before="0"/>
             </w:pPr>
-            <w:hyperlink w:history="1" r:id="rIdxifx97tpmjdjxvbbzwvv9">
+            <w:hyperlink w:history="1" r:id="rIdrq1nu_gma6ey3agbjcesg">
               <w:r>
                 <w:rPr>
                   <w:rFonts w:ascii="Arial" w:cs="Arial" w:eastAsia="Arial" w:hAnsi="Arial"/>
@@ -26831,7 +26831,7 @@
               <w:spacing w:after="10" w:before="0"/>
               <w:ind w:left="120"/>
             </w:pPr>
-            <w:hyperlink w:history="1" r:id="rIdaby26smchaahrtidaa-fh">
+            <w:hyperlink w:history="1" r:id="rIdoo_6gh25hfxigbt3xvals">
               <w:r>
                 <w:rPr>
                   <w:rFonts w:ascii="Arial" w:cs="Arial" w:eastAsia="Arial" w:hAnsi="Arial"/>
@@ -27026,7 +27026,7 @@
             <w:pPr>
               <w:spacing w:after="20" w:before="0"/>
             </w:pPr>
-            <w:hyperlink w:history="1" r:id="rIdyhk9usiq23qcdfmfuqmuq">
+            <w:hyperlink w:history="1" r:id="rIdtp6j6nmkpciqf0pjlafvg">
               <w:r>
                 <w:rPr>
                   <w:rFonts w:ascii="Arial" w:cs="Arial" w:eastAsia="Arial" w:hAnsi="Arial"/>
@@ -27059,7 +27059,7 @@
               <w:spacing w:after="10" w:before="0"/>
               <w:ind w:left="120"/>
             </w:pPr>
-            <w:hyperlink w:history="1" r:id="rId5dc0mz3wsiwf1msh0r_z_">
+            <w:hyperlink w:history="1" r:id="rIdvcqa2vj8flqp-zy5kz11y">
               <w:r>
                 <w:rPr>
                   <w:rFonts w:ascii="Arial" w:cs="Arial" w:eastAsia="Arial" w:hAnsi="Arial"/>
@@ -27104,7 +27104,7 @@
             <w:pPr>
               <w:spacing w:after="20" w:before="0"/>
             </w:pPr>
-            <w:hyperlink w:history="1" r:id="rIdvgp8kisgwwxqqvite5bys">
+            <w:hyperlink w:history="1" r:id="rIdlmoaqgryh5g-uz-vej2yc">
               <w:r>
                 <w:rPr>
                   <w:rFonts w:ascii="Arial" w:cs="Arial" w:eastAsia="Arial" w:hAnsi="Arial"/>
@@ -27137,7 +27137,7 @@
               <w:spacing w:after="10" w:before="0"/>
               <w:ind w:left="120"/>
             </w:pPr>
-            <w:hyperlink w:history="1" r:id="rIdyulor567e_qpnkecohher">
+            <w:hyperlink w:history="1" r:id="rId7uytyhvfmqesxyr6yr50n">
               <w:r>
                 <w:rPr>
                   <w:rFonts w:ascii="Arial" w:cs="Arial" w:eastAsia="Arial" w:hAnsi="Arial"/>
@@ -27332,7 +27332,7 @@
             <w:pPr>
               <w:spacing w:after="20" w:before="0"/>
             </w:pPr>
-            <w:hyperlink w:history="1" r:id="rIdj3ew75q0o-6vtcxt9kgzf">
+            <w:hyperlink w:history="1" r:id="rIdsbk_iqpvjcfyxoglxbi3e">
               <w:r>
                 <w:rPr>
                   <w:rFonts w:ascii="Arial" w:cs="Arial" w:eastAsia="Arial" w:hAnsi="Arial"/>
@@ -27365,7 +27365,7 @@
               <w:spacing w:after="10" w:before="0"/>
               <w:ind w:left="120"/>
             </w:pPr>
-            <w:hyperlink w:history="1" r:id="rIdwucznvx8aao7xkeomlmwo">
+            <w:hyperlink w:history="1" r:id="rIdbjx98xvorfdy51tqjm39m">
               <w:r>
                 <w:rPr>
                   <w:rFonts w:ascii="Arial" w:cs="Arial" w:eastAsia="Arial" w:hAnsi="Arial"/>
@@ -27410,7 +27410,7 @@
             <w:pPr>
               <w:spacing w:after="20" w:before="0"/>
             </w:pPr>
-            <w:hyperlink w:history="1" r:id="rIds_j791q5jzl4wattvbffq">
+            <w:hyperlink w:history="1" r:id="rIdhx0zjuf8jhadgnatjqmfb">
               <w:r>
                 <w:rPr>
                   <w:rFonts w:ascii="Arial" w:cs="Arial" w:eastAsia="Arial" w:hAnsi="Arial"/>
@@ -27443,7 +27443,7 @@
               <w:spacing w:after="10" w:before="0"/>
               <w:ind w:left="120"/>
             </w:pPr>
-            <w:hyperlink w:history="1" r:id="rId4aacc1hzqvqtwk5cf5oh3">
+            <w:hyperlink w:history="1" r:id="rIdukqjbeafx39ojkjezdurb">
               <w:r>
                 <w:rPr>
                   <w:rFonts w:ascii="Arial" w:cs="Arial" w:eastAsia="Arial" w:hAnsi="Arial"/>
@@ -27638,7 +27638,7 @@
             <w:pPr>
               <w:spacing w:after="20" w:before="0"/>
             </w:pPr>
-            <w:hyperlink w:history="1" r:id="rIdid3xkhiigbauqshuvi-lr">
+            <w:hyperlink w:history="1" r:id="rIdosj0xio7jztsi0lyuz1oc">
               <w:r>
                 <w:rPr>
                   <w:rFonts w:ascii="Arial" w:cs="Arial" w:eastAsia="Arial" w:hAnsi="Arial"/>
@@ -27671,7 +27671,7 @@
               <w:spacing w:after="10" w:before="0"/>
               <w:ind w:left="120"/>
             </w:pPr>
-            <w:hyperlink w:history="1" r:id="rIdn-woj_rrkpw16hon_bmm8">
+            <w:hyperlink w:history="1" r:id="rIdj8veou01vieaz5wuhtmqb">
               <w:r>
                 <w:rPr>
                   <w:rFonts w:ascii="Arial" w:cs="Arial" w:eastAsia="Arial" w:hAnsi="Arial"/>
@@ -27716,7 +27716,7 @@
             <w:pPr>
               <w:spacing w:after="20" w:before="0"/>
             </w:pPr>
-            <w:hyperlink w:history="1" r:id="rIdfho8pku6bvx7spmibxoqa">
+            <w:hyperlink w:history="1" r:id="rIde8kwo3bsdam3lz-u_qmez">
               <w:r>
                 <w:rPr>
                   <w:rFonts w:ascii="Arial" w:cs="Arial" w:eastAsia="Arial" w:hAnsi="Arial"/>
@@ -27749,7 +27749,7 @@
               <w:spacing w:after="10" w:before="0"/>
               <w:ind w:left="120"/>
             </w:pPr>
-            <w:hyperlink w:history="1" r:id="rIdgss6a9rlcgpbkuvq8tdso">
+            <w:hyperlink w:history="1" r:id="rIdk2h0jeea1mabeaydb6odp">
               <w:r>
                 <w:rPr>
                   <w:rFonts w:ascii="Arial" w:cs="Arial" w:eastAsia="Arial" w:hAnsi="Arial"/>
@@ -27944,7 +27944,7 @@
             <w:pPr>
               <w:spacing w:after="20" w:before="0"/>
             </w:pPr>
-            <w:hyperlink w:history="1" r:id="rIdif6afqittp-cncyksbib7">
+            <w:hyperlink w:history="1" r:id="rIdqjtdco5jihxeok-olibdn">
               <w:r>
                 <w:rPr>
                   <w:rFonts w:ascii="Arial" w:cs="Arial" w:eastAsia="Arial" w:hAnsi="Arial"/>
@@ -27977,7 +27977,7 @@
               <w:spacing w:after="10" w:before="0"/>
               <w:ind w:left="120"/>
             </w:pPr>
-            <w:hyperlink w:history="1" r:id="rIdzljymealc4deghmcburdl">
+            <w:hyperlink w:history="1" r:id="rId8apihx_wwxy9d5ronywpm">
               <w:r>
                 <w:rPr>
                   <w:rFonts w:ascii="Arial" w:cs="Arial" w:eastAsia="Arial" w:hAnsi="Arial"/>
@@ -28022,7 +28022,7 @@
             <w:pPr>
               <w:spacing w:after="20" w:before="0"/>
             </w:pPr>
-            <w:hyperlink w:history="1" r:id="rIdxr_cnm_ixb9tocifpqk7h">
+            <w:hyperlink w:history="1" r:id="rIdtwveos6t2nc6jm9xgkvpy">
               <w:r>
                 <w:rPr>
                   <w:rFonts w:ascii="Arial" w:cs="Arial" w:eastAsia="Arial" w:hAnsi="Arial"/>
@@ -28055,7 +28055,7 @@
               <w:spacing w:after="10" w:before="0"/>
               <w:ind w:left="120"/>
             </w:pPr>
-            <w:hyperlink w:history="1" r:id="rIdwdt384tii1kzauz-xa-4n">
+            <w:hyperlink w:history="1" r:id="rIdgkzbls9ctz0_r9wtk_9st">
               <w:r>
                 <w:rPr>
                   <w:rFonts w:ascii="Arial" w:cs="Arial" w:eastAsia="Arial" w:hAnsi="Arial"/>
